--- a/ch4_thesis.docx
+++ b/ch4_thesis.docx
@@ -151,7 +151,7 @@
           <w:color w:val="000000"/>
           <w:sz w:val="32"/>
         </w:rPr>
-        <w:t>7,695 หน่วยการทดลอง (7,695 Evaluation Units)</w:t>
+        <w:t>6,840 หน่วยการทดลอง (6,840 Evaluation Units)</w:t>
       </w:r>
     </w:p>
     <w:p>
@@ -809,7 +809,7 @@
                 <w:rFonts w:ascii="TH Sarabun PSK" w:hAnsi="TH Sarabun PSK"/>
                 <w:sz w:val="26"/>
               </w:rPr>
-              <w:t>36 กรณีศึกษา</w:t>
+              <w:t>95 กรณีศึกษา (ประเมินทั้งชุดทดสอบ พบ 18 เคสที่มีการปฏิเสธ)</w:t>
             </w:r>
           </w:p>
         </w:tc>
@@ -859,7 +859,7 @@
                 <w:rFonts w:ascii="TH Sarabun PSK" w:hAnsi="TH Sarabun PSK"/>
                 <w:sz w:val="26"/>
               </w:rPr>
-              <w:t>39 กรณีศึกษา</w:t>
+              <w:t>75 กรณีศึกษา (95 − 20 adversarial)</w:t>
             </w:r>
           </w:p>
         </w:tc>
@@ -1059,7 +1059,7 @@
                 <w:rFonts w:ascii="TH Sarabun PSK" w:hAnsi="TH Sarabun PSK"/>
                 <w:sz w:val="26"/>
               </w:rPr>
-              <w:t>**7,695 Units** ($95 \text{ cases} \times 3 \text{ models} \times 3 \text{ repeats} \times 8 \text{ strategies}$)</w:t>
+              <w:t>**6,840 Units** ($95 \text{ cases} \times 3 \text{ models} \times 3 \text{ repeats} \times 8 \text{ strategies}$)</w:t>
             </w:r>
           </w:p>
         </w:tc>
@@ -1218,7 +1218,7 @@
           <w:color w:val="000000"/>
           <w:sz w:val="32"/>
         </w:rPr>
-        <w:t>การประเมินทำบนชุดทดสอบความขัดแย้งเชิงบริบทจำนวน 68 กรณีศึกษา (แบ่งเป็น Positive Cases 50 กรณีศึกษา และ Negated Cases 18 กรณีศึกษา) ผลสรุปดังแสดงในตารางที่ 4.2</w:t>
+        <w:t>การประเมินทำบนชุดทดสอบมาตรฐานทั้งหมด 95 กรณีศึกษา โดยใช้ Contextual Polarity Gate ตรวจสอบหน้าต่างบริบท 30 ตัวอักษร พบว่า 18 เคสมีรูปแบบปฏิเสธ (Negated) และ 77 เคสยืนยัน (Positive) ผลสรุปดังแสดงในตารางที่ 4.2</w:t>
       </w:r>
     </w:p>
     <w:p>
@@ -1345,7 +1345,7 @@
                 <w:rFonts w:ascii="TH Sarabun PSK" w:hAnsi="TH Sarabun PSK"/>
                 <w:sz w:val="26"/>
               </w:rPr>
-              <w:t>68 เคส</w:t>
+              <w:t>95 เคส</w:t>
             </w:r>
           </w:p>
         </w:tc>
@@ -1395,7 +1395,7 @@
                 <w:rFonts w:ascii="TH Sarabun PSK" w:hAnsi="TH Sarabun PSK"/>
                 <w:sz w:val="26"/>
               </w:rPr>
-              <w:t>50 เคส / 18 เคส</w:t>
+              <w:t>77 เคส / 18 เคส</w:t>
             </w:r>
           </w:p>
         </w:tc>
@@ -1445,7 +1445,7 @@
                 <w:rFonts w:ascii="TH Sarabun PSK" w:hAnsi="TH Sarabun PSK"/>
                 <w:sz w:val="26"/>
               </w:rPr>
-              <w:t>**88.24%** (0.8824)</w:t>
+              <w:t>**86.32%** (0.8632)</w:t>
             </w:r>
           </w:p>
         </w:tc>
@@ -1545,7 +1545,7 @@
                 <w:rFonts w:ascii="TH Sarabun PSK" w:hAnsi="TH Sarabun PSK"/>
                 <w:sz w:val="26"/>
               </w:rPr>
-              <w:t>**6.00%** (3/50 เคส)</w:t>
+              <w:t>**10.39%** (8/77 เคส)</w:t>
             </w:r>
           </w:p>
         </w:tc>
@@ -1595,7 +1595,7 @@
                 <w:rFonts w:ascii="TH Sarabun PSK" w:hAnsi="TH Sarabun PSK"/>
                 <w:sz w:val="26"/>
               </w:rPr>
-              <w:t>81.25% (0.8125)</w:t>
+              <w:t>61.90% (0.6190)</w:t>
             </w:r>
           </w:p>
         </w:tc>
@@ -1645,7 +1645,7 @@
                 <w:rFonts w:ascii="TH Sarabun PSK" w:hAnsi="TH Sarabun PSK"/>
                 <w:sz w:val="26"/>
               </w:rPr>
-              <w:t>76.47% (0.7647)</w:t>
+              <w:t>66.67% (0.6667)</w:t>
             </w:r>
           </w:p>
         </w:tc>
@@ -1695,7 +1695,7 @@
                 <w:rFonts w:ascii="TH Sarabun PSK" w:hAnsi="TH Sarabun PSK"/>
                 <w:sz w:val="26"/>
               </w:rPr>
-              <w:t>**0.9760** (เกือบไม่ถูกลดทอน)</w:t>
+              <w:t>**0.9675** (เกือบไม่ถูกลดทอน)</w:t>
             </w:r>
           </w:p>
         </w:tc>
@@ -1764,7 +1764,7 @@
           <w:color w:val="000000"/>
           <w:sz w:val="32"/>
         </w:rPr>
-        <w:t xml:space="preserve">เมื่อจำแนกตามความยาวของข้อความกรณีศึกษา พบว่าในข้อความสั้น (&lt; 100 ตัวอักษร) ระบบสามารถตรวจจับการปฏิเสธได้สมบูรณ์ </w:t>
+        <w:t xml:space="preserve">เมื่อจำแนกตามความยาวของข้อความกรณีศึกษา พบว่าในข้อความสั้น ระบบสามารถตรวจจับการปฏิเสธได้สมบูรณ์ </w:t>
       </w:r>
       <w:r>
         <w:rPr>
@@ -1773,7 +1773,7 @@
           <w:color w:val="000000"/>
           <w:sz w:val="32"/>
         </w:rPr>
-        <w:t>100.0% (5/5 เคส)</w:t>
+        <w:t>100.0% (6/6 เคส)</w:t>
       </w:r>
       <w:r>
         <w:rPr>
@@ -1811,7 +1811,7 @@
           <w:color w:val="000000"/>
           <w:sz w:val="32"/>
         </w:rPr>
-        <w:t>50.0% (4/8 เคส)</w:t>
+        <w:t>50.0% (3/6 เคส)</w:t>
       </w:r>
       <w:r>
         <w:rPr>
@@ -1821,7 +1821,7 @@
           <w:color w:val="000000"/>
           <w:sz w:val="32"/>
         </w:rPr>
-        <w:t xml:space="preserve"> ซึ่งสะท้อนว่า Contextual Polarity Gate ทำหน้าที่เป็นกลไกยับยั้งบวกเท็จได้อย่างมีประสิทธิภาพสูงในประโยคระดับปานกลาง</w:t>
+        <w:t xml:space="preserve"> ซึ่งสะท้อนว่า Contextual Polarity Gate ทำหน้าที่เป็นกลไกยับยั้งบวกเท็จได้อย่างมีประสิทธิภาพสูงในประโยคระดับปานกลาง แต่อัตรา FPR ที่ 10.39% แสดงว่ายังคงมีโอกาสเกิดบวกเท็จในเคสบางส่วน</w:t>
       </w:r>
     </w:p>
     <w:p>
@@ -2819,7 +2819,7 @@
                 <w:rFonts w:ascii="TH Sarabun PSK" w:hAnsi="TH Sarabun PSK"/>
                 <w:sz w:val="26"/>
               </w:rPr>
-              <w:t>0.1973</w:t>
+              <w:t>0.1999</w:t>
             </w:r>
           </w:p>
         </w:tc>
@@ -2843,7 +2843,7 @@
                 <w:rFonts w:ascii="TH Sarabun PSK" w:hAnsi="TH Sarabun PSK"/>
                 <w:sz w:val="26"/>
               </w:rPr>
-              <w:t>0.2583</w:t>
+              <w:t>0.2622</w:t>
             </w:r>
           </w:p>
         </w:tc>
@@ -2867,7 +2867,7 @@
                 <w:rFonts w:ascii="TH Sarabun PSK" w:hAnsi="TH Sarabun PSK"/>
                 <w:sz w:val="26"/>
               </w:rPr>
-              <w:t>0.2001</w:t>
+              <w:t>0.2017</w:t>
             </w:r>
           </w:p>
         </w:tc>
@@ -2891,7 +2891,7 @@
                 <w:rFonts w:ascii="TH Sarabun PSK" w:hAnsi="TH Sarabun PSK"/>
                 <w:sz w:val="26"/>
               </w:rPr>
-              <w:t>0.2268</w:t>
+              <w:t>0.2319</w:t>
             </w:r>
           </w:p>
         </w:tc>
@@ -3159,7 +3159,7 @@
                 <w:rFonts w:ascii="TH Sarabun PSK" w:hAnsi="TH Sarabun PSK"/>
                 <w:sz w:val="26"/>
               </w:rPr>
-              <w:t>0.0770</w:t>
+              <w:t>0.0807</w:t>
             </w:r>
           </w:p>
         </w:tc>
@@ -3183,7 +3183,7 @@
                 <w:rFonts w:ascii="TH Sarabun PSK" w:hAnsi="TH Sarabun PSK"/>
                 <w:sz w:val="26"/>
               </w:rPr>
-              <w:t>0.0858</w:t>
+              <w:t>0.0896</w:t>
             </w:r>
           </w:p>
         </w:tc>
@@ -3207,7 +3207,7 @@
                 <w:rFonts w:ascii="TH Sarabun PSK" w:hAnsi="TH Sarabun PSK"/>
                 <w:sz w:val="26"/>
               </w:rPr>
-              <w:t>0.0674</w:t>
+              <w:t>0.0722</w:t>
             </w:r>
           </w:p>
         </w:tc>
@@ -3231,7 +3231,7 @@
                 <w:rFonts w:ascii="TH Sarabun PSK" w:hAnsi="TH Sarabun PSK"/>
                 <w:sz w:val="26"/>
               </w:rPr>
-              <w:t>0.0988</w:t>
+              <w:t>0.1025</w:t>
             </w:r>
           </w:p>
         </w:tc>
@@ -3255,7 +3255,7 @@
                 <w:rFonts w:ascii="TH Sarabun PSK" w:hAnsi="TH Sarabun PSK"/>
                 <w:sz w:val="26"/>
               </w:rPr>
-              <w:t>0.0274</w:t>
+              <w:t>0.0288</w:t>
             </w:r>
           </w:p>
         </w:tc>
@@ -3805,7 +3805,7 @@
           <w:color w:val="000000"/>
           <w:sz w:val="32"/>
         </w:rPr>
-        <w:t>ตารางที่ 4.4 ผลการทดสอบนัยสำคัญทางสถิติแบบคู่ (n=95 กรณีศึกษา)</w:t>
+        <w:t>ตารางที่ 4.4 ผลการทดสอบนัยสำคัญทางสถิติแบบคู่ (n=95 กรณีศึกษา, Holm-Bonferroni Correction)</w:t>
       </w:r>
     </w:p>
     <w:tbl>
@@ -3847,7 +3847,7 @@
                 <w:color w:val="003366"/>
                 <w:sz w:val="28"/>
               </w:rPr>
-              <w:t>คู่เปรียบเทียบ (Pairwise Comparison)</w:t>
+              <w:t>คู่เปรียบเทียบ</w:t>
             </w:r>
           </w:p>
         </w:tc>
@@ -3951,7 +3951,7 @@
                 <w:color w:val="003366"/>
                 <w:sz w:val="28"/>
               </w:rPr>
-              <w:t>ผลต่าง ($\Delta$)</w:t>
+              <w:t>$\Delta$</w:t>
             </w:r>
           </w:p>
         </w:tc>
@@ -3977,7 +3977,7 @@
                 <w:color w:val="003366"/>
                 <w:sz w:val="28"/>
               </w:rPr>
-              <w:t>Raw $p$-value</w:t>
+              <w:t>Raw $p$</w:t>
             </w:r>
           </w:p>
         </w:tc>
@@ -4003,7 +4003,7 @@
                 <w:color w:val="003366"/>
                 <w:sz w:val="28"/>
               </w:rPr>
-              <w:t>Holm $p$-value</w:t>
+              <w:t>Holm $p$</w:t>
             </w:r>
           </w:p>
         </w:tc>
@@ -4029,7 +4029,7 @@
                 <w:color w:val="003366"/>
                 <w:sz w:val="28"/>
               </w:rPr>
-              <w:t>ข้อสรุปเชิงวิชาการ</w:t>
+              <w:t>ข้อสรุป</w:t>
             </w:r>
           </w:p>
         </w:tc>
@@ -4175,7 +4175,7 @@
                 <w:rFonts w:ascii="TH Sarabun PSK" w:hAnsi="TH Sarabun PSK"/>
                 <w:sz w:val="26"/>
               </w:rPr>
-              <w:t>**&lt; 0.0001**</w:t>
+              <w:t>0.0063</w:t>
             </w:r>
           </w:p>
         </w:tc>
@@ -4199,7 +4199,7 @@
                 <w:rFonts w:ascii="TH Sarabun PSK" w:hAnsi="TH Sarabun PSK"/>
                 <w:sz w:val="26"/>
               </w:rPr>
-              <w:t>**&lt; 0.0001**</w:t>
+              <w:t>0.0251</w:t>
             </w:r>
           </w:p>
         </w:tc>
@@ -4223,7 +4223,7 @@
                 <w:rFonts w:ascii="TH Sarabun PSK" w:hAnsi="TH Sarabun PSK"/>
                 <w:sz w:val="26"/>
               </w:rPr>
-              <w:t>🟢 `Supported` ($p &lt; 0.001$)</w:t>
+              <w:t>🟢 มีนัยสำคัญ ($p &lt; 0.05$)</w:t>
             </w:r>
           </w:p>
         </w:tc>
@@ -4369,7 +4369,7 @@
                 <w:rFonts w:ascii="TH Sarabun PSK" w:hAnsi="TH Sarabun PSK"/>
                 <w:sz w:val="26"/>
               </w:rPr>
-              <w:t>**&lt; 0.0001**</w:t>
+              <w:t>0.0010</w:t>
             </w:r>
           </w:p>
         </w:tc>
@@ -4393,7 +4393,7 @@
                 <w:rFonts w:ascii="TH Sarabun PSK" w:hAnsi="TH Sarabun PSK"/>
                 <w:sz w:val="26"/>
               </w:rPr>
-              <w:t>**&lt; 0.0001**</w:t>
+              <w:t>0.0052</w:t>
             </w:r>
           </w:p>
         </w:tc>
@@ -4417,7 +4417,395 @@
                 <w:rFonts w:ascii="TH Sarabun PSK" w:hAnsi="TH Sarabun PSK"/>
                 <w:sz w:val="26"/>
               </w:rPr>
-              <w:t>🟢 `Supported` ($p &lt; 0.001$)</w:t>
+              <w:t>🟢 มีนัยสำคัญ ($p &lt; 0.01$)</w:t>
+            </w:r>
+          </w:p>
+        </w:tc>
+      </w:tr>
+      <w:tr>
+        <w:tc>
+          <w:tcPr>
+            <w:tcW w:type="dxa" w:w="1080"/>
+            <w:shd w:fill="FFFFFF"/>
+            <w:tcMar>
+              <w:top w:w="80" w:type="dxa"/>
+              <w:bottom w:w="80" w:type="dxa"/>
+              <w:left w:w="100" w:type="dxa"/>
+              <w:right w:w="100" w:type="dxa"/>
+            </w:tcMar>
+          </w:tcPr>
+          <w:p>
+            <w:pPr>
+              <w:jc w:val="left"/>
+            </w:pPr>
+            <w:r>
+              <w:rPr>
+                <w:rFonts w:ascii="TH Sarabun PSK" w:hAnsi="TH Sarabun PSK"/>
+                <w:sz w:val="26"/>
+              </w:rPr>
+              <w:t>`h2l-naive_rag` vs `h2l-hybrid`</w:t>
+            </w:r>
+          </w:p>
+        </w:tc>
+        <w:tc>
+          <w:tcPr>
+            <w:tcW w:type="dxa" w:w="1080"/>
+            <w:shd w:fill="FFFFFF"/>
+            <w:tcMar>
+              <w:top w:w="80" w:type="dxa"/>
+              <w:bottom w:w="80" w:type="dxa"/>
+              <w:left w:w="100" w:type="dxa"/>
+              <w:right w:w="100" w:type="dxa"/>
+            </w:tcMar>
+          </w:tcPr>
+          <w:p>
+            <w:pPr>
+              <w:jc w:val="center"/>
+            </w:pPr>
+            <w:r>
+              <w:rPr>
+                <w:rFonts w:ascii="TH Sarabun PSK" w:hAnsi="TH Sarabun PSK"/>
+                <w:sz w:val="26"/>
+              </w:rPr>
+              <w:t>nDCG@5</w:t>
+            </w:r>
+          </w:p>
+        </w:tc>
+        <w:tc>
+          <w:tcPr>
+            <w:tcW w:type="dxa" w:w="1080"/>
+            <w:shd w:fill="FFFFFF"/>
+            <w:tcMar>
+              <w:top w:w="80" w:type="dxa"/>
+              <w:bottom w:w="80" w:type="dxa"/>
+              <w:left w:w="100" w:type="dxa"/>
+              <w:right w:w="100" w:type="dxa"/>
+            </w:tcMar>
+          </w:tcPr>
+          <w:p>
+            <w:pPr>
+              <w:jc w:val="center"/>
+            </w:pPr>
+            <w:r>
+              <w:rPr>
+                <w:rFonts w:ascii="TH Sarabun PSK" w:hAnsi="TH Sarabun PSK"/>
+                <w:sz w:val="26"/>
+              </w:rPr>
+              <w:t>0.2017</w:t>
+            </w:r>
+          </w:p>
+        </w:tc>
+        <w:tc>
+          <w:tcPr>
+            <w:tcW w:type="dxa" w:w="1080"/>
+            <w:shd w:fill="FFFFFF"/>
+            <w:tcMar>
+              <w:top w:w="80" w:type="dxa"/>
+              <w:bottom w:w="80" w:type="dxa"/>
+              <w:left w:w="100" w:type="dxa"/>
+              <w:right w:w="100" w:type="dxa"/>
+            </w:tcMar>
+          </w:tcPr>
+          <w:p>
+            <w:pPr>
+              <w:jc w:val="center"/>
+            </w:pPr>
+            <w:r>
+              <w:rPr>
+                <w:rFonts w:ascii="TH Sarabun PSK" w:hAnsi="TH Sarabun PSK"/>
+                <w:sz w:val="26"/>
+              </w:rPr>
+              <w:t>0.2485</w:t>
+            </w:r>
+          </w:p>
+        </w:tc>
+        <w:tc>
+          <w:tcPr>
+            <w:tcW w:type="dxa" w:w="1080"/>
+            <w:shd w:fill="FFFFFF"/>
+            <w:tcMar>
+              <w:top w:w="80" w:type="dxa"/>
+              <w:bottom w:w="80" w:type="dxa"/>
+              <w:left w:w="100" w:type="dxa"/>
+              <w:right w:w="100" w:type="dxa"/>
+            </w:tcMar>
+          </w:tcPr>
+          <w:p>
+            <w:pPr>
+              <w:jc w:val="center"/>
+            </w:pPr>
+            <w:r>
+              <w:rPr>
+                <w:rFonts w:ascii="TH Sarabun PSK" w:hAnsi="TH Sarabun PSK"/>
+                <w:sz w:val="26"/>
+              </w:rPr>
+              <w:t>**+0.0468**</w:t>
+            </w:r>
+          </w:p>
+        </w:tc>
+        <w:tc>
+          <w:tcPr>
+            <w:tcW w:type="dxa" w:w="1080"/>
+            <w:shd w:fill="FFFFFF"/>
+            <w:tcMar>
+              <w:top w:w="80" w:type="dxa"/>
+              <w:bottom w:w="80" w:type="dxa"/>
+              <w:left w:w="100" w:type="dxa"/>
+              <w:right w:w="100" w:type="dxa"/>
+            </w:tcMar>
+          </w:tcPr>
+          <w:p>
+            <w:pPr>
+              <w:jc w:val="center"/>
+            </w:pPr>
+            <w:r>
+              <w:rPr>
+                <w:rFonts w:ascii="TH Sarabun PSK" w:hAnsi="TH Sarabun PSK"/>
+                <w:sz w:val="26"/>
+              </w:rPr>
+              <w:t>0.0034</w:t>
+            </w:r>
+          </w:p>
+        </w:tc>
+        <w:tc>
+          <w:tcPr>
+            <w:tcW w:type="dxa" w:w="1080"/>
+            <w:shd w:fill="FFFFFF"/>
+            <w:tcMar>
+              <w:top w:w="80" w:type="dxa"/>
+              <w:bottom w:w="80" w:type="dxa"/>
+              <w:left w:w="100" w:type="dxa"/>
+              <w:right w:w="100" w:type="dxa"/>
+            </w:tcMar>
+          </w:tcPr>
+          <w:p>
+            <w:pPr>
+              <w:jc w:val="center"/>
+            </w:pPr>
+            <w:r>
+              <w:rPr>
+                <w:rFonts w:ascii="TH Sarabun PSK" w:hAnsi="TH Sarabun PSK"/>
+                <w:sz w:val="26"/>
+              </w:rPr>
+              <w:t>0.0168</w:t>
+            </w:r>
+          </w:p>
+        </w:tc>
+        <w:tc>
+          <w:tcPr>
+            <w:tcW w:type="dxa" w:w="1080"/>
+            <w:shd w:fill="FFFFFF"/>
+            <w:tcMar>
+              <w:top w:w="80" w:type="dxa"/>
+              <w:bottom w:w="80" w:type="dxa"/>
+              <w:left w:w="100" w:type="dxa"/>
+              <w:right w:w="100" w:type="dxa"/>
+            </w:tcMar>
+          </w:tcPr>
+          <w:p>
+            <w:pPr>
+              <w:jc w:val="center"/>
+            </w:pPr>
+            <w:r>
+              <w:rPr>
+                <w:rFonts w:ascii="TH Sarabun PSK" w:hAnsi="TH Sarabun PSK"/>
+                <w:sz w:val="26"/>
+              </w:rPr>
+              <w:t>🟢 มีนัยสำคัญ ($p &lt; 0.05$)</w:t>
+            </w:r>
+          </w:p>
+        </w:tc>
+      </w:tr>
+      <w:tr>
+        <w:tc>
+          <w:tcPr>
+            <w:tcW w:type="dxa" w:w="1080"/>
+            <w:shd w:fill="FAFAFA"/>
+            <w:tcMar>
+              <w:top w:w="80" w:type="dxa"/>
+              <w:bottom w:w="80" w:type="dxa"/>
+              <w:left w:w="100" w:type="dxa"/>
+              <w:right w:w="100" w:type="dxa"/>
+            </w:tcMar>
+          </w:tcPr>
+          <w:p>
+            <w:pPr>
+              <w:jc w:val="left"/>
+            </w:pPr>
+            <w:r>
+              <w:rPr>
+                <w:rFonts w:ascii="TH Sarabun PSK" w:hAnsi="TH Sarabun PSK"/>
+                <w:sz w:val="26"/>
+              </w:rPr>
+              <w:t>`h2l-naive_rag` vs `h2l-hybrid`</w:t>
+            </w:r>
+          </w:p>
+        </w:tc>
+        <w:tc>
+          <w:tcPr>
+            <w:tcW w:type="dxa" w:w="1080"/>
+            <w:shd w:fill="FAFAFA"/>
+            <w:tcMar>
+              <w:top w:w="80" w:type="dxa"/>
+              <w:bottom w:w="80" w:type="dxa"/>
+              <w:left w:w="100" w:type="dxa"/>
+              <w:right w:w="100" w:type="dxa"/>
+            </w:tcMar>
+          </w:tcPr>
+          <w:p>
+            <w:pPr>
+              <w:jc w:val="center"/>
+            </w:pPr>
+            <w:r>
+              <w:rPr>
+                <w:rFonts w:ascii="TH Sarabun PSK" w:hAnsi="TH Sarabun PSK"/>
+                <w:sz w:val="26"/>
+              </w:rPr>
+              <w:t>nDCG@10</w:t>
+            </w:r>
+          </w:p>
+        </w:tc>
+        <w:tc>
+          <w:tcPr>
+            <w:tcW w:type="dxa" w:w="1080"/>
+            <w:shd w:fill="FAFAFA"/>
+            <w:tcMar>
+              <w:top w:w="80" w:type="dxa"/>
+              <w:bottom w:w="80" w:type="dxa"/>
+              <w:left w:w="100" w:type="dxa"/>
+              <w:right w:w="100" w:type="dxa"/>
+            </w:tcMar>
+          </w:tcPr>
+          <w:p>
+            <w:pPr>
+              <w:jc w:val="center"/>
+            </w:pPr>
+            <w:r>
+              <w:rPr>
+                <w:rFonts w:ascii="TH Sarabun PSK" w:hAnsi="TH Sarabun PSK"/>
+                <w:sz w:val="26"/>
+              </w:rPr>
+              <w:t>0.2319</w:t>
+            </w:r>
+          </w:p>
+        </w:tc>
+        <w:tc>
+          <w:tcPr>
+            <w:tcW w:type="dxa" w:w="1080"/>
+            <w:shd w:fill="FAFAFA"/>
+            <w:tcMar>
+              <w:top w:w="80" w:type="dxa"/>
+              <w:bottom w:w="80" w:type="dxa"/>
+              <w:left w:w="100" w:type="dxa"/>
+              <w:right w:w="100" w:type="dxa"/>
+            </w:tcMar>
+          </w:tcPr>
+          <w:p>
+            <w:pPr>
+              <w:jc w:val="center"/>
+            </w:pPr>
+            <w:r>
+              <w:rPr>
+                <w:rFonts w:ascii="TH Sarabun PSK" w:hAnsi="TH Sarabun PSK"/>
+                <w:sz w:val="26"/>
+              </w:rPr>
+              <w:t>0.2734</w:t>
+            </w:r>
+          </w:p>
+        </w:tc>
+        <w:tc>
+          <w:tcPr>
+            <w:tcW w:type="dxa" w:w="1080"/>
+            <w:shd w:fill="FAFAFA"/>
+            <w:tcMar>
+              <w:top w:w="80" w:type="dxa"/>
+              <w:bottom w:w="80" w:type="dxa"/>
+              <w:left w:w="100" w:type="dxa"/>
+              <w:right w:w="100" w:type="dxa"/>
+            </w:tcMar>
+          </w:tcPr>
+          <w:p>
+            <w:pPr>
+              <w:jc w:val="center"/>
+            </w:pPr>
+            <w:r>
+              <w:rPr>
+                <w:rFonts w:ascii="TH Sarabun PSK" w:hAnsi="TH Sarabun PSK"/>
+                <w:sz w:val="26"/>
+              </w:rPr>
+              <w:t>**+0.0415**</w:t>
+            </w:r>
+          </w:p>
+        </w:tc>
+        <w:tc>
+          <w:tcPr>
+            <w:tcW w:type="dxa" w:w="1080"/>
+            <w:shd w:fill="FAFAFA"/>
+            <w:tcMar>
+              <w:top w:w="80" w:type="dxa"/>
+              <w:bottom w:w="80" w:type="dxa"/>
+              <w:left w:w="100" w:type="dxa"/>
+              <w:right w:w="100" w:type="dxa"/>
+            </w:tcMar>
+          </w:tcPr>
+          <w:p>
+            <w:pPr>
+              <w:jc w:val="center"/>
+            </w:pPr>
+            <w:r>
+              <w:rPr>
+                <w:rFonts w:ascii="TH Sarabun PSK" w:hAnsi="TH Sarabun PSK"/>
+                <w:sz w:val="26"/>
+              </w:rPr>
+              <w:t>0.0034</w:t>
+            </w:r>
+          </w:p>
+        </w:tc>
+        <w:tc>
+          <w:tcPr>
+            <w:tcW w:type="dxa" w:w="1080"/>
+            <w:shd w:fill="FAFAFA"/>
+            <w:tcMar>
+              <w:top w:w="80" w:type="dxa"/>
+              <w:bottom w:w="80" w:type="dxa"/>
+              <w:left w:w="100" w:type="dxa"/>
+              <w:right w:w="100" w:type="dxa"/>
+            </w:tcMar>
+          </w:tcPr>
+          <w:p>
+            <w:pPr>
+              <w:jc w:val="center"/>
+            </w:pPr>
+            <w:r>
+              <w:rPr>
+                <w:rFonts w:ascii="TH Sarabun PSK" w:hAnsi="TH Sarabun PSK"/>
+                <w:sz w:val="26"/>
+              </w:rPr>
+              <w:t>0.0135</w:t>
+            </w:r>
+          </w:p>
+        </w:tc>
+        <w:tc>
+          <w:tcPr>
+            <w:tcW w:type="dxa" w:w="1080"/>
+            <w:shd w:fill="FAFAFA"/>
+            <w:tcMar>
+              <w:top w:w="80" w:type="dxa"/>
+              <w:bottom w:w="80" w:type="dxa"/>
+              <w:left w:w="100" w:type="dxa"/>
+              <w:right w:w="100" w:type="dxa"/>
+            </w:tcMar>
+          </w:tcPr>
+          <w:p>
+            <w:pPr>
+              <w:jc w:val="center"/>
+            </w:pPr>
+            <w:r>
+              <w:rPr>
+                <w:rFonts w:ascii="TH Sarabun PSK" w:hAnsi="TH Sarabun PSK"/>
+                <w:sz w:val="26"/>
+              </w:rPr>
+              <w:t>🟢 มีนัยสำคัญ ($p &lt; 0.05$)</w:t>
             </w:r>
           </w:p>
         </w:tc>
@@ -4539,7 +4927,7 @@
                 <w:rFonts w:ascii="TH Sarabun PSK" w:hAnsi="TH Sarabun PSK"/>
                 <w:sz w:val="26"/>
               </w:rPr>
-              <w:t>**+0.0264**</w:t>
+              <w:t>+0.0263</w:t>
             </w:r>
           </w:p>
         </w:tc>
@@ -4563,7 +4951,7 @@
                 <w:rFonts w:ascii="TH Sarabun PSK" w:hAnsi="TH Sarabun PSK"/>
                 <w:sz w:val="26"/>
               </w:rPr>
-              <w:t>**0.0004**</w:t>
+              <w:t>0.0450</w:t>
             </w:r>
           </w:p>
         </w:tc>
@@ -4587,7 +4975,7 @@
                 <w:rFonts w:ascii="TH Sarabun PSK" w:hAnsi="TH Sarabun PSK"/>
                 <w:sz w:val="26"/>
               </w:rPr>
-              <w:t>**0.0012**</w:t>
+              <w:t>0.1349</w:t>
             </w:r>
           </w:p>
         </w:tc>
@@ -4611,7 +4999,7 @@
                 <w:rFonts w:ascii="TH Sarabun PSK" w:hAnsi="TH Sarabun PSK"/>
                 <w:sz w:val="26"/>
               </w:rPr>
-              <w:t>🟢 `Supported` ($p &lt; 0.01$)</w:t>
+              <w:t>🟡 ไม่มีนัยสำคัญหลังปรับ Holm</w:t>
             </w:r>
           </w:p>
         </w:tc>
@@ -4661,7 +5049,7 @@
                 <w:rFonts w:ascii="TH Sarabun PSK" w:hAnsi="TH Sarabun PSK"/>
                 <w:sz w:val="26"/>
               </w:rPr>
-              <w:t>nDCG@10</w:t>
+              <w:t>nDCG@5</w:t>
             </w:r>
           </w:p>
         </w:tc>
@@ -4685,7 +5073,7 @@
                 <w:rFonts w:ascii="TH Sarabun PSK" w:hAnsi="TH Sarabun PSK"/>
                 <w:sz w:val="26"/>
               </w:rPr>
-              <w:t>0.2565</w:t>
+              <w:t>0.2351</w:t>
             </w:r>
           </w:p>
         </w:tc>
@@ -4709,7 +5097,7 @@
                 <w:rFonts w:ascii="TH Sarabun PSK" w:hAnsi="TH Sarabun PSK"/>
                 <w:sz w:val="26"/>
               </w:rPr>
-              <w:t>0.2734</w:t>
+              <w:t>0.2485</w:t>
             </w:r>
           </w:p>
         </w:tc>
@@ -4733,7 +5121,7 @@
                 <w:rFonts w:ascii="TH Sarabun PSK" w:hAnsi="TH Sarabun PSK"/>
                 <w:sz w:val="26"/>
               </w:rPr>
-              <w:t>**+0.0169**</w:t>
+              <w:t>+0.0134</w:t>
             </w:r>
           </w:p>
         </w:tc>
@@ -4757,7 +5145,7 @@
                 <w:rFonts w:ascii="TH Sarabun PSK" w:hAnsi="TH Sarabun PSK"/>
                 <w:sz w:val="26"/>
               </w:rPr>
-              <w:t>**0.0028**</w:t>
+              <w:t>0.0640</w:t>
             </w:r>
           </w:p>
         </w:tc>
@@ -4781,7 +5169,7 @@
                 <w:rFonts w:ascii="TH Sarabun PSK" w:hAnsi="TH Sarabun PSK"/>
                 <w:sz w:val="26"/>
               </w:rPr>
-              <w:t>**0.0084**</w:t>
+              <w:t>0.1349</w:t>
             </w:r>
           </w:p>
         </w:tc>
@@ -4805,7 +5193,7 @@
                 <w:rFonts w:ascii="TH Sarabun PSK" w:hAnsi="TH Sarabun PSK"/>
                 <w:sz w:val="26"/>
               </w:rPr>
-              <w:t>🟢 `Supported` ($p &lt; 0.01$)</w:t>
+              <w:t>🟡 ไม่มีนัยสำคัญหลังปรับ Holm</w:t>
             </w:r>
           </w:p>
         </w:tc>
@@ -4831,7 +5219,7 @@
                 <w:rFonts w:ascii="TH Sarabun PSK" w:hAnsi="TH Sarabun PSK"/>
                 <w:sz w:val="26"/>
               </w:rPr>
-              <w:t>`basic` vs `h2l-hybrid`</w:t>
+              <w:t>`h2l-bm25` vs `h2l-hybrid`</w:t>
             </w:r>
           </w:p>
         </w:tc>
@@ -4879,7 +5267,7 @@
                 <w:rFonts w:ascii="TH Sarabun PSK" w:hAnsi="TH Sarabun PSK"/>
                 <w:sz w:val="26"/>
               </w:rPr>
-              <w:t>0.2351</w:t>
+              <w:t>0.2369</w:t>
             </w:r>
           </w:p>
         </w:tc>
@@ -4927,7 +5315,7 @@
                 <w:rFonts w:ascii="TH Sarabun PSK" w:hAnsi="TH Sarabun PSK"/>
                 <w:sz w:val="26"/>
               </w:rPr>
-              <w:t>**+0.0134**</w:t>
+              <w:t>+0.0116</w:t>
             </w:r>
           </w:p>
         </w:tc>
@@ -4951,7 +5339,7 @@
                 <w:rFonts w:ascii="TH Sarabun PSK" w:hAnsi="TH Sarabun PSK"/>
                 <w:sz w:val="26"/>
               </w:rPr>
-              <w:t>**0.0124**</w:t>
+              <w:t>0.2904</w:t>
             </w:r>
           </w:p>
         </w:tc>
@@ -4975,7 +5363,7 @@
                 <w:rFonts w:ascii="TH Sarabun PSK" w:hAnsi="TH Sarabun PSK"/>
                 <w:sz w:val="26"/>
               </w:rPr>
-              <w:t>**0.0248**</w:t>
+              <w:t>0.2904</w:t>
             </w:r>
           </w:p>
         </w:tc>
@@ -4999,12 +5387,27 @@
                 <w:rFonts w:ascii="TH Sarabun PSK" w:hAnsi="TH Sarabun PSK"/>
                 <w:sz w:val="26"/>
               </w:rPr>
-              <w:t>🟢 `Supported` ($p &lt; 0.05$)</w:t>
+              <w:t>🟡 ไม่มีนัยสำคัญ</w:t>
             </w:r>
           </w:p>
         </w:tc>
       </w:tr>
     </w:tbl>
+    <w:p>
+      <w:pPr>
+        <w:spacing w:before="0" w:after="80" w:line="276" w:lineRule="auto"/>
+        <w:jc w:val="left"/>
+      </w:pPr>
+      <w:r>
+        <w:rPr>
+          <w:rFonts w:ascii="TH Sarabun PSK" w:hAnsi="TH Sarabun PSK"/>
+          <w:i/>
+          <w:color w:val="000000"/>
+          <w:sz w:val="32"/>
+        </w:rPr>
+        <w:t>หมายเหตุ: median ผลต่างรายกรณีเป็น 0 ในทุกคู่ เคสที่ต่างกันจริงมี 13–30 จาก 95 กรณีเท่านั้น แสดงว่าประโยชน์ของ H2L กระจุกอยู่ในกรณีศึกษาส่วนน้อย</w:t>
+      </w:r>
+    </w:p>
     <w:p>
       <w:pPr>
         <w:spacing w:before="0" w:after="80" w:line="276" w:lineRule="auto"/>
@@ -5027,16 +5430,15 @@
           <w:color w:val="000000"/>
           <w:sz w:val="32"/>
         </w:rPr>
-        <w:t xml:space="preserve"> การขยายชุดทดสอบเป็น 95 กรณีศึกษา ยืนยันว่า ความได้เปรียบของสถาปัตยกรรม </w:t>
+        <w:t xml:space="preserve"> </w:t>
       </w:r>
       <w:r>
         <w:rPr>
-          <w:rFonts w:ascii="TH Sarabun PSK" w:hAnsi="TH Sarabun PSK"/>
-          <w:b/>
-          <w:color w:val="000000"/>
-          <w:sz w:val="32"/>
+          <w:rFonts w:ascii="Courier New" w:hAnsi="Courier New"/>
+          <w:color w:val="B42828"/>
+          <w:sz w:val="30"/>
         </w:rPr>
-        <w:t>`h2l-hybrid`</w:t>
+        <w:t>h2l-hybrid</w:t>
       </w:r>
       <w:r>
         <w:rPr>
@@ -5046,16 +5448,15 @@
           <w:color w:val="000000"/>
           <w:sz w:val="32"/>
         </w:rPr>
-        <w:t xml:space="preserve"> เหนือกว่า Baseline ทุกรูปแบบบรรลุระดับ </w:t>
+        <w:t xml:space="preserve"> เหนือกว่าอย่างมีนัยสำคัญ (หลังปรับ Holm) 4 จาก 7 คู่เทียบ ซึ่งได้แก่กลุ่ม naive RAG และ dense retrieval ทั้งสองเวอร์ชัน แต่ยังไม่แตกต่างอย่างมีนัยสำคัญจาก </w:t>
       </w:r>
       <w:r>
         <w:rPr>
-          <w:rFonts w:ascii="TH Sarabun PSK" w:hAnsi="TH Sarabun PSK"/>
-          <w:b/>
-          <w:color w:val="000000"/>
-          <w:sz w:val="32"/>
+          <w:rFonts w:ascii="Courier New" w:hAnsi="Courier New"/>
+          <w:color w:val="B42828"/>
+          <w:sz w:val="30"/>
         </w:rPr>
-        <w:t>`Supported` ($p &lt; 0.05$) อย่างแท้จริง</w:t>
+        <w:t>bm25_only</w:t>
       </w:r>
       <w:r>
         <w:rPr>
@@ -5065,7 +5466,125 @@
           <w:color w:val="000000"/>
           <w:sz w:val="32"/>
         </w:rPr>
-        <w:t xml:space="preserve"> โดยมีนัยสำคัญทางสถิติสูงที่สุดเมื่อเปรียบเทียบกับ Naive RAG ($p &lt; 0.0001$)</w:t>
+        <w:t xml:space="preserve">, </w:t>
+      </w:r>
+      <w:r>
+        <w:rPr>
+          <w:rFonts w:ascii="Courier New" w:hAnsi="Courier New"/>
+          <w:color w:val="B42828"/>
+          <w:sz w:val="30"/>
+        </w:rPr>
+        <w:t>basic</w:t>
+      </w:r>
+      <w:r>
+        <w:rPr>
+          <w:rFonts w:ascii="TH Sarabun PSK" w:hAnsi="TH Sarabun PSK"/>
+          <w:b w:val="0"/>
+          <w:i w:val="0"/>
+          <w:color w:val="000000"/>
+          <w:sz w:val="32"/>
+        </w:rPr>
+        <w:t xml:space="preserve"> และ </w:t>
+      </w:r>
+      <w:r>
+        <w:rPr>
+          <w:rFonts w:ascii="Courier New" w:hAnsi="Courier New"/>
+          <w:color w:val="B42828"/>
+          <w:sz w:val="30"/>
+        </w:rPr>
+        <w:t>h2l-bm25</w:t>
+      </w:r>
+      <w:r>
+        <w:rPr>
+          <w:rFonts w:ascii="TH Sarabun PSK" w:hAnsi="TH Sarabun PSK"/>
+          <w:b w:val="0"/>
+          <w:i w:val="0"/>
+          <w:color w:val="000000"/>
+          <w:sz w:val="32"/>
+        </w:rPr>
+        <w:t xml:space="preserve"> ซึ่งเป็น baseline ที่แข็งกว่า ประโยชน์ของ H2L ปรากฏชัดกว่าเมื่อพิจารณาที่ cutoff @10 เทียบกับ @5</w:t>
+      </w:r>
+    </w:p>
+    <w:p>
+      <w:pPr>
+        <w:spacing w:before="0" w:after="80" w:line="276" w:lineRule="auto"/>
+        <w:jc w:val="left"/>
+      </w:pPr>
+      <w:r>
+        <w:rPr>
+          <w:rFonts w:ascii="TH Sarabun PSK" w:hAnsi="TH Sarabun PSK"/>
+          <w:b/>
+          <w:color w:val="000000"/>
+          <w:sz w:val="32"/>
+        </w:rPr>
+        <w:t>รูปที่ 4.A</w:t>
+      </w:r>
+      <w:r>
+        <w:rPr>
+          <w:rFonts w:ascii="TH Sarabun PSK" w:hAnsi="TH Sarabun PSK"/>
+          <w:b w:val="0"/>
+          <w:i w:val="0"/>
+          <w:color w:val="000000"/>
+          <w:sz w:val="32"/>
+        </w:rPr>
+        <w:t xml:space="preserve"> แสดงผลต่าง nDCG@5 รายเคส h2l-hybrid − basic (เรียงจากน้อยไปมาก) ชี้ให้เห็นว่า 82 ใน 95 เคส (86%) ไม่มีผลต่าง (median Δ = 0) ผลได้กระจุกอยู่ใน 10 เคส และมี 3 เคสที่ basic ทำได้ดีกว่า</w:t>
+      </w:r>
+    </w:p>
+    <w:p>
+      <w:pPr>
+        <w:spacing w:before="0" w:after="80" w:line="276" w:lineRule="auto"/>
+        <w:jc w:val="left"/>
+      </w:pPr>
+      <w:r>
+        <w:rPr>
+          <w:rFonts w:ascii="TH Sarabun PSK" w:hAnsi="TH Sarabun PSK"/>
+          <w:b/>
+          <w:color w:val="000000"/>
+          <w:sz w:val="32"/>
+        </w:rPr>
+        <w:t>รูปที่ 4.B</w:t>
+      </w:r>
+      <w:r>
+        <w:rPr>
+          <w:rFonts w:ascii="TH Sarabun PSK" w:hAnsi="TH Sarabun PSK"/>
+          <w:b w:val="0"/>
+          <w:i w:val="0"/>
+          <w:color w:val="000000"/>
+          <w:sz w:val="32"/>
+        </w:rPr>
+        <w:t xml:space="preserve"> Forest plot แสดงขนาดผลกระทบ (rank-biserial) ของทุกคู่เทียบ พร้อมสถานะ Holm correction ที่มองเห็นได้ชัด</w:t>
+      </w:r>
+    </w:p>
+    <w:p>
+      <w:pPr>
+        <w:spacing w:before="0" w:after="80" w:line="276" w:lineRule="auto"/>
+        <w:jc w:val="left"/>
+      </w:pPr>
+      <w:r>
+        <w:rPr>
+          <w:rFonts w:ascii="TH Sarabun PSK" w:hAnsi="TH Sarabun PSK"/>
+          <w:b w:val="0"/>
+          <w:i w:val="0"/>
+          <w:color w:val="000000"/>
+          <w:sz w:val="32"/>
+        </w:rPr>
+        <w:t>![รูปที่ 4.A ผลต่าง nDCG@5 รายเคส](../output/figures_ch4/fig_4a_paired_diff.png)</w:t>
+      </w:r>
+    </w:p>
+    <w:p>
+      <w:pPr>
+        <w:spacing w:before="0" w:after="80" w:line="276" w:lineRule="auto"/>
+        <w:jc w:val="left"/>
+      </w:pPr>
+      <w:r>
+        <w:rPr>
+          <w:rFonts w:ascii="TH Sarabun PSK" w:hAnsi="TH Sarabun PSK"/>
+          <w:b w:val="0"/>
+          <w:i w:val="0"/>
+          <w:color w:val="000000"/>
+          <w:sz w:val="32"/>
+        </w:rPr>
+        <w:t>![รูปที่ 4.B Forest Plot Holm-corrected](../output/figures_ch4/fig_4b_forest_plot.png)</w:t>
       </w:r>
     </w:p>
     <w:p>
@@ -5448,7 +5967,7 @@
                 <w:rFonts w:ascii="TH Sarabun PSK" w:hAnsi="TH Sarabun PSK"/>
                 <w:sz w:val="26"/>
               </w:rPr>
-              <w:t>**0.3815**</w:t>
+              <w:t>**0.3823**</w:t>
             </w:r>
           </w:p>
         </w:tc>
@@ -5520,7 +6039,7 @@
                 <w:rFonts w:ascii="TH Sarabun PSK" w:hAnsi="TH Sarabun PSK"/>
                 <w:sz w:val="26"/>
               </w:rPr>
-              <w:t>**0.3271**</w:t>
+              <w:t>**0.3282**</w:t>
             </w:r>
           </w:p>
         </w:tc>
@@ -5568,7 +6087,7 @@
                 <w:rFonts w:ascii="TH Sarabun PSK" w:hAnsi="TH Sarabun PSK"/>
                 <w:sz w:val="26"/>
               </w:rPr>
-              <w:t>**19.60 s**</w:t>
+              <w:t>**14.47 s**</w:t>
             </w:r>
           </w:p>
         </w:tc>
@@ -5592,7 +6111,7 @@
                 <w:rFonts w:ascii="TH Sarabun PSK" w:hAnsi="TH Sarabun PSK"/>
                 <w:sz w:val="26"/>
               </w:rPr>
-              <w:t>**13.23 s**</w:t>
+              <w:t>**10.73 s**</w:t>
             </w:r>
           </w:p>
         </w:tc>
@@ -5998,7 +6517,7 @@
           <w:color w:val="000000"/>
           <w:sz w:val="32"/>
         </w:rPr>
-        <w:t>หมายเหตุ: L2 Degraded Rate ของ Gemma 3 4B เกิดขึ้นเพียง 1.54% (4 จาก 260 L2 triggers) ซึ่งระบบสามารถแก้ไขผ่าน Fallback Retry ได้สมบูรณ์</w:t>
+        <w:t>หมายเหตุ: L2 Degraded Rate ของ Gemma 3 4B เกิดขึ้นเพียง 1.54% (3 จาก 195 L2 triggers) ซึ่งระบบสามารถแก้ไขผ่าน Fallback Retry ได้สมบูรณ์</w:t>
       </w:r>
     </w:p>
     <w:p>
@@ -6056,7 +6575,7 @@
           <w:color w:val="B42828"/>
           <w:sz w:val="30"/>
         </w:rPr>
-        <w:t>0.3815 - 0.3823</w:t>
+        <w:t>0.3815–0.3823</w:t>
       </w:r>
       <w:r>
         <w:rPr>
@@ -6084,7 +6603,7 @@
           <w:color w:val="000000"/>
           <w:sz w:val="32"/>
         </w:rPr>
-        <w:t>) ได้ใกล้เคียงกันอย่างยิ่ง แสดงว่าสถาปัตยกรรม H2L มีความคงเส้นคงวาและไม่ผูกติดกับโมเดลตระกูลใดตระกูลหนึ่ง</w:t>
+        <w:t>) ใกล้เคียงกันอย่างยิ่ง โมเดลทั้งสามเห็นพ้องกันใน predicted codes 264 จาก 285 เซลล์ (92.6%) แสดงว่าผลการตรวจจับปัญหามีความสอดคล้องสูงข้ามสถาปัตยกรรม</w:t>
       </w:r>
     </w:p>
     <w:p>
@@ -6127,24 +6646,6 @@
           <w:color w:val="B42828"/>
           <w:sz w:val="30"/>
         </w:rPr>
-        <w:t>Gemma 3 (4B)</w:t>
-      </w:r>
-      <w:r>
-        <w:rPr>
-          <w:rFonts w:ascii="TH Sarabun PSK" w:hAnsi="TH Sarabun PSK"/>
-          <w:b w:val="0"/>
-          <w:i w:val="0"/>
-          <w:color w:val="000000"/>
-          <w:sz w:val="32"/>
-        </w:rPr>
-        <w:t xml:space="preserve"> และ </w:t>
-      </w:r>
-      <w:r>
-        <w:rPr>
-          <w:rFonts w:ascii="Courier New" w:hAnsi="Courier New"/>
-          <w:color w:val="B42828"/>
-          <w:sz w:val="30"/>
-        </w:rPr>
         <w:t>Qwen 2.5 (7B)</w:t>
       </w:r>
       <w:r>
@@ -6155,7 +6656,43 @@
           <w:color w:val="000000"/>
           <w:sz w:val="32"/>
         </w:rPr>
-        <w:t xml:space="preserve"> มีความเร็วในการตอบสนอง (Median Latency = 19.60s) สูงกว่า Typhoon 8B (27.01s) ถึง ~27% </w:t>
+        <w:t xml:space="preserve"> เร็วที่สุด (Median L2 Latency 14.47 วินาที) ตามด้วย </w:t>
+      </w:r>
+      <w:r>
+        <w:rPr>
+          <w:rFonts w:ascii="Courier New" w:hAnsi="Courier New"/>
+          <w:color w:val="B42828"/>
+          <w:sz w:val="30"/>
+        </w:rPr>
+        <w:t>Gemma3-4B</w:t>
+      </w:r>
+      <w:r>
+        <w:rPr>
+          <w:rFonts w:ascii="TH Sarabun PSK" w:hAnsi="TH Sarabun PSK"/>
+          <w:b w:val="0"/>
+          <w:i w:val="0"/>
+          <w:color w:val="000000"/>
+          <w:sz w:val="32"/>
+        </w:rPr>
+        <w:t xml:space="preserve"> (19.60 วินาที) และ </w:t>
+      </w:r>
+      <w:r>
+        <w:rPr>
+          <w:rFonts w:ascii="Courier New" w:hAnsi="Courier New"/>
+          <w:color w:val="B42828"/>
+          <w:sz w:val="30"/>
+        </w:rPr>
+        <w:t>Typhoon2-8B</w:t>
+      </w:r>
+      <w:r>
+        <w:rPr>
+          <w:rFonts w:ascii="TH Sarabun PSK" w:hAnsi="TH Sarabun PSK"/>
+          <w:b w:val="0"/>
+          <w:i w:val="0"/>
+          <w:color w:val="000000"/>
+          <w:sz w:val="32"/>
+        </w:rPr>
+        <w:t xml:space="preserve"> (27.01 วินาที)</w:t>
       </w:r>
     </w:p>
     <w:p>
@@ -7451,6 +7988,47 @@
     </w:tbl>
     <w:p>
       <w:pPr>
+        <w:spacing w:before="0" w:after="80" w:line="276" w:lineRule="auto"/>
+        <w:jc w:val="left"/>
+      </w:pPr>
+      <w:r>
+        <w:rPr>
+          <w:rFonts w:ascii="TH Sarabun PSK" w:hAnsi="TH Sarabun PSK"/>
+          <w:b/>
+          <w:color w:val="000000"/>
+          <w:sz w:val="32"/>
+        </w:rPr>
+        <w:t>รูปที่ 4.D</w:t>
+      </w:r>
+      <w:r>
+        <w:rPr>
+          <w:rFonts w:ascii="TH Sarabun PSK" w:hAnsi="TH Sarabun PSK"/>
+          <w:b w:val="0"/>
+          <w:i w:val="0"/>
+          <w:color w:val="000000"/>
+          <w:sz w:val="32"/>
+        </w:rPr>
+        <w:t xml:space="preserve"> แสดง score-vs-rank decoupling: H2L internal score ขยับจาก 0.33 ถึง 2.01 ข้ามเงื่อนไข แต่ nDCG@5 แทบไม่ขยับ (±0.001) บ่งชี้ว่ากลไกคะแนนส่งผลต่อ internal weighting มากกว่าอันดับเอกสารสุดท้าย</w:t>
+      </w:r>
+    </w:p>
+    <w:p>
+      <w:pPr>
+        <w:spacing w:before="0" w:after="80" w:line="276" w:lineRule="auto"/>
+        <w:jc w:val="left"/>
+      </w:pPr>
+      <w:r>
+        <w:rPr>
+          <w:rFonts w:ascii="TH Sarabun PSK" w:hAnsi="TH Sarabun PSK"/>
+          <w:b w:val="0"/>
+          <w:i w:val="0"/>
+          <w:color w:val="000000"/>
+          <w:sz w:val="32"/>
+        </w:rPr>
+        <w:t>![รูปที่ 4.D Score vs Rank Decoupling](../output/figures_ch4/fig_4d_decoupling.png)</w:t>
+      </w:r>
+    </w:p>
+    <w:p>
+      <w:pPr>
         <w:spacing w:before="160" w:after="60" w:line="276" w:lineRule="auto"/>
         <w:jc w:val="left"/>
       </w:pPr>
@@ -7478,7 +8056,7 @@
           <w:color w:val="000000"/>
           <w:sz w:val="32"/>
         </w:rPr>
-        <w:t xml:space="preserve">ผลการวิเคราะห์ความไวแบบ One-at-a-Time (OAT Sensitivity) บนพารามิเตอร์หลัก 8 ตัว พบว่า </w:t>
+        <w:t xml:space="preserve">ผลการวิเคราะห์ความไวแบบ One-at-a-Time (OAT Sensitivity) บนพารามิเตอร์หลัก 6 ตัวที่ถูก exercise จริงในฟังก์ชันคะแนน ได้แก่ $\lambda_{\text{neg}}, \mu, \kappa, T_{\text{range}}, \alpha_0, T_{\text{base}}$ พบว่า </w:t>
       </w:r>
       <w:r>
         <w:rPr>
@@ -7487,7 +8065,7 @@
           <w:color w:val="000000"/>
           <w:sz w:val="32"/>
         </w:rPr>
-        <w:t>6 จาก 8 พารามิเตอร์</w:t>
+        <w:t>4 จาก 6 พารามิเตอร์</w:t>
       </w:r>
       <w:r>
         <w:rPr>
@@ -7497,7 +8075,7 @@
           <w:color w:val="000000"/>
           <w:sz w:val="32"/>
         </w:rPr>
-        <w:t xml:space="preserve"> ($\lambda_{\text{neg}}, m, \beta, \mu, \kappa, T_{\text{range}}$) มีค่าการเปลี่ยนแปลงไม่เกิน </w:t>
+        <w:t xml:space="preserve"> ($\lambda_{\text{neg}}, \mu, \kappa, T_{\text{range}}$) มีค่าการเปลี่ยนแปลงไม่เกิน </w:t>
       </w:r>
       <w:r>
         <w:rPr>
@@ -7516,7 +8094,746 @@
           <w:color w:val="000000"/>
           <w:sz w:val="32"/>
         </w:rPr>
-        <w:t xml:space="preserve"> เมื่อปรับ $\pm 30-50\%$ ยืนยันว่าค่าพารามิเตอร์ที่กำหนดจากโดเมนทฤษฎีมีความเสถียรสูง มีเพียง $\alpha_0$ (Base Weight multiplier) และ $T_{\text{base}}$ (Calibration Temp) ที่อ่อนไหวต่อสเกล ซึ่งได้รับการปรับจูนตามหลักคณิตศาสตร์เรียบร้อยแล้ว</w:t>
+        <w:t xml:space="preserve"> เมื่อปรับ $\pm 30$–$50\%$ ยืนยันว่าค่าพารามิเตอร์ที่กำหนดจากโดเมนทฤษฎีมีความเสถียรสูง มีเพียง $\alpha_0$ (Base Weight multiplier) และ $T_{\text{base}}$ (Calibration Temp) ที่อ่อนไหวต่อสเกล ซึ่งได้รับการปรับจูนตามหลักคณิตศาสตร์เรียบร้อยแล้ว</w:t>
+      </w:r>
+    </w:p>
+    <w:p>
+      <w:pPr>
+        <w:spacing w:before="160" w:after="60" w:line="276" w:lineRule="auto"/>
+        <w:jc w:val="left"/>
+      </w:pPr>
+      <w:r>
+        <w:rPr>
+          <w:rFonts w:ascii="TH Sarabun PSK" w:hAnsi="TH Sarabun PSK"/>
+          <w:b/>
+          <w:i w:val="0"/>
+          <w:color w:val="003366"/>
+          <w:sz w:val="32"/>
+        </w:rPr>
+        <w:t>4.5.3 ผลการวิเคราะห์ผลกระทบของ L2 Filtering ต่อประสิทธิภาพการค้นคืน (RQ1)</w:t>
+      </w:r>
+    </w:p>
+    <w:p>
+      <w:pPr>
+        <w:spacing w:before="0" w:after="80" w:line="276" w:lineRule="auto"/>
+        <w:jc w:val="left"/>
+      </w:pPr>
+      <w:r>
+        <w:rPr>
+          <w:rFonts w:ascii="TH Sarabun PSK" w:hAnsi="TH Sarabun PSK"/>
+          <w:b w:val="0"/>
+          <w:i w:val="0"/>
+          <w:color w:val="000000"/>
+          <w:sz w:val="32"/>
+        </w:rPr>
+        <w:t>การทดลองนี้เปรียบเทียบสองเงื่อนไขการตรวจจับปัญหาที่ใช้การให้คะแนน H2L เหมือนกันทุกประการ โดยต่างกันเฉพาะที่ชั้นตรวจจับ:</w:t>
+      </w:r>
+    </w:p>
+    <w:p>
+      <w:pPr>
+        <w:spacing w:before="20" w:after="60" w:line="276" w:lineRule="auto"/>
+        <w:jc w:val="left"/>
+      </w:pPr>
+      <w:r>
+        <w:rPr>
+          <w:rFonts w:ascii="TH Sarabun PSK" w:hAnsi="TH Sarabun PSK"/>
+          <w:b w:val="0"/>
+          <w:i w:val="0"/>
+          <w:color w:val="000000"/>
+          <w:sz w:val="32"/>
+        </w:rPr>
+        <w:t xml:space="preserve">• </w:t>
+      </w:r>
+      <w:r>
+        <w:rPr>
+          <w:rFonts w:ascii="TH Sarabun PSK" w:hAnsi="TH Sarabun PSK"/>
+          <w:b/>
+          <w:color w:val="000000"/>
+          <w:sz w:val="32"/>
+        </w:rPr>
+        <w:t>L1+L2 detection</w:t>
+      </w:r>
+      <w:r>
+        <w:rPr>
+          <w:rFonts w:ascii="TH Sarabun PSK" w:hAnsi="TH Sarabun PSK"/>
+          <w:b w:val="0"/>
+          <w:i w:val="0"/>
+          <w:color w:val="000000"/>
+          <w:sz w:val="32"/>
+        </w:rPr>
+        <w:t>: ผลลัพธ์จาก L1 keyword detection ผ่านการกรองและ validate ด้วย L2 LLM (Qwen2.5-7B)</w:t>
+      </w:r>
+    </w:p>
+    <w:p>
+      <w:pPr>
+        <w:spacing w:before="20" w:after="60" w:line="276" w:lineRule="auto"/>
+        <w:jc w:val="left"/>
+      </w:pPr>
+      <w:r>
+        <w:rPr>
+          <w:rFonts w:ascii="TH Sarabun PSK" w:hAnsi="TH Sarabun PSK"/>
+          <w:b w:val="0"/>
+          <w:i w:val="0"/>
+          <w:color w:val="000000"/>
+          <w:sz w:val="32"/>
+        </w:rPr>
+        <w:t xml:space="preserve">• </w:t>
+      </w:r>
+      <w:r>
+        <w:rPr>
+          <w:rFonts w:ascii="TH Sarabun PSK" w:hAnsi="TH Sarabun PSK"/>
+          <w:b/>
+          <w:color w:val="000000"/>
+          <w:sz w:val="32"/>
+        </w:rPr>
+        <w:t>L1-only detection</w:t>
+      </w:r>
+      <w:r>
+        <w:rPr>
+          <w:rFonts w:ascii="TH Sarabun PSK" w:hAnsi="TH Sarabun PSK"/>
+          <w:b w:val="0"/>
+          <w:i w:val="0"/>
+          <w:color w:val="000000"/>
+          <w:sz w:val="32"/>
+        </w:rPr>
+        <w:t>: ผลลัพธ์จาก L1 เท่านั้น ไม่มีการ validate ของ L2</w:t>
+      </w:r>
+    </w:p>
+    <w:p>
+      <w:pPr>
+        <w:spacing w:before="0" w:after="80" w:line="276" w:lineRule="auto"/>
+        <w:jc w:val="left"/>
+      </w:pPr>
+      <w:r>
+        <w:rPr>
+          <w:rFonts w:ascii="TH Sarabun PSK" w:hAnsi="TH Sarabun PSK"/>
+          <w:b/>
+          <w:color w:val="000000"/>
+          <w:sz w:val="32"/>
+        </w:rPr>
+        <w:t>ตารางที่ 4.9 ผลเปรียบเทียบ L1+L2 กับ L1-only (n=95 เคส)</w:t>
+      </w:r>
+    </w:p>
+    <w:tbl>
+      <w:tblPr>
+        <w:tblW w:type="auto" w:w="0"/>
+        <w:jc w:val="center"/>
+        <w:tblLook w:firstColumn="1" w:firstRow="1" w:lastColumn="0" w:lastRow="0" w:noHBand="0" w:noVBand="1" w:val="04A0"/>
+      </w:tblPr>
+      <w:tblGrid>
+        <w:gridCol w:w="1728"/>
+        <w:gridCol w:w="1728"/>
+        <w:gridCol w:w="1728"/>
+        <w:gridCol w:w="1728"/>
+        <w:gridCol w:w="1728"/>
+      </w:tblGrid>
+      <w:tr>
+        <w:tc>
+          <w:tcPr>
+            <w:tcW w:type="dxa" w:w="1728"/>
+            <w:shd w:fill="F0F4F8"/>
+            <w:tcMar>
+              <w:top w:w="100" w:type="dxa"/>
+              <w:bottom w:w="100" w:type="dxa"/>
+              <w:left w:w="120" w:type="dxa"/>
+              <w:right w:w="120" w:type="dxa"/>
+            </w:tcMar>
+          </w:tcPr>
+          <w:p>
+            <w:pPr>
+              <w:jc w:val="center"/>
+            </w:pPr>
+            <w:r>
+              <w:rPr>
+                <w:rFonts w:ascii="TH Sarabun PSK" w:hAnsi="TH Sarabun PSK"/>
+                <w:b/>
+                <w:color w:val="003366"/>
+                <w:sz w:val="28"/>
+              </w:rPr>
+              <w:t>เงื่อนไข (Condition)</w:t>
+            </w:r>
+          </w:p>
+        </w:tc>
+        <w:tc>
+          <w:tcPr>
+            <w:tcW w:type="dxa" w:w="1728"/>
+            <w:shd w:fill="F0F4F8"/>
+            <w:tcMar>
+              <w:top w:w="100" w:type="dxa"/>
+              <w:bottom w:w="100" w:type="dxa"/>
+              <w:left w:w="120" w:type="dxa"/>
+              <w:right w:w="120" w:type="dxa"/>
+            </w:tcMar>
+          </w:tcPr>
+          <w:p>
+            <w:pPr>
+              <w:jc w:val="center"/>
+            </w:pPr>
+            <w:r>
+              <w:rPr>
+                <w:rFonts w:ascii="TH Sarabun PSK" w:hAnsi="TH Sarabun PSK"/>
+                <w:b/>
+                <w:color w:val="003366"/>
+                <w:sz w:val="28"/>
+              </w:rPr>
+              <w:t>P@5</w:t>
+            </w:r>
+          </w:p>
+        </w:tc>
+        <w:tc>
+          <w:tcPr>
+            <w:tcW w:type="dxa" w:w="1728"/>
+            <w:shd w:fill="F0F4F8"/>
+            <w:tcMar>
+              <w:top w:w="100" w:type="dxa"/>
+              <w:bottom w:w="100" w:type="dxa"/>
+              <w:left w:w="120" w:type="dxa"/>
+              <w:right w:w="120" w:type="dxa"/>
+            </w:tcMar>
+          </w:tcPr>
+          <w:p>
+            <w:pPr>
+              <w:jc w:val="center"/>
+            </w:pPr>
+            <w:r>
+              <w:rPr>
+                <w:rFonts w:ascii="TH Sarabun PSK" w:hAnsi="TH Sarabun PSK"/>
+                <w:b/>
+                <w:color w:val="003366"/>
+                <w:sz w:val="28"/>
+              </w:rPr>
+              <w:t>nDCG@5</w:t>
+            </w:r>
+          </w:p>
+        </w:tc>
+        <w:tc>
+          <w:tcPr>
+            <w:tcW w:type="dxa" w:w="1728"/>
+            <w:shd w:fill="F0F4F8"/>
+            <w:tcMar>
+              <w:top w:w="100" w:type="dxa"/>
+              <w:bottom w:w="100" w:type="dxa"/>
+              <w:left w:w="120" w:type="dxa"/>
+              <w:right w:w="120" w:type="dxa"/>
+            </w:tcMar>
+          </w:tcPr>
+          <w:p>
+            <w:pPr>
+              <w:jc w:val="center"/>
+            </w:pPr>
+            <w:r>
+              <w:rPr>
+                <w:rFonts w:ascii="TH Sarabun PSK" w:hAnsi="TH Sarabun PSK"/>
+                <w:b/>
+                <w:color w:val="003366"/>
+                <w:sz w:val="28"/>
+              </w:rPr>
+              <w:t>MAP</w:t>
+            </w:r>
+          </w:p>
+        </w:tc>
+        <w:tc>
+          <w:tcPr>
+            <w:tcW w:type="dxa" w:w="1728"/>
+            <w:shd w:fill="F0F4F8"/>
+            <w:tcMar>
+              <w:top w:w="100" w:type="dxa"/>
+              <w:bottom w:w="100" w:type="dxa"/>
+              <w:left w:w="120" w:type="dxa"/>
+              <w:right w:w="120" w:type="dxa"/>
+            </w:tcMar>
+          </w:tcPr>
+          <w:p>
+            <w:pPr>
+              <w:jc w:val="center"/>
+            </w:pPr>
+            <w:r>
+              <w:rPr>
+                <w:rFonts w:ascii="TH Sarabun PSK" w:hAnsi="TH Sarabun PSK"/>
+                <w:b/>
+                <w:color w:val="003366"/>
+                <w:sz w:val="28"/>
+              </w:rPr>
+              <w:t>MRR</w:t>
+            </w:r>
+          </w:p>
+        </w:tc>
+      </w:tr>
+      <w:tr>
+        <w:tc>
+          <w:tcPr>
+            <w:tcW w:type="dxa" w:w="1728"/>
+            <w:shd w:fill="FFFFFF"/>
+            <w:tcMar>
+              <w:top w:w="80" w:type="dxa"/>
+              <w:bottom w:w="80" w:type="dxa"/>
+              <w:left w:w="100" w:type="dxa"/>
+              <w:right w:w="100" w:type="dxa"/>
+            </w:tcMar>
+          </w:tcPr>
+          <w:p>
+            <w:pPr>
+              <w:jc w:val="left"/>
+            </w:pPr>
+            <w:r>
+              <w:rPr>
+                <w:rFonts w:ascii="TH Sarabun PSK" w:hAnsi="TH Sarabun PSK"/>
+                <w:sz w:val="26"/>
+              </w:rPr>
+              <w:t>**L1+L2 detection**</w:t>
+            </w:r>
+          </w:p>
+        </w:tc>
+        <w:tc>
+          <w:tcPr>
+            <w:tcW w:type="dxa" w:w="1728"/>
+            <w:shd w:fill="FFFFFF"/>
+            <w:tcMar>
+              <w:top w:w="80" w:type="dxa"/>
+              <w:bottom w:w="80" w:type="dxa"/>
+              <w:left w:w="100" w:type="dxa"/>
+              <w:right w:w="100" w:type="dxa"/>
+            </w:tcMar>
+          </w:tcPr>
+          <w:p>
+            <w:pPr>
+              <w:jc w:val="center"/>
+            </w:pPr>
+            <w:r>
+              <w:rPr>
+                <w:rFonts w:ascii="TH Sarabun PSK" w:hAnsi="TH Sarabun PSK"/>
+                <w:sz w:val="26"/>
+              </w:rPr>
+              <w:t>**0.1221**</w:t>
+            </w:r>
+          </w:p>
+        </w:tc>
+        <w:tc>
+          <w:tcPr>
+            <w:tcW w:type="dxa" w:w="1728"/>
+            <w:shd w:fill="FFFFFF"/>
+            <w:tcMar>
+              <w:top w:w="80" w:type="dxa"/>
+              <w:bottom w:w="80" w:type="dxa"/>
+              <w:left w:w="100" w:type="dxa"/>
+              <w:right w:w="100" w:type="dxa"/>
+            </w:tcMar>
+          </w:tcPr>
+          <w:p>
+            <w:pPr>
+              <w:jc w:val="center"/>
+            </w:pPr>
+            <w:r>
+              <w:rPr>
+                <w:rFonts w:ascii="TH Sarabun PSK" w:hAnsi="TH Sarabun PSK"/>
+                <w:sz w:val="26"/>
+              </w:rPr>
+              <w:t>**0.2485**</w:t>
+            </w:r>
+          </w:p>
+        </w:tc>
+        <w:tc>
+          <w:tcPr>
+            <w:tcW w:type="dxa" w:w="1728"/>
+            <w:shd w:fill="FFFFFF"/>
+            <w:tcMar>
+              <w:top w:w="80" w:type="dxa"/>
+              <w:bottom w:w="80" w:type="dxa"/>
+              <w:left w:w="100" w:type="dxa"/>
+              <w:right w:w="100" w:type="dxa"/>
+            </w:tcMar>
+          </w:tcPr>
+          <w:p>
+            <w:pPr>
+              <w:jc w:val="center"/>
+            </w:pPr>
+            <w:r>
+              <w:rPr>
+                <w:rFonts w:ascii="TH Sarabun PSK" w:hAnsi="TH Sarabun PSK"/>
+                <w:sz w:val="26"/>
+              </w:rPr>
+              <w:t>**0.2467**</w:t>
+            </w:r>
+          </w:p>
+        </w:tc>
+        <w:tc>
+          <w:tcPr>
+            <w:tcW w:type="dxa" w:w="1728"/>
+            <w:shd w:fill="FFFFFF"/>
+            <w:tcMar>
+              <w:top w:w="80" w:type="dxa"/>
+              <w:bottom w:w="80" w:type="dxa"/>
+              <w:left w:w="100" w:type="dxa"/>
+              <w:right w:w="100" w:type="dxa"/>
+            </w:tcMar>
+          </w:tcPr>
+          <w:p>
+            <w:pPr>
+              <w:jc w:val="center"/>
+            </w:pPr>
+            <w:r>
+              <w:rPr>
+                <w:rFonts w:ascii="TH Sarabun PSK" w:hAnsi="TH Sarabun PSK"/>
+                <w:sz w:val="26"/>
+              </w:rPr>
+              <w:t>**0.2801**</w:t>
+            </w:r>
+          </w:p>
+        </w:tc>
+      </w:tr>
+      <w:tr>
+        <w:tc>
+          <w:tcPr>
+            <w:tcW w:type="dxa" w:w="1728"/>
+            <w:shd w:fill="FAFAFA"/>
+            <w:tcMar>
+              <w:top w:w="80" w:type="dxa"/>
+              <w:bottom w:w="80" w:type="dxa"/>
+              <w:left w:w="100" w:type="dxa"/>
+              <w:right w:w="100" w:type="dxa"/>
+            </w:tcMar>
+          </w:tcPr>
+          <w:p>
+            <w:pPr>
+              <w:jc w:val="left"/>
+            </w:pPr>
+            <w:r>
+              <w:rPr>
+                <w:rFonts w:ascii="TH Sarabun PSK" w:hAnsi="TH Sarabun PSK"/>
+                <w:sz w:val="26"/>
+              </w:rPr>
+              <w:t>L1-only detection</w:t>
+            </w:r>
+          </w:p>
+        </w:tc>
+        <w:tc>
+          <w:tcPr>
+            <w:tcW w:type="dxa" w:w="1728"/>
+            <w:shd w:fill="FAFAFA"/>
+            <w:tcMar>
+              <w:top w:w="80" w:type="dxa"/>
+              <w:bottom w:w="80" w:type="dxa"/>
+              <w:left w:w="100" w:type="dxa"/>
+              <w:right w:w="100" w:type="dxa"/>
+            </w:tcMar>
+          </w:tcPr>
+          <w:p>
+            <w:pPr>
+              <w:jc w:val="center"/>
+            </w:pPr>
+            <w:r>
+              <w:rPr>
+                <w:rFonts w:ascii="TH Sarabun PSK" w:hAnsi="TH Sarabun PSK"/>
+                <w:sz w:val="26"/>
+              </w:rPr>
+              <w:t>0.1221</w:t>
+            </w:r>
+          </w:p>
+        </w:tc>
+        <w:tc>
+          <w:tcPr>
+            <w:tcW w:type="dxa" w:w="1728"/>
+            <w:shd w:fill="FAFAFA"/>
+            <w:tcMar>
+              <w:top w:w="80" w:type="dxa"/>
+              <w:bottom w:w="80" w:type="dxa"/>
+              <w:left w:w="100" w:type="dxa"/>
+              <w:right w:w="100" w:type="dxa"/>
+            </w:tcMar>
+          </w:tcPr>
+          <w:p>
+            <w:pPr>
+              <w:jc w:val="center"/>
+            </w:pPr>
+            <w:r>
+              <w:rPr>
+                <w:rFonts w:ascii="TH Sarabun PSK" w:hAnsi="TH Sarabun PSK"/>
+                <w:sz w:val="26"/>
+              </w:rPr>
+              <w:t>0.2432</w:t>
+            </w:r>
+          </w:p>
+        </w:tc>
+        <w:tc>
+          <w:tcPr>
+            <w:tcW w:type="dxa" w:w="1728"/>
+            <w:shd w:fill="FAFAFA"/>
+            <w:tcMar>
+              <w:top w:w="80" w:type="dxa"/>
+              <w:bottom w:w="80" w:type="dxa"/>
+              <w:left w:w="100" w:type="dxa"/>
+              <w:right w:w="100" w:type="dxa"/>
+            </w:tcMar>
+          </w:tcPr>
+          <w:p>
+            <w:pPr>
+              <w:jc w:val="center"/>
+            </w:pPr>
+            <w:r>
+              <w:rPr>
+                <w:rFonts w:ascii="TH Sarabun PSK" w:hAnsi="TH Sarabun PSK"/>
+                <w:sz w:val="26"/>
+              </w:rPr>
+              <w:t>0.2396</w:t>
+            </w:r>
+          </w:p>
+        </w:tc>
+        <w:tc>
+          <w:tcPr>
+            <w:tcW w:type="dxa" w:w="1728"/>
+            <w:shd w:fill="FAFAFA"/>
+            <w:tcMar>
+              <w:top w:w="80" w:type="dxa"/>
+              <w:bottom w:w="80" w:type="dxa"/>
+              <w:left w:w="100" w:type="dxa"/>
+              <w:right w:w="100" w:type="dxa"/>
+            </w:tcMar>
+          </w:tcPr>
+          <w:p>
+            <w:pPr>
+              <w:jc w:val="center"/>
+            </w:pPr>
+            <w:r>
+              <w:rPr>
+                <w:rFonts w:ascii="TH Sarabun PSK" w:hAnsi="TH Sarabun PSK"/>
+                <w:sz w:val="26"/>
+              </w:rPr>
+              <w:t>0.2731</w:t>
+            </w:r>
+          </w:p>
+        </w:tc>
+      </w:tr>
+      <w:tr>
+        <w:tc>
+          <w:tcPr>
+            <w:tcW w:type="dxa" w:w="1728"/>
+            <w:shd w:fill="FFFFFF"/>
+            <w:tcMar>
+              <w:top w:w="80" w:type="dxa"/>
+              <w:bottom w:w="80" w:type="dxa"/>
+              <w:left w:w="100" w:type="dxa"/>
+              <w:right w:w="100" w:type="dxa"/>
+            </w:tcMar>
+          </w:tcPr>
+          <w:p>
+            <w:pPr>
+              <w:jc w:val="left"/>
+            </w:pPr>
+            <w:r>
+              <w:rPr>
+                <w:rFonts w:ascii="TH Sarabun PSK" w:hAnsi="TH Sarabun PSK"/>
+                <w:sz w:val="26"/>
+              </w:rPr>
+              <w:t>ผลต่าง ($\Delta$)</w:t>
+            </w:r>
+          </w:p>
+        </w:tc>
+        <w:tc>
+          <w:tcPr>
+            <w:tcW w:type="dxa" w:w="1728"/>
+            <w:shd w:fill="FFFFFF"/>
+            <w:tcMar>
+              <w:top w:w="80" w:type="dxa"/>
+              <w:bottom w:w="80" w:type="dxa"/>
+              <w:left w:w="100" w:type="dxa"/>
+              <w:right w:w="100" w:type="dxa"/>
+            </w:tcMar>
+          </w:tcPr>
+          <w:p>
+            <w:pPr>
+              <w:jc w:val="center"/>
+            </w:pPr>
+            <w:r>
+              <w:rPr>
+                <w:rFonts w:ascii="TH Sarabun PSK" w:hAnsi="TH Sarabun PSK"/>
+                <w:sz w:val="26"/>
+              </w:rPr>
+              <w:t>0.0000</w:t>
+            </w:r>
+          </w:p>
+        </w:tc>
+        <w:tc>
+          <w:tcPr>
+            <w:tcW w:type="dxa" w:w="1728"/>
+            <w:shd w:fill="FFFFFF"/>
+            <w:tcMar>
+              <w:top w:w="80" w:type="dxa"/>
+              <w:bottom w:w="80" w:type="dxa"/>
+              <w:left w:w="100" w:type="dxa"/>
+              <w:right w:w="100" w:type="dxa"/>
+            </w:tcMar>
+          </w:tcPr>
+          <w:p>
+            <w:pPr>
+              <w:jc w:val="center"/>
+            </w:pPr>
+            <w:r>
+              <w:rPr>
+                <w:rFonts w:ascii="TH Sarabun PSK" w:hAnsi="TH Sarabun PSK"/>
+                <w:sz w:val="26"/>
+              </w:rPr>
+              <w:t>+0.0053</w:t>
+            </w:r>
+          </w:p>
+        </w:tc>
+        <w:tc>
+          <w:tcPr>
+            <w:tcW w:type="dxa" w:w="1728"/>
+            <w:shd w:fill="FFFFFF"/>
+            <w:tcMar>
+              <w:top w:w="80" w:type="dxa"/>
+              <w:bottom w:w="80" w:type="dxa"/>
+              <w:left w:w="100" w:type="dxa"/>
+              <w:right w:w="100" w:type="dxa"/>
+            </w:tcMar>
+          </w:tcPr>
+          <w:p>
+            <w:pPr>
+              <w:jc w:val="center"/>
+            </w:pPr>
+            <w:r>
+              <w:rPr>
+                <w:rFonts w:ascii="TH Sarabun PSK" w:hAnsi="TH Sarabun PSK"/>
+                <w:sz w:val="26"/>
+              </w:rPr>
+              <w:t>+0.0071</w:t>
+            </w:r>
+          </w:p>
+        </w:tc>
+        <w:tc>
+          <w:tcPr>
+            <w:tcW w:type="dxa" w:w="1728"/>
+            <w:shd w:fill="FFFFFF"/>
+            <w:tcMar>
+              <w:top w:w="80" w:type="dxa"/>
+              <w:bottom w:w="80" w:type="dxa"/>
+              <w:left w:w="100" w:type="dxa"/>
+              <w:right w:w="100" w:type="dxa"/>
+            </w:tcMar>
+          </w:tcPr>
+          <w:p>
+            <w:pPr>
+              <w:jc w:val="center"/>
+            </w:pPr>
+            <w:r>
+              <w:rPr>
+                <w:rFonts w:ascii="TH Sarabun PSK" w:hAnsi="TH Sarabun PSK"/>
+                <w:sz w:val="26"/>
+              </w:rPr>
+              <w:t>+0.0070</w:t>
+            </w:r>
+          </w:p>
+        </w:tc>
+      </w:tr>
+    </w:tbl>
+    <w:p>
+      <w:pPr>
+        <w:spacing w:before="0" w:after="80" w:line="276" w:lineRule="auto"/>
+        <w:jc w:val="left"/>
+      </w:pPr>
+      <w:r>
+        <w:rPr>
+          <w:rFonts w:ascii="TH Sarabun PSK" w:hAnsi="TH Sarabun PSK"/>
+          <w:b/>
+          <w:color w:val="000000"/>
+          <w:sz w:val="32"/>
+        </w:rPr>
+        <w:t>Manipulation Check:</w:t>
+      </w:r>
+      <w:r>
+        <w:rPr>
+          <w:rFonts w:ascii="TH Sarabun PSK" w:hAnsi="TH Sarabun PSK"/>
+          <w:b w:val="0"/>
+          <w:i w:val="0"/>
+          <w:color w:val="000000"/>
+          <w:sz w:val="32"/>
+        </w:rPr>
+        <w:t xml:space="preserve"> L2 switch ทำงานถูกต้อง — จำนวน detected problems ต่างกันใน </w:t>
+      </w:r>
+      <w:r>
+        <w:rPr>
+          <w:rFonts w:ascii="TH Sarabun PSK" w:hAnsi="TH Sarabun PSK"/>
+          <w:b/>
+          <w:color w:val="000000"/>
+          <w:sz w:val="32"/>
+        </w:rPr>
+        <w:t>7/95 เคส</w:t>
+      </w:r>
+      <w:r>
+        <w:rPr>
+          <w:rFonts w:ascii="TH Sarabun PSK" w:hAnsi="TH Sarabun PSK"/>
+          <w:b w:val="0"/>
+          <w:i w:val="0"/>
+          <w:color w:val="000000"/>
+          <w:sz w:val="32"/>
+        </w:rPr>
+        <w:t xml:space="preserve"> (7.4%) โดย L2 กรองหรือเพิ่มประมาณ 1 problem ต่อเคสที่เปลี่ยน</w:t>
+      </w:r>
+    </w:p>
+    <w:p>
+      <w:pPr>
+        <w:spacing w:before="0" w:after="80" w:line="276" w:lineRule="auto"/>
+        <w:jc w:val="left"/>
+      </w:pPr>
+      <w:r>
+        <w:rPr>
+          <w:rFonts w:ascii="TH Sarabun PSK" w:hAnsi="TH Sarabun PSK"/>
+          <w:b/>
+          <w:color w:val="000000"/>
+          <w:sz w:val="32"/>
+        </w:rPr>
+        <w:t>การทดสอบนัยสำคัญ:</w:t>
+      </w:r>
+      <w:r>
+        <w:rPr>
+          <w:rFonts w:ascii="TH Sarabun PSK" w:hAnsi="TH Sarabun PSK"/>
+          <w:b w:val="0"/>
+          <w:i w:val="0"/>
+          <w:color w:val="000000"/>
+          <w:sz w:val="32"/>
+        </w:rPr>
+        <w:t xml:space="preserve"> Paired Two-Sided Wilcoxon: $p = 0.317$ (ไม่มีนัยสำคัญ), Cohen's $d = 0.103$ (negligible effect), 95% CI ของ $\Delta$ nDCG@5: $(−0.005, +0.016)$</w:t>
+      </w:r>
+    </w:p>
+    <w:p>
+      <w:pPr>
+        <w:spacing w:before="0" w:after="80" w:line="276" w:lineRule="auto"/>
+        <w:jc w:val="left"/>
+      </w:pPr>
+      <w:r>
+        <w:rPr>
+          <w:rFonts w:ascii="TH Sarabun PSK" w:hAnsi="TH Sarabun PSK"/>
+          <w:b w:val="0"/>
+          <w:i w:val="0"/>
+          <w:color w:val="000000"/>
+          <w:sz w:val="32"/>
+        </w:rPr>
+        <w:t>ใน 7 เคสที่มีการเปลี่ยนแปลง detected problems พบว่า 6 เคสให้ nDCG@5 เท่ากันทั้งสองเงื่อนไข และ 1 เคส (NEG_LM_POS_V2) ที่ L1+L2 ดีกว่าอย่างชัดเจน (+0.50 nDCG@5) เนื่องจาก L2 เพิ่ม problem ที่เกี่ยวข้องซึ่ง L1 ตรวจจับพลาด</w:t>
+      </w:r>
+    </w:p>
+    <w:p>
+      <w:pPr>
+        <w:spacing w:before="0" w:after="80" w:line="276" w:lineRule="auto"/>
+        <w:jc w:val="left"/>
+      </w:pPr>
+      <w:r>
+        <w:rPr>
+          <w:rFonts w:ascii="TH Sarabun PSK" w:hAnsi="TH Sarabun PSK"/>
+          <w:b/>
+          <w:color w:val="000000"/>
+          <w:sz w:val="32"/>
+        </w:rPr>
+        <w:t>ข้อสรุป:</w:t>
+      </w:r>
+      <w:r>
+        <w:rPr>
+          <w:rFonts w:ascii="TH Sarabun PSK" w:hAnsi="TH Sarabun PSK"/>
+          <w:b w:val="0"/>
+          <w:i w:val="0"/>
+          <w:color w:val="000000"/>
+          <w:sz w:val="32"/>
+        </w:rPr>
+        <w:t xml:space="preserve"> ผลนี้เป็น null result ที่ป้องกันได้ — L2 validation ทำงานตามที่ออกแบบโดยปรับ precision ของ detection ให้ดีขึ้น แต่ผลกระทบดาวน์สตรีมต่อ retrieval ranking ไม่มีนัยสำคัญทางสถิติบนชุดทดสอบนี้ ซึ่งบ่งชี้ว่า H2L scoring layer มีความทนทานต่อ marginal change ใน problem list (\textpm 1 problem ต่อเคส) ประโยชน์หลักของ L2 จึงอยู่ที่การลด False Positive ในชั้น detection มากกว่าการยกระดับ ranking quality</w:t>
       </w:r>
     </w:p>
     <w:p>
@@ -7526,22 +8843,6 @@
           <w:bottom w:val="single" w:sz="6" w:space="1" w:color="CCCCCC"/>
         </w:pBdr>
       </w:pPr>
-    </w:p>
-    <w:p>
-      <w:pPr>
-        <w:spacing w:before="200" w:after="80" w:line="276" w:lineRule="auto"/>
-        <w:jc w:val="left"/>
-      </w:pPr>
-      <w:r>
-        <w:rPr>
-          <w:rFonts w:ascii="TH Sarabun PSK" w:hAnsi="TH Sarabun PSK"/>
-          <w:b/>
-          <w:i w:val="0"/>
-          <w:color w:val="003366"/>
-          <w:sz w:val="36"/>
-        </w:rPr>
-        <w:t>4.6 ผลการทดสอบความทนทานต่อกรณีศึกษาท้าทาย (Adversarial Stress Test)</w:t>
-      </w:r>
     </w:p>
     <w:p>
       <w:pPr>
@@ -7590,7 +8891,7 @@
           <w:color w:val="000000"/>
           <w:sz w:val="32"/>
         </w:rPr>
-        <w:t>ตารางที่ 4.7 ผลการทดสอบความทนทานบน Adversarial Stress-Test Slice (n=20 เคส)</w:t>
+        <w:t>ตารางที่ 4.7 ผลการทดสอบความทนทานบน Adversarial Stress-Test Slice (n=20 เคส, qwen2.5:7b)</w:t>
       </w:r>
     </w:p>
     <w:tbl>
@@ -7783,7 +9084,7 @@
                 <w:rFonts w:ascii="TH Sarabun PSK" w:hAnsi="TH Sarabun PSK"/>
                 <w:sz w:val="26"/>
               </w:rPr>
-              <w:t>0.1125</w:t>
+              <w:t>0.0556</w:t>
             </w:r>
           </w:p>
         </w:tc>
@@ -7807,7 +9108,7 @@
                 <w:rFonts w:ascii="TH Sarabun PSK" w:hAnsi="TH Sarabun PSK"/>
                 <w:sz w:val="26"/>
               </w:rPr>
-              <w:t>0.1150</w:t>
+              <w:t>0.0500</w:t>
             </w:r>
           </w:p>
         </w:tc>
@@ -7831,7 +9132,7 @@
                 <w:rFonts w:ascii="TH Sarabun PSK" w:hAnsi="TH Sarabun PSK"/>
                 <w:sz w:val="26"/>
               </w:rPr>
-              <w:t>0.1380</w:t>
+              <w:t>0.0651</w:t>
             </w:r>
           </w:p>
         </w:tc>
@@ -7905,7 +9206,7 @@
                 <w:rFonts w:ascii="TH Sarabun PSK" w:hAnsi="TH Sarabun PSK"/>
                 <w:sz w:val="26"/>
               </w:rPr>
-              <w:t>0.1480</w:t>
+              <w:t>0.0500</w:t>
             </w:r>
           </w:p>
         </w:tc>
@@ -7929,7 +9230,7 @@
                 <w:rFonts w:ascii="TH Sarabun PSK" w:hAnsi="TH Sarabun PSK"/>
                 <w:sz w:val="26"/>
               </w:rPr>
-              <w:t>0.1520</w:t>
+              <w:t>0.0631</w:t>
             </w:r>
           </w:p>
         </w:tc>
@@ -7953,7 +9254,7 @@
                 <w:rFonts w:ascii="TH Sarabun PSK" w:hAnsi="TH Sarabun PSK"/>
                 <w:sz w:val="26"/>
               </w:rPr>
-              <w:t>0.1760</w:t>
+              <w:t>0.0631</w:t>
             </w:r>
           </w:p>
         </w:tc>
@@ -7977,7 +9278,7 @@
                 <w:rFonts w:ascii="TH Sarabun PSK" w:hAnsi="TH Sarabun PSK"/>
                 <w:sz w:val="26"/>
               </w:rPr>
-              <w:t>0.0650</w:t>
+              <w:t>0.0500</w:t>
             </w:r>
           </w:p>
         </w:tc>
@@ -8027,7 +9328,7 @@
                 <w:rFonts w:ascii="TH Sarabun PSK" w:hAnsi="TH Sarabun PSK"/>
                 <w:sz w:val="26"/>
               </w:rPr>
-              <w:t>0.1650</w:t>
+              <w:t>0.0571</w:t>
             </w:r>
           </w:p>
         </w:tc>
@@ -8051,7 +9352,7 @@
                 <w:rFonts w:ascii="TH Sarabun PSK" w:hAnsi="TH Sarabun PSK"/>
                 <w:sz w:val="26"/>
               </w:rPr>
-              <w:t>0.1680</w:t>
+              <w:t>0.0500</w:t>
             </w:r>
           </w:p>
         </w:tc>
@@ -8075,7 +9376,7 @@
                 <w:rFonts w:ascii="TH Sarabun PSK" w:hAnsi="TH Sarabun PSK"/>
                 <w:sz w:val="26"/>
               </w:rPr>
-              <w:t>0.1920</w:t>
+              <w:t>0.0667</w:t>
             </w:r>
           </w:p>
         </w:tc>
@@ -8099,7 +9400,7 @@
                 <w:rFonts w:ascii="TH Sarabun PSK" w:hAnsi="TH Sarabun PSK"/>
                 <w:sz w:val="26"/>
               </w:rPr>
-              <w:t>0.0750</w:t>
+              <w:t>0.0500</w:t>
             </w:r>
           </w:p>
         </w:tc>
@@ -8125,7 +9426,7 @@
                 <w:rFonts w:ascii="TH Sarabun PSK" w:hAnsi="TH Sarabun PSK"/>
                 <w:sz w:val="26"/>
               </w:rPr>
-              <w:t>🥇 **`h2l-hybrid`**</w:t>
+              <w:t>**`h2l-hybrid`**</w:t>
             </w:r>
           </w:p>
         </w:tc>
@@ -8149,7 +9450,7 @@
                 <w:rFonts w:ascii="TH Sarabun PSK" w:hAnsi="TH Sarabun PSK"/>
                 <w:sz w:val="26"/>
               </w:rPr>
-              <w:t>**0.1985**</w:t>
+              <w:t>**0.0574**</w:t>
             </w:r>
           </w:p>
         </w:tc>
@@ -8173,7 +9474,7 @@
                 <w:rFonts w:ascii="TH Sarabun PSK" w:hAnsi="TH Sarabun PSK"/>
                 <w:sz w:val="26"/>
               </w:rPr>
-              <w:t>**0.2015**</w:t>
+              <w:t>**0.0500**</w:t>
             </w:r>
           </w:p>
         </w:tc>
@@ -8197,7 +9498,7 @@
                 <w:rFonts w:ascii="TH Sarabun PSK" w:hAnsi="TH Sarabun PSK"/>
                 <w:sz w:val="26"/>
               </w:rPr>
-              <w:t>**0.2280**</w:t>
+              <w:t>**0.0500**</w:t>
             </w:r>
           </w:p>
         </w:tc>
@@ -8221,7 +9522,287 @@
                 <w:rFonts w:ascii="TH Sarabun PSK" w:hAnsi="TH Sarabun PSK"/>
                 <w:sz w:val="26"/>
               </w:rPr>
-              <w:t>**0.0900**</w:t>
+              <w:t>**0.0500**</w:t>
+            </w:r>
+          </w:p>
+        </w:tc>
+      </w:tr>
+    </w:tbl>
+    <w:p>
+      <w:pPr>
+        <w:spacing w:before="0" w:after="80" w:line="276" w:lineRule="auto"/>
+        <w:jc w:val="left"/>
+      </w:pPr>
+      <w:r>
+        <w:rPr>
+          <w:rFonts w:ascii="TH Sarabun PSK" w:hAnsi="TH Sarabun PSK"/>
+          <w:b/>
+          <w:color w:val="000000"/>
+          <w:sz w:val="32"/>
+        </w:rPr>
+        <w:t>ตารางที่ 4.7ข ผลการตรวจจับปัญหาบน Adversarial Slice (Detector metrics, 3 models × 3 repeats = 180 runs)</w:t>
+      </w:r>
+    </w:p>
+    <w:tbl>
+      <w:tblPr>
+        <w:tblW w:type="auto" w:w="0"/>
+        <w:jc w:val="center"/>
+        <w:tblLook w:firstColumn="1" w:firstRow="1" w:lastColumn="0" w:lastRow="0" w:noHBand="0" w:noVBand="1" w:val="04A0"/>
+      </w:tblPr>
+      <w:tblGrid>
+        <w:gridCol w:w="4320"/>
+        <w:gridCol w:w="4320"/>
+      </w:tblGrid>
+      <w:tr>
+        <w:tc>
+          <w:tcPr>
+            <w:tcW w:type="dxa" w:w="4320"/>
+            <w:shd w:fill="F0F4F8"/>
+            <w:tcMar>
+              <w:top w:w="100" w:type="dxa"/>
+              <w:bottom w:w="100" w:type="dxa"/>
+              <w:left w:w="120" w:type="dxa"/>
+              <w:right w:w="120" w:type="dxa"/>
+            </w:tcMar>
+          </w:tcPr>
+          <w:p>
+            <w:pPr>
+              <w:jc w:val="center"/>
+            </w:pPr>
+            <w:r>
+              <w:rPr>
+                <w:rFonts w:ascii="TH Sarabun PSK" w:hAnsi="TH Sarabun PSK"/>
+                <w:b/>
+                <w:color w:val="003366"/>
+                <w:sz w:val="28"/>
+              </w:rPr>
+              <w:t>ตัวชี้วัด</w:t>
+            </w:r>
+          </w:p>
+        </w:tc>
+        <w:tc>
+          <w:tcPr>
+            <w:tcW w:type="dxa" w:w="4320"/>
+            <w:shd w:fill="F0F4F8"/>
+            <w:tcMar>
+              <w:top w:w="100" w:type="dxa"/>
+              <w:bottom w:w="100" w:type="dxa"/>
+              <w:left w:w="120" w:type="dxa"/>
+              <w:right w:w="120" w:type="dxa"/>
+            </w:tcMar>
+          </w:tcPr>
+          <w:p>
+            <w:pPr>
+              <w:jc w:val="center"/>
+            </w:pPr>
+            <w:r>
+              <w:rPr>
+                <w:rFonts w:ascii="TH Sarabun PSK" w:hAnsi="TH Sarabun PSK"/>
+                <w:b/>
+                <w:color w:val="003366"/>
+                <w:sz w:val="28"/>
+              </w:rPr>
+              <w:t>ค่า</w:t>
+            </w:r>
+          </w:p>
+        </w:tc>
+      </w:tr>
+      <w:tr>
+        <w:tc>
+          <w:tcPr>
+            <w:tcW w:type="dxa" w:w="4320"/>
+            <w:shd w:fill="FFFFFF"/>
+            <w:tcMar>
+              <w:top w:w="80" w:type="dxa"/>
+              <w:bottom w:w="80" w:type="dxa"/>
+              <w:left w:w="100" w:type="dxa"/>
+              <w:right w:w="100" w:type="dxa"/>
+            </w:tcMar>
+          </w:tcPr>
+          <w:p>
+            <w:pPr>
+              <w:jc w:val="left"/>
+            </w:pPr>
+            <w:r>
+              <w:rPr>
+                <w:rFonts w:ascii="TH Sarabun PSK" w:hAnsi="TH Sarabun PSK"/>
+                <w:sz w:val="26"/>
+              </w:rPr>
+              <w:t>Target recall (เคสที่ตรวจจับ target code ได้ครบ)</w:t>
+            </w:r>
+          </w:p>
+        </w:tc>
+        <w:tc>
+          <w:tcPr>
+            <w:tcW w:type="dxa" w:w="4320"/>
+            <w:shd w:fill="FFFFFF"/>
+            <w:tcMar>
+              <w:top w:w="80" w:type="dxa"/>
+              <w:bottom w:w="80" w:type="dxa"/>
+              <w:left w:w="100" w:type="dxa"/>
+              <w:right w:w="100" w:type="dxa"/>
+            </w:tcMar>
+          </w:tcPr>
+          <w:p>
+            <w:pPr>
+              <w:jc w:val="center"/>
+            </w:pPr>
+            <w:r>
+              <w:rPr>
+                <w:rFonts w:ascii="TH Sarabun PSK" w:hAnsi="TH Sarabun PSK"/>
+                <w:sz w:val="26"/>
+              </w:rPr>
+              <w:t>**85.71%** (162/189 โอกาส)</w:t>
+            </w:r>
+          </w:p>
+        </w:tc>
+      </w:tr>
+      <w:tr>
+        <w:tc>
+          <w:tcPr>
+            <w:tcW w:type="dxa" w:w="4320"/>
+            <w:shd w:fill="FAFAFA"/>
+            <w:tcMar>
+              <w:top w:w="80" w:type="dxa"/>
+              <w:bottom w:w="80" w:type="dxa"/>
+              <w:left w:w="100" w:type="dxa"/>
+              <w:right w:w="100" w:type="dxa"/>
+            </w:tcMar>
+          </w:tcPr>
+          <w:p>
+            <w:pPr>
+              <w:jc w:val="left"/>
+            </w:pPr>
+            <w:r>
+              <w:rPr>
+                <w:rFonts w:ascii="TH Sarabun PSK" w:hAnsi="TH Sarabun PSK"/>
+                <w:sz w:val="26"/>
+              </w:rPr>
+              <w:t>Complete target cases</w:t>
+            </w:r>
+          </w:p>
+        </w:tc>
+        <w:tc>
+          <w:tcPr>
+            <w:tcW w:type="dxa" w:w="4320"/>
+            <w:shd w:fill="FAFAFA"/>
+            <w:tcMar>
+              <w:top w:w="80" w:type="dxa"/>
+              <w:bottom w:w="80" w:type="dxa"/>
+              <w:left w:w="100" w:type="dxa"/>
+              <w:right w:w="100" w:type="dxa"/>
+            </w:tcMar>
+          </w:tcPr>
+          <w:p>
+            <w:pPr>
+              <w:jc w:val="center"/>
+            </w:pPr>
+            <w:r>
+              <w:rPr>
+                <w:rFonts w:ascii="TH Sarabun PSK" w:hAnsi="TH Sarabun PSK"/>
+                <w:sz w:val="26"/>
+              </w:rPr>
+              <w:t>**85.00%** (153/180)</w:t>
+            </w:r>
+          </w:p>
+        </w:tc>
+      </w:tr>
+      <w:tr>
+        <w:tc>
+          <w:tcPr>
+            <w:tcW w:type="dxa" w:w="4320"/>
+            <w:shd w:fill="FFFFFF"/>
+            <w:tcMar>
+              <w:top w:w="80" w:type="dxa"/>
+              <w:bottom w:w="80" w:type="dxa"/>
+              <w:left w:w="100" w:type="dxa"/>
+              <w:right w:w="100" w:type="dxa"/>
+            </w:tcMar>
+          </w:tcPr>
+          <w:p>
+            <w:pPr>
+              <w:jc w:val="left"/>
+            </w:pPr>
+            <w:r>
+              <w:rPr>
+                <w:rFonts w:ascii="TH Sarabun PSK" w:hAnsi="TH Sarabun PSK"/>
+                <w:sz w:val="26"/>
+              </w:rPr>
+              <w:t>False-trigger suppression (ระงับ false code ได้)</w:t>
+            </w:r>
+          </w:p>
+        </w:tc>
+        <w:tc>
+          <w:tcPr>
+            <w:tcW w:type="dxa" w:w="4320"/>
+            <w:shd w:fill="FFFFFF"/>
+            <w:tcMar>
+              <w:top w:w="80" w:type="dxa"/>
+              <w:bottom w:w="80" w:type="dxa"/>
+              <w:left w:w="100" w:type="dxa"/>
+              <w:right w:w="100" w:type="dxa"/>
+            </w:tcMar>
+          </w:tcPr>
+          <w:p>
+            <w:pPr>
+              <w:jc w:val="center"/>
+            </w:pPr>
+            <w:r>
+              <w:rPr>
+                <w:rFonts w:ascii="TH Sarabun PSK" w:hAnsi="TH Sarabun PSK"/>
+                <w:sz w:val="26"/>
+              </w:rPr>
+              <w:t>**15.00%** (27/180)</w:t>
+            </w:r>
+          </w:p>
+        </w:tc>
+      </w:tr>
+      <w:tr>
+        <w:tc>
+          <w:tcPr>
+            <w:tcW w:type="dxa" w:w="4320"/>
+            <w:shd w:fill="FAFAFA"/>
+            <w:tcMar>
+              <w:top w:w="80" w:type="dxa"/>
+              <w:bottom w:w="80" w:type="dxa"/>
+              <w:left w:w="100" w:type="dxa"/>
+              <w:right w:w="100" w:type="dxa"/>
+            </w:tcMar>
+          </w:tcPr>
+          <w:p>
+            <w:pPr>
+              <w:jc w:val="left"/>
+            </w:pPr>
+            <w:r>
+              <w:rPr>
+                <w:rFonts w:ascii="TH Sarabun PSK" w:hAnsi="TH Sarabun PSK"/>
+                <w:sz w:val="26"/>
+              </w:rPr>
+              <w:t>Joint pass (ผ่านทั้งสองเกณฑ์พร้อมกัน)</w:t>
+            </w:r>
+          </w:p>
+        </w:tc>
+        <w:tc>
+          <w:tcPr>
+            <w:tcW w:type="dxa" w:w="4320"/>
+            <w:shd w:fill="FAFAFA"/>
+            <w:tcMar>
+              <w:top w:w="80" w:type="dxa"/>
+              <w:bottom w:w="80" w:type="dxa"/>
+              <w:left w:w="100" w:type="dxa"/>
+              <w:right w:w="100" w:type="dxa"/>
+            </w:tcMar>
+          </w:tcPr>
+          <w:p>
+            <w:pPr>
+              <w:jc w:val="center"/>
+            </w:pPr>
+            <w:r>
+              <w:rPr>
+                <w:rFonts w:ascii="TH Sarabun PSK" w:hAnsi="TH Sarabun PSK"/>
+                <w:sz w:val="26"/>
+              </w:rPr>
+              <w:t>**10.00%** (18/180 = 2 เคส × 9 runs)</w:t>
             </w:r>
           </w:p>
         </w:tc>
@@ -8249,7 +9830,7 @@
           <w:color w:val="000000"/>
           <w:sz w:val="32"/>
         </w:rPr>
-        <w:t xml:space="preserve"> บนชุดกรณีศึกษาท้าทาย </w:t>
+        <w:t xml:space="preserve"> บนชุดกรณีศึกษาท้าทาย ระบบ H2L ทำ target recall ได้สูง (85.7%) แต่ false-trigger suppression เพียง 15% ส่งผลให้ joint pass rate อยู่ที่ 10% เท่านั้น (ADV_004, ADV_010 ผ่านครบทั้งสองเกณฑ์) ในด้านการค้นคืน กลยุทธ์ </w:t>
       </w:r>
       <w:r>
         <w:rPr>
@@ -8267,8 +9848,14 @@
           <w:color w:val="000000"/>
           <w:sz w:val="32"/>
         </w:rPr>
-        <w:t xml:space="preserve"> ยังคงทำคะแนน nDCG@5 = </w:t>
+        <w:t xml:space="preserve"> มี nDCG@5 เท่ากับ naive_rag (0.0500) และต่ำกว่า bm25_only (0.0631) แสดงว่ากลไก H2L scoring ในชุดที่มีคำปฏิเสธและ keyword ลวงยังมีข้อจำกัด ผลนี้ชี้ให้เห็น failure mode ที่ชัดเจน: ระบบตรวจจับ target problem ได้ดี แต่ยังระงับ false trigger ได้ไม่เพียงพอ</w:t>
       </w:r>
+    </w:p>
+    <w:p>
+      <w:pPr>
+        <w:spacing w:before="0" w:after="80" w:line="276" w:lineRule="auto"/>
+        <w:jc w:val="left"/>
+      </w:pPr>
       <w:r>
         <w:rPr>
           <w:rFonts w:ascii="TH Sarabun PSK" w:hAnsi="TH Sarabun PSK"/>
@@ -8276,7 +9863,7 @@
           <w:color w:val="000000"/>
           <w:sz w:val="32"/>
         </w:rPr>
-        <w:t>0.2015</w:t>
+        <w:t>รูปที่ 4.C</w:t>
       </w:r>
       <w:r>
         <w:rPr>
@@ -8286,17 +9873,14 @@
           <w:color w:val="000000"/>
           <w:sz w:val="32"/>
         </w:rPr>
-        <w:t xml:space="preserve"> เหนือกว่า Naive RAG (0.1150) ถึง </w:t>
+        <w:t xml:space="preserve"> แสดงการกระจายตัวของ target recall และ false-trigger suppression รายเคส เปิดเผย failure pattern ที่ตัวเลขรวมไม่สามารถแสดงได้</w:t>
       </w:r>
-      <w:r>
-        <w:rPr>
-          <w:rFonts w:ascii="TH Sarabun PSK" w:hAnsi="TH Sarabun PSK"/>
-          <w:b/>
-          <w:color w:val="000000"/>
-          <w:sz w:val="32"/>
-        </w:rPr>
-        <w:t>+75.2%</w:t>
-      </w:r>
+    </w:p>
+    <w:p>
+      <w:pPr>
+        <w:spacing w:before="0" w:after="80" w:line="276" w:lineRule="auto"/>
+        <w:jc w:val="left"/>
+      </w:pPr>
       <w:r>
         <w:rPr>
           <w:rFonts w:ascii="TH Sarabun PSK" w:hAnsi="TH Sarabun PSK"/>
@@ -8305,7 +9889,7 @@
           <w:color w:val="000000"/>
           <w:sz w:val="32"/>
         </w:rPr>
-        <w:t xml:space="preserve"> แสดงให้เห็นว่าสถาปัตยกรรม H2L มีความทนทานสูงเมื่อเผชิญกับข้อความลวงและโครงสร้างภาษาที่สับสน</w:t>
+        <w:t>![รูปที่ 4.C Adversarial Recall vs Suppression](../output/figures_ch4/fig_4c_adversarial.png)</w:t>
       </w:r>
     </w:p>
     <w:p>
@@ -8344,7 +9928,7 @@
           <w:color w:val="000000"/>
           <w:sz w:val="32"/>
         </w:rPr>
-        <w:t>ตารางที่ 4.8 ผล nDCG@10 จำแนกตามระดับความซับซ้อนของเคส</w:t>
+        <w:t>ตารางที่ 4.8 ผล nDCG@10 จำแนกตามระดับความซับซ้อนของเคส (qwen2.5:7b, เฉลี่ย 3 repeats)</w:t>
       </w:r>
     </w:p>
     <w:tbl>
@@ -8408,7 +9992,7 @@
                 <w:color w:val="003366"/>
                 <w:sz w:val="28"/>
               </w:rPr>
-              <w:t>เคสทั่วไป (Simple, n=45)</w:t>
+              <w:t>เคสทั่วไป (Simple, n=35)</w:t>
             </w:r>
           </w:p>
         </w:tc>
@@ -8434,7 +10018,7 @@
                 <w:color w:val="003366"/>
                 <w:sz w:val="28"/>
               </w:rPr>
-              <w:t>เคสซับซ้อนปานกลาง (Moderate, n=30)</w:t>
+              <w:t>เคสซับซ้อนปานกลาง (Moderate, n=42)</w:t>
             </w:r>
           </w:p>
         </w:tc>
@@ -8460,7 +10044,7 @@
                 <w:color w:val="003366"/>
                 <w:sz w:val="28"/>
               </w:rPr>
-              <w:t>เคสซับซ้อนสูง (Complex, n=20)</w:t>
+              <w:t>เคสซับซ้อนสูง (Complex, n=18)</w:t>
             </w:r>
           </w:p>
         </w:tc>
@@ -8534,7 +10118,7 @@
                 <w:rFonts w:ascii="TH Sarabun PSK" w:hAnsi="TH Sarabun PSK"/>
                 <w:sz w:val="26"/>
               </w:rPr>
-              <w:t>0.2485</w:t>
+              <w:t>0.1880</w:t>
             </w:r>
           </w:p>
         </w:tc>
@@ -8558,7 +10142,7 @@
                 <w:rFonts w:ascii="TH Sarabun PSK" w:hAnsi="TH Sarabun PSK"/>
                 <w:sz w:val="26"/>
               </w:rPr>
-              <w:t>0.1760</w:t>
+              <w:t>0.2900</w:t>
             </w:r>
           </w:p>
         </w:tc>
@@ -8632,7 +10216,7 @@
                 <w:rFonts w:ascii="TH Sarabun PSK" w:hAnsi="TH Sarabun PSK"/>
                 <w:sz w:val="26"/>
               </w:rPr>
-              <w:t>0.2857</w:t>
+              <w:t>0.2265</w:t>
             </w:r>
           </w:p>
         </w:tc>
@@ -8656,7 +10240,7 @@
                 <w:rFonts w:ascii="TH Sarabun PSK" w:hAnsi="TH Sarabun PSK"/>
                 <w:sz w:val="26"/>
               </w:rPr>
-              <w:t>0.1920</w:t>
+              <w:t>0.2645</w:t>
             </w:r>
           </w:p>
         </w:tc>
@@ -8706,7 +10290,7 @@
                 <w:rFonts w:ascii="TH Sarabun PSK" w:hAnsi="TH Sarabun PSK"/>
                 <w:sz w:val="26"/>
               </w:rPr>
-              <w:t>**0.2972**</w:t>
+              <w:t>**0.2872**</w:t>
             </w:r>
           </w:p>
         </w:tc>
@@ -8730,7 +10314,7 @@
                 <w:rFonts w:ascii="TH Sarabun PSK" w:hAnsi="TH Sarabun PSK"/>
                 <w:sz w:val="26"/>
               </w:rPr>
-              <w:t>**0.3131**</w:t>
+              <w:t>**0.2501**</w:t>
             </w:r>
           </w:p>
         </w:tc>
@@ -8754,7 +10338,7 @@
                 <w:rFonts w:ascii="TH Sarabun PSK" w:hAnsi="TH Sarabun PSK"/>
                 <w:sz w:val="26"/>
               </w:rPr>
-              <w:t>**0.2280**</w:t>
+              <w:t>**0.3009**</w:t>
             </w:r>
           </w:p>
         </w:tc>
@@ -8782,15 +10366,16 @@
           <w:color w:val="000000"/>
           <w:sz w:val="32"/>
         </w:rPr>
-        <w:t xml:space="preserve"> ในเคสซับซ้อนปานกลางและสูง </w:t>
+        <w:t xml:space="preserve"> H2L แสดงข้อได้เปรียบชัดเจนในเคสซับซ้อนสูง (Complex, nDCG@10 = </w:t>
       </w:r>
       <w:r>
         <w:rPr>
-          <w:rFonts w:ascii="Courier New" w:hAnsi="Courier New"/>
-          <w:color w:val="B42828"/>
-          <w:sz w:val="30"/>
+          <w:rFonts w:ascii="TH Sarabun PSK" w:hAnsi="TH Sarabun PSK"/>
+          <w:b/>
+          <w:color w:val="000000"/>
+          <w:sz w:val="32"/>
         </w:rPr>
-        <w:t>h2l-hybrid</w:t>
+        <w:t>0.3009</w:t>
       </w:r>
       <w:r>
         <w:rPr>
@@ -8800,7 +10385,7 @@
           <w:color w:val="000000"/>
           <w:sz w:val="32"/>
         </w:rPr>
-        <w:t xml:space="preserve"> แสดงข้อได้เปรียบชัดเจนที่สุด โดยทำ nDCG@10 สูงถึง </w:t>
+        <w:t xml:space="preserve"> เทียบ Basic 0.2645 สูงกว่า +13.7%) และเคสซับซ้อนปานกลาง (Moderate, </w:t>
       </w:r>
       <w:r>
         <w:rPr>
@@ -8809,7 +10394,7 @@
           <w:color w:val="000000"/>
           <w:sz w:val="32"/>
         </w:rPr>
-        <w:t>0.3131</w:t>
+        <w:t>0.2501</w:t>
       </w:r>
       <w:r>
         <w:rPr>
@@ -8819,26 +10404,7 @@
           <w:color w:val="000000"/>
           <w:sz w:val="32"/>
         </w:rPr>
-        <w:t xml:space="preserve"> ในเคส Moderate (สูงกว่า Basic 0.2857) และ </w:t>
-      </w:r>
-      <w:r>
-        <w:rPr>
-          <w:rFonts w:ascii="TH Sarabun PSK" w:hAnsi="TH Sarabun PSK"/>
-          <w:b/>
-          <w:color w:val="000000"/>
-          <w:sz w:val="32"/>
-        </w:rPr>
-        <w:t>0.2280</w:t>
-      </w:r>
-      <w:r>
-        <w:rPr>
-          <w:rFonts w:ascii="TH Sarabun PSK" w:hAnsi="TH Sarabun PSK"/>
-          <w:b w:val="0"/>
-          <w:i w:val="0"/>
-          <w:color w:val="000000"/>
-          <w:sz w:val="32"/>
-        </w:rPr>
-        <w:t xml:space="preserve"> ในเคส Complex (สูงกว่า Basic 0.1920) เนื่องจากกลไก H2L สามารถแยกแยะหมวดหมู่ปัญหาซ้อนทับกันได้อย่างแม่นยำ</w:t>
+        <w:t xml:space="preserve"> เทียบ Basic 0.2265 สูงกว่า +10.4%) ในขณะที่เคสทั่วไป H2L (0.2872) ให้ผลใกล้เคียง basic (0.2885) โดยไม่แตกต่างอย่างมีนัยสำคัญ ผลนี้สอดคล้องกับสมมุติฐานว่ากลไก H2L เพิ่มคุณค่าเมื่อเคสมีความซับซ้อนและต้องการการแยกแยะหมวดหมู่ปัญหาที่ซ้อนทับกัน</w:t>
       </w:r>
     </w:p>
     <w:p>

--- a/ch4_thesis.docx
+++ b/ch4_thesis.docx
@@ -6748,7 +6748,7 @@
           <w:color w:val="000000"/>
           <w:sz w:val="32"/>
         </w:rPr>
-        <w:t>ผลการทดลองทำ Ablation บน H2L V6 Functions เพื่อดูขนาดอิทธิพล (Effect Size: Cohen's $d$) ต่อคะแนนระบบ แสดงดังตารางที่ 4.6</w:t>
+        <w:t>ผลการทดลองทำ Ablation บน H2L V6 Components บนชุดทดสอบ 95 กรณีศึกษา โดยใช้ detected problems จาก cache (qwen2.5:7b, repeat 1) เพื่อแยกผลกระทบของ scoring layer ออกจาก detection layer แสดงดังตารางที่ 4.6</w:t>
       </w:r>
     </w:p>
     <w:p>
@@ -6763,7 +6763,7 @@
           <w:color w:val="000000"/>
           <w:sz w:val="32"/>
         </w:rPr>
-        <w:t>ตารางที่ 4.6 ผลการวิเคราะห์องค์ประกอบย่อย H2L V6 Components</w:t>
+        <w:t>ตารางที่ 4.6 ผลการวิเคราะห์องค์ประกอบย่อย H2L V6 Components (n=95 เคส)</w:t>
       </w:r>
     </w:p>
     <w:tbl>
@@ -6882,7 +6882,33 @@
                 <w:color w:val="003366"/>
                 <w:sz w:val="28"/>
               </w:rPr>
-              <w:t>H2L Mean Score</w:t>
+              <w:t>MRR</w:t>
+            </w:r>
+          </w:p>
+        </w:tc>
+        <w:tc>
+          <w:tcPr>
+            <w:tcW w:type="dxa" w:w="1234"/>
+            <w:shd w:fill="F0F4F8"/>
+            <w:tcMar>
+              <w:top w:w="100" w:type="dxa"/>
+              <w:bottom w:w="100" w:type="dxa"/>
+              <w:left w:w="120" w:type="dxa"/>
+              <w:right w:w="120" w:type="dxa"/>
+            </w:tcMar>
+          </w:tcPr>
+          <w:p>
+            <w:pPr>
+              <w:jc w:val="center"/>
+            </w:pPr>
+            <w:r>
+              <w:rPr>
+                <w:rFonts w:ascii="TH Sarabun PSK" w:hAnsi="TH Sarabun PSK"/>
+                <w:b/>
+                <w:color w:val="003366"/>
+                <w:sz w:val="28"/>
+              </w:rPr>
+              <w:t>rank_changed@5</w:t>
             </w:r>
           </w:p>
         </w:tc>
@@ -6934,33 +6960,7 @@
                 <w:color w:val="003366"/>
                 <w:sz w:val="28"/>
               </w:rPr>
-              <w:t>$p$-value</w:t>
-            </w:r>
-          </w:p>
-        </w:tc>
-        <w:tc>
-          <w:tcPr>
-            <w:tcW w:type="dxa" w:w="1234"/>
-            <w:shd w:fill="F0F4F8"/>
-            <w:tcMar>
-              <w:top w:w="100" w:type="dxa"/>
-              <w:bottom w:w="100" w:type="dxa"/>
-              <w:left w:w="120" w:type="dxa"/>
-              <w:right w:w="120" w:type="dxa"/>
-            </w:tcMar>
-          </w:tcPr>
-          <w:p>
-            <w:pPr>
-              <w:jc w:val="center"/>
-            </w:pPr>
-            <w:r>
-              <w:rPr>
-                <w:rFonts w:ascii="TH Sarabun PSK" w:hAnsi="TH Sarabun PSK"/>
-                <w:b/>
-                <w:color w:val="003366"/>
-                <w:sz w:val="28"/>
-              </w:rPr>
-              <w:t>ระดับอิทธิพล (Effect Size)</w:t>
+              <w:t>ระดับอิทธิพล</w:t>
             </w:r>
           </w:p>
         </w:tc>
@@ -6986,7 +6986,7 @@
                 <w:rFonts w:ascii="TH Sarabun PSK" w:hAnsi="TH Sarabun PSK"/>
                 <w:sz w:val="26"/>
               </w:rPr>
-              <w:t>**Full H2L V6 (Baseline)**</w:t>
+              <w:t>**Full V6 (Baseline)**</w:t>
             </w:r>
           </w:p>
         </w:tc>
@@ -7010,7 +7010,7 @@
                 <w:rFonts w:ascii="TH Sarabun PSK" w:hAnsi="TH Sarabun PSK"/>
                 <w:sz w:val="26"/>
               </w:rPr>
-              <w:t>**0.3410**</w:t>
+              <w:t>**0.2442**</w:t>
             </w:r>
           </w:p>
         </w:tc>
@@ -7034,7 +7034,7 @@
                 <w:rFonts w:ascii="TH Sarabun PSK" w:hAnsi="TH Sarabun PSK"/>
                 <w:sz w:val="26"/>
               </w:rPr>
-              <w:t>**0.3453**</w:t>
+              <w:t>**0.2454**</w:t>
             </w:r>
           </w:p>
         </w:tc>
@@ -7058,7 +7058,7 @@
                 <w:rFonts w:ascii="TH Sarabun PSK" w:hAnsi="TH Sarabun PSK"/>
                 <w:sz w:val="26"/>
               </w:rPr>
-              <w:t>**1.8947**</w:t>
+              <w:t>**0.2801**</w:t>
             </w:r>
           </w:p>
         </w:tc>
@@ -7082,7 +7082,7 @@
                 <w:rFonts w:ascii="TH Sarabun PSK" w:hAnsi="TH Sarabun PSK"/>
                 <w:sz w:val="26"/>
               </w:rPr>
-              <w:t>—</w:t>
+              <w:t>**1.1%**</w:t>
             </w:r>
           </w:p>
         </w:tc>
@@ -7156,7 +7156,7 @@
                 <w:rFonts w:ascii="TH Sarabun PSK" w:hAnsi="TH Sarabun PSK"/>
                 <w:sz w:val="26"/>
               </w:rPr>
-              <w:t>Product Mode (แทน Weighted-Sum)</w:t>
+              <w:t>Product Feature Mode</w:t>
             </w:r>
           </w:p>
         </w:tc>
@@ -7180,7 +7180,7 @@
                 <w:rFonts w:ascii="TH Sarabun PSK" w:hAnsi="TH Sarabun PSK"/>
                 <w:sz w:val="26"/>
               </w:rPr>
-              <w:t>0.3418</w:t>
+              <w:t>0.2485</w:t>
             </w:r>
           </w:p>
         </w:tc>
@@ -7204,7 +7204,7 @@
                 <w:rFonts w:ascii="TH Sarabun PSK" w:hAnsi="TH Sarabun PSK"/>
                 <w:sz w:val="26"/>
               </w:rPr>
-              <w:t>0.3454</w:t>
+              <w:t>0.2467</w:t>
             </w:r>
           </w:p>
         </w:tc>
@@ -7228,7 +7228,7 @@
                 <w:rFonts w:ascii="TH Sarabun PSK" w:hAnsi="TH Sarabun PSK"/>
                 <w:sz w:val="26"/>
               </w:rPr>
-              <w:t>0.3283</w:t>
+              <w:t>0.2801</w:t>
             </w:r>
           </w:p>
         </w:tc>
@@ -7252,7 +7252,7 @@
                 <w:rFonts w:ascii="TH Sarabun PSK" w:hAnsi="TH Sarabun PSK"/>
                 <w:sz w:val="26"/>
               </w:rPr>
-              <w:t>**0.932**</w:t>
+              <w:t>1.1%</w:t>
             </w:r>
           </w:p>
         </w:tc>
@@ -7276,7 +7276,7 @@
                 <w:rFonts w:ascii="TH Sarabun PSK" w:hAnsi="TH Sarabun PSK"/>
                 <w:sz w:val="26"/>
               </w:rPr>
-              <w:t>&lt; 0.001</w:t>
+              <w:t>0.103</w:t>
             </w:r>
           </w:p>
         </w:tc>
@@ -7300,7 +7300,7 @@
                 <w:rFonts w:ascii="TH Sarabun PSK" w:hAnsi="TH Sarabun PSK"/>
                 <w:sz w:val="26"/>
               </w:rPr>
-              <w:t>**Large Effect** (Scale Shift)</w:t>
+              <w:t>Negligible</w:t>
             </w:r>
           </w:p>
         </w:tc>
@@ -7350,7 +7350,7 @@
                 <w:rFonts w:ascii="TH Sarabun PSK" w:hAnsi="TH Sarabun PSK"/>
                 <w:sz w:val="26"/>
               </w:rPr>
-              <w:t>0.3410</w:t>
+              <w:t>0.2485</w:t>
             </w:r>
           </w:p>
         </w:tc>
@@ -7374,7 +7374,7 @@
                 <w:rFonts w:ascii="TH Sarabun PSK" w:hAnsi="TH Sarabun PSK"/>
                 <w:sz w:val="26"/>
               </w:rPr>
-              <w:t>0.3453</w:t>
+              <w:t>0.2467</w:t>
             </w:r>
           </w:p>
         </w:tc>
@@ -7398,7 +7398,7 @@
                 <w:rFonts w:ascii="TH Sarabun PSK" w:hAnsi="TH Sarabun PSK"/>
                 <w:sz w:val="26"/>
               </w:rPr>
-              <w:t>1.1377</w:t>
+              <w:t>0.2801</w:t>
             </w:r>
           </w:p>
         </w:tc>
@@ -7422,7 +7422,7 @@
                 <w:rFonts w:ascii="TH Sarabun PSK" w:hAnsi="TH Sarabun PSK"/>
                 <w:sz w:val="26"/>
               </w:rPr>
-              <w:t>**0.409**</w:t>
+              <w:t>1.1%</w:t>
             </w:r>
           </w:p>
         </w:tc>
@@ -7446,7 +7446,7 @@
                 <w:rFonts w:ascii="TH Sarabun PSK" w:hAnsi="TH Sarabun PSK"/>
                 <w:sz w:val="26"/>
               </w:rPr>
-              <w:t>&lt; 0.001</w:t>
+              <w:t>0.103</w:t>
             </w:r>
           </w:p>
         </w:tc>
@@ -7470,7 +7470,347 @@
                 <w:rFonts w:ascii="TH Sarabun PSK" w:hAnsi="TH Sarabun PSK"/>
                 <w:sz w:val="26"/>
               </w:rPr>
-              <w:t>**Small Effect**</w:t>
+              <w:t>Negligible</w:t>
+            </w:r>
+          </w:p>
+        </w:tc>
+      </w:tr>
+      <w:tr>
+        <w:tc>
+          <w:tcPr>
+            <w:tcW w:type="dxa" w:w="1234"/>
+            <w:shd w:fill="FAFAFA"/>
+            <w:tcMar>
+              <w:top w:w="80" w:type="dxa"/>
+              <w:bottom w:w="80" w:type="dxa"/>
+              <w:left w:w="100" w:type="dxa"/>
+              <w:right w:w="100" w:type="dxa"/>
+            </w:tcMar>
+          </w:tcPr>
+          <w:p>
+            <w:pPr>
+              <w:jc w:val="left"/>
+            </w:pPr>
+            <w:r>
+              <w:rPr>
+                <w:rFonts w:ascii="TH Sarabun PSK" w:hAnsi="TH Sarabun PSK"/>
+                <w:sz w:val="26"/>
+              </w:rPr>
+              <w:t>w/o Margin Activation</w:t>
+            </w:r>
+          </w:p>
+        </w:tc>
+        <w:tc>
+          <w:tcPr>
+            <w:tcW w:type="dxa" w:w="1234"/>
+            <w:shd w:fill="FAFAFA"/>
+            <w:tcMar>
+              <w:top w:w="80" w:type="dxa"/>
+              <w:bottom w:w="80" w:type="dxa"/>
+              <w:left w:w="100" w:type="dxa"/>
+              <w:right w:w="100" w:type="dxa"/>
+            </w:tcMar>
+          </w:tcPr>
+          <w:p>
+            <w:pPr>
+              <w:jc w:val="center"/>
+            </w:pPr>
+            <w:r>
+              <w:rPr>
+                <w:rFonts w:ascii="TH Sarabun PSK" w:hAnsi="TH Sarabun PSK"/>
+                <w:sz w:val="26"/>
+              </w:rPr>
+              <w:t>0.2430</w:t>
+            </w:r>
+          </w:p>
+        </w:tc>
+        <w:tc>
+          <w:tcPr>
+            <w:tcW w:type="dxa" w:w="1234"/>
+            <w:shd w:fill="FAFAFA"/>
+            <w:tcMar>
+              <w:top w:w="80" w:type="dxa"/>
+              <w:bottom w:w="80" w:type="dxa"/>
+              <w:left w:w="100" w:type="dxa"/>
+              <w:right w:w="100" w:type="dxa"/>
+            </w:tcMar>
+          </w:tcPr>
+          <w:p>
+            <w:pPr>
+              <w:jc w:val="center"/>
+            </w:pPr>
+            <w:r>
+              <w:rPr>
+                <w:rFonts w:ascii="TH Sarabun PSK" w:hAnsi="TH Sarabun PSK"/>
+                <w:sz w:val="26"/>
+              </w:rPr>
+              <w:t>0.2436</w:t>
+            </w:r>
+          </w:p>
+        </w:tc>
+        <w:tc>
+          <w:tcPr>
+            <w:tcW w:type="dxa" w:w="1234"/>
+            <w:shd w:fill="FAFAFA"/>
+            <w:tcMar>
+              <w:top w:w="80" w:type="dxa"/>
+              <w:bottom w:w="80" w:type="dxa"/>
+              <w:left w:w="100" w:type="dxa"/>
+              <w:right w:w="100" w:type="dxa"/>
+            </w:tcMar>
+          </w:tcPr>
+          <w:p>
+            <w:pPr>
+              <w:jc w:val="center"/>
+            </w:pPr>
+            <w:r>
+              <w:rPr>
+                <w:rFonts w:ascii="TH Sarabun PSK" w:hAnsi="TH Sarabun PSK"/>
+                <w:sz w:val="26"/>
+              </w:rPr>
+              <w:t>0.2801</w:t>
+            </w:r>
+          </w:p>
+        </w:tc>
+        <w:tc>
+          <w:tcPr>
+            <w:tcW w:type="dxa" w:w="1234"/>
+            <w:shd w:fill="FAFAFA"/>
+            <w:tcMar>
+              <w:top w:w="80" w:type="dxa"/>
+              <w:bottom w:w="80" w:type="dxa"/>
+              <w:left w:w="100" w:type="dxa"/>
+              <w:right w:w="100" w:type="dxa"/>
+            </w:tcMar>
+          </w:tcPr>
+          <w:p>
+            <w:pPr>
+              <w:jc w:val="center"/>
+            </w:pPr>
+            <w:r>
+              <w:rPr>
+                <w:rFonts w:ascii="TH Sarabun PSK" w:hAnsi="TH Sarabun PSK"/>
+                <w:sz w:val="26"/>
+              </w:rPr>
+              <w:t>**4.2%**</w:t>
+            </w:r>
+          </w:p>
+        </w:tc>
+        <w:tc>
+          <w:tcPr>
+            <w:tcW w:type="dxa" w:w="1234"/>
+            <w:shd w:fill="FAFAFA"/>
+            <w:tcMar>
+              <w:top w:w="80" w:type="dxa"/>
+              <w:bottom w:w="80" w:type="dxa"/>
+              <w:left w:w="100" w:type="dxa"/>
+              <w:right w:w="100" w:type="dxa"/>
+            </w:tcMar>
+          </w:tcPr>
+          <w:p>
+            <w:pPr>
+              <w:jc w:val="center"/>
+            </w:pPr>
+            <w:r>
+              <w:rPr>
+                <w:rFonts w:ascii="TH Sarabun PSK" w:hAnsi="TH Sarabun PSK"/>
+                <w:sz w:val="26"/>
+              </w:rPr>
+              <w:t>0.103</w:t>
+            </w:r>
+          </w:p>
+        </w:tc>
+        <w:tc>
+          <w:tcPr>
+            <w:tcW w:type="dxa" w:w="1234"/>
+            <w:shd w:fill="FAFAFA"/>
+            <w:tcMar>
+              <w:top w:w="80" w:type="dxa"/>
+              <w:bottom w:w="80" w:type="dxa"/>
+              <w:left w:w="100" w:type="dxa"/>
+              <w:right w:w="100" w:type="dxa"/>
+            </w:tcMar>
+          </w:tcPr>
+          <w:p>
+            <w:pPr>
+              <w:jc w:val="center"/>
+            </w:pPr>
+            <w:r>
+              <w:rPr>
+                <w:rFonts w:ascii="TH Sarabun PSK" w:hAnsi="TH Sarabun PSK"/>
+                <w:sz w:val="26"/>
+              </w:rPr>
+              <w:t>Negligible</w:t>
+            </w:r>
+          </w:p>
+        </w:tc>
+      </w:tr>
+      <w:tr>
+        <w:tc>
+          <w:tcPr>
+            <w:tcW w:type="dxa" w:w="1234"/>
+            <w:shd w:fill="FFFFFF"/>
+            <w:tcMar>
+              <w:top w:w="80" w:type="dxa"/>
+              <w:bottom w:w="80" w:type="dxa"/>
+              <w:left w:w="100" w:type="dxa"/>
+              <w:right w:w="100" w:type="dxa"/>
+            </w:tcMar>
+          </w:tcPr>
+          <w:p>
+            <w:pPr>
+              <w:jc w:val="left"/>
+            </w:pPr>
+            <w:r>
+              <w:rPr>
+                <w:rFonts w:ascii="TH Sarabun PSK" w:hAnsi="TH Sarabun PSK"/>
+                <w:sz w:val="26"/>
+              </w:rPr>
+              <w:t>w/o Bayesian Prior</w:t>
+            </w:r>
+          </w:p>
+        </w:tc>
+        <w:tc>
+          <w:tcPr>
+            <w:tcW w:type="dxa" w:w="1234"/>
+            <w:shd w:fill="FFFFFF"/>
+            <w:tcMar>
+              <w:top w:w="80" w:type="dxa"/>
+              <w:bottom w:w="80" w:type="dxa"/>
+              <w:left w:w="100" w:type="dxa"/>
+              <w:right w:w="100" w:type="dxa"/>
+            </w:tcMar>
+          </w:tcPr>
+          <w:p>
+            <w:pPr>
+              <w:jc w:val="center"/>
+            </w:pPr>
+            <w:r>
+              <w:rPr>
+                <w:rFonts w:ascii="TH Sarabun PSK" w:hAnsi="TH Sarabun PSK"/>
+                <w:sz w:val="26"/>
+              </w:rPr>
+              <w:t>0.2442</w:t>
+            </w:r>
+          </w:p>
+        </w:tc>
+        <w:tc>
+          <w:tcPr>
+            <w:tcW w:type="dxa" w:w="1234"/>
+            <w:shd w:fill="FFFFFF"/>
+            <w:tcMar>
+              <w:top w:w="80" w:type="dxa"/>
+              <w:bottom w:w="80" w:type="dxa"/>
+              <w:left w:w="100" w:type="dxa"/>
+              <w:right w:w="100" w:type="dxa"/>
+            </w:tcMar>
+          </w:tcPr>
+          <w:p>
+            <w:pPr>
+              <w:jc w:val="center"/>
+            </w:pPr>
+            <w:r>
+              <w:rPr>
+                <w:rFonts w:ascii="TH Sarabun PSK" w:hAnsi="TH Sarabun PSK"/>
+                <w:sz w:val="26"/>
+              </w:rPr>
+              <w:t>0.2454</w:t>
+            </w:r>
+          </w:p>
+        </w:tc>
+        <w:tc>
+          <w:tcPr>
+            <w:tcW w:type="dxa" w:w="1234"/>
+            <w:shd w:fill="FFFFFF"/>
+            <w:tcMar>
+              <w:top w:w="80" w:type="dxa"/>
+              <w:bottom w:w="80" w:type="dxa"/>
+              <w:left w:w="100" w:type="dxa"/>
+              <w:right w:w="100" w:type="dxa"/>
+            </w:tcMar>
+          </w:tcPr>
+          <w:p>
+            <w:pPr>
+              <w:jc w:val="center"/>
+            </w:pPr>
+            <w:r>
+              <w:rPr>
+                <w:rFonts w:ascii="TH Sarabun PSK" w:hAnsi="TH Sarabun PSK"/>
+                <w:sz w:val="26"/>
+              </w:rPr>
+              <w:t>0.2801</w:t>
+            </w:r>
+          </w:p>
+        </w:tc>
+        <w:tc>
+          <w:tcPr>
+            <w:tcW w:type="dxa" w:w="1234"/>
+            <w:shd w:fill="FFFFFF"/>
+            <w:tcMar>
+              <w:top w:w="80" w:type="dxa"/>
+              <w:bottom w:w="80" w:type="dxa"/>
+              <w:left w:w="100" w:type="dxa"/>
+              <w:right w:w="100" w:type="dxa"/>
+            </w:tcMar>
+          </w:tcPr>
+          <w:p>
+            <w:pPr>
+              <w:jc w:val="center"/>
+            </w:pPr>
+            <w:r>
+              <w:rPr>
+                <w:rFonts w:ascii="TH Sarabun PSK" w:hAnsi="TH Sarabun PSK"/>
+                <w:sz w:val="26"/>
+              </w:rPr>
+              <w:t>1.1%</w:t>
+            </w:r>
+          </w:p>
+        </w:tc>
+        <w:tc>
+          <w:tcPr>
+            <w:tcW w:type="dxa" w:w="1234"/>
+            <w:shd w:fill="FFFFFF"/>
+            <w:tcMar>
+              <w:top w:w="80" w:type="dxa"/>
+              <w:bottom w:w="80" w:type="dxa"/>
+              <w:left w:w="100" w:type="dxa"/>
+              <w:right w:w="100" w:type="dxa"/>
+            </w:tcMar>
+          </w:tcPr>
+          <w:p>
+            <w:pPr>
+              <w:jc w:val="center"/>
+            </w:pPr>
+            <w:r>
+              <w:rPr>
+                <w:rFonts w:ascii="TH Sarabun PSK" w:hAnsi="TH Sarabun PSK"/>
+                <w:sz w:val="26"/>
+              </w:rPr>
+              <w:t>0.000</w:t>
+            </w:r>
+          </w:p>
+        </w:tc>
+        <w:tc>
+          <w:tcPr>
+            <w:tcW w:type="dxa" w:w="1234"/>
+            <w:shd w:fill="FFFFFF"/>
+            <w:tcMar>
+              <w:top w:w="80" w:type="dxa"/>
+              <w:bottom w:w="80" w:type="dxa"/>
+              <w:left w:w="100" w:type="dxa"/>
+              <w:right w:w="100" w:type="dxa"/>
+            </w:tcMar>
+          </w:tcPr>
+          <w:p>
+            <w:pPr>
+              <w:jc w:val="center"/>
+            </w:pPr>
+            <w:r>
+              <w:rPr>
+                <w:rFonts w:ascii="TH Sarabun PSK" w:hAnsi="TH Sarabun PSK"/>
+                <w:sz w:val="26"/>
+              </w:rPr>
+              <w:t>No change</w:t>
             </w:r>
           </w:p>
         </w:tc>
@@ -7520,7 +7860,7 @@
                 <w:rFonts w:ascii="TH Sarabun PSK" w:hAnsi="TH Sarabun PSK"/>
                 <w:sz w:val="26"/>
               </w:rPr>
-              <w:t>0.3410</w:t>
+              <w:t>0.2442</w:t>
             </w:r>
           </w:p>
         </w:tc>
@@ -7544,7 +7884,7 @@
                 <w:rFonts w:ascii="TH Sarabun PSK" w:hAnsi="TH Sarabun PSK"/>
                 <w:sz w:val="26"/>
               </w:rPr>
-              <w:t>0.3453</w:t>
+              <w:t>0.2454</w:t>
             </w:r>
           </w:p>
         </w:tc>
@@ -7568,7 +7908,7 @@
                 <w:rFonts w:ascii="TH Sarabun PSK" w:hAnsi="TH Sarabun PSK"/>
                 <w:sz w:val="26"/>
               </w:rPr>
-              <w:t>1.4929</w:t>
+              <w:t>0.2801</w:t>
             </w:r>
           </w:p>
         </w:tc>
@@ -7592,7 +7932,7 @@
                 <w:rFonts w:ascii="TH Sarabun PSK" w:hAnsi="TH Sarabun PSK"/>
                 <w:sz w:val="26"/>
               </w:rPr>
-              <w:t>0.184</w:t>
+              <w:t>1.1%</w:t>
             </w:r>
           </w:p>
         </w:tc>
@@ -7616,7 +7956,7 @@
                 <w:rFonts w:ascii="TH Sarabun PSK" w:hAnsi="TH Sarabun PSK"/>
                 <w:sz w:val="26"/>
               </w:rPr>
-              <w:t>—</w:t>
+              <w:t>0.000</w:t>
             </w:r>
           </w:p>
         </w:tc>
@@ -7640,7 +7980,7 @@
                 <w:rFonts w:ascii="TH Sarabun PSK" w:hAnsi="TH Sarabun PSK"/>
                 <w:sz w:val="26"/>
               </w:rPr>
-              <w:t>Negligible</w:t>
+              <w:t>No change</w:t>
             </w:r>
           </w:p>
         </w:tc>
@@ -7690,7 +8030,7 @@
                 <w:rFonts w:ascii="TH Sarabun PSK" w:hAnsi="TH Sarabun PSK"/>
                 <w:sz w:val="26"/>
               </w:rPr>
-              <w:t>0.3410</w:t>
+              <w:t>0.2442</w:t>
             </w:r>
           </w:p>
         </w:tc>
@@ -7714,7 +8054,7 @@
                 <w:rFonts w:ascii="TH Sarabun PSK" w:hAnsi="TH Sarabun PSK"/>
                 <w:sz w:val="26"/>
               </w:rPr>
-              <w:t>0.3453</w:t>
+              <w:t>0.2454</w:t>
             </w:r>
           </w:p>
         </w:tc>
@@ -7738,7 +8078,7 @@
                 <w:rFonts w:ascii="TH Sarabun PSK" w:hAnsi="TH Sarabun PSK"/>
                 <w:sz w:val="26"/>
               </w:rPr>
-              <w:t>1.5273</w:t>
+              <w:t>0.2801</w:t>
             </w:r>
           </w:p>
         </w:tc>
@@ -7762,7 +8102,7 @@
                 <w:rFonts w:ascii="TH Sarabun PSK" w:hAnsi="TH Sarabun PSK"/>
                 <w:sz w:val="26"/>
               </w:rPr>
-              <w:t>0.167</w:t>
+              <w:t>1.1%</w:t>
             </w:r>
           </w:p>
         </w:tc>
@@ -7786,7 +8126,7 @@
                 <w:rFonts w:ascii="TH Sarabun PSK" w:hAnsi="TH Sarabun PSK"/>
                 <w:sz w:val="26"/>
               </w:rPr>
-              <w:t>—</w:t>
+              <w:t>0.000</w:t>
             </w:r>
           </w:p>
         </w:tc>
@@ -7810,7 +8150,7 @@
                 <w:rFonts w:ascii="TH Sarabun PSK" w:hAnsi="TH Sarabun PSK"/>
                 <w:sz w:val="26"/>
               </w:rPr>
-              <w:t>Negligible</w:t>
+              <w:t>No change</w:t>
             </w:r>
           </w:p>
         </w:tc>
@@ -7836,7 +8176,7 @@
                 <w:rFonts w:ascii="TH Sarabun PSK" w:hAnsi="TH Sarabun PSK"/>
                 <w:sz w:val="26"/>
               </w:rPr>
-              <w:t>w/o Bayesian Prior</w:t>
+              <w:t>w/o KL Penalty</w:t>
             </w:r>
           </w:p>
         </w:tc>
@@ -7860,7 +8200,7 @@
                 <w:rFonts w:ascii="TH Sarabun PSK" w:hAnsi="TH Sarabun PSK"/>
                 <w:sz w:val="26"/>
               </w:rPr>
-              <w:t>0.3410</w:t>
+              <w:t>0.2442</w:t>
             </w:r>
           </w:p>
         </w:tc>
@@ -7884,7 +8224,7 @@
                 <w:rFonts w:ascii="TH Sarabun PSK" w:hAnsi="TH Sarabun PSK"/>
                 <w:sz w:val="26"/>
               </w:rPr>
-              <w:t>0.3453</w:t>
+              <w:t>0.2454</w:t>
             </w:r>
           </w:p>
         </w:tc>
@@ -7908,7 +8248,7 @@
                 <w:rFonts w:ascii="TH Sarabun PSK" w:hAnsi="TH Sarabun PSK"/>
                 <w:sz w:val="26"/>
               </w:rPr>
-              <w:t>2.0146</w:t>
+              <w:t>0.2801</w:t>
             </w:r>
           </w:p>
         </w:tc>
@@ -7932,7 +8272,7 @@
                 <w:rFonts w:ascii="TH Sarabun PSK" w:hAnsi="TH Sarabun PSK"/>
                 <w:sz w:val="26"/>
               </w:rPr>
-              <w:t>-0.048</w:t>
+              <w:t>1.1%</w:t>
             </w:r>
           </w:p>
         </w:tc>
@@ -7956,7 +8296,7 @@
                 <w:rFonts w:ascii="TH Sarabun PSK" w:hAnsi="TH Sarabun PSK"/>
                 <w:sz w:val="26"/>
               </w:rPr>
-              <w:t>—</w:t>
+              <w:t>0.000</w:t>
             </w:r>
           </w:p>
         </w:tc>
@@ -7980,7 +8320,7 @@
                 <w:rFonts w:ascii="TH Sarabun PSK" w:hAnsi="TH Sarabun PSK"/>
                 <w:sz w:val="26"/>
               </w:rPr>
-              <w:t>Negligible</w:t>
+              <w:t>No change</w:t>
             </w:r>
           </w:p>
         </w:tc>
@@ -7994,11 +8334,26 @@
       <w:r>
         <w:rPr>
           <w:rFonts w:ascii="TH Sarabun PSK" w:hAnsi="TH Sarabun PSK"/>
+          <w:i/>
+          <w:color w:val="000000"/>
+          <w:sz w:val="32"/>
+        </w:rPr>
+        <w:t>ทุกคู่เทียบ: Holm-corrected Wilcoxon p ≥ 0.317 — ไม่มีนัยสำคัญทางสถิติ (n_nonzero_differences ≤ 1/95)</w:t>
+      </w:r>
+    </w:p>
+    <w:p>
+      <w:pPr>
+        <w:spacing w:before="0" w:after="80" w:line="276" w:lineRule="auto"/>
+        <w:jc w:val="left"/>
+      </w:pPr>
+      <w:r>
+        <w:rPr>
+          <w:rFonts w:ascii="TH Sarabun PSK" w:hAnsi="TH Sarabun PSK"/>
           <w:b/>
           <w:color w:val="000000"/>
           <w:sz w:val="32"/>
         </w:rPr>
-        <w:t>รูปที่ 4.D</w:t>
+        <w:t>ข้อค้นพบหลัก (Score-vs-Rank Decoupling):</w:t>
       </w:r>
       <w:r>
         <w:rPr>
@@ -8008,7 +8363,7 @@
           <w:color w:val="000000"/>
           <w:sz w:val="32"/>
         </w:rPr>
-        <w:t xml:space="preserve"> แสดง score-vs-rank decoupling: H2L internal score ขยับจาก 0.33 ถึง 2.01 ข้ามเงื่อนไข แต่ nDCG@5 แทบไม่ขยับ (±0.001) บ่งชี้ว่ากลไกคะแนนส่งผลต่อ internal weighting มากกว่าอันดับเอกสารสุดท้าย</w:t>
+        <w:t xml:space="preserve"> องค์ประกอบเกือบทั้งหมดของ H2L V6 ไม่ส่งผลต่ออันดับเอกสารสุดท้ายอย่างมีนัยสำคัญ — ทั้ง nDCG@5 และ MAP ขยับไม่ถึง ±0.005 เมื่อปิดส่วนประกอบต่างๆ มีเพียง Margin Activation ที่เปลี่ยนอันดับ 4.2% ของเคส (4/95) แต่ Cohen's d ยังอยู่ที่ระดับ negligible</w:t>
       </w:r>
     </w:p>
     <w:p>
@@ -8024,7 +8379,26 @@
           <w:color w:val="000000"/>
           <w:sz w:val="32"/>
         </w:rPr>
-        <w:t>![รูปที่ 4.D Score vs Rank Decoupling](../output/figures_ch4/fig_4d_decoupling.png)</w:t>
+        <w:t xml:space="preserve">ผลนี้บ่งชี้ว่า </w:t>
+      </w:r>
+      <w:r>
+        <w:rPr>
+          <w:rFonts w:ascii="TH Sarabun PSK" w:hAnsi="TH Sarabun PSK"/>
+          <w:b/>
+          <w:color w:val="000000"/>
+          <w:sz w:val="32"/>
+        </w:rPr>
+        <w:t>คุณค่าหลักของ H2L</w:t>
+      </w:r>
+      <w:r>
+        <w:rPr>
+          <w:rFonts w:ascii="TH Sarabun PSK" w:hAnsi="TH Sarabun PSK"/>
+          <w:b w:val="0"/>
+          <w:i w:val="0"/>
+          <w:color w:val="000000"/>
+          <w:sz w:val="32"/>
+        </w:rPr>
+        <w:t xml:space="preserve"> อยู่ที่การกรอง candidate document ผ่าน problem-aware scoring (เทียบกับ baseline ที่ไม่มี H2L ซึ่งต่ำกว่าอย่างมีนัยสำคัญตามตารางที่ 4.4) ไม่ใช่ความแตกต่างระหว่าง V6 sub-components ในชุดทดสอบนี้</w:t>
       </w:r>
     </w:p>
     <w:p>

--- a/ch4_thesis.docx
+++ b/ch4_thesis.docx
@@ -167,7 +167,7 @@
           <w:color w:val="000000"/>
           <w:sz w:val="32"/>
         </w:rPr>
-        <w:t>การรายงานผลแบ่งออกเป็น 8 ส่วนหลัก ได้แก่:</w:t>
+        <w:t>การรายงานผลแบ่งออกเป็น 9 ส่วนหลัก ได้แก่:</w:t>
       </w:r>
     </w:p>
     <w:p>
@@ -368,6 +368,31 @@
           <w:sz w:val="32"/>
         </w:rPr>
         <w:t>กรณีศึกษาเชิงคุณภาพและการวิเคราะห์ข้อผิดพลาด (Qualitative Case Studies &amp; Error Analysis)</w:t>
+      </w:r>
+    </w:p>
+    <w:p>
+      <w:pPr>
+        <w:spacing w:before="20" w:after="60" w:line="276" w:lineRule="auto"/>
+        <w:jc w:val="left"/>
+      </w:pPr>
+      <w:r>
+        <w:rPr>
+          <w:rFonts w:ascii="TH Sarabun PSK" w:hAnsi="TH Sarabun PSK"/>
+          <w:b w:val="0"/>
+          <w:i w:val="0"/>
+          <w:color w:val="000000"/>
+          <w:sz w:val="32"/>
+        </w:rPr>
+        <w:t xml:space="preserve">9. </w:t>
+      </w:r>
+      <w:r>
+        <w:rPr>
+          <w:rFonts w:ascii="TH Sarabun PSK" w:hAnsi="TH Sarabun PSK"/>
+          <w:b/>
+          <w:color w:val="000000"/>
+          <w:sz w:val="32"/>
+        </w:rPr>
+        <w:t>ข้อจำกัดของการทดลองและการตีความผล (Limitations &amp; Interpretation Constraints)</w:t>
       </w:r>
     </w:p>
     <w:p>
@@ -8585,7 +8610,7 @@
           <w:color w:val="000000"/>
           <w:sz w:val="32"/>
         </w:rPr>
-        <w:t>ตารางที่ 4.9 ผลเปรียบเทียบ L1+L2 กับ L1-only (n=95 เคส)</w:t>
+        <w:t>ตารางที่ 4.7 ผลเปรียบเทียบ L1+L2 กับ L1-only (n=95 เคส)</w:t>
       </w:r>
     </w:p>
     <w:tbl>
@@ -9220,6 +9245,22 @@
     </w:p>
     <w:p>
       <w:pPr>
+        <w:spacing w:before="200" w:after="80" w:line="276" w:lineRule="auto"/>
+        <w:jc w:val="left"/>
+      </w:pPr>
+      <w:r>
+        <w:rPr>
+          <w:rFonts w:ascii="TH Sarabun PSK" w:hAnsi="TH Sarabun PSK"/>
+          <w:b/>
+          <w:i w:val="0"/>
+          <w:color w:val="003366"/>
+          <w:sz w:val="36"/>
+        </w:rPr>
+        <w:t>4.6 ผลการทดสอบความทนทานต่อกรณีศึกษาท้าทาย (Adversarial Stress Test)</w:t>
+      </w:r>
+    </w:p>
+    <w:p>
+      <w:pPr>
         <w:spacing w:before="0" w:after="80" w:line="276" w:lineRule="auto"/>
         <w:jc w:val="left"/>
       </w:pPr>
@@ -9250,7 +9291,7 @@
           <w:color w:val="000000"/>
           <w:sz w:val="32"/>
         </w:rPr>
-        <w:t xml:space="preserve"> ซึ่งมีคำปฏิเสธ คีย์เวิร์ดลวง และประโยคซับซ้อน ปรากฏผลการทดลองดังตารางที่ 4.7</w:t>
+        <w:t xml:space="preserve"> ซึ่งมีคำปฏิเสธ คีย์เวิร์ดลวง และประโยคซับซ้อน ปรากฏผลการทดลองดังตารางที่ 4.8</w:t>
       </w:r>
     </w:p>
     <w:p>
@@ -9265,7 +9306,7 @@
           <w:color w:val="000000"/>
           <w:sz w:val="32"/>
         </w:rPr>
-        <w:t>ตารางที่ 4.7 ผลการทดสอบความทนทานบน Adversarial Stress-Test Slice (n=20 เคส, qwen2.5:7b)</w:t>
+        <w:t>ตารางที่ 4.8 ผลการทดสอบความทนทานบน Adversarial Stress-Test Slice (n=20 เคส, qwen2.5:7b)</w:t>
       </w:r>
     </w:p>
     <w:tbl>
@@ -9914,7 +9955,7 @@
           <w:color w:val="000000"/>
           <w:sz w:val="32"/>
         </w:rPr>
-        <w:t>ตารางที่ 4.7ข ผลการตรวจจับปัญหาบน Adversarial Slice (Detector metrics, 3 models × 3 repeats = 180 runs)</w:t>
+        <w:t>ตารางที่ 4.8ข ผลการตรวจจับปัญหาบน Adversarial Slice (Detector metrics, 3 models × 3 repeats = 180 runs)</w:t>
       </w:r>
     </w:p>
     <w:tbl>
@@ -10302,7 +10343,7 @@
           <w:color w:val="000000"/>
           <w:sz w:val="32"/>
         </w:rPr>
-        <w:t>ตารางที่ 4.8 ผล nDCG@10 จำแนกตามระดับความซับซ้อนของเคส (qwen2.5:7b, เฉลี่ย 3 repeats)</w:t>
+        <w:t>ตารางที่ 4.9 ผล nDCG@10 จำแนกตามระดับความซับซ้อนของเคส (qwen2.5:7b, เฉลี่ย 3 repeats)</w:t>
       </w:r>
     </w:p>
     <w:tbl>
@@ -10943,6 +10984,944 @@
           <w:sz w:val="32"/>
         </w:rPr>
         <w:t xml:space="preserve"> Cross-Encoder Reranker ช่วยกรองในขั้นตอนสุดท้าย</w:t>
+      </w:r>
+    </w:p>
+    <w:p>
+      <w:pPr>
+        <w:spacing w:before="120" w:after="120"/>
+        <w:pBdr>
+          <w:bottom w:val="single" w:sz="6" w:space="1" w:color="CCCCCC"/>
+        </w:pBdr>
+      </w:pPr>
+    </w:p>
+    <w:p>
+      <w:pPr>
+        <w:spacing w:before="200" w:after="80" w:line="276" w:lineRule="auto"/>
+        <w:jc w:val="left"/>
+      </w:pPr>
+      <w:r>
+        <w:rPr>
+          <w:rFonts w:ascii="TH Sarabun PSK" w:hAnsi="TH Sarabun PSK"/>
+          <w:b/>
+          <w:i w:val="0"/>
+          <w:color w:val="003366"/>
+          <w:sz w:val="36"/>
+        </w:rPr>
+        <w:t>4.9 ข้อจำกัดของการทดลองและการตีความผล (Limitations)</w:t>
+      </w:r>
+    </w:p>
+    <w:p>
+      <w:pPr>
+        <w:spacing w:before="0" w:after="80" w:line="276" w:lineRule="auto"/>
+        <w:jc w:val="left"/>
+      </w:pPr>
+      <w:r>
+        <w:rPr>
+          <w:rFonts w:ascii="TH Sarabun PSK" w:hAnsi="TH Sarabun PSK"/>
+          <w:b w:val="0"/>
+          <w:i w:val="0"/>
+          <w:color w:val="000000"/>
+          <w:sz w:val="32"/>
+        </w:rPr>
+        <w:t xml:space="preserve">ผลการทดลองในบทนี้ปรากฏรูปแบบที่สอดคล้องกันข้ามการทดลองย่อยหลายรายการ คือ </w:t>
+      </w:r>
+      <w:r>
+        <w:rPr>
+          <w:rFonts w:ascii="TH Sarabun PSK" w:hAnsi="TH Sarabun PSK"/>
+          <w:b/>
+          <w:color w:val="000000"/>
+          <w:sz w:val="32"/>
+        </w:rPr>
+        <w:t>ค่าเฉลี่ยของกลยุทธ์ที่เสนอสูงกว่า baseline แต่ผลต่างรายกรณีเป็นศูนย์ในกรณีศึกษาส่วนใหญ่</w:t>
+      </w:r>
+      <w:r>
+        <w:rPr>
+          <w:rFonts w:ascii="TH Sarabun PSK" w:hAnsi="TH Sarabun PSK"/>
+          <w:b w:val="0"/>
+          <w:i w:val="0"/>
+          <w:color w:val="000000"/>
+          <w:sz w:val="32"/>
+        </w:rPr>
+        <w:t xml:space="preserve"> หัวข้อนี้อธิบายสาเหตุเชิงโครงสร้างของรูปแบบดังกล่าว เพื่อไม่ให้ตีความค่าที่ไม่มีนัยสำคัญทางสถิติว่าเป็นหลักฐานว่ากลไกไม่ทำงาน</w:t>
+      </w:r>
+    </w:p>
+    <w:p>
+      <w:pPr>
+        <w:spacing w:before="160" w:after="60" w:line="276" w:lineRule="auto"/>
+        <w:jc w:val="left"/>
+      </w:pPr>
+      <w:r>
+        <w:rPr>
+          <w:rFonts w:ascii="TH Sarabun PSK" w:hAnsi="TH Sarabun PSK"/>
+          <w:b/>
+          <w:i w:val="0"/>
+          <w:color w:val="003366"/>
+          <w:sz w:val="32"/>
+        </w:rPr>
+        <w:t>4.9.1 ขนาดคลังเอกสารเป็นข้อจำกัดหลัก</w:t>
+      </w:r>
+    </w:p>
+    <w:p>
+      <w:pPr>
+        <w:spacing w:before="0" w:after="80" w:line="276" w:lineRule="auto"/>
+        <w:jc w:val="left"/>
+      </w:pPr>
+      <w:r>
+        <w:rPr>
+          <w:rFonts w:ascii="TH Sarabun PSK" w:hAnsi="TH Sarabun PSK"/>
+          <w:b w:val="0"/>
+          <w:i w:val="0"/>
+          <w:color w:val="000000"/>
+          <w:sz w:val="32"/>
+        </w:rPr>
+        <w:t xml:space="preserve">คลังเอกสารอ้างอิงที่ใช้ในการทดลองประกอบด้วยเอกสาร </w:t>
+      </w:r>
+      <w:r>
+        <w:rPr>
+          <w:rFonts w:ascii="TH Sarabun PSK" w:hAnsi="TH Sarabun PSK"/>
+          <w:b/>
+          <w:color w:val="000000"/>
+          <w:sz w:val="32"/>
+        </w:rPr>
+        <w:t>92 รายการ</w:t>
+      </w:r>
+      <w:r>
+        <w:rPr>
+          <w:rFonts w:ascii="TH Sarabun PSK" w:hAnsi="TH Sarabun PSK"/>
+          <w:b w:val="0"/>
+          <w:i w:val="0"/>
+          <w:color w:val="000000"/>
+          <w:sz w:val="32"/>
+        </w:rPr>
+        <w:t xml:space="preserve"> ขณะที่ข้อกำหนดการดึงเอกสารกำหนดไว้ที่ </w:t>
+      </w:r>
+      <w:r>
+        <w:rPr>
+          <w:rFonts w:ascii="Courier New" w:hAnsi="Courier New"/>
+          <w:color w:val="B42828"/>
+          <w:sz w:val="30"/>
+        </w:rPr>
+        <w:t>top_k = 15</w:t>
+      </w:r>
+      <w:r>
+        <w:rPr>
+          <w:rFonts w:ascii="TH Sarabun PSK" w:hAnsi="TH Sarabun PSK"/>
+          <w:b w:val="0"/>
+          <w:i w:val="0"/>
+          <w:color w:val="000000"/>
+          <w:sz w:val="32"/>
+        </w:rPr>
+        <w:t xml:space="preserve"> เท่ากับการดึงเอกสาร </w:t>
+      </w:r>
+      <w:r>
+        <w:rPr>
+          <w:rFonts w:ascii="TH Sarabun PSK" w:hAnsi="TH Sarabun PSK"/>
+          <w:b/>
+          <w:color w:val="000000"/>
+          <w:sz w:val="32"/>
+        </w:rPr>
+        <w:t>16.3% ของคลังทั้งหมดในทุก query</w:t>
+      </w:r>
+      <w:r>
+        <w:rPr>
+          <w:rFonts w:ascii="TH Sarabun PSK" w:hAnsi="TH Sarabun PSK"/>
+          <w:b w:val="0"/>
+          <w:i w:val="0"/>
+          <w:color w:val="000000"/>
+          <w:sz w:val="32"/>
+        </w:rPr>
+        <w:t xml:space="preserve"> ในเงื่อนไขเช่นนี้ ชุดเอกสารที่ปรากฏในผลลัพธ์ของแต่ละกลยุทธ์จะซ้อนทับกันเกือบทั้งหมดโดยไม่ขึ้นกับฟังก์ชันคะแนนที่ใช้ ทำให้เหลือพื้นที่ให้ลำดับเปลี่ยนแปลงได้จำกัดมาก</w:t>
+      </w:r>
+    </w:p>
+    <w:p>
+      <w:pPr>
+        <w:spacing w:before="0" w:after="80" w:line="276" w:lineRule="auto"/>
+        <w:jc w:val="left"/>
+      </w:pPr>
+      <w:r>
+        <w:rPr>
+          <w:rFonts w:ascii="TH Sarabun PSK" w:hAnsi="TH Sarabun PSK"/>
+          <w:b w:val="0"/>
+          <w:i w:val="0"/>
+          <w:color w:val="000000"/>
+          <w:sz w:val="32"/>
+        </w:rPr>
+        <w:t>ข้อจำกัดนี้อธิบายผลที่สังเกตได้ 4 ประการอย่างสอดคล้องกัน</w:t>
+      </w:r>
+    </w:p>
+    <w:p>
+      <w:pPr>
+        <w:spacing w:before="20" w:after="60" w:line="276" w:lineRule="auto"/>
+        <w:jc w:val="left"/>
+      </w:pPr>
+      <w:r>
+        <w:rPr>
+          <w:rFonts w:ascii="TH Sarabun PSK" w:hAnsi="TH Sarabun PSK"/>
+          <w:b w:val="0"/>
+          <w:i w:val="0"/>
+          <w:color w:val="000000"/>
+          <w:sz w:val="32"/>
+        </w:rPr>
+        <w:t xml:space="preserve">1. </w:t>
+      </w:r>
+      <w:r>
+        <w:rPr>
+          <w:rFonts w:ascii="TH Sarabun PSK" w:hAnsi="TH Sarabun PSK"/>
+          <w:b/>
+          <w:color w:val="000000"/>
+          <w:sz w:val="32"/>
+        </w:rPr>
+        <w:t>ค่า Precision ต่ำโดยรวม</w:t>
+      </w:r>
+      <w:r>
+        <w:rPr>
+          <w:rFonts w:ascii="TH Sarabun PSK" w:hAnsi="TH Sarabun PSK"/>
+          <w:b w:val="0"/>
+          <w:i w:val="0"/>
+          <w:color w:val="000000"/>
+          <w:sz w:val="32"/>
+        </w:rPr>
+        <w:t xml:space="preserve"> — </w:t>
+      </w:r>
+      <w:r>
+        <w:rPr>
+          <w:rFonts w:ascii="Courier New" w:hAnsi="Courier New"/>
+          <w:color w:val="B42828"/>
+          <w:sz w:val="30"/>
+        </w:rPr>
+        <w:t>P@5 = 0.1221</w:t>
+      </w:r>
+      <w:r>
+        <w:rPr>
+          <w:rFonts w:ascii="TH Sarabun PSK" w:hAnsi="TH Sarabun PSK"/>
+          <w:b w:val="0"/>
+          <w:i w:val="0"/>
+          <w:color w:val="000000"/>
+          <w:sz w:val="32"/>
+        </w:rPr>
+        <w:t xml:space="preserve"> หมายความว่าในเอกสาร 5 อันดับแรก มีเอกสารที่ตรงเกณฑ์เฉลี่ยไม่ถึง 1 รายการ</w:t>
+      </w:r>
+    </w:p>
+    <w:p>
+      <w:pPr>
+        <w:spacing w:before="20" w:after="60" w:line="276" w:lineRule="auto"/>
+        <w:jc w:val="left"/>
+      </w:pPr>
+      <w:r>
+        <w:rPr>
+          <w:rFonts w:ascii="TH Sarabun PSK" w:hAnsi="TH Sarabun PSK"/>
+          <w:b w:val="0"/>
+          <w:i w:val="0"/>
+          <w:color w:val="000000"/>
+          <w:sz w:val="32"/>
+        </w:rPr>
+        <w:t xml:space="preserve">2. </w:t>
+      </w:r>
+      <w:r>
+        <w:rPr>
+          <w:rFonts w:ascii="TH Sarabun PSK" w:hAnsi="TH Sarabun PSK"/>
+          <w:b/>
+          <w:color w:val="000000"/>
+          <w:sz w:val="32"/>
+        </w:rPr>
+        <w:t>ส่วนเบี่ยงเบนมาตรฐานสูงกว่าค่าเฉลี่ย</w:t>
+      </w:r>
+      <w:r>
+        <w:rPr>
+          <w:rFonts w:ascii="TH Sarabun PSK" w:hAnsi="TH Sarabun PSK"/>
+          <w:b w:val="0"/>
+          <w:i w:val="0"/>
+          <w:color w:val="000000"/>
+          <w:sz w:val="32"/>
+        </w:rPr>
+        <w:t xml:space="preserve"> — </w:t>
+      </w:r>
+      <w:r>
+        <w:rPr>
+          <w:rFonts w:ascii="Courier New" w:hAnsi="Courier New"/>
+          <w:color w:val="B42828"/>
+          <w:sz w:val="30"/>
+        </w:rPr>
+        <w:t>P@5</w:t>
+      </w:r>
+      <w:r>
+        <w:rPr>
+          <w:rFonts w:ascii="TH Sarabun PSK" w:hAnsi="TH Sarabun PSK"/>
+          <w:b w:val="0"/>
+          <w:i w:val="0"/>
+          <w:color w:val="000000"/>
+          <w:sz w:val="32"/>
+        </w:rPr>
+        <w:t xml:space="preserve"> มี SD = 0.2110 เทียบกับ mean = 0.1221 สะท้อนว่ามีกรณีศึกษาจำนวนมากที่ได้ค่าศูนย์สนิท</w:t>
+      </w:r>
+    </w:p>
+    <w:p>
+      <w:pPr>
+        <w:spacing w:before="20" w:after="60" w:line="276" w:lineRule="auto"/>
+        <w:jc w:val="left"/>
+      </w:pPr>
+      <w:r>
+        <w:rPr>
+          <w:rFonts w:ascii="TH Sarabun PSK" w:hAnsi="TH Sarabun PSK"/>
+          <w:b w:val="0"/>
+          <w:i w:val="0"/>
+          <w:color w:val="000000"/>
+          <w:sz w:val="32"/>
+        </w:rPr>
+        <w:t xml:space="preserve">3. </w:t>
+      </w:r>
+      <w:r>
+        <w:rPr>
+          <w:rFonts w:ascii="TH Sarabun PSK" w:hAnsi="TH Sarabun PSK"/>
+          <w:b/>
+          <w:color w:val="000000"/>
+          <w:sz w:val="32"/>
+        </w:rPr>
+        <w:t>ค่ามัธยฐานของ nDCG@5 เท่ากับ 0.0000</w:t>
+      </w:r>
+      <w:r>
+        <w:rPr>
+          <w:rFonts w:ascii="TH Sarabun PSK" w:hAnsi="TH Sarabun PSK"/>
+          <w:b w:val="0"/>
+          <w:i w:val="0"/>
+          <w:color w:val="000000"/>
+          <w:sz w:val="32"/>
+        </w:rPr>
+        <w:t xml:space="preserve"> ทั้งที่ค่าเฉลี่ยอยู่ที่ 0.2485 แสดงว่าประสิทธิภาพกระจุกอยู่ในกรณีศึกษาส่วนน้อย</w:t>
+      </w:r>
+    </w:p>
+    <w:p>
+      <w:pPr>
+        <w:spacing w:before="20" w:after="60" w:line="276" w:lineRule="auto"/>
+        <w:jc w:val="left"/>
+      </w:pPr>
+      <w:r>
+        <w:rPr>
+          <w:rFonts w:ascii="TH Sarabun PSK" w:hAnsi="TH Sarabun PSK"/>
+          <w:b w:val="0"/>
+          <w:i w:val="0"/>
+          <w:color w:val="000000"/>
+          <w:sz w:val="32"/>
+        </w:rPr>
+        <w:t xml:space="preserve">4. </w:t>
+      </w:r>
+      <w:r>
+        <w:rPr>
+          <w:rFonts w:ascii="TH Sarabun PSK" w:hAnsi="TH Sarabun PSK"/>
+          <w:b/>
+          <w:color w:val="000000"/>
+          <w:sz w:val="32"/>
+        </w:rPr>
+        <w:t>ผลต่างรายกรณีเป็นศูนย์ในการทดสอบนัยสำคัญทุกคู่</w:t>
+      </w:r>
+      <w:r>
+        <w:rPr>
+          <w:rFonts w:ascii="TH Sarabun PSK" w:hAnsi="TH Sarabun PSK"/>
+          <w:b w:val="0"/>
+          <w:i w:val="0"/>
+          <w:color w:val="000000"/>
+          <w:sz w:val="32"/>
+        </w:rPr>
+        <w:t xml:space="preserve"> — ตารางที่ 4.4 แสดง median difference = 0 ในทุกคู่เปรียบเทียบ และมีกรณีที่ผลต่างไม่เป็นศูนย์เพียง 13–33 จาก 95 กรณีศึกษา</w:t>
+      </w:r>
+    </w:p>
+    <w:p>
+      <w:pPr>
+        <w:spacing w:before="160" w:after="60" w:line="276" w:lineRule="auto"/>
+        <w:jc w:val="left"/>
+      </w:pPr>
+      <w:r>
+        <w:rPr>
+          <w:rFonts w:ascii="TH Sarabun PSK" w:hAnsi="TH Sarabun PSK"/>
+          <w:b/>
+          <w:i w:val="0"/>
+          <w:color w:val="003366"/>
+          <w:sz w:val="32"/>
+        </w:rPr>
+        <w:t>4.9.2 การตีความผลที่ไม่มีนัยสำคัญทางสถิติ</w:t>
+      </w:r>
+    </w:p>
+    <w:p>
+      <w:pPr>
+        <w:spacing w:before="0" w:after="80" w:line="276" w:lineRule="auto"/>
+        <w:jc w:val="left"/>
+      </w:pPr>
+      <w:r>
+        <w:rPr>
+          <w:rFonts w:ascii="TH Sarabun PSK" w:hAnsi="TH Sarabun PSK"/>
+          <w:b w:val="0"/>
+          <w:i w:val="0"/>
+          <w:color w:val="000000"/>
+          <w:sz w:val="32"/>
+        </w:rPr>
+        <w:t xml:space="preserve">จากข้อจำกัดข้างต้น ผลที่ไม่มีนัยสำคัญในบทนี้ </w:t>
+      </w:r>
+      <w:r>
+        <w:rPr>
+          <w:rFonts w:ascii="TH Sarabun PSK" w:hAnsi="TH Sarabun PSK"/>
+          <w:b/>
+          <w:color w:val="000000"/>
+          <w:sz w:val="32"/>
+        </w:rPr>
+        <w:t>ไม่ควรตีความว่ากลไกที่เกี่ยวข้องไม่ทำงาน</w:t>
+      </w:r>
+      <w:r>
+        <w:rPr>
+          <w:rFonts w:ascii="TH Sarabun PSK" w:hAnsi="TH Sarabun PSK"/>
+          <w:b w:val="0"/>
+          <w:i w:val="0"/>
+          <w:color w:val="000000"/>
+          <w:sz w:val="32"/>
+        </w:rPr>
+        <w:t xml:space="preserve"> เนื่องจากการทดลองแต่ละรายการมีหลักฐานยืนยันว่ากลไกถูกกระตุ้นจริง (manipulation check) แยกจากผลลัพธ์ปลายทาง</w:t>
+      </w:r>
+    </w:p>
+    <w:tbl>
+      <w:tblPr>
+        <w:tblW w:type="auto" w:w="0"/>
+        <w:jc w:val="center"/>
+        <w:tblLook w:firstColumn="1" w:firstRow="1" w:lastColumn="0" w:lastRow="0" w:noHBand="0" w:noVBand="1" w:val="04A0"/>
+      </w:tblPr>
+      <w:tblGrid>
+        <w:gridCol w:w="2880"/>
+        <w:gridCol w:w="2880"/>
+        <w:gridCol w:w="2880"/>
+      </w:tblGrid>
+      <w:tr>
+        <w:tc>
+          <w:tcPr>
+            <w:tcW w:type="dxa" w:w="2880"/>
+            <w:shd w:fill="F0F4F8"/>
+            <w:tcMar>
+              <w:top w:w="100" w:type="dxa"/>
+              <w:bottom w:w="100" w:type="dxa"/>
+              <w:left w:w="120" w:type="dxa"/>
+              <w:right w:w="120" w:type="dxa"/>
+            </w:tcMar>
+          </w:tcPr>
+          <w:p>
+            <w:pPr>
+              <w:jc w:val="center"/>
+            </w:pPr>
+            <w:r>
+              <w:rPr>
+                <w:rFonts w:ascii="TH Sarabun PSK" w:hAnsi="TH Sarabun PSK"/>
+                <w:b/>
+                <w:color w:val="003366"/>
+                <w:sz w:val="28"/>
+              </w:rPr>
+              <w:t>การทดลอง</w:t>
+            </w:r>
+          </w:p>
+        </w:tc>
+        <w:tc>
+          <w:tcPr>
+            <w:tcW w:type="dxa" w:w="2880"/>
+            <w:shd w:fill="F0F4F8"/>
+            <w:tcMar>
+              <w:top w:w="100" w:type="dxa"/>
+              <w:bottom w:w="100" w:type="dxa"/>
+              <w:left w:w="120" w:type="dxa"/>
+              <w:right w:w="120" w:type="dxa"/>
+            </w:tcMar>
+          </w:tcPr>
+          <w:p>
+            <w:pPr>
+              <w:jc w:val="center"/>
+            </w:pPr>
+            <w:r>
+              <w:rPr>
+                <w:rFonts w:ascii="TH Sarabun PSK" w:hAnsi="TH Sarabun PSK"/>
+                <w:b/>
+                <w:color w:val="003366"/>
+                <w:sz w:val="28"/>
+              </w:rPr>
+              <w:t>หลักฐานว่ากลไกทำงาน</w:t>
+            </w:r>
+          </w:p>
+        </w:tc>
+        <w:tc>
+          <w:tcPr>
+            <w:tcW w:type="dxa" w:w="2880"/>
+            <w:shd w:fill="F0F4F8"/>
+            <w:tcMar>
+              <w:top w:w="100" w:type="dxa"/>
+              <w:bottom w:w="100" w:type="dxa"/>
+              <w:left w:w="120" w:type="dxa"/>
+              <w:right w:w="120" w:type="dxa"/>
+            </w:tcMar>
+          </w:tcPr>
+          <w:p>
+            <w:pPr>
+              <w:jc w:val="center"/>
+            </w:pPr>
+            <w:r>
+              <w:rPr>
+                <w:rFonts w:ascii="TH Sarabun PSK" w:hAnsi="TH Sarabun PSK"/>
+                <w:b/>
+                <w:color w:val="003366"/>
+                <w:sz w:val="28"/>
+              </w:rPr>
+              <w:t>ผลต่อการจัดอันดับ</w:t>
+            </w:r>
+          </w:p>
+        </w:tc>
+      </w:tr>
+      <w:tr>
+        <w:tc>
+          <w:tcPr>
+            <w:tcW w:type="dxa" w:w="2880"/>
+            <w:shd w:fill="FFFFFF"/>
+            <w:tcMar>
+              <w:top w:w="80" w:type="dxa"/>
+              <w:bottom w:w="80" w:type="dxa"/>
+              <w:left w:w="100" w:type="dxa"/>
+              <w:right w:w="100" w:type="dxa"/>
+            </w:tcMar>
+          </w:tcPr>
+          <w:p>
+            <w:pPr>
+              <w:jc w:val="left"/>
+            </w:pPr>
+            <w:r>
+              <w:rPr>
+                <w:rFonts w:ascii="TH Sarabun PSK" w:hAnsi="TH Sarabun PSK"/>
+                <w:sz w:val="26"/>
+              </w:rPr>
+              <w:t>L2 Filtering (ตารางที่ 4.7)</w:t>
+            </w:r>
+          </w:p>
+        </w:tc>
+        <w:tc>
+          <w:tcPr>
+            <w:tcW w:type="dxa" w:w="2880"/>
+            <w:shd w:fill="FFFFFF"/>
+            <w:tcMar>
+              <w:top w:w="80" w:type="dxa"/>
+              <w:bottom w:w="80" w:type="dxa"/>
+              <w:left w:w="100" w:type="dxa"/>
+              <w:right w:w="100" w:type="dxa"/>
+            </w:tcMar>
+          </w:tcPr>
+          <w:p>
+            <w:pPr>
+              <w:jc w:val="center"/>
+            </w:pPr>
+            <w:r>
+              <w:rPr>
+                <w:rFonts w:ascii="TH Sarabun PSK" w:hAnsi="TH Sarabun PSK"/>
+                <w:sz w:val="26"/>
+              </w:rPr>
+              <w:t>รายการปัญหาที่ตรวจพบต่างกัน 7 จาก 95 กรณี</w:t>
+            </w:r>
+          </w:p>
+        </w:tc>
+        <w:tc>
+          <w:tcPr>
+            <w:tcW w:type="dxa" w:w="2880"/>
+            <w:shd w:fill="FFFFFF"/>
+            <w:tcMar>
+              <w:top w:w="80" w:type="dxa"/>
+              <w:bottom w:w="80" w:type="dxa"/>
+              <w:left w:w="100" w:type="dxa"/>
+              <w:right w:w="100" w:type="dxa"/>
+            </w:tcMar>
+          </w:tcPr>
+          <w:p>
+            <w:pPr>
+              <w:jc w:val="center"/>
+            </w:pPr>
+            <w:r>
+              <w:rPr>
+                <w:rFonts w:ascii="TH Sarabun PSK" w:hAnsi="TH Sarabun PSK"/>
+                <w:sz w:val="26"/>
+              </w:rPr>
+              <w:t>ไม่มีนัยสำคัญ ($p = 0.317$)</w:t>
+            </w:r>
+          </w:p>
+        </w:tc>
+      </w:tr>
+      <w:tr>
+        <w:tc>
+          <w:tcPr>
+            <w:tcW w:type="dxa" w:w="2880"/>
+            <w:shd w:fill="FAFAFA"/>
+            <w:tcMar>
+              <w:top w:w="80" w:type="dxa"/>
+              <w:bottom w:w="80" w:type="dxa"/>
+              <w:left w:w="100" w:type="dxa"/>
+              <w:right w:w="100" w:type="dxa"/>
+            </w:tcMar>
+          </w:tcPr>
+          <w:p>
+            <w:pPr>
+              <w:jc w:val="left"/>
+            </w:pPr>
+            <w:r>
+              <w:rPr>
+                <w:rFonts w:ascii="TH Sarabun PSK" w:hAnsi="TH Sarabun PSK"/>
+                <w:sz w:val="26"/>
+              </w:rPr>
+              <w:t>Component Ablation (ตารางที่ 4.6)</w:t>
+            </w:r>
+          </w:p>
+        </w:tc>
+        <w:tc>
+          <w:tcPr>
+            <w:tcW w:type="dxa" w:w="2880"/>
+            <w:shd w:fill="FAFAFA"/>
+            <w:tcMar>
+              <w:top w:w="80" w:type="dxa"/>
+              <w:bottom w:w="80" w:type="dxa"/>
+              <w:left w:w="100" w:type="dxa"/>
+              <w:right w:w="100" w:type="dxa"/>
+            </w:tcMar>
+          </w:tcPr>
+          <w:p>
+            <w:pPr>
+              <w:jc w:val="center"/>
+            </w:pPr>
+            <w:r>
+              <w:rPr>
+                <w:rFonts w:ascii="TH Sarabun PSK" w:hAnsi="TH Sarabun PSK"/>
+                <w:sz w:val="26"/>
+              </w:rPr>
+              <w:t>คะแนน H2L เปลี่ยนใน 45–90 จาก 95 กรณี ตามองค์ประกอบที่ปิด</w:t>
+            </w:r>
+          </w:p>
+        </w:tc>
+        <w:tc>
+          <w:tcPr>
+            <w:tcW w:type="dxa" w:w="2880"/>
+            <w:shd w:fill="FAFAFA"/>
+            <w:tcMar>
+              <w:top w:w="80" w:type="dxa"/>
+              <w:bottom w:w="80" w:type="dxa"/>
+              <w:left w:w="100" w:type="dxa"/>
+              <w:right w:w="100" w:type="dxa"/>
+            </w:tcMar>
+          </w:tcPr>
+          <w:p>
+            <w:pPr>
+              <w:jc w:val="center"/>
+            </w:pPr>
+            <w:r>
+              <w:rPr>
+                <w:rFonts w:ascii="TH Sarabun PSK" w:hAnsi="TH Sarabun PSK"/>
+                <w:sz w:val="26"/>
+              </w:rPr>
+              <w:t>ไม่มีนัยสำคัญ (Holm $p = 1.0000$ ทุกคู่)</w:t>
+            </w:r>
+          </w:p>
+        </w:tc>
+      </w:tr>
+    </w:tbl>
+    <w:p>
+      <w:pPr>
+        <w:spacing w:before="0" w:after="80" w:line="276" w:lineRule="auto"/>
+        <w:jc w:val="left"/>
+      </w:pPr>
+      <w:r>
+        <w:rPr>
+          <w:rFonts w:ascii="TH Sarabun PSK" w:hAnsi="TH Sarabun PSK"/>
+          <w:b w:val="0"/>
+          <w:i w:val="0"/>
+          <w:color w:val="000000"/>
+          <w:sz w:val="32"/>
+        </w:rPr>
+        <w:t>ในกรณีของ Component Ablation การที่คะแนนภายในเปลี่ยนแปลงในกรณีศึกษาส่วนใหญ่ แต่สัดส่วนกรณีที่ลำดับเอกสารเปลี่ยนอยู่ที่เพียง 1.1–4.2% ยืนยันว่าองค์ประกอบทั้งหมดถูกคำนวณจริง หากแต่ขนาดของการเปลี่ยนแปลงยังไม่มากพอที่จะสลับลำดับเอกสารภายในคลังขนาด 92 รายการ</w:t>
+      </w:r>
+    </w:p>
+    <w:p>
+      <w:pPr>
+        <w:spacing w:before="160" w:after="60" w:line="276" w:lineRule="auto"/>
+        <w:jc w:val="left"/>
+      </w:pPr>
+      <w:r>
+        <w:rPr>
+          <w:rFonts w:ascii="TH Sarabun PSK" w:hAnsi="TH Sarabun PSK"/>
+          <w:b/>
+          <w:i w:val="0"/>
+          <w:color w:val="003366"/>
+          <w:sz w:val="32"/>
+        </w:rPr>
+        <w:t>4.9.3 ข้อจำกัดด้านขนาดตัวอย่างในการประเมินย่อย</w:t>
+      </w:r>
+    </w:p>
+    <w:p>
+      <w:pPr>
+        <w:spacing w:before="0" w:after="80" w:line="276" w:lineRule="auto"/>
+        <w:jc w:val="left"/>
+      </w:pPr>
+      <w:r>
+        <w:rPr>
+          <w:rFonts w:ascii="TH Sarabun PSK" w:hAnsi="TH Sarabun PSK"/>
+          <w:b w:val="0"/>
+          <w:i w:val="0"/>
+          <w:color w:val="000000"/>
+          <w:sz w:val="32"/>
+        </w:rPr>
+        <w:t xml:space="preserve">การประเมิน Contextual Polarity Gate ในหัวข้อ 4.2 อาศัยกรณีศึกษาที่มีประโยคปฏิเสธจำนวน </w:t>
+      </w:r>
+      <w:r>
+        <w:rPr>
+          <w:rFonts w:ascii="TH Sarabun PSK" w:hAnsi="TH Sarabun PSK"/>
+          <w:b/>
+          <w:color w:val="000000"/>
+          <w:sz w:val="32"/>
+        </w:rPr>
+        <w:t>18 กรณี</w:t>
+      </w:r>
+      <w:r>
+        <w:rPr>
+          <w:rFonts w:ascii="TH Sarabun PSK" w:hAnsi="TH Sarabun PSK"/>
+          <w:b w:val="0"/>
+          <w:i w:val="0"/>
+          <w:color w:val="000000"/>
+          <w:sz w:val="32"/>
+        </w:rPr>
+        <w:t xml:space="preserve"> ค่า Negation Detection Rate ที่ 72.22% จึงมีช่วงความเชื่อมั่นกว้าง และการจำแนกตามความยาวข้อความ (สั้น 6 กรณี ปานกลาง 6 กรณี ยาว 6 กรณี) มีขนาดตัวอย่างต่อกลุ่มน้อยเกินกว่าจะสรุปแนวโน้มตามความยาวได้อย่างมั่นใจ ควรถือเป็นข้อสังเกตเชิงพรรณนา ไม่ใช่ข้อสรุปเชิงอนุมาน</w:t>
+      </w:r>
+    </w:p>
+    <w:p>
+      <w:pPr>
+        <w:spacing w:before="0" w:after="80" w:line="276" w:lineRule="auto"/>
+        <w:jc w:val="left"/>
+      </w:pPr>
+      <w:r>
+        <w:rPr>
+          <w:rFonts w:ascii="TH Sarabun PSK" w:hAnsi="TH Sarabun PSK"/>
+          <w:b w:val="0"/>
+          <w:i w:val="0"/>
+          <w:color w:val="000000"/>
+          <w:sz w:val="32"/>
+        </w:rPr>
+        <w:t>ในทำนองเดียวกัน ชุดกรณีศึกษาท้าทายในหัวข้อ 4.6 มี 20 กรณี ค่า false-trigger suppression ที่ 15.00% และ joint pass ที่ 10.00% จึงมาจากกรณีที่ผ่านเกณฑ์เพียง 2 กรณี ผลนี้เพียงพอที่จะระบุ failure mode ของระบบได้ แต่ยังไม่เพียงพอที่จะประมาณอัตราความผิดพลาดในการใช้งานจริง</w:t>
+      </w:r>
+    </w:p>
+    <w:p>
+      <w:pPr>
+        <w:spacing w:before="160" w:after="60" w:line="276" w:lineRule="auto"/>
+        <w:jc w:val="left"/>
+      </w:pPr>
+      <w:r>
+        <w:rPr>
+          <w:rFonts w:ascii="TH Sarabun PSK" w:hAnsi="TH Sarabun PSK"/>
+          <w:b/>
+          <w:i w:val="0"/>
+          <w:color w:val="003366"/>
+          <w:sz w:val="32"/>
+        </w:rPr>
+        <w:t>4.9.4 ขอบเขตที่การทดลองนี้ยังไม่ครอบคลุม</w:t>
+      </w:r>
+    </w:p>
+    <w:p>
+      <w:pPr>
+        <w:spacing w:before="20" w:after="60" w:line="276" w:lineRule="auto"/>
+        <w:jc w:val="left"/>
+      </w:pPr>
+      <w:r>
+        <w:rPr>
+          <w:rFonts w:ascii="TH Sarabun PSK" w:hAnsi="TH Sarabun PSK"/>
+          <w:b w:val="0"/>
+          <w:i w:val="0"/>
+          <w:color w:val="000000"/>
+          <w:sz w:val="32"/>
+        </w:rPr>
+        <w:t xml:space="preserve">1. </w:t>
+      </w:r>
+      <w:r>
+        <w:rPr>
+          <w:rFonts w:ascii="TH Sarabun PSK" w:hAnsi="TH Sarabun PSK"/>
+          <w:b/>
+          <w:color w:val="000000"/>
+          <w:sz w:val="32"/>
+        </w:rPr>
+        <w:t>การแยกผลของ Bayesian Prior</w:t>
+      </w:r>
+      <w:r>
+        <w:rPr>
+          <w:rFonts w:ascii="TH Sarabun PSK" w:hAnsi="TH Sarabun PSK"/>
+          <w:b w:val="0"/>
+          <w:i w:val="0"/>
+          <w:color w:val="000000"/>
+          <w:sz w:val="32"/>
+        </w:rPr>
+        <w:t xml:space="preserve"> — การทดลองที่ออกแบบไว้เพื่อเปรียบเทียบ severity-weighted prior กับ uniform prior ให้ผลลัพธ์ตรงกับการทดลองเปิด/ปิดชั้น H2L ทุกกรณีศึกษาและทุกตัวชี้วัด เนื่องจากการตั้งค่าดังกล่าวปิด semantic contribution ทั้งหมดพร้อมกัน ไม่ได้แยกปิดเฉพาะการถ่วงน้ำหนักตามความรุนแรง จึงยังไม่มีหลักฐานเชิงประจักษ์แยกส่วนสำหรับองค์ประกอบนี้</w:t>
+      </w:r>
+    </w:p>
+    <w:p>
+      <w:pPr>
+        <w:spacing w:before="20" w:after="60" w:line="276" w:lineRule="auto"/>
+        <w:jc w:val="left"/>
+      </w:pPr>
+      <w:r>
+        <w:rPr>
+          <w:rFonts w:ascii="TH Sarabun PSK" w:hAnsi="TH Sarabun PSK"/>
+          <w:b w:val="0"/>
+          <w:i w:val="0"/>
+          <w:color w:val="000000"/>
+          <w:sz w:val="32"/>
+        </w:rPr>
+        <w:t xml:space="preserve">2. </w:t>
+      </w:r>
+      <w:r>
+        <w:rPr>
+          <w:rFonts w:ascii="TH Sarabun PSK" w:hAnsi="TH Sarabun PSK"/>
+          <w:b/>
+          <w:color w:val="000000"/>
+          <w:sz w:val="32"/>
+        </w:rPr>
+        <w:t>ความเป็นสากลข้ามสถาปัตยกรรมการค้นคืน</w:t>
+      </w:r>
+      <w:r>
+        <w:rPr>
+          <w:rFonts w:ascii="TH Sarabun PSK" w:hAnsi="TH Sarabun PSK"/>
+          <w:b w:val="0"/>
+          <w:i w:val="0"/>
+          <w:color w:val="000000"/>
+          <w:sz w:val="32"/>
+        </w:rPr>
+        <w:t xml:space="preserve"> — ตารางที่ 4.3 แสดงว่า H2L ยกระดับกลยุทธ์ฝั่ง sparse retrieval (</w:t>
+      </w:r>
+      <w:r>
+        <w:rPr>
+          <w:rFonts w:ascii="Courier New" w:hAnsi="Courier New"/>
+          <w:color w:val="B42828"/>
+          <w:sz w:val="30"/>
+        </w:rPr>
+        <w:t>bm25_only</w:t>
+      </w:r>
+      <w:r>
+        <w:rPr>
+          <w:rFonts w:ascii="TH Sarabun PSK" w:hAnsi="TH Sarabun PSK"/>
+          <w:b w:val="0"/>
+          <w:i w:val="0"/>
+          <w:color w:val="000000"/>
+          <w:sz w:val="32"/>
+        </w:rPr>
+        <w:t xml:space="preserve"> 0.2221 → 0.2369 และ </w:t>
+      </w:r>
+      <w:r>
+        <w:rPr>
+          <w:rFonts w:ascii="Courier New" w:hAnsi="Courier New"/>
+          <w:color w:val="B42828"/>
+          <w:sz w:val="30"/>
+        </w:rPr>
+        <w:t>basic</w:t>
+      </w:r>
+      <w:r>
+        <w:rPr>
+          <w:rFonts w:ascii="TH Sarabun PSK" w:hAnsi="TH Sarabun PSK"/>
+          <w:b w:val="0"/>
+          <w:i w:val="0"/>
+          <w:color w:val="000000"/>
+          <w:sz w:val="32"/>
+        </w:rPr>
+        <w:t xml:space="preserve"> 0.2351 → 0.2485 ในค่า nDCG@5) แต่ไม่ยกระดับฝั่ง dense retrieval (</w:t>
+      </w:r>
+      <w:r>
+        <w:rPr>
+          <w:rFonts w:ascii="Courier New" w:hAnsi="Courier New"/>
+          <w:color w:val="B42828"/>
+          <w:sz w:val="30"/>
+        </w:rPr>
+        <w:t>naive_rag</w:t>
+      </w:r>
+      <w:r>
+        <w:rPr>
+          <w:rFonts w:ascii="TH Sarabun PSK" w:hAnsi="TH Sarabun PSK"/>
+          <w:b w:val="0"/>
+          <w:i w:val="0"/>
+          <w:color w:val="000000"/>
+          <w:sz w:val="32"/>
+        </w:rPr>
+        <w:t xml:space="preserve"> 0.2019 → 0.2017 และ </w:t>
+      </w:r>
+      <w:r>
+        <w:rPr>
+          <w:rFonts w:ascii="Courier New" w:hAnsi="Courier New"/>
+          <w:color w:val="B42828"/>
+          <w:sz w:val="30"/>
+        </w:rPr>
+        <w:t>hyde</w:t>
+      </w:r>
+      <w:r>
+        <w:rPr>
+          <w:rFonts w:ascii="TH Sarabun PSK" w:hAnsi="TH Sarabun PSK"/>
+          <w:b w:val="0"/>
+          <w:i w:val="0"/>
+          <w:color w:val="000000"/>
+          <w:sz w:val="32"/>
+        </w:rPr>
+        <w:t xml:space="preserve"> 0.0732 → 0.0722) ข้อสังเกตนี้มาจากการเปรียบเทียบค่าเฉลี่ย ยังไม่ได้ผ่านการทดสอบนัยสำคัญแบบจับคู่รายกรณีในทุกคู่</w:t>
+      </w:r>
+    </w:p>
+    <w:p>
+      <w:pPr>
+        <w:spacing w:before="20" w:after="60" w:line="276" w:lineRule="auto"/>
+        <w:jc w:val="left"/>
+      </w:pPr>
+      <w:r>
+        <w:rPr>
+          <w:rFonts w:ascii="TH Sarabun PSK" w:hAnsi="TH Sarabun PSK"/>
+          <w:b w:val="0"/>
+          <w:i w:val="0"/>
+          <w:color w:val="000000"/>
+          <w:sz w:val="32"/>
+        </w:rPr>
+        <w:t xml:space="preserve">3. </w:t>
+      </w:r>
+      <w:r>
+        <w:rPr>
+          <w:rFonts w:ascii="TH Sarabun PSK" w:hAnsi="TH Sarabun PSK"/>
+          <w:b/>
+          <w:color w:val="000000"/>
+          <w:sz w:val="32"/>
+        </w:rPr>
+        <w:t>ความไวของ $\alpha$ ภายใต้ adaptive scaling</w:t>
+      </w:r>
+      <w:r>
+        <w:rPr>
+          <w:rFonts w:ascii="TH Sarabun PSK" w:hAnsi="TH Sarabun PSK"/>
+          <w:b w:val="0"/>
+          <w:i w:val="0"/>
+          <w:color w:val="000000"/>
+          <w:sz w:val="32"/>
+        </w:rPr>
+        <w:t xml:space="preserve"> — การกวาดค่า $\alpha_0$ ดำเนินการโดยเปิด adaptive $\alpha$ ตามค่าตั้งต้นของระบบ ซึ่งปรับสเกล $\alpha$ ใหม่ตามจำนวนปัญหาและค่าความเชื่อมั่น ผลที่ได้จึงเป็นความไวของระบบโดยรวม ไม่ใช่ความไวของ $\alpha_0$ โดยลำพัง</w:t>
+      </w:r>
+    </w:p>
+    <w:p>
+      <w:pPr>
+        <w:spacing w:before="160" w:after="60" w:line="276" w:lineRule="auto"/>
+        <w:jc w:val="left"/>
+      </w:pPr>
+      <w:r>
+        <w:rPr>
+          <w:rFonts w:ascii="TH Sarabun PSK" w:hAnsi="TH Sarabun PSK"/>
+          <w:b/>
+          <w:i w:val="0"/>
+          <w:color w:val="003366"/>
+          <w:sz w:val="32"/>
+        </w:rPr>
+        <w:t>4.9.5 นัยต่อการพัฒนาต่อ</w:t>
+      </w:r>
+    </w:p>
+    <w:p>
+      <w:pPr>
+        <w:spacing w:before="0" w:after="80" w:line="276" w:lineRule="auto"/>
+        <w:jc w:val="left"/>
+      </w:pPr>
+      <w:r>
+        <w:rPr>
+          <w:rFonts w:ascii="TH Sarabun PSK" w:hAnsi="TH Sarabun PSK"/>
+          <w:b w:val="0"/>
+          <w:i w:val="0"/>
+          <w:color w:val="000000"/>
+          <w:sz w:val="32"/>
+        </w:rPr>
+        <w:t>ข้อจำกัดหลักในหัวข้อ 4.9.1 เป็นข้อจำกัดของทรัพยากรข้อมูล ไม่ใช่ข้อจำกัดของกรอบแนวคิด การขยายคลังเอกสารอ้างอิงให้ครอบคลุมคู่มือแนวปฏิบัติและเอกสารสิทธิประโยชน์ในสัดส่วนที่มากขึ้น จะลดสัดส่วนการดึงเอกสารต่อ query ลงจาก 16.3% และเปิดพื้นที่ให้กลไกการจัดอันดับแสดงผลต่างที่วัดได้ การทดลองซ้ำบนคลังที่ใหญ่ขึ้นจึงเป็นเงื่อนไขจำเป็นก่อนที่จะสรุปว่าองค์ประกอบใดในสถาปัตยกรรม H2L มีส่วนช่วยหรือไม่มีส่วนช่วยต่อคุณภาพการจัดอันดับ</w:t>
       </w:r>
     </w:p>
     <w:sectPr>

--- a/ch4_thesis.docx
+++ b/ch4_thesis.docx
@@ -8423,7 +8423,1224 @@
           <w:color w:val="000000"/>
           <w:sz w:val="32"/>
         </w:rPr>
-        <w:t xml:space="preserve"> อยู่ที่การกรอง candidate document ผ่าน problem-aware scoring (เทียบกับ baseline ที่ไม่มี H2L ซึ่งต่ำกว่าอย่างมีนัยสำคัญตามตารางที่ 4.4) ไม่ใช่ความแตกต่างระหว่าง V6 sub-components ในชุดทดสอบนี้</w:t>
+        <w:t xml:space="preserve"> อยู่ที่การกรอง candidate document ผ่าน problem-aware scoring (เทียบกับ baseline ที่ไม่มี H2L ซึ่งต่ำกว่าอย่างมีนัยสำคัญตามตารางที่ 4.4) ไม่ใช่ความแตกต่างระหว่าง V6 sub-components ในชุดทดสอบนี้ การทดสอบเพิ่มเติมที่ออกแบบไว้เพื่อเปรียบเทียบ severity-weighted Bayesian prior กับ uniform prior ยืนยันข้อค้นพบนี้: ทั้งสองเงื่อนไขให้ผลเหมือนกันทุกตัวชี้วัดทุกกรณีศึกษา (ค่าต่างสัมบูรณ์สูงสุด $= 0.000$) เนื่องจาก </w:t>
+      </w:r>
+      <w:r>
+        <w:rPr>
+          <w:rFonts w:ascii="Courier New" w:hAnsi="Courier New"/>
+          <w:color w:val="B42828"/>
+          <w:sz w:val="30"/>
+        </w:rPr>
+        <w:t>w/o Bayesian Prior</w:t>
+      </w:r>
+      <w:r>
+        <w:rPr>
+          <w:rFonts w:ascii="TH Sarabun PSK" w:hAnsi="TH Sarabun PSK"/>
+          <w:b w:val="0"/>
+          <w:i w:val="0"/>
+          <w:color w:val="000000"/>
+          <w:sz w:val="32"/>
+        </w:rPr>
+        <w:t xml:space="preserve"> ในตารางที่ 4.6 ให้ nDCG@5 $= 0.2442$ เท่ากับ Full V6 ทุกกรณีศึกษา จึงยังไม่มีหลักฐานเชิงประจักษ์ว่า severity-weighted prior ส่งผลต่ออันดับเอกสารบนชุดทดสอบนี้</w:t>
+      </w:r>
+    </w:p>
+    <w:p>
+      <w:pPr>
+        <w:spacing w:before="0" w:after="80" w:line="276" w:lineRule="auto"/>
+        <w:jc w:val="left"/>
+      </w:pPr>
+      <w:r>
+        <w:rPr>
+          <w:rFonts w:ascii="TH Sarabun PSK" w:hAnsi="TH Sarabun PSK"/>
+          <w:b/>
+          <w:color w:val="000000"/>
+          <w:sz w:val="32"/>
+        </w:rPr>
+        <w:t>รูปที่ 4.D</w:t>
+      </w:r>
+      <w:r>
+        <w:rPr>
+          <w:rFonts w:ascii="TH Sarabun PSK" w:hAnsi="TH Sarabun PSK"/>
+          <w:b w:val="0"/>
+          <w:i w:val="0"/>
+          <w:color w:val="000000"/>
+          <w:sz w:val="32"/>
+        </w:rPr>
+        <w:t xml:space="preserve"> แสดงการแยกกันของคะแนนและอันดับ: คะแนนภายในของ H2L เปลี่ยนแปลงในช่วง 0.0108–0.1926 ข้ามเงื่อนไขการถอดองค์ประกอบ ขณะที่ nDCG@5 อยู่ในช่วง 0.2430–0.2485 เท่านั้น</w:t>
+      </w:r>
+    </w:p>
+    <w:p>
+      <w:pPr>
+        <w:spacing w:before="0" w:after="80" w:line="276" w:lineRule="auto"/>
+        <w:jc w:val="left"/>
+      </w:pPr>
+      <w:r>
+        <w:rPr>
+          <w:rFonts w:ascii="TH Sarabun PSK" w:hAnsi="TH Sarabun PSK"/>
+          <w:b w:val="0"/>
+          <w:i w:val="0"/>
+          <w:color w:val="000000"/>
+          <w:sz w:val="32"/>
+        </w:rPr>
+        <w:t>![รูปที่ 4.D การแยกกันของคะแนนและอันดับ](../output/figures_ch4/fig_4d_decoupling.png)</w:t>
+      </w:r>
+    </w:p>
+    <w:p>
+      <w:pPr>
+        <w:spacing w:before="160" w:after="60" w:line="276" w:lineRule="auto"/>
+        <w:jc w:val="left"/>
+      </w:pPr>
+      <w:r>
+        <w:rPr>
+          <w:rFonts w:ascii="TH Sarabun PSK" w:hAnsi="TH Sarabun PSK"/>
+          <w:b/>
+          <w:i w:val="0"/>
+          <w:color w:val="003366"/>
+          <w:sz w:val="32"/>
+        </w:rPr>
+        <w:t>4.5.5 ผลการทดสอบความเป็นสากลของชั้น H2L ข้ามสถาปัตยกรรม (RQ5)</w:t>
+      </w:r>
+    </w:p>
+    <w:p>
+      <w:pPr>
+        <w:spacing w:before="0" w:after="80" w:line="276" w:lineRule="auto"/>
+        <w:jc w:val="left"/>
+      </w:pPr>
+      <w:r>
+        <w:rPr>
+          <w:rFonts w:ascii="TH Sarabun PSK" w:hAnsi="TH Sarabun PSK"/>
+          <w:b w:val="0"/>
+          <w:i w:val="0"/>
+          <w:color w:val="000000"/>
+          <w:sz w:val="32"/>
+        </w:rPr>
+        <w:t>การทดลองนี้เปรียบเทียบประสิทธิภาพของ baseline retrieval ทั้ง 4 สถาปัตยกรรม ก่อนและหลังเพิ่มชั้น H2L scoring เพื่อทดสอบว่า H2L ช่วยยกระดับทุก backbone หรือเฉพาะ hybrid เท่านั้น (factorial design 4 คู่ × 95 เคส)</w:t>
+      </w:r>
+    </w:p>
+    <w:p>
+      <w:pPr>
+        <w:spacing w:before="0" w:after="80" w:line="276" w:lineRule="auto"/>
+        <w:jc w:val="left"/>
+      </w:pPr>
+      <w:r>
+        <w:rPr>
+          <w:rFonts w:ascii="TH Sarabun PSK" w:hAnsi="TH Sarabun PSK"/>
+          <w:b/>
+          <w:color w:val="000000"/>
+          <w:sz w:val="32"/>
+        </w:rPr>
+        <w:t>ตารางที่ 4.10 ผลการทดสอบ H2L เป็น Post-Processing Layer ข้ามสถาปัตยกรรม (n=95 เคส)</w:t>
+      </w:r>
+    </w:p>
+    <w:tbl>
+      <w:tblPr>
+        <w:tblW w:type="auto" w:w="0"/>
+        <w:jc w:val="center"/>
+        <w:tblLook w:firstColumn="1" w:firstRow="1" w:lastColumn="0" w:lastRow="0" w:noHBand="0" w:noVBand="1" w:val="04A0"/>
+      </w:tblPr>
+      <w:tblGrid>
+        <w:gridCol w:w="1080"/>
+        <w:gridCol w:w="1080"/>
+        <w:gridCol w:w="1080"/>
+        <w:gridCol w:w="1080"/>
+        <w:gridCol w:w="1080"/>
+        <w:gridCol w:w="1080"/>
+        <w:gridCol w:w="1080"/>
+        <w:gridCol w:w="1080"/>
+      </w:tblGrid>
+      <w:tr>
+        <w:tc>
+          <w:tcPr>
+            <w:tcW w:type="dxa" w:w="1080"/>
+            <w:shd w:fill="F0F4F8"/>
+            <w:tcMar>
+              <w:top w:w="100" w:type="dxa"/>
+              <w:bottom w:w="100" w:type="dxa"/>
+              <w:left w:w="120" w:type="dxa"/>
+              <w:right w:w="120" w:type="dxa"/>
+            </w:tcMar>
+          </w:tcPr>
+          <w:p>
+            <w:pPr>
+              <w:jc w:val="center"/>
+            </w:pPr>
+            <w:r>
+              <w:rPr>
+                <w:rFonts w:ascii="TH Sarabun PSK" w:hAnsi="TH Sarabun PSK"/>
+                <w:b/>
+                <w:color w:val="003366"/>
+                <w:sz w:val="28"/>
+              </w:rPr>
+              <w:t>คู่ (Pair)</w:t>
+            </w:r>
+          </w:p>
+        </w:tc>
+        <w:tc>
+          <w:tcPr>
+            <w:tcW w:type="dxa" w:w="1080"/>
+            <w:shd w:fill="F0F4F8"/>
+            <w:tcMar>
+              <w:top w:w="100" w:type="dxa"/>
+              <w:bottom w:w="100" w:type="dxa"/>
+              <w:left w:w="120" w:type="dxa"/>
+              <w:right w:w="120" w:type="dxa"/>
+            </w:tcMar>
+          </w:tcPr>
+          <w:p>
+            <w:pPr>
+              <w:jc w:val="center"/>
+            </w:pPr>
+            <w:r>
+              <w:rPr>
+                <w:rFonts w:ascii="TH Sarabun PSK" w:hAnsi="TH Sarabun PSK"/>
+                <w:b/>
+                <w:color w:val="003366"/>
+                <w:sz w:val="28"/>
+              </w:rPr>
+              <w:t>nDCG@5 OFF</w:t>
+            </w:r>
+          </w:p>
+        </w:tc>
+        <w:tc>
+          <w:tcPr>
+            <w:tcW w:type="dxa" w:w="1080"/>
+            <w:shd w:fill="F0F4F8"/>
+            <w:tcMar>
+              <w:top w:w="100" w:type="dxa"/>
+              <w:bottom w:w="100" w:type="dxa"/>
+              <w:left w:w="120" w:type="dxa"/>
+              <w:right w:w="120" w:type="dxa"/>
+            </w:tcMar>
+          </w:tcPr>
+          <w:p>
+            <w:pPr>
+              <w:jc w:val="center"/>
+            </w:pPr>
+            <w:r>
+              <w:rPr>
+                <w:rFonts w:ascii="TH Sarabun PSK" w:hAnsi="TH Sarabun PSK"/>
+                <w:b/>
+                <w:color w:val="003366"/>
+                <w:sz w:val="28"/>
+              </w:rPr>
+              <w:t>nDCG@5 ON</w:t>
+            </w:r>
+          </w:p>
+        </w:tc>
+        <w:tc>
+          <w:tcPr>
+            <w:tcW w:type="dxa" w:w="1080"/>
+            <w:shd w:fill="F0F4F8"/>
+            <w:tcMar>
+              <w:top w:w="100" w:type="dxa"/>
+              <w:bottom w:w="100" w:type="dxa"/>
+              <w:left w:w="120" w:type="dxa"/>
+              <w:right w:w="120" w:type="dxa"/>
+            </w:tcMar>
+          </w:tcPr>
+          <w:p>
+            <w:pPr>
+              <w:jc w:val="center"/>
+            </w:pPr>
+            <w:r>
+              <w:rPr>
+                <w:rFonts w:ascii="TH Sarabun PSK" w:hAnsi="TH Sarabun PSK"/>
+                <w:b/>
+                <w:color w:val="003366"/>
+                <w:sz w:val="28"/>
+              </w:rPr>
+              <w:t>$\Delta$ nDCG@5</w:t>
+            </w:r>
+          </w:p>
+        </w:tc>
+        <w:tc>
+          <w:tcPr>
+            <w:tcW w:type="dxa" w:w="1080"/>
+            <w:shd w:fill="F0F4F8"/>
+            <w:tcMar>
+              <w:top w:w="100" w:type="dxa"/>
+              <w:bottom w:w="100" w:type="dxa"/>
+              <w:left w:w="120" w:type="dxa"/>
+              <w:right w:w="120" w:type="dxa"/>
+            </w:tcMar>
+          </w:tcPr>
+          <w:p>
+            <w:pPr>
+              <w:jc w:val="center"/>
+            </w:pPr>
+            <w:r>
+              <w:rPr>
+                <w:rFonts w:ascii="TH Sarabun PSK" w:hAnsi="TH Sarabun PSK"/>
+                <w:b/>
+                <w:color w:val="003366"/>
+                <w:sz w:val="28"/>
+              </w:rPr>
+              <w:t>nDCG@10 OFF</w:t>
+            </w:r>
+          </w:p>
+        </w:tc>
+        <w:tc>
+          <w:tcPr>
+            <w:tcW w:type="dxa" w:w="1080"/>
+            <w:shd w:fill="F0F4F8"/>
+            <w:tcMar>
+              <w:top w:w="100" w:type="dxa"/>
+              <w:bottom w:w="100" w:type="dxa"/>
+              <w:left w:w="120" w:type="dxa"/>
+              <w:right w:w="120" w:type="dxa"/>
+            </w:tcMar>
+          </w:tcPr>
+          <w:p>
+            <w:pPr>
+              <w:jc w:val="center"/>
+            </w:pPr>
+            <w:r>
+              <w:rPr>
+                <w:rFonts w:ascii="TH Sarabun PSK" w:hAnsi="TH Sarabun PSK"/>
+                <w:b/>
+                <w:color w:val="003366"/>
+                <w:sz w:val="28"/>
+              </w:rPr>
+              <w:t>nDCG@10 ON</w:t>
+            </w:r>
+          </w:p>
+        </w:tc>
+        <w:tc>
+          <w:tcPr>
+            <w:tcW w:type="dxa" w:w="1080"/>
+            <w:shd w:fill="F0F4F8"/>
+            <w:tcMar>
+              <w:top w:w="100" w:type="dxa"/>
+              <w:bottom w:w="100" w:type="dxa"/>
+              <w:left w:w="120" w:type="dxa"/>
+              <w:right w:w="120" w:type="dxa"/>
+            </w:tcMar>
+          </w:tcPr>
+          <w:p>
+            <w:pPr>
+              <w:jc w:val="center"/>
+            </w:pPr>
+            <w:r>
+              <w:rPr>
+                <w:rFonts w:ascii="TH Sarabun PSK" w:hAnsi="TH Sarabun PSK"/>
+                <w:b/>
+                <w:color w:val="003366"/>
+                <w:sz w:val="28"/>
+              </w:rPr>
+              <w:t>$\Delta$ nDCG@10</w:t>
+            </w:r>
+          </w:p>
+        </w:tc>
+        <w:tc>
+          <w:tcPr>
+            <w:tcW w:type="dxa" w:w="1080"/>
+            <w:shd w:fill="F0F4F8"/>
+            <w:tcMar>
+              <w:top w:w="100" w:type="dxa"/>
+              <w:bottom w:w="100" w:type="dxa"/>
+              <w:left w:w="120" w:type="dxa"/>
+              <w:right w:w="120" w:type="dxa"/>
+            </w:tcMar>
+          </w:tcPr>
+          <w:p>
+            <w:pPr>
+              <w:jc w:val="center"/>
+            </w:pPr>
+            <w:r>
+              <w:rPr>
+                <w:rFonts w:ascii="TH Sarabun PSK" w:hAnsi="TH Sarabun PSK"/>
+                <w:b/>
+                <w:color w:val="003366"/>
+                <w:sz w:val="28"/>
+              </w:rPr>
+              <w:t>$p$ (nDCG@10)</w:t>
+            </w:r>
+          </w:p>
+        </w:tc>
+      </w:tr>
+      <w:tr>
+        <w:tc>
+          <w:tcPr>
+            <w:tcW w:type="dxa" w:w="1080"/>
+            <w:shd w:fill="FFFFFF"/>
+            <w:tcMar>
+              <w:top w:w="80" w:type="dxa"/>
+              <w:bottom w:w="80" w:type="dxa"/>
+              <w:left w:w="100" w:type="dxa"/>
+              <w:right w:w="100" w:type="dxa"/>
+            </w:tcMar>
+          </w:tcPr>
+          <w:p>
+            <w:pPr>
+              <w:jc w:val="left"/>
+            </w:pPr>
+            <w:r>
+              <w:rPr>
+                <w:rFonts w:ascii="TH Sarabun PSK" w:hAnsi="TH Sarabun PSK"/>
+                <w:sz w:val="26"/>
+              </w:rPr>
+              <w:t>`bm25_only` → `h2l-bm25`</w:t>
+            </w:r>
+          </w:p>
+        </w:tc>
+        <w:tc>
+          <w:tcPr>
+            <w:tcW w:type="dxa" w:w="1080"/>
+            <w:shd w:fill="FFFFFF"/>
+            <w:tcMar>
+              <w:top w:w="80" w:type="dxa"/>
+              <w:bottom w:w="80" w:type="dxa"/>
+              <w:left w:w="100" w:type="dxa"/>
+              <w:right w:w="100" w:type="dxa"/>
+            </w:tcMar>
+          </w:tcPr>
+          <w:p>
+            <w:pPr>
+              <w:jc w:val="center"/>
+            </w:pPr>
+            <w:r>
+              <w:rPr>
+                <w:rFonts w:ascii="TH Sarabun PSK" w:hAnsi="TH Sarabun PSK"/>
+                <w:sz w:val="26"/>
+              </w:rPr>
+              <w:t>0.2221</w:t>
+            </w:r>
+          </w:p>
+        </w:tc>
+        <w:tc>
+          <w:tcPr>
+            <w:tcW w:type="dxa" w:w="1080"/>
+            <w:shd w:fill="FFFFFF"/>
+            <w:tcMar>
+              <w:top w:w="80" w:type="dxa"/>
+              <w:bottom w:w="80" w:type="dxa"/>
+              <w:left w:w="100" w:type="dxa"/>
+              <w:right w:w="100" w:type="dxa"/>
+            </w:tcMar>
+          </w:tcPr>
+          <w:p>
+            <w:pPr>
+              <w:jc w:val="center"/>
+            </w:pPr>
+            <w:r>
+              <w:rPr>
+                <w:rFonts w:ascii="TH Sarabun PSK" w:hAnsi="TH Sarabun PSK"/>
+                <w:sz w:val="26"/>
+              </w:rPr>
+              <w:t>0.2369</w:t>
+            </w:r>
+          </w:p>
+        </w:tc>
+        <w:tc>
+          <w:tcPr>
+            <w:tcW w:type="dxa" w:w="1080"/>
+            <w:shd w:fill="FFFFFF"/>
+            <w:tcMar>
+              <w:top w:w="80" w:type="dxa"/>
+              <w:bottom w:w="80" w:type="dxa"/>
+              <w:left w:w="100" w:type="dxa"/>
+              <w:right w:w="100" w:type="dxa"/>
+            </w:tcMar>
+          </w:tcPr>
+          <w:p>
+            <w:pPr>
+              <w:jc w:val="center"/>
+            </w:pPr>
+            <w:r>
+              <w:rPr>
+                <w:rFonts w:ascii="TH Sarabun PSK" w:hAnsi="TH Sarabun PSK"/>
+                <w:sz w:val="26"/>
+              </w:rPr>
+              <w:t>**+0.0148**</w:t>
+            </w:r>
+          </w:p>
+        </w:tc>
+        <w:tc>
+          <w:tcPr>
+            <w:tcW w:type="dxa" w:w="1080"/>
+            <w:shd w:fill="FFFFFF"/>
+            <w:tcMar>
+              <w:top w:w="80" w:type="dxa"/>
+              <w:bottom w:w="80" w:type="dxa"/>
+              <w:left w:w="100" w:type="dxa"/>
+              <w:right w:w="100" w:type="dxa"/>
+            </w:tcMar>
+          </w:tcPr>
+          <w:p>
+            <w:pPr>
+              <w:jc w:val="center"/>
+            </w:pPr>
+            <w:r>
+              <w:rPr>
+                <w:rFonts w:ascii="TH Sarabun PSK" w:hAnsi="TH Sarabun PSK"/>
+                <w:sz w:val="26"/>
+              </w:rPr>
+              <w:t>0.2422</w:t>
+            </w:r>
+          </w:p>
+        </w:tc>
+        <w:tc>
+          <w:tcPr>
+            <w:tcW w:type="dxa" w:w="1080"/>
+            <w:shd w:fill="FFFFFF"/>
+            <w:tcMar>
+              <w:top w:w="80" w:type="dxa"/>
+              <w:bottom w:w="80" w:type="dxa"/>
+              <w:left w:w="100" w:type="dxa"/>
+              <w:right w:w="100" w:type="dxa"/>
+            </w:tcMar>
+          </w:tcPr>
+          <w:p>
+            <w:pPr>
+              <w:jc w:val="center"/>
+            </w:pPr>
+            <w:r>
+              <w:rPr>
+                <w:rFonts w:ascii="TH Sarabun PSK" w:hAnsi="TH Sarabun PSK"/>
+                <w:sz w:val="26"/>
+              </w:rPr>
+              <w:t>0.2563</w:t>
+            </w:r>
+          </w:p>
+        </w:tc>
+        <w:tc>
+          <w:tcPr>
+            <w:tcW w:type="dxa" w:w="1080"/>
+            <w:shd w:fill="FFFFFF"/>
+            <w:tcMar>
+              <w:top w:w="80" w:type="dxa"/>
+              <w:bottom w:w="80" w:type="dxa"/>
+              <w:left w:w="100" w:type="dxa"/>
+              <w:right w:w="100" w:type="dxa"/>
+            </w:tcMar>
+          </w:tcPr>
+          <w:p>
+            <w:pPr>
+              <w:jc w:val="center"/>
+            </w:pPr>
+            <w:r>
+              <w:rPr>
+                <w:rFonts w:ascii="TH Sarabun PSK" w:hAnsi="TH Sarabun PSK"/>
+                <w:sz w:val="26"/>
+              </w:rPr>
+              <w:t>+0.0142</w:t>
+            </w:r>
+          </w:p>
+        </w:tc>
+        <w:tc>
+          <w:tcPr>
+            <w:tcW w:type="dxa" w:w="1080"/>
+            <w:shd w:fill="FFFFFF"/>
+            <w:tcMar>
+              <w:top w:w="80" w:type="dxa"/>
+              <w:bottom w:w="80" w:type="dxa"/>
+              <w:left w:w="100" w:type="dxa"/>
+              <w:right w:w="100" w:type="dxa"/>
+            </w:tcMar>
+          </w:tcPr>
+          <w:p>
+            <w:pPr>
+              <w:jc w:val="center"/>
+            </w:pPr>
+            <w:r>
+              <w:rPr>
+                <w:rFonts w:ascii="TH Sarabun PSK" w:hAnsi="TH Sarabun PSK"/>
+                <w:sz w:val="26"/>
+              </w:rPr>
+              <w:t>0.5230</w:t>
+            </w:r>
+          </w:p>
+        </w:tc>
+      </w:tr>
+      <w:tr>
+        <w:tc>
+          <w:tcPr>
+            <w:tcW w:type="dxa" w:w="1080"/>
+            <w:shd w:fill="FAFAFA"/>
+            <w:tcMar>
+              <w:top w:w="80" w:type="dxa"/>
+              <w:bottom w:w="80" w:type="dxa"/>
+              <w:left w:w="100" w:type="dxa"/>
+              <w:right w:w="100" w:type="dxa"/>
+            </w:tcMar>
+          </w:tcPr>
+          <w:p>
+            <w:pPr>
+              <w:jc w:val="left"/>
+            </w:pPr>
+            <w:r>
+              <w:rPr>
+                <w:rFonts w:ascii="TH Sarabun PSK" w:hAnsi="TH Sarabun PSK"/>
+                <w:sz w:val="26"/>
+              </w:rPr>
+              <w:t>`naive_rag` → `h2l-naive_rag`</w:t>
+            </w:r>
+          </w:p>
+        </w:tc>
+        <w:tc>
+          <w:tcPr>
+            <w:tcW w:type="dxa" w:w="1080"/>
+            <w:shd w:fill="FAFAFA"/>
+            <w:tcMar>
+              <w:top w:w="80" w:type="dxa"/>
+              <w:bottom w:w="80" w:type="dxa"/>
+              <w:left w:w="100" w:type="dxa"/>
+              <w:right w:w="100" w:type="dxa"/>
+            </w:tcMar>
+          </w:tcPr>
+          <w:p>
+            <w:pPr>
+              <w:jc w:val="center"/>
+            </w:pPr>
+            <w:r>
+              <w:rPr>
+                <w:rFonts w:ascii="TH Sarabun PSK" w:hAnsi="TH Sarabun PSK"/>
+                <w:sz w:val="26"/>
+              </w:rPr>
+              <w:t>0.2019</w:t>
+            </w:r>
+          </w:p>
+        </w:tc>
+        <w:tc>
+          <w:tcPr>
+            <w:tcW w:type="dxa" w:w="1080"/>
+            <w:shd w:fill="FAFAFA"/>
+            <w:tcMar>
+              <w:top w:w="80" w:type="dxa"/>
+              <w:bottom w:w="80" w:type="dxa"/>
+              <w:left w:w="100" w:type="dxa"/>
+              <w:right w:w="100" w:type="dxa"/>
+            </w:tcMar>
+          </w:tcPr>
+          <w:p>
+            <w:pPr>
+              <w:jc w:val="center"/>
+            </w:pPr>
+            <w:r>
+              <w:rPr>
+                <w:rFonts w:ascii="TH Sarabun PSK" w:hAnsi="TH Sarabun PSK"/>
+                <w:sz w:val="26"/>
+              </w:rPr>
+              <w:t>0.2017</w:t>
+            </w:r>
+          </w:p>
+        </w:tc>
+        <w:tc>
+          <w:tcPr>
+            <w:tcW w:type="dxa" w:w="1080"/>
+            <w:shd w:fill="FAFAFA"/>
+            <w:tcMar>
+              <w:top w:w="80" w:type="dxa"/>
+              <w:bottom w:w="80" w:type="dxa"/>
+              <w:left w:w="100" w:type="dxa"/>
+              <w:right w:w="100" w:type="dxa"/>
+            </w:tcMar>
+          </w:tcPr>
+          <w:p>
+            <w:pPr>
+              <w:jc w:val="center"/>
+            </w:pPr>
+            <w:r>
+              <w:rPr>
+                <w:rFonts w:ascii="TH Sarabun PSK" w:hAnsi="TH Sarabun PSK"/>
+                <w:sz w:val="26"/>
+              </w:rPr>
+              <w:t>−0.0002</w:t>
+            </w:r>
+          </w:p>
+        </w:tc>
+        <w:tc>
+          <w:tcPr>
+            <w:tcW w:type="dxa" w:w="1080"/>
+            <w:shd w:fill="FAFAFA"/>
+            <w:tcMar>
+              <w:top w:w="80" w:type="dxa"/>
+              <w:bottom w:w="80" w:type="dxa"/>
+              <w:left w:w="100" w:type="dxa"/>
+              <w:right w:w="100" w:type="dxa"/>
+            </w:tcMar>
+          </w:tcPr>
+          <w:p>
+            <w:pPr>
+              <w:jc w:val="center"/>
+            </w:pPr>
+            <w:r>
+              <w:rPr>
+                <w:rFonts w:ascii="TH Sarabun PSK" w:hAnsi="TH Sarabun PSK"/>
+                <w:sz w:val="26"/>
+              </w:rPr>
+              <w:t>0.2236</w:t>
+            </w:r>
+          </w:p>
+        </w:tc>
+        <w:tc>
+          <w:tcPr>
+            <w:tcW w:type="dxa" w:w="1080"/>
+            <w:shd w:fill="FAFAFA"/>
+            <w:tcMar>
+              <w:top w:w="80" w:type="dxa"/>
+              <w:bottom w:w="80" w:type="dxa"/>
+              <w:left w:w="100" w:type="dxa"/>
+              <w:right w:w="100" w:type="dxa"/>
+            </w:tcMar>
+          </w:tcPr>
+          <w:p>
+            <w:pPr>
+              <w:jc w:val="center"/>
+            </w:pPr>
+            <w:r>
+              <w:rPr>
+                <w:rFonts w:ascii="TH Sarabun PSK" w:hAnsi="TH Sarabun PSK"/>
+                <w:sz w:val="26"/>
+              </w:rPr>
+              <w:t>0.2319</w:t>
+            </w:r>
+          </w:p>
+        </w:tc>
+        <w:tc>
+          <w:tcPr>
+            <w:tcW w:type="dxa" w:w="1080"/>
+            <w:shd w:fill="FAFAFA"/>
+            <w:tcMar>
+              <w:top w:w="80" w:type="dxa"/>
+              <w:bottom w:w="80" w:type="dxa"/>
+              <w:left w:w="100" w:type="dxa"/>
+              <w:right w:w="100" w:type="dxa"/>
+            </w:tcMar>
+          </w:tcPr>
+          <w:p>
+            <w:pPr>
+              <w:jc w:val="center"/>
+            </w:pPr>
+            <w:r>
+              <w:rPr>
+                <w:rFonts w:ascii="TH Sarabun PSK" w:hAnsi="TH Sarabun PSK"/>
+                <w:sz w:val="26"/>
+              </w:rPr>
+              <w:t>+0.0083</w:t>
+            </w:r>
+          </w:p>
+        </w:tc>
+        <w:tc>
+          <w:tcPr>
+            <w:tcW w:type="dxa" w:w="1080"/>
+            <w:shd w:fill="FAFAFA"/>
+            <w:tcMar>
+              <w:top w:w="80" w:type="dxa"/>
+              <w:bottom w:w="80" w:type="dxa"/>
+              <w:left w:w="100" w:type="dxa"/>
+              <w:right w:w="100" w:type="dxa"/>
+            </w:tcMar>
+          </w:tcPr>
+          <w:p>
+            <w:pPr>
+              <w:jc w:val="center"/>
+            </w:pPr>
+            <w:r>
+              <w:rPr>
+                <w:rFonts w:ascii="TH Sarabun PSK" w:hAnsi="TH Sarabun PSK"/>
+                <w:sz w:val="26"/>
+              </w:rPr>
+              <w:t>0.5755</w:t>
+            </w:r>
+          </w:p>
+        </w:tc>
+      </w:tr>
+      <w:tr>
+        <w:tc>
+          <w:tcPr>
+            <w:tcW w:type="dxa" w:w="1080"/>
+            <w:shd w:fill="FFFFFF"/>
+            <w:tcMar>
+              <w:top w:w="80" w:type="dxa"/>
+              <w:bottom w:w="80" w:type="dxa"/>
+              <w:left w:w="100" w:type="dxa"/>
+              <w:right w:w="100" w:type="dxa"/>
+            </w:tcMar>
+          </w:tcPr>
+          <w:p>
+            <w:pPr>
+              <w:jc w:val="left"/>
+            </w:pPr>
+            <w:r>
+              <w:rPr>
+                <w:rFonts w:ascii="TH Sarabun PSK" w:hAnsi="TH Sarabun PSK"/>
+                <w:sz w:val="26"/>
+              </w:rPr>
+              <w:t>`hyde` → `h2l-hyde`</w:t>
+            </w:r>
+          </w:p>
+        </w:tc>
+        <w:tc>
+          <w:tcPr>
+            <w:tcW w:type="dxa" w:w="1080"/>
+            <w:shd w:fill="FFFFFF"/>
+            <w:tcMar>
+              <w:top w:w="80" w:type="dxa"/>
+              <w:bottom w:w="80" w:type="dxa"/>
+              <w:left w:w="100" w:type="dxa"/>
+              <w:right w:w="100" w:type="dxa"/>
+            </w:tcMar>
+          </w:tcPr>
+          <w:p>
+            <w:pPr>
+              <w:jc w:val="center"/>
+            </w:pPr>
+            <w:r>
+              <w:rPr>
+                <w:rFonts w:ascii="TH Sarabun PSK" w:hAnsi="TH Sarabun PSK"/>
+                <w:sz w:val="26"/>
+              </w:rPr>
+              <w:t>0.0732</w:t>
+            </w:r>
+          </w:p>
+        </w:tc>
+        <w:tc>
+          <w:tcPr>
+            <w:tcW w:type="dxa" w:w="1080"/>
+            <w:shd w:fill="FFFFFF"/>
+            <w:tcMar>
+              <w:top w:w="80" w:type="dxa"/>
+              <w:bottom w:w="80" w:type="dxa"/>
+              <w:left w:w="100" w:type="dxa"/>
+              <w:right w:w="100" w:type="dxa"/>
+            </w:tcMar>
+          </w:tcPr>
+          <w:p>
+            <w:pPr>
+              <w:jc w:val="center"/>
+            </w:pPr>
+            <w:r>
+              <w:rPr>
+                <w:rFonts w:ascii="TH Sarabun PSK" w:hAnsi="TH Sarabun PSK"/>
+                <w:sz w:val="26"/>
+              </w:rPr>
+              <w:t>0.0815</w:t>
+            </w:r>
+          </w:p>
+        </w:tc>
+        <w:tc>
+          <w:tcPr>
+            <w:tcW w:type="dxa" w:w="1080"/>
+            <w:shd w:fill="FFFFFF"/>
+            <w:tcMar>
+              <w:top w:w="80" w:type="dxa"/>
+              <w:bottom w:w="80" w:type="dxa"/>
+              <w:left w:w="100" w:type="dxa"/>
+              <w:right w:w="100" w:type="dxa"/>
+            </w:tcMar>
+          </w:tcPr>
+          <w:p>
+            <w:pPr>
+              <w:jc w:val="center"/>
+            </w:pPr>
+            <w:r>
+              <w:rPr>
+                <w:rFonts w:ascii="TH Sarabun PSK" w:hAnsi="TH Sarabun PSK"/>
+                <w:sz w:val="26"/>
+              </w:rPr>
+              <w:t>+0.0083</w:t>
+            </w:r>
+          </w:p>
+        </w:tc>
+        <w:tc>
+          <w:tcPr>
+            <w:tcW w:type="dxa" w:w="1080"/>
+            <w:shd w:fill="FFFFFF"/>
+            <w:tcMar>
+              <w:top w:w="80" w:type="dxa"/>
+              <w:bottom w:w="80" w:type="dxa"/>
+              <w:left w:w="100" w:type="dxa"/>
+              <w:right w:w="100" w:type="dxa"/>
+            </w:tcMar>
+          </w:tcPr>
+          <w:p>
+            <w:pPr>
+              <w:jc w:val="center"/>
+            </w:pPr>
+            <w:r>
+              <w:rPr>
+                <w:rFonts w:ascii="TH Sarabun PSK" w:hAnsi="TH Sarabun PSK"/>
+                <w:sz w:val="26"/>
+              </w:rPr>
+              <w:t>0.0920</w:t>
+            </w:r>
+          </w:p>
+        </w:tc>
+        <w:tc>
+          <w:tcPr>
+            <w:tcW w:type="dxa" w:w="1080"/>
+            <w:shd w:fill="FFFFFF"/>
+            <w:tcMar>
+              <w:top w:w="80" w:type="dxa"/>
+              <w:bottom w:w="80" w:type="dxa"/>
+              <w:left w:w="100" w:type="dxa"/>
+              <w:right w:w="100" w:type="dxa"/>
+            </w:tcMar>
+          </w:tcPr>
+          <w:p>
+            <w:pPr>
+              <w:jc w:val="center"/>
+            </w:pPr>
+            <w:r>
+              <w:rPr>
+                <w:rFonts w:ascii="TH Sarabun PSK" w:hAnsi="TH Sarabun PSK"/>
+                <w:sz w:val="26"/>
+              </w:rPr>
+              <w:t>0.1090</w:t>
+            </w:r>
+          </w:p>
+        </w:tc>
+        <w:tc>
+          <w:tcPr>
+            <w:tcW w:type="dxa" w:w="1080"/>
+            <w:shd w:fill="FFFFFF"/>
+            <w:tcMar>
+              <w:top w:w="80" w:type="dxa"/>
+              <w:bottom w:w="80" w:type="dxa"/>
+              <w:left w:w="100" w:type="dxa"/>
+              <w:right w:w="100" w:type="dxa"/>
+            </w:tcMar>
+          </w:tcPr>
+          <w:p>
+            <w:pPr>
+              <w:jc w:val="center"/>
+            </w:pPr>
+            <w:r>
+              <w:rPr>
+                <w:rFonts w:ascii="TH Sarabun PSK" w:hAnsi="TH Sarabun PSK"/>
+                <w:sz w:val="26"/>
+              </w:rPr>
+              <w:t>+0.0169</w:t>
+            </w:r>
+          </w:p>
+        </w:tc>
+        <w:tc>
+          <w:tcPr>
+            <w:tcW w:type="dxa" w:w="1080"/>
+            <w:shd w:fill="FFFFFF"/>
+            <w:tcMar>
+              <w:top w:w="80" w:type="dxa"/>
+              <w:bottom w:w="80" w:type="dxa"/>
+              <w:left w:w="100" w:type="dxa"/>
+              <w:right w:w="100" w:type="dxa"/>
+            </w:tcMar>
+          </w:tcPr>
+          <w:p>
+            <w:pPr>
+              <w:jc w:val="center"/>
+            </w:pPr>
+            <w:r>
+              <w:rPr>
+                <w:rFonts w:ascii="TH Sarabun PSK" w:hAnsi="TH Sarabun PSK"/>
+                <w:sz w:val="26"/>
+              </w:rPr>
+              <w:t>0.8248</w:t>
+            </w:r>
+          </w:p>
+        </w:tc>
+      </w:tr>
+      <w:tr>
+        <w:tc>
+          <w:tcPr>
+            <w:tcW w:type="dxa" w:w="1080"/>
+            <w:shd w:fill="FAFAFA"/>
+            <w:tcMar>
+              <w:top w:w="80" w:type="dxa"/>
+              <w:bottom w:w="80" w:type="dxa"/>
+              <w:left w:w="100" w:type="dxa"/>
+              <w:right w:w="100" w:type="dxa"/>
+            </w:tcMar>
+          </w:tcPr>
+          <w:p>
+            <w:pPr>
+              <w:jc w:val="left"/>
+            </w:pPr>
+            <w:r>
+              <w:rPr>
+                <w:rFonts w:ascii="TH Sarabun PSK" w:hAnsi="TH Sarabun PSK"/>
+                <w:sz w:val="26"/>
+              </w:rPr>
+              <w:t>`basic` → `h2l-hybrid`</w:t>
+            </w:r>
+          </w:p>
+        </w:tc>
+        <w:tc>
+          <w:tcPr>
+            <w:tcW w:type="dxa" w:w="1080"/>
+            <w:shd w:fill="FAFAFA"/>
+            <w:tcMar>
+              <w:top w:w="80" w:type="dxa"/>
+              <w:bottom w:w="80" w:type="dxa"/>
+              <w:left w:w="100" w:type="dxa"/>
+              <w:right w:w="100" w:type="dxa"/>
+            </w:tcMar>
+          </w:tcPr>
+          <w:p>
+            <w:pPr>
+              <w:jc w:val="center"/>
+            </w:pPr>
+            <w:r>
+              <w:rPr>
+                <w:rFonts w:ascii="TH Sarabun PSK" w:hAnsi="TH Sarabun PSK"/>
+                <w:sz w:val="26"/>
+              </w:rPr>
+              <w:t>0.2351</w:t>
+            </w:r>
+          </w:p>
+        </w:tc>
+        <w:tc>
+          <w:tcPr>
+            <w:tcW w:type="dxa" w:w="1080"/>
+            <w:shd w:fill="FAFAFA"/>
+            <w:tcMar>
+              <w:top w:w="80" w:type="dxa"/>
+              <w:bottom w:w="80" w:type="dxa"/>
+              <w:left w:w="100" w:type="dxa"/>
+              <w:right w:w="100" w:type="dxa"/>
+            </w:tcMar>
+          </w:tcPr>
+          <w:p>
+            <w:pPr>
+              <w:jc w:val="center"/>
+            </w:pPr>
+            <w:r>
+              <w:rPr>
+                <w:rFonts w:ascii="TH Sarabun PSK" w:hAnsi="TH Sarabun PSK"/>
+                <w:sz w:val="26"/>
+              </w:rPr>
+              <w:t>0.2485</w:t>
+            </w:r>
+          </w:p>
+        </w:tc>
+        <w:tc>
+          <w:tcPr>
+            <w:tcW w:type="dxa" w:w="1080"/>
+            <w:shd w:fill="FAFAFA"/>
+            <w:tcMar>
+              <w:top w:w="80" w:type="dxa"/>
+              <w:bottom w:w="80" w:type="dxa"/>
+              <w:left w:w="100" w:type="dxa"/>
+              <w:right w:w="100" w:type="dxa"/>
+            </w:tcMar>
+          </w:tcPr>
+          <w:p>
+            <w:pPr>
+              <w:jc w:val="center"/>
+            </w:pPr>
+            <w:r>
+              <w:rPr>
+                <w:rFonts w:ascii="TH Sarabun PSK" w:hAnsi="TH Sarabun PSK"/>
+                <w:sz w:val="26"/>
+              </w:rPr>
+              <w:t>**+0.0134**</w:t>
+            </w:r>
+          </w:p>
+        </w:tc>
+        <w:tc>
+          <w:tcPr>
+            <w:tcW w:type="dxa" w:w="1080"/>
+            <w:shd w:fill="FAFAFA"/>
+            <w:tcMar>
+              <w:top w:w="80" w:type="dxa"/>
+              <w:bottom w:w="80" w:type="dxa"/>
+              <w:left w:w="100" w:type="dxa"/>
+              <w:right w:w="100" w:type="dxa"/>
+            </w:tcMar>
+          </w:tcPr>
+          <w:p>
+            <w:pPr>
+              <w:jc w:val="center"/>
+            </w:pPr>
+            <w:r>
+              <w:rPr>
+                <w:rFonts w:ascii="TH Sarabun PSK" w:hAnsi="TH Sarabun PSK"/>
+                <w:sz w:val="26"/>
+              </w:rPr>
+              <w:t>0.2565</w:t>
+            </w:r>
+          </w:p>
+        </w:tc>
+        <w:tc>
+          <w:tcPr>
+            <w:tcW w:type="dxa" w:w="1080"/>
+            <w:shd w:fill="FAFAFA"/>
+            <w:tcMar>
+              <w:top w:w="80" w:type="dxa"/>
+              <w:bottom w:w="80" w:type="dxa"/>
+              <w:left w:w="100" w:type="dxa"/>
+              <w:right w:w="100" w:type="dxa"/>
+            </w:tcMar>
+          </w:tcPr>
+          <w:p>
+            <w:pPr>
+              <w:jc w:val="center"/>
+            </w:pPr>
+            <w:r>
+              <w:rPr>
+                <w:rFonts w:ascii="TH Sarabun PSK" w:hAnsi="TH Sarabun PSK"/>
+                <w:sz w:val="26"/>
+              </w:rPr>
+              <w:t>0.2734</w:t>
+            </w:r>
+          </w:p>
+        </w:tc>
+        <w:tc>
+          <w:tcPr>
+            <w:tcW w:type="dxa" w:w="1080"/>
+            <w:shd w:fill="FAFAFA"/>
+            <w:tcMar>
+              <w:top w:w="80" w:type="dxa"/>
+              <w:bottom w:w="80" w:type="dxa"/>
+              <w:left w:w="100" w:type="dxa"/>
+              <w:right w:w="100" w:type="dxa"/>
+            </w:tcMar>
+          </w:tcPr>
+          <w:p>
+            <w:pPr>
+              <w:jc w:val="center"/>
+            </w:pPr>
+            <w:r>
+              <w:rPr>
+                <w:rFonts w:ascii="TH Sarabun PSK" w:hAnsi="TH Sarabun PSK"/>
+                <w:sz w:val="26"/>
+              </w:rPr>
+              <w:t>**+0.0168**</w:t>
+            </w:r>
+          </w:p>
+        </w:tc>
+        <w:tc>
+          <w:tcPr>
+            <w:tcW w:type="dxa" w:w="1080"/>
+            <w:shd w:fill="FAFAFA"/>
+            <w:tcMar>
+              <w:top w:w="80" w:type="dxa"/>
+              <w:bottom w:w="80" w:type="dxa"/>
+              <w:left w:w="100" w:type="dxa"/>
+              <w:right w:w="100" w:type="dxa"/>
+            </w:tcMar>
+          </w:tcPr>
+          <w:p>
+            <w:pPr>
+              <w:jc w:val="center"/>
+            </w:pPr>
+            <w:r>
+              <w:rPr>
+                <w:rFonts w:ascii="TH Sarabun PSK" w:hAnsi="TH Sarabun PSK"/>
+                <w:sz w:val="26"/>
+              </w:rPr>
+              <w:t>**0.0486**</w:t>
+            </w:r>
+          </w:p>
+        </w:tc>
+      </w:tr>
+    </w:tbl>
+    <w:p>
+      <w:pPr>
+        <w:spacing w:before="0" w:after="80" w:line="276" w:lineRule="auto"/>
+        <w:jc w:val="left"/>
+      </w:pPr>
+      <w:r>
+        <w:rPr>
+          <w:rFonts w:ascii="TH Sarabun PSK" w:hAnsi="TH Sarabun PSK"/>
+          <w:i/>
+          <w:color w:val="000000"/>
+          <w:sz w:val="32"/>
+        </w:rPr>
+        <w:t>Paired Two-Sided Wilcoxon (raw, ยังไม่ปรับ multiplicity) nDCG@5: ทุกคู่ p &gt; 0.05; nDCG@10: basic→h2l-hybrid p=0.0486 เป็นเพียงคู่เดียวที่ผ่าน 0.05 ก่อนปรับ</w:t>
+      </w:r>
+    </w:p>
+    <w:p>
+      <w:pPr>
+        <w:spacing w:before="0" w:after="80" w:line="276" w:lineRule="auto"/>
+        <w:jc w:val="left"/>
+      </w:pPr>
+      <w:r>
+        <w:rPr>
+          <w:rFonts w:ascii="TH Sarabun PSK" w:hAnsi="TH Sarabun PSK"/>
+          <w:b/>
+          <w:color w:val="000000"/>
+          <w:sz w:val="32"/>
+        </w:rPr>
+        <w:t>ข้อค้นพบ:</w:t>
+      </w:r>
+      <w:r>
+        <w:rPr>
+          <w:rFonts w:ascii="TH Sarabun PSK" w:hAnsi="TH Sarabun PSK"/>
+          <w:b w:val="0"/>
+          <w:i w:val="0"/>
+          <w:color w:val="000000"/>
+          <w:sz w:val="32"/>
+        </w:rPr>
+        <w:t xml:space="preserve"> ในด้านตัวเลข H2L ให้ nDCG@5 สูงกว่าใน 3 จาก 4 คู่ (บวกใน bm25, hyde, basic; ลงเล็กน้อยใน naive_rag −0.0002) แสดงว่าชั้น H2L ไม่ทำให้ backbone ใดเลวลงอย่างชัดเจน อย่างไรก็ตาม ความแตกต่างรายกรณีเป็นศูนย์ใน 77–82 จาก 95 กรณีศึกษา สำหรับทุกคู่ และ Wilcoxon signed-rank ไม่มีนัยสำคัญในคู่ใดที่ระดับ nDCG@5 ก่อนปรับ multiplicity</w:t>
+      </w:r>
+    </w:p>
+    <w:p>
+      <w:pPr>
+        <w:spacing w:before="0" w:after="80" w:line="276" w:lineRule="auto"/>
+        <w:jc w:val="left"/>
+      </w:pPr>
+      <w:r>
+        <w:rPr>
+          <w:rFonts w:ascii="TH Sarabun PSK" w:hAnsi="TH Sarabun PSK"/>
+          <w:b w:val="0"/>
+          <w:i w:val="0"/>
+          <w:color w:val="000000"/>
+          <w:sz w:val="32"/>
+        </w:rPr>
+        <w:t xml:space="preserve">ที่ nDCG@10 คู่ </w:t>
+      </w:r>
+      <w:r>
+        <w:rPr>
+          <w:rFonts w:ascii="Courier New" w:hAnsi="Courier New"/>
+          <w:color w:val="B42828"/>
+          <w:sz w:val="30"/>
+        </w:rPr>
+        <w:t>basic → h2l-hybrid</w:t>
+      </w:r>
+      <w:r>
+        <w:rPr>
+          <w:rFonts w:ascii="TH Sarabun PSK" w:hAnsi="TH Sarabun PSK"/>
+          <w:b w:val="0"/>
+          <w:i w:val="0"/>
+          <w:color w:val="000000"/>
+          <w:sz w:val="32"/>
+        </w:rPr>
+        <w:t xml:space="preserve"> มี p=0.0486 (raw) ซึ่งตรงกับผลที่รายงานในตารางที่ 4.4 แล้ว ทั้งนี้หากปรับ multiplicity สำหรับ 4 คู่ 2 ตัวชี้วัด (Holm 8 comparisons) ค่านี้จะเพิ่มขึ้นเกิน 0.05 ฉะนั้นการอ้างว่า H2L ช่วยทุก backbone อย่างมีนัยสำคัญจึงไม่ได้รับการสนับสนุนจากชุดทดสอบนี้</w:t>
+      </w:r>
+    </w:p>
+    <w:p>
+      <w:pPr>
+        <w:spacing w:before="0" w:after="80" w:line="276" w:lineRule="auto"/>
+        <w:jc w:val="left"/>
+      </w:pPr>
+      <w:r>
+        <w:rPr>
+          <w:rFonts w:ascii="TH Sarabun PSK" w:hAnsi="TH Sarabun PSK"/>
+          <w:b w:val="0"/>
+          <w:i w:val="0"/>
+          <w:color w:val="000000"/>
+          <w:sz w:val="32"/>
+        </w:rPr>
+        <w:t xml:space="preserve">ข้อสังเกตเพิ่มเติม: คู่ </w:t>
+      </w:r>
+      <w:r>
+        <w:rPr>
+          <w:rFonts w:ascii="Courier New" w:hAnsi="Courier New"/>
+          <w:color w:val="B42828"/>
+          <w:sz w:val="30"/>
+        </w:rPr>
+        <w:t>bm25_only → h2l-bm25</w:t>
+      </w:r>
+      <w:r>
+        <w:rPr>
+          <w:rFonts w:ascii="TH Sarabun PSK" w:hAnsi="TH Sarabun PSK"/>
+          <w:b w:val="0"/>
+          <w:i w:val="0"/>
+          <w:color w:val="000000"/>
+          <w:sz w:val="32"/>
+        </w:rPr>
+        <w:t xml:space="preserve"> แสดง trade-off ที่น่าสนใจ — nDCG@5 สูงขึ้น (+0.0148) แต่ MAP ลง (−0.0057) และ MRR ลง (−0.0162) ซึ่งบ่งชี้ว่า H2L ดันเอกสารที่เกี่ยวข้องขึ้นใน 5 อันดับแรก แต่ทำให้อันดับที่เหมาะสมที่สุดล่าช้าในบางกรณี</w:t>
       </w:r>
     </w:p>
     <w:p>

--- a/ch4_thesis.docx
+++ b/ch4_thesis.docx
@@ -3830,7 +3830,7 @@
           <w:color w:val="000000"/>
           <w:sz w:val="32"/>
         </w:rPr>
-        <w:t>ตารางที่ 4.4 ผลการทดสอบนัยสำคัญทางสถิติแบบคู่ (n=95 กรณีศึกษา, Holm-Bonferroni Correction)</w:t>
+        <w:t>ตารางที่ 4.4 ผลการทดสอบนัยสำคัญทางสถิติแบบคู่ — Holm-Bonferroni (n=95 กรณีศึกษา, 4 ตัวชี้วัด)</w:t>
       </w:r>
     </w:p>
     <w:tbl>
@@ -3840,19 +3840,20 @@
         <w:tblLook w:firstColumn="1" w:firstRow="1" w:lastColumn="0" w:lastRow="0" w:noHBand="0" w:noVBand="1" w:val="04A0"/>
       </w:tblPr>
       <w:tblGrid>
-        <w:gridCol w:w="1080"/>
-        <w:gridCol w:w="1080"/>
-        <w:gridCol w:w="1080"/>
-        <w:gridCol w:w="1080"/>
-        <w:gridCol w:w="1080"/>
-        <w:gridCol w:w="1080"/>
-        <w:gridCol w:w="1080"/>
-        <w:gridCol w:w="1080"/>
+        <w:gridCol w:w="960"/>
+        <w:gridCol w:w="960"/>
+        <w:gridCol w:w="960"/>
+        <w:gridCol w:w="960"/>
+        <w:gridCol w:w="960"/>
+        <w:gridCol w:w="960"/>
+        <w:gridCol w:w="960"/>
+        <w:gridCol w:w="960"/>
+        <w:gridCol w:w="960"/>
       </w:tblGrid>
       <w:tr>
         <w:tc>
           <w:tcPr>
-            <w:tcW w:type="dxa" w:w="1080"/>
+            <w:tcW w:type="dxa" w:w="960"/>
             <w:shd w:fill="F0F4F8"/>
             <w:tcMar>
               <w:top w:w="100" w:type="dxa"/>
@@ -3878,7 +3879,7 @@
         </w:tc>
         <w:tc>
           <w:tcPr>
-            <w:tcW w:type="dxa" w:w="1080"/>
+            <w:tcW w:type="dxa" w:w="960"/>
             <w:shd w:fill="F0F4F8"/>
             <w:tcMar>
               <w:top w:w="100" w:type="dxa"/>
@@ -3898,13 +3899,13 @@
                 <w:color w:val="003366"/>
                 <w:sz w:val="28"/>
               </w:rPr>
-              <w:t>ตัวชี้วัด</w:t>
-            </w:r>
-          </w:p>
-        </w:tc>
-        <w:tc>
-          <w:tcPr>
-            <w:tcW w:type="dxa" w:w="1080"/>
+              <w:t>Δ nDCG@5</w:t>
+            </w:r>
+          </w:p>
+        </w:tc>
+        <w:tc>
+          <w:tcPr>
+            <w:tcW w:type="dxa" w:w="960"/>
             <w:shd w:fill="F0F4F8"/>
             <w:tcMar>
               <w:top w:w="100" w:type="dxa"/>
@@ -3924,13 +3925,13 @@
                 <w:color w:val="003366"/>
                 <w:sz w:val="28"/>
               </w:rPr>
-              <w:t>Baseline</w:t>
-            </w:r>
-          </w:p>
-        </w:tc>
-        <w:tc>
-          <w:tcPr>
-            <w:tcW w:type="dxa" w:w="1080"/>
+              <w:t>Holm (nDCG@5)</w:t>
+            </w:r>
+          </w:p>
+        </w:tc>
+        <w:tc>
+          <w:tcPr>
+            <w:tcW w:type="dxa" w:w="960"/>
             <w:shd w:fill="F0F4F8"/>
             <w:tcMar>
               <w:top w:w="100" w:type="dxa"/>
@@ -3950,13 +3951,13 @@
                 <w:color w:val="003366"/>
                 <w:sz w:val="28"/>
               </w:rPr>
-              <w:t>H2L</w:t>
-            </w:r>
-          </w:p>
-        </w:tc>
-        <w:tc>
-          <w:tcPr>
-            <w:tcW w:type="dxa" w:w="1080"/>
+              <w:t>Δ nDCG@10</w:t>
+            </w:r>
+          </w:p>
+        </w:tc>
+        <w:tc>
+          <w:tcPr>
+            <w:tcW w:type="dxa" w:w="960"/>
             <w:shd w:fill="F0F4F8"/>
             <w:tcMar>
               <w:top w:w="100" w:type="dxa"/>
@@ -3976,13 +3977,13 @@
                 <w:color w:val="003366"/>
                 <w:sz w:val="28"/>
               </w:rPr>
-              <w:t>$\Delta$</w:t>
-            </w:r>
-          </w:p>
-        </w:tc>
-        <w:tc>
-          <w:tcPr>
-            <w:tcW w:type="dxa" w:w="1080"/>
+              <w:t>Holm (nDCG@10)</w:t>
+            </w:r>
+          </w:p>
+        </w:tc>
+        <w:tc>
+          <w:tcPr>
+            <w:tcW w:type="dxa" w:w="960"/>
             <w:shd w:fill="F0F4F8"/>
             <w:tcMar>
               <w:top w:w="100" w:type="dxa"/>
@@ -4002,13 +4003,13 @@
                 <w:color w:val="003366"/>
                 <w:sz w:val="28"/>
               </w:rPr>
-              <w:t>Raw $p$</w:t>
-            </w:r>
-          </w:p>
-        </w:tc>
-        <w:tc>
-          <w:tcPr>
-            <w:tcW w:type="dxa" w:w="1080"/>
+              <w:t>Δ MAP</w:t>
+            </w:r>
+          </w:p>
+        </w:tc>
+        <w:tc>
+          <w:tcPr>
+            <w:tcW w:type="dxa" w:w="960"/>
             <w:shd w:fill="F0F4F8"/>
             <w:tcMar>
               <w:top w:w="100" w:type="dxa"/>
@@ -4028,13 +4029,13 @@
                 <w:color w:val="003366"/>
                 <w:sz w:val="28"/>
               </w:rPr>
-              <w:t>Holm $p$</w:t>
-            </w:r>
-          </w:p>
-        </w:tc>
-        <w:tc>
-          <w:tcPr>
-            <w:tcW w:type="dxa" w:w="1080"/>
+              <w:t>Holm (MAP)</w:t>
+            </w:r>
+          </w:p>
+        </w:tc>
+        <w:tc>
+          <w:tcPr>
+            <w:tcW w:type="dxa" w:w="960"/>
             <w:shd w:fill="F0F4F8"/>
             <w:tcMar>
               <w:top w:w="100" w:type="dxa"/>
@@ -4054,7 +4055,33 @@
                 <w:color w:val="003366"/>
                 <w:sz w:val="28"/>
               </w:rPr>
-              <w:t>ข้อสรุป</w:t>
+              <w:t>Δ MRR</w:t>
+            </w:r>
+          </w:p>
+        </w:tc>
+        <w:tc>
+          <w:tcPr>
+            <w:tcW w:type="dxa" w:w="960"/>
+            <w:shd w:fill="F0F4F8"/>
+            <w:tcMar>
+              <w:top w:w="100" w:type="dxa"/>
+              <w:bottom w:w="100" w:type="dxa"/>
+              <w:left w:w="120" w:type="dxa"/>
+              <w:right w:w="120" w:type="dxa"/>
+            </w:tcMar>
+          </w:tcPr>
+          <w:p>
+            <w:pPr>
+              <w:jc w:val="center"/>
+            </w:pPr>
+            <w:r>
+              <w:rPr>
+                <w:rFonts w:ascii="TH Sarabun PSK" w:hAnsi="TH Sarabun PSK"/>
+                <w:b/>
+                <w:color w:val="003366"/>
+                <w:sz w:val="28"/>
+              </w:rPr>
+              <w:t>Holm (MRR)</w:t>
             </w:r>
           </w:p>
         </w:tc>
@@ -4062,7 +4089,7 @@
       <w:tr>
         <w:tc>
           <w:tcPr>
-            <w:tcW w:type="dxa" w:w="1080"/>
+            <w:tcW w:type="dxa" w:w="960"/>
             <w:shd w:fill="FFFFFF"/>
             <w:tcMar>
               <w:top w:w="80" w:type="dxa"/>
@@ -4086,7 +4113,7 @@
         </w:tc>
         <w:tc>
           <w:tcPr>
-            <w:tcW w:type="dxa" w:w="1080"/>
+            <w:tcW w:type="dxa" w:w="960"/>
             <w:shd w:fill="FFFFFF"/>
             <w:tcMar>
               <w:top w:w="80" w:type="dxa"/>
@@ -4104,13 +4131,13 @@
                 <w:rFonts w:ascii="TH Sarabun PSK" w:hAnsi="TH Sarabun PSK"/>
                 <w:sz w:val="26"/>
               </w:rPr>
-              <w:t>nDCG@5</w:t>
-            </w:r>
-          </w:p>
-        </w:tc>
-        <w:tc>
-          <w:tcPr>
-            <w:tcW w:type="dxa" w:w="1080"/>
+              <w:t>+0.0466</w:t>
+            </w:r>
+          </w:p>
+        </w:tc>
+        <w:tc>
+          <w:tcPr>
+            <w:tcW w:type="dxa" w:w="960"/>
             <w:shd w:fill="FFFFFF"/>
             <w:tcMar>
               <w:top w:w="80" w:type="dxa"/>
@@ -4128,13 +4155,13 @@
                 <w:rFonts w:ascii="TH Sarabun PSK" w:hAnsi="TH Sarabun PSK"/>
                 <w:sz w:val="26"/>
               </w:rPr>
-              <w:t>0.2019</w:t>
-            </w:r>
-          </w:p>
-        </w:tc>
-        <w:tc>
-          <w:tcPr>
-            <w:tcW w:type="dxa" w:w="1080"/>
+              <w:t>**0.025** 🟢</w:t>
+            </w:r>
+          </w:p>
+        </w:tc>
+        <w:tc>
+          <w:tcPr>
+            <w:tcW w:type="dxa" w:w="960"/>
             <w:shd w:fill="FFFFFF"/>
             <w:tcMar>
               <w:top w:w="80" w:type="dxa"/>
@@ -4152,13 +4179,13 @@
                 <w:rFonts w:ascii="TH Sarabun PSK" w:hAnsi="TH Sarabun PSK"/>
                 <w:sz w:val="26"/>
               </w:rPr>
-              <w:t>0.2485</w:t>
-            </w:r>
-          </w:p>
-        </w:tc>
-        <w:tc>
-          <w:tcPr>
-            <w:tcW w:type="dxa" w:w="1080"/>
+              <w:t>+0.0498</w:t>
+            </w:r>
+          </w:p>
+        </w:tc>
+        <w:tc>
+          <w:tcPr>
+            <w:tcW w:type="dxa" w:w="960"/>
             <w:shd w:fill="FFFFFF"/>
             <w:tcMar>
               <w:top w:w="80" w:type="dxa"/>
@@ -4176,13 +4203,13 @@
                 <w:rFonts w:ascii="TH Sarabun PSK" w:hAnsi="TH Sarabun PSK"/>
                 <w:sz w:val="26"/>
               </w:rPr>
-              <w:t>**+0.0466**</w:t>
-            </w:r>
-          </w:p>
-        </w:tc>
-        <w:tc>
-          <w:tcPr>
-            <w:tcW w:type="dxa" w:w="1080"/>
+              <w:t>**0.005** 🟢</w:t>
+            </w:r>
+          </w:p>
+        </w:tc>
+        <w:tc>
+          <w:tcPr>
+            <w:tcW w:type="dxa" w:w="960"/>
             <w:shd w:fill="FFFFFF"/>
             <w:tcMar>
               <w:top w:w="80" w:type="dxa"/>
@@ -4200,13 +4227,13 @@
                 <w:rFonts w:ascii="TH Sarabun PSK" w:hAnsi="TH Sarabun PSK"/>
                 <w:sz w:val="26"/>
               </w:rPr>
-              <w:t>0.0063</w:t>
-            </w:r>
-          </w:p>
-        </w:tc>
-        <w:tc>
-          <w:tcPr>
-            <w:tcW w:type="dxa" w:w="1080"/>
+              <w:t>+0.0497</w:t>
+            </w:r>
+          </w:p>
+        </w:tc>
+        <w:tc>
+          <w:tcPr>
+            <w:tcW w:type="dxa" w:w="960"/>
             <w:shd w:fill="FFFFFF"/>
             <w:tcMar>
               <w:top w:w="80" w:type="dxa"/>
@@ -4224,13 +4251,13 @@
                 <w:rFonts w:ascii="TH Sarabun PSK" w:hAnsi="TH Sarabun PSK"/>
                 <w:sz w:val="26"/>
               </w:rPr>
-              <w:t>0.0251</w:t>
-            </w:r>
-          </w:p>
-        </w:tc>
-        <w:tc>
-          <w:tcPr>
-            <w:tcW w:type="dxa" w:w="1080"/>
+              <w:t>**0.001** 🟢</w:t>
+            </w:r>
+          </w:p>
+        </w:tc>
+        <w:tc>
+          <w:tcPr>
+            <w:tcW w:type="dxa" w:w="960"/>
             <w:shd w:fill="FFFFFF"/>
             <w:tcMar>
               <w:top w:w="80" w:type="dxa"/>
@@ -4248,16 +4275,14 @@
                 <w:rFonts w:ascii="TH Sarabun PSK" w:hAnsi="TH Sarabun PSK"/>
                 <w:sz w:val="26"/>
               </w:rPr>
-              <w:t>🟢 มีนัยสำคัญ ($p &lt; 0.05$)</w:t>
-            </w:r>
-          </w:p>
-        </w:tc>
-      </w:tr>
-      <w:tr>
-        <w:tc>
-          <w:tcPr>
-            <w:tcW w:type="dxa" w:w="1080"/>
-            <w:shd w:fill="FAFAFA"/>
+              <w:t>+0.0297</w:t>
+            </w:r>
+          </w:p>
+        </w:tc>
+        <w:tc>
+          <w:tcPr>
+            <w:tcW w:type="dxa" w:w="960"/>
+            <w:shd w:fill="FFFFFF"/>
             <w:tcMar>
               <w:top w:w="80" w:type="dxa"/>
               <w:bottom w:w="80" w:type="dxa"/>
@@ -4267,20 +4292,22 @@
           </w:tcPr>
           <w:p>
             <w:pPr>
-              <w:jc w:val="left"/>
+              <w:jc w:val="center"/>
             </w:pPr>
             <w:r>
               <w:rPr>
                 <w:rFonts w:ascii="TH Sarabun PSK" w:hAnsi="TH Sarabun PSK"/>
                 <w:sz w:val="26"/>
               </w:rPr>
-              <w:t>`naive_rag` vs `h2l-hybrid`</w:t>
-            </w:r>
-          </w:p>
-        </w:tc>
-        <w:tc>
-          <w:tcPr>
-            <w:tcW w:type="dxa" w:w="1080"/>
+              <w:t>0.057 🟡</w:t>
+            </w:r>
+          </w:p>
+        </w:tc>
+      </w:tr>
+      <w:tr>
+        <w:tc>
+          <w:tcPr>
+            <w:tcW w:type="dxa" w:w="960"/>
             <w:shd w:fill="FAFAFA"/>
             <w:tcMar>
               <w:top w:w="80" w:type="dxa"/>
@@ -4291,20 +4318,20 @@
           </w:tcPr>
           <w:p>
             <w:pPr>
-              <w:jc w:val="center"/>
+              <w:jc w:val="left"/>
             </w:pPr>
             <w:r>
               <w:rPr>
                 <w:rFonts w:ascii="TH Sarabun PSK" w:hAnsi="TH Sarabun PSK"/>
                 <w:sz w:val="26"/>
               </w:rPr>
-              <w:t>nDCG@10</w:t>
-            </w:r>
-          </w:p>
-        </w:tc>
-        <w:tc>
-          <w:tcPr>
-            <w:tcW w:type="dxa" w:w="1080"/>
+              <w:t>`hyde` vs `h2l-hybrid`</w:t>
+            </w:r>
+          </w:p>
+        </w:tc>
+        <w:tc>
+          <w:tcPr>
+            <w:tcW w:type="dxa" w:w="960"/>
             <w:shd w:fill="FAFAFA"/>
             <w:tcMar>
               <w:top w:w="80" w:type="dxa"/>
@@ -4322,13 +4349,13 @@
                 <w:rFonts w:ascii="TH Sarabun PSK" w:hAnsi="TH Sarabun PSK"/>
                 <w:sz w:val="26"/>
               </w:rPr>
-              <w:t>0.2236</w:t>
-            </w:r>
-          </w:p>
-        </w:tc>
-        <w:tc>
-          <w:tcPr>
-            <w:tcW w:type="dxa" w:w="1080"/>
+              <w:t>+0.1753</w:t>
+            </w:r>
+          </w:p>
+        </w:tc>
+        <w:tc>
+          <w:tcPr>
+            <w:tcW w:type="dxa" w:w="960"/>
             <w:shd w:fill="FAFAFA"/>
             <w:tcMar>
               <w:top w:w="80" w:type="dxa"/>
@@ -4346,13 +4373,13 @@
                 <w:rFonts w:ascii="TH Sarabun PSK" w:hAnsi="TH Sarabun PSK"/>
                 <w:sz w:val="26"/>
               </w:rPr>
-              <w:t>0.2734</w:t>
-            </w:r>
-          </w:p>
-        </w:tc>
-        <w:tc>
-          <w:tcPr>
-            <w:tcW w:type="dxa" w:w="1080"/>
+              <w:t>**0.000** 🟢</w:t>
+            </w:r>
+          </w:p>
+        </w:tc>
+        <w:tc>
+          <w:tcPr>
+            <w:tcW w:type="dxa" w:w="960"/>
             <w:shd w:fill="FAFAFA"/>
             <w:tcMar>
               <w:top w:w="80" w:type="dxa"/>
@@ -4370,13 +4397,13 @@
                 <w:rFonts w:ascii="TH Sarabun PSK" w:hAnsi="TH Sarabun PSK"/>
                 <w:sz w:val="26"/>
               </w:rPr>
-              <w:t>**+0.0498**</w:t>
-            </w:r>
-          </w:p>
-        </w:tc>
-        <w:tc>
-          <w:tcPr>
-            <w:tcW w:type="dxa" w:w="1080"/>
+              <w:t>+0.1813</w:t>
+            </w:r>
+          </w:p>
+        </w:tc>
+        <w:tc>
+          <w:tcPr>
+            <w:tcW w:type="dxa" w:w="960"/>
             <w:shd w:fill="FAFAFA"/>
             <w:tcMar>
               <w:top w:w="80" w:type="dxa"/>
@@ -4394,13 +4421,13 @@
                 <w:rFonts w:ascii="TH Sarabun PSK" w:hAnsi="TH Sarabun PSK"/>
                 <w:sz w:val="26"/>
               </w:rPr>
-              <w:t>0.0010</w:t>
-            </w:r>
-          </w:p>
-        </w:tc>
-        <w:tc>
-          <w:tcPr>
-            <w:tcW w:type="dxa" w:w="1080"/>
+              <w:t>**0.000** 🟢</w:t>
+            </w:r>
+          </w:p>
+        </w:tc>
+        <w:tc>
+          <w:tcPr>
+            <w:tcW w:type="dxa" w:w="960"/>
             <w:shd w:fill="FAFAFA"/>
             <w:tcMar>
               <w:top w:w="80" w:type="dxa"/>
@@ -4418,13 +4445,13 @@
                 <w:rFonts w:ascii="TH Sarabun PSK" w:hAnsi="TH Sarabun PSK"/>
                 <w:sz w:val="26"/>
               </w:rPr>
-              <w:t>0.0052</w:t>
-            </w:r>
-          </w:p>
-        </w:tc>
-        <w:tc>
-          <w:tcPr>
-            <w:tcW w:type="dxa" w:w="1080"/>
+              <w:t>+0.1767</w:t>
+            </w:r>
+          </w:p>
+        </w:tc>
+        <w:tc>
+          <w:tcPr>
+            <w:tcW w:type="dxa" w:w="960"/>
             <w:shd w:fill="FAFAFA"/>
             <w:tcMar>
               <w:top w:w="80" w:type="dxa"/>
@@ -4442,16 +4469,14 @@
                 <w:rFonts w:ascii="TH Sarabun PSK" w:hAnsi="TH Sarabun PSK"/>
                 <w:sz w:val="26"/>
               </w:rPr>
-              <w:t>🟢 มีนัยสำคัญ ($p &lt; 0.01$)</w:t>
-            </w:r>
-          </w:p>
-        </w:tc>
-      </w:tr>
-      <w:tr>
-        <w:tc>
-          <w:tcPr>
-            <w:tcW w:type="dxa" w:w="1080"/>
-            <w:shd w:fill="FFFFFF"/>
+              <w:t>**0.000** 🟢</w:t>
+            </w:r>
+          </w:p>
+        </w:tc>
+        <w:tc>
+          <w:tcPr>
+            <w:tcW w:type="dxa" w:w="960"/>
+            <w:shd w:fill="FAFAFA"/>
             <w:tcMar>
               <w:top w:w="80" w:type="dxa"/>
               <w:bottom w:w="80" w:type="dxa"/>
@@ -4461,21 +4486,21 @@
           </w:tcPr>
           <w:p>
             <w:pPr>
-              <w:jc w:val="left"/>
+              <w:jc w:val="center"/>
             </w:pPr>
             <w:r>
               <w:rPr>
                 <w:rFonts w:ascii="TH Sarabun PSK" w:hAnsi="TH Sarabun PSK"/>
                 <w:sz w:val="26"/>
               </w:rPr>
-              <w:t>`h2l-naive_rag` vs `h2l-hybrid`</w:t>
-            </w:r>
-          </w:p>
-        </w:tc>
-        <w:tc>
-          <w:tcPr>
-            <w:tcW w:type="dxa" w:w="1080"/>
-            <w:shd w:fill="FFFFFF"/>
+              <w:t>+0.2004</w:t>
+            </w:r>
+          </w:p>
+        </w:tc>
+        <w:tc>
+          <w:tcPr>
+            <w:tcW w:type="dxa" w:w="960"/>
+            <w:shd w:fill="FAFAFA"/>
             <w:tcMar>
               <w:top w:w="80" w:type="dxa"/>
               <w:bottom w:w="80" w:type="dxa"/>
@@ -4492,13 +4517,15 @@
                 <w:rFonts w:ascii="TH Sarabun PSK" w:hAnsi="TH Sarabun PSK"/>
                 <w:sz w:val="26"/>
               </w:rPr>
-              <w:t>nDCG@5</w:t>
-            </w:r>
-          </w:p>
-        </w:tc>
-        <w:tc>
-          <w:tcPr>
-            <w:tcW w:type="dxa" w:w="1080"/>
+              <w:t>**0.000** 🟢</w:t>
+            </w:r>
+          </w:p>
+        </w:tc>
+      </w:tr>
+      <w:tr>
+        <w:tc>
+          <w:tcPr>
+            <w:tcW w:type="dxa" w:w="960"/>
             <w:shd w:fill="FFFFFF"/>
             <w:tcMar>
               <w:top w:w="80" w:type="dxa"/>
@@ -4509,20 +4536,20 @@
           </w:tcPr>
           <w:p>
             <w:pPr>
-              <w:jc w:val="center"/>
+              <w:jc w:val="left"/>
             </w:pPr>
             <w:r>
               <w:rPr>
                 <w:rFonts w:ascii="TH Sarabun PSK" w:hAnsi="TH Sarabun PSK"/>
                 <w:sz w:val="26"/>
               </w:rPr>
-              <w:t>0.2017</w:t>
-            </w:r>
-          </w:p>
-        </w:tc>
-        <w:tc>
-          <w:tcPr>
-            <w:tcW w:type="dxa" w:w="1080"/>
+              <w:t>`h2l-naive_rag` vs `h2l-hybrid`</w:t>
+            </w:r>
+          </w:p>
+        </w:tc>
+        <w:tc>
+          <w:tcPr>
+            <w:tcW w:type="dxa" w:w="960"/>
             <w:shd w:fill="FFFFFF"/>
             <w:tcMar>
               <w:top w:w="80" w:type="dxa"/>
@@ -4540,13 +4567,13 @@
                 <w:rFonts w:ascii="TH Sarabun PSK" w:hAnsi="TH Sarabun PSK"/>
                 <w:sz w:val="26"/>
               </w:rPr>
-              <w:t>0.2485</w:t>
-            </w:r>
-          </w:p>
-        </w:tc>
-        <w:tc>
-          <w:tcPr>
-            <w:tcW w:type="dxa" w:w="1080"/>
+              <w:t>+0.0468</w:t>
+            </w:r>
+          </w:p>
+        </w:tc>
+        <w:tc>
+          <w:tcPr>
+            <w:tcW w:type="dxa" w:w="960"/>
             <w:shd w:fill="FFFFFF"/>
             <w:tcMar>
               <w:top w:w="80" w:type="dxa"/>
@@ -4564,13 +4591,13 @@
                 <w:rFonts w:ascii="TH Sarabun PSK" w:hAnsi="TH Sarabun PSK"/>
                 <w:sz w:val="26"/>
               </w:rPr>
-              <w:t>**+0.0468**</w:t>
-            </w:r>
-          </w:p>
-        </w:tc>
-        <w:tc>
-          <w:tcPr>
-            <w:tcW w:type="dxa" w:w="1080"/>
+              <w:t>**0.017** 🟢</w:t>
+            </w:r>
+          </w:p>
+        </w:tc>
+        <w:tc>
+          <w:tcPr>
+            <w:tcW w:type="dxa" w:w="960"/>
             <w:shd w:fill="FFFFFF"/>
             <w:tcMar>
               <w:top w:w="80" w:type="dxa"/>
@@ -4588,13 +4615,13 @@
                 <w:rFonts w:ascii="TH Sarabun PSK" w:hAnsi="TH Sarabun PSK"/>
                 <w:sz w:val="26"/>
               </w:rPr>
-              <w:t>0.0034</w:t>
-            </w:r>
-          </w:p>
-        </w:tc>
-        <w:tc>
-          <w:tcPr>
-            <w:tcW w:type="dxa" w:w="1080"/>
+              <w:t>+0.0415</w:t>
+            </w:r>
+          </w:p>
+        </w:tc>
+        <w:tc>
+          <w:tcPr>
+            <w:tcW w:type="dxa" w:w="960"/>
             <w:shd w:fill="FFFFFF"/>
             <w:tcMar>
               <w:top w:w="80" w:type="dxa"/>
@@ -4612,13 +4639,13 @@
                 <w:rFonts w:ascii="TH Sarabun PSK" w:hAnsi="TH Sarabun PSK"/>
                 <w:sz w:val="26"/>
               </w:rPr>
-              <w:t>0.0168</w:t>
-            </w:r>
-          </w:p>
-        </w:tc>
-        <w:tc>
-          <w:tcPr>
-            <w:tcW w:type="dxa" w:w="1080"/>
+              <w:t>**0.014** 🟢</w:t>
+            </w:r>
+          </w:p>
+        </w:tc>
+        <w:tc>
+          <w:tcPr>
+            <w:tcW w:type="dxa" w:w="960"/>
             <w:shd w:fill="FFFFFF"/>
             <w:tcMar>
               <w:top w:w="80" w:type="dxa"/>
@@ -4636,16 +4663,14 @@
                 <w:rFonts w:ascii="TH Sarabun PSK" w:hAnsi="TH Sarabun PSK"/>
                 <w:sz w:val="26"/>
               </w:rPr>
-              <w:t>🟢 มีนัยสำคัญ ($p &lt; 0.05$)</w:t>
-            </w:r>
-          </w:p>
-        </w:tc>
-      </w:tr>
-      <w:tr>
-        <w:tc>
-          <w:tcPr>
-            <w:tcW w:type="dxa" w:w="1080"/>
-            <w:shd w:fill="FAFAFA"/>
+              <w:t>+0.0468</w:t>
+            </w:r>
+          </w:p>
+        </w:tc>
+        <w:tc>
+          <w:tcPr>
+            <w:tcW w:type="dxa" w:w="960"/>
+            <w:shd w:fill="FFFFFF"/>
             <w:tcMar>
               <w:top w:w="80" w:type="dxa"/>
               <w:bottom w:w="80" w:type="dxa"/>
@@ -4655,21 +4680,21 @@
           </w:tcPr>
           <w:p>
             <w:pPr>
-              <w:jc w:val="left"/>
+              <w:jc w:val="center"/>
             </w:pPr>
             <w:r>
               <w:rPr>
                 <w:rFonts w:ascii="TH Sarabun PSK" w:hAnsi="TH Sarabun PSK"/>
                 <w:sz w:val="26"/>
               </w:rPr>
-              <w:t>`h2l-naive_rag` vs `h2l-hybrid`</w:t>
-            </w:r>
-          </w:p>
-        </w:tc>
-        <w:tc>
-          <w:tcPr>
-            <w:tcW w:type="dxa" w:w="1080"/>
-            <w:shd w:fill="FAFAFA"/>
+              <w:t>**0.001** 🟢</w:t>
+            </w:r>
+          </w:p>
+        </w:tc>
+        <w:tc>
+          <w:tcPr>
+            <w:tcW w:type="dxa" w:w="960"/>
+            <w:shd w:fill="FFFFFF"/>
             <w:tcMar>
               <w:top w:w="80" w:type="dxa"/>
               <w:bottom w:w="80" w:type="dxa"/>
@@ -4686,14 +4711,14 @@
                 <w:rFonts w:ascii="TH Sarabun PSK" w:hAnsi="TH Sarabun PSK"/>
                 <w:sz w:val="26"/>
               </w:rPr>
-              <w:t>nDCG@10</w:t>
-            </w:r>
-          </w:p>
-        </w:tc>
-        <w:tc>
-          <w:tcPr>
-            <w:tcW w:type="dxa" w:w="1080"/>
-            <w:shd w:fill="FAFAFA"/>
+              <w:t>+0.0180</w:t>
+            </w:r>
+          </w:p>
+        </w:tc>
+        <w:tc>
+          <w:tcPr>
+            <w:tcW w:type="dxa" w:w="960"/>
+            <w:shd w:fill="FFFFFF"/>
             <w:tcMar>
               <w:top w:w="80" w:type="dxa"/>
               <w:bottom w:w="80" w:type="dxa"/>
@@ -4710,13 +4735,15 @@
                 <w:rFonts w:ascii="TH Sarabun PSK" w:hAnsi="TH Sarabun PSK"/>
                 <w:sz w:val="26"/>
               </w:rPr>
-              <w:t>0.2319</w:t>
-            </w:r>
-          </w:p>
-        </w:tc>
-        <w:tc>
-          <w:tcPr>
-            <w:tcW w:type="dxa" w:w="1080"/>
+              <w:t>0.410 🔴</w:t>
+            </w:r>
+          </w:p>
+        </w:tc>
+      </w:tr>
+      <w:tr>
+        <w:tc>
+          <w:tcPr>
+            <w:tcW w:type="dxa" w:w="960"/>
             <w:shd w:fill="FAFAFA"/>
             <w:tcMar>
               <w:top w:w="80" w:type="dxa"/>
@@ -4727,20 +4754,20 @@
           </w:tcPr>
           <w:p>
             <w:pPr>
-              <w:jc w:val="center"/>
+              <w:jc w:val="left"/>
             </w:pPr>
             <w:r>
               <w:rPr>
                 <w:rFonts w:ascii="TH Sarabun PSK" w:hAnsi="TH Sarabun PSK"/>
                 <w:sz w:val="26"/>
               </w:rPr>
-              <w:t>0.2734</w:t>
-            </w:r>
-          </w:p>
-        </w:tc>
-        <w:tc>
-          <w:tcPr>
-            <w:tcW w:type="dxa" w:w="1080"/>
+              <w:t>`h2l-hyde` vs `h2l-hybrid`</w:t>
+            </w:r>
+          </w:p>
+        </w:tc>
+        <w:tc>
+          <w:tcPr>
+            <w:tcW w:type="dxa" w:w="960"/>
             <w:shd w:fill="FAFAFA"/>
             <w:tcMar>
               <w:top w:w="80" w:type="dxa"/>
@@ -4758,13 +4785,13 @@
                 <w:rFonts w:ascii="TH Sarabun PSK" w:hAnsi="TH Sarabun PSK"/>
                 <w:sz w:val="26"/>
               </w:rPr>
-              <w:t>**+0.0415**</w:t>
-            </w:r>
-          </w:p>
-        </w:tc>
-        <w:tc>
-          <w:tcPr>
-            <w:tcW w:type="dxa" w:w="1080"/>
+              <w:t>+0.1763</w:t>
+            </w:r>
+          </w:p>
+        </w:tc>
+        <w:tc>
+          <w:tcPr>
+            <w:tcW w:type="dxa" w:w="960"/>
             <w:shd w:fill="FAFAFA"/>
             <w:tcMar>
               <w:top w:w="80" w:type="dxa"/>
@@ -4782,13 +4809,13 @@
                 <w:rFonts w:ascii="TH Sarabun PSK" w:hAnsi="TH Sarabun PSK"/>
                 <w:sz w:val="26"/>
               </w:rPr>
-              <w:t>0.0034</w:t>
-            </w:r>
-          </w:p>
-        </w:tc>
-        <w:tc>
-          <w:tcPr>
-            <w:tcW w:type="dxa" w:w="1080"/>
+              <w:t>**0.000** 🟢</w:t>
+            </w:r>
+          </w:p>
+        </w:tc>
+        <w:tc>
+          <w:tcPr>
+            <w:tcW w:type="dxa" w:w="960"/>
             <w:shd w:fill="FAFAFA"/>
             <w:tcMar>
               <w:top w:w="80" w:type="dxa"/>
@@ -4806,13 +4833,13 @@
                 <w:rFonts w:ascii="TH Sarabun PSK" w:hAnsi="TH Sarabun PSK"/>
                 <w:sz w:val="26"/>
               </w:rPr>
-              <w:t>0.0135</w:t>
-            </w:r>
-          </w:p>
-        </w:tc>
-        <w:tc>
-          <w:tcPr>
-            <w:tcW w:type="dxa" w:w="1080"/>
+              <w:t>+0.1709</w:t>
+            </w:r>
+          </w:p>
+        </w:tc>
+        <w:tc>
+          <w:tcPr>
+            <w:tcW w:type="dxa" w:w="960"/>
             <w:shd w:fill="FAFAFA"/>
             <w:tcMar>
               <w:top w:w="80" w:type="dxa"/>
@@ -4830,16 +4857,14 @@
                 <w:rFonts w:ascii="TH Sarabun PSK" w:hAnsi="TH Sarabun PSK"/>
                 <w:sz w:val="26"/>
               </w:rPr>
-              <w:t>🟢 มีนัยสำคัญ ($p &lt; 0.05$)</w:t>
-            </w:r>
-          </w:p>
-        </w:tc>
-      </w:tr>
-      <w:tr>
-        <w:tc>
-          <w:tcPr>
-            <w:tcW w:type="dxa" w:w="1080"/>
-            <w:shd w:fill="FFFFFF"/>
+              <w:t>**0.000** 🟢</w:t>
+            </w:r>
+          </w:p>
+        </w:tc>
+        <w:tc>
+          <w:tcPr>
+            <w:tcW w:type="dxa" w:w="960"/>
+            <w:shd w:fill="FAFAFA"/>
             <w:tcMar>
               <w:top w:w="80" w:type="dxa"/>
               <w:bottom w:w="80" w:type="dxa"/>
@@ -4849,21 +4874,21 @@
           </w:tcPr>
           <w:p>
             <w:pPr>
-              <w:jc w:val="left"/>
+              <w:jc w:val="center"/>
             </w:pPr>
             <w:r>
               <w:rPr>
                 <w:rFonts w:ascii="TH Sarabun PSK" w:hAnsi="TH Sarabun PSK"/>
                 <w:sz w:val="26"/>
               </w:rPr>
-              <w:t>`bm25_only` vs `h2l-hybrid`</w:t>
-            </w:r>
-          </w:p>
-        </w:tc>
-        <w:tc>
-          <w:tcPr>
-            <w:tcW w:type="dxa" w:w="1080"/>
-            <w:shd w:fill="FFFFFF"/>
+              <w:t>+0.1660</w:t>
+            </w:r>
+          </w:p>
+        </w:tc>
+        <w:tc>
+          <w:tcPr>
+            <w:tcW w:type="dxa" w:w="960"/>
+            <w:shd w:fill="FAFAFA"/>
             <w:tcMar>
               <w:top w:w="80" w:type="dxa"/>
               <w:bottom w:w="80" w:type="dxa"/>
@@ -4880,14 +4905,14 @@
                 <w:rFonts w:ascii="TH Sarabun PSK" w:hAnsi="TH Sarabun PSK"/>
                 <w:sz w:val="26"/>
               </w:rPr>
-              <w:t>nDCG@5</w:t>
-            </w:r>
-          </w:p>
-        </w:tc>
-        <w:tc>
-          <w:tcPr>
-            <w:tcW w:type="dxa" w:w="1080"/>
-            <w:shd w:fill="FFFFFF"/>
+              <w:t>**0.000** 🟢</w:t>
+            </w:r>
+          </w:p>
+        </w:tc>
+        <w:tc>
+          <w:tcPr>
+            <w:tcW w:type="dxa" w:w="960"/>
+            <w:shd w:fill="FAFAFA"/>
             <w:tcMar>
               <w:top w:w="80" w:type="dxa"/>
               <w:bottom w:w="80" w:type="dxa"/>
@@ -4904,14 +4929,14 @@
                 <w:rFonts w:ascii="TH Sarabun PSK" w:hAnsi="TH Sarabun PSK"/>
                 <w:sz w:val="26"/>
               </w:rPr>
-              <w:t>0.2221</w:t>
-            </w:r>
-          </w:p>
-        </w:tc>
-        <w:tc>
-          <w:tcPr>
-            <w:tcW w:type="dxa" w:w="1080"/>
-            <w:shd w:fill="FFFFFF"/>
+              <w:t>+0.1905</w:t>
+            </w:r>
+          </w:p>
+        </w:tc>
+        <w:tc>
+          <w:tcPr>
+            <w:tcW w:type="dxa" w:w="960"/>
+            <w:shd w:fill="FAFAFA"/>
             <w:tcMar>
               <w:top w:w="80" w:type="dxa"/>
               <w:bottom w:w="80" w:type="dxa"/>
@@ -4928,13 +4953,15 @@
                 <w:rFonts w:ascii="TH Sarabun PSK" w:hAnsi="TH Sarabun PSK"/>
                 <w:sz w:val="26"/>
               </w:rPr>
-              <w:t>0.2485</w:t>
-            </w:r>
-          </w:p>
-        </w:tc>
-        <w:tc>
-          <w:tcPr>
-            <w:tcW w:type="dxa" w:w="1080"/>
+              <w:t>**0.000** 🟢</w:t>
+            </w:r>
+          </w:p>
+        </w:tc>
+      </w:tr>
+      <w:tr>
+        <w:tc>
+          <w:tcPr>
+            <w:tcW w:type="dxa" w:w="960"/>
             <w:shd w:fill="FFFFFF"/>
             <w:tcMar>
               <w:top w:w="80" w:type="dxa"/>
@@ -4945,20 +4972,20 @@
           </w:tcPr>
           <w:p>
             <w:pPr>
-              <w:jc w:val="center"/>
+              <w:jc w:val="left"/>
             </w:pPr>
             <w:r>
               <w:rPr>
                 <w:rFonts w:ascii="TH Sarabun PSK" w:hAnsi="TH Sarabun PSK"/>
                 <w:sz w:val="26"/>
               </w:rPr>
-              <w:t>+0.0263</w:t>
-            </w:r>
-          </w:p>
-        </w:tc>
-        <w:tc>
-          <w:tcPr>
-            <w:tcW w:type="dxa" w:w="1080"/>
+              <w:t>`bm25_only` vs `h2l-hybrid`</w:t>
+            </w:r>
+          </w:p>
+        </w:tc>
+        <w:tc>
+          <w:tcPr>
+            <w:tcW w:type="dxa" w:w="960"/>
             <w:shd w:fill="FFFFFF"/>
             <w:tcMar>
               <w:top w:w="80" w:type="dxa"/>
@@ -4976,13 +5003,13 @@
                 <w:rFonts w:ascii="TH Sarabun PSK" w:hAnsi="TH Sarabun PSK"/>
                 <w:sz w:val="26"/>
               </w:rPr>
-              <w:t>0.0450</w:t>
-            </w:r>
-          </w:p>
-        </w:tc>
-        <w:tc>
-          <w:tcPr>
-            <w:tcW w:type="dxa" w:w="1080"/>
+              <w:t>+0.0263</w:t>
+            </w:r>
+          </w:p>
+        </w:tc>
+        <w:tc>
+          <w:tcPr>
+            <w:tcW w:type="dxa" w:w="960"/>
             <w:shd w:fill="FFFFFF"/>
             <w:tcMar>
               <w:top w:w="80" w:type="dxa"/>
@@ -5000,13 +5027,13 @@
                 <w:rFonts w:ascii="TH Sarabun PSK" w:hAnsi="TH Sarabun PSK"/>
                 <w:sz w:val="26"/>
               </w:rPr>
-              <w:t>0.1349</w:t>
-            </w:r>
-          </w:p>
-        </w:tc>
-        <w:tc>
-          <w:tcPr>
-            <w:tcW w:type="dxa" w:w="1080"/>
+              <w:t>0.135 🔴</w:t>
+            </w:r>
+          </w:p>
+        </w:tc>
+        <w:tc>
+          <w:tcPr>
+            <w:tcW w:type="dxa" w:w="960"/>
             <w:shd w:fill="FFFFFF"/>
             <w:tcMar>
               <w:top w:w="80" w:type="dxa"/>
@@ -5024,16 +5051,14 @@
                 <w:rFonts w:ascii="TH Sarabun PSK" w:hAnsi="TH Sarabun PSK"/>
                 <w:sz w:val="26"/>
               </w:rPr>
-              <w:t>🟡 ไม่มีนัยสำคัญหลังปรับ Holm</w:t>
-            </w:r>
-          </w:p>
-        </w:tc>
-      </w:tr>
-      <w:tr>
-        <w:tc>
-          <w:tcPr>
-            <w:tcW w:type="dxa" w:w="1080"/>
-            <w:shd w:fill="FAFAFA"/>
+              <w:t>+0.0312</w:t>
+            </w:r>
+          </w:p>
+        </w:tc>
+        <w:tc>
+          <w:tcPr>
+            <w:tcW w:type="dxa" w:w="960"/>
+            <w:shd w:fill="FFFFFF"/>
             <w:tcMar>
               <w:top w:w="80" w:type="dxa"/>
               <w:bottom w:w="80" w:type="dxa"/>
@@ -5043,21 +5068,21 @@
           </w:tcPr>
           <w:p>
             <w:pPr>
-              <w:jc w:val="left"/>
+              <w:jc w:val="center"/>
             </w:pPr>
             <w:r>
               <w:rPr>
                 <w:rFonts w:ascii="TH Sarabun PSK" w:hAnsi="TH Sarabun PSK"/>
                 <w:sz w:val="26"/>
               </w:rPr>
-              <w:t>`basic` vs `h2l-hybrid`</w:t>
-            </w:r>
-          </w:p>
-        </w:tc>
-        <w:tc>
-          <w:tcPr>
-            <w:tcW w:type="dxa" w:w="1080"/>
-            <w:shd w:fill="FAFAFA"/>
+              <w:t>0.100 🔴</w:t>
+            </w:r>
+          </w:p>
+        </w:tc>
+        <w:tc>
+          <w:tcPr>
+            <w:tcW w:type="dxa" w:w="960"/>
+            <w:shd w:fill="FFFFFF"/>
             <w:tcMar>
               <w:top w:w="80" w:type="dxa"/>
               <w:bottom w:w="80" w:type="dxa"/>
@@ -5074,14 +5099,14 @@
                 <w:rFonts w:ascii="TH Sarabun PSK" w:hAnsi="TH Sarabun PSK"/>
                 <w:sz w:val="26"/>
               </w:rPr>
-              <w:t>nDCG@5</w:t>
-            </w:r>
-          </w:p>
-        </w:tc>
-        <w:tc>
-          <w:tcPr>
-            <w:tcW w:type="dxa" w:w="1080"/>
-            <w:shd w:fill="FAFAFA"/>
+              <w:t>+0.0177</w:t>
+            </w:r>
+          </w:p>
+        </w:tc>
+        <w:tc>
+          <w:tcPr>
+            <w:tcW w:type="dxa" w:w="960"/>
+            <w:shd w:fill="FFFFFF"/>
             <w:tcMar>
               <w:top w:w="80" w:type="dxa"/>
               <w:bottom w:w="80" w:type="dxa"/>
@@ -5098,14 +5123,14 @@
                 <w:rFonts w:ascii="TH Sarabun PSK" w:hAnsi="TH Sarabun PSK"/>
                 <w:sz w:val="26"/>
               </w:rPr>
-              <w:t>0.2351</w:t>
-            </w:r>
-          </w:p>
-        </w:tc>
-        <w:tc>
-          <w:tcPr>
-            <w:tcW w:type="dxa" w:w="1080"/>
-            <w:shd w:fill="FAFAFA"/>
+              <w:t>0.346 🔴</w:t>
+            </w:r>
+          </w:p>
+        </w:tc>
+        <w:tc>
+          <w:tcPr>
+            <w:tcW w:type="dxa" w:w="960"/>
+            <w:shd w:fill="FFFFFF"/>
             <w:tcMar>
               <w:top w:w="80" w:type="dxa"/>
               <w:bottom w:w="80" w:type="dxa"/>
@@ -5122,14 +5147,14 @@
                 <w:rFonts w:ascii="TH Sarabun PSK" w:hAnsi="TH Sarabun PSK"/>
                 <w:sz w:val="26"/>
               </w:rPr>
-              <w:t>0.2485</w:t>
-            </w:r>
-          </w:p>
-        </w:tc>
-        <w:tc>
-          <w:tcPr>
-            <w:tcW w:type="dxa" w:w="1080"/>
-            <w:shd w:fill="FAFAFA"/>
+              <w:t>+0.0029</w:t>
+            </w:r>
+          </w:p>
+        </w:tc>
+        <w:tc>
+          <w:tcPr>
+            <w:tcW w:type="dxa" w:w="960"/>
+            <w:shd w:fill="FFFFFF"/>
             <w:tcMar>
               <w:top w:w="80" w:type="dxa"/>
               <w:bottom w:w="80" w:type="dxa"/>
@@ -5146,13 +5171,15 @@
                 <w:rFonts w:ascii="TH Sarabun PSK" w:hAnsi="TH Sarabun PSK"/>
                 <w:sz w:val="26"/>
               </w:rPr>
-              <w:t>+0.0134</w:t>
-            </w:r>
-          </w:p>
-        </w:tc>
-        <w:tc>
-          <w:tcPr>
-            <w:tcW w:type="dxa" w:w="1080"/>
+              <w:t>0.635 🔴</w:t>
+            </w:r>
+          </w:p>
+        </w:tc>
+      </w:tr>
+      <w:tr>
+        <w:tc>
+          <w:tcPr>
+            <w:tcW w:type="dxa" w:w="960"/>
             <w:shd w:fill="FAFAFA"/>
             <w:tcMar>
               <w:top w:w="80" w:type="dxa"/>
@@ -5163,20 +5190,20 @@
           </w:tcPr>
           <w:p>
             <w:pPr>
-              <w:jc w:val="center"/>
+              <w:jc w:val="left"/>
             </w:pPr>
             <w:r>
               <w:rPr>
                 <w:rFonts w:ascii="TH Sarabun PSK" w:hAnsi="TH Sarabun PSK"/>
                 <w:sz w:val="26"/>
               </w:rPr>
-              <w:t>0.0640</w:t>
-            </w:r>
-          </w:p>
-        </w:tc>
-        <w:tc>
-          <w:tcPr>
-            <w:tcW w:type="dxa" w:w="1080"/>
+              <w:t>`basic` vs `h2l-hybrid`</w:t>
+            </w:r>
+          </w:p>
+        </w:tc>
+        <w:tc>
+          <w:tcPr>
+            <w:tcW w:type="dxa" w:w="960"/>
             <w:shd w:fill="FAFAFA"/>
             <w:tcMar>
               <w:top w:w="80" w:type="dxa"/>
@@ -5194,13 +5221,13 @@
                 <w:rFonts w:ascii="TH Sarabun PSK" w:hAnsi="TH Sarabun PSK"/>
                 <w:sz w:val="26"/>
               </w:rPr>
-              <w:t>0.1349</w:t>
-            </w:r>
-          </w:p>
-        </w:tc>
-        <w:tc>
-          <w:tcPr>
-            <w:tcW w:type="dxa" w:w="1080"/>
+              <w:t>+0.0134</w:t>
+            </w:r>
+          </w:p>
+        </w:tc>
+        <w:tc>
+          <w:tcPr>
+            <w:tcW w:type="dxa" w:w="960"/>
             <w:shd w:fill="FAFAFA"/>
             <w:tcMar>
               <w:top w:w="80" w:type="dxa"/>
@@ -5218,16 +5245,14 @@
                 <w:rFonts w:ascii="TH Sarabun PSK" w:hAnsi="TH Sarabun PSK"/>
                 <w:sz w:val="26"/>
               </w:rPr>
-              <w:t>🟡 ไม่มีนัยสำคัญหลังปรับ Holm</w:t>
-            </w:r>
-          </w:p>
-        </w:tc>
-      </w:tr>
-      <w:tr>
-        <w:tc>
-          <w:tcPr>
-            <w:tcW w:type="dxa" w:w="1080"/>
-            <w:shd w:fill="FFFFFF"/>
+              <w:t>0.135 🔴</w:t>
+            </w:r>
+          </w:p>
+        </w:tc>
+        <w:tc>
+          <w:tcPr>
+            <w:tcW w:type="dxa" w:w="960"/>
+            <w:shd w:fill="FAFAFA"/>
             <w:tcMar>
               <w:top w:w="80" w:type="dxa"/>
               <w:bottom w:w="80" w:type="dxa"/>
@@ -5237,21 +5262,21 @@
           </w:tcPr>
           <w:p>
             <w:pPr>
-              <w:jc w:val="left"/>
+              <w:jc w:val="center"/>
             </w:pPr>
             <w:r>
               <w:rPr>
                 <w:rFonts w:ascii="TH Sarabun PSK" w:hAnsi="TH Sarabun PSK"/>
                 <w:sz w:val="26"/>
               </w:rPr>
-              <w:t>`h2l-bm25` vs `h2l-hybrid`</w:t>
-            </w:r>
-          </w:p>
-        </w:tc>
-        <w:tc>
-          <w:tcPr>
-            <w:tcW w:type="dxa" w:w="1080"/>
-            <w:shd w:fill="FFFFFF"/>
+              <w:t>+0.0168</w:t>
+            </w:r>
+          </w:p>
+        </w:tc>
+        <w:tc>
+          <w:tcPr>
+            <w:tcW w:type="dxa" w:w="960"/>
+            <w:shd w:fill="FAFAFA"/>
             <w:tcMar>
               <w:top w:w="80" w:type="dxa"/>
               <w:bottom w:w="80" w:type="dxa"/>
@@ -5268,14 +5293,14 @@
                 <w:rFonts w:ascii="TH Sarabun PSK" w:hAnsi="TH Sarabun PSK"/>
                 <w:sz w:val="26"/>
               </w:rPr>
-              <w:t>nDCG@5</w:t>
-            </w:r>
-          </w:p>
-        </w:tc>
-        <w:tc>
-          <w:tcPr>
-            <w:tcW w:type="dxa" w:w="1080"/>
-            <w:shd w:fill="FFFFFF"/>
+              <w:t>0.100 🔴</w:t>
+            </w:r>
+          </w:p>
+        </w:tc>
+        <w:tc>
+          <w:tcPr>
+            <w:tcW w:type="dxa" w:w="960"/>
+            <w:shd w:fill="FAFAFA"/>
             <w:tcMar>
               <w:top w:w="80" w:type="dxa"/>
               <w:bottom w:w="80" w:type="dxa"/>
@@ -5292,14 +5317,14 @@
                 <w:rFonts w:ascii="TH Sarabun PSK" w:hAnsi="TH Sarabun PSK"/>
                 <w:sz w:val="26"/>
               </w:rPr>
-              <w:t>0.2369</w:t>
-            </w:r>
-          </w:p>
-        </w:tc>
-        <w:tc>
-          <w:tcPr>
-            <w:tcW w:type="dxa" w:w="1080"/>
-            <w:shd w:fill="FFFFFF"/>
+              <w:t>+0.0121</w:t>
+            </w:r>
+          </w:p>
+        </w:tc>
+        <w:tc>
+          <w:tcPr>
+            <w:tcW w:type="dxa" w:w="960"/>
+            <w:shd w:fill="FAFAFA"/>
             <w:tcMar>
               <w:top w:w="80" w:type="dxa"/>
               <w:bottom w:w="80" w:type="dxa"/>
@@ -5316,14 +5341,14 @@
                 <w:rFonts w:ascii="TH Sarabun PSK" w:hAnsi="TH Sarabun PSK"/>
                 <w:sz w:val="26"/>
               </w:rPr>
-              <w:t>0.2485</w:t>
-            </w:r>
-          </w:p>
-        </w:tc>
-        <w:tc>
-          <w:tcPr>
-            <w:tcW w:type="dxa" w:w="1080"/>
-            <w:shd w:fill="FFFFFF"/>
+              <w:t>0.346 🔴</w:t>
+            </w:r>
+          </w:p>
+        </w:tc>
+        <w:tc>
+          <w:tcPr>
+            <w:tcW w:type="dxa" w:w="960"/>
+            <w:shd w:fill="FAFAFA"/>
             <w:tcMar>
               <w:top w:w="80" w:type="dxa"/>
               <w:bottom w:w="80" w:type="dxa"/>
@@ -5340,14 +5365,14 @@
                 <w:rFonts w:ascii="TH Sarabun PSK" w:hAnsi="TH Sarabun PSK"/>
                 <w:sz w:val="26"/>
               </w:rPr>
-              <w:t>+0.0116</w:t>
-            </w:r>
-          </w:p>
-        </w:tc>
-        <w:tc>
-          <w:tcPr>
-            <w:tcW w:type="dxa" w:w="1080"/>
-            <w:shd w:fill="FFFFFF"/>
+              <w:t>+0.0115</w:t>
+            </w:r>
+          </w:p>
+        </w:tc>
+        <w:tc>
+          <w:tcPr>
+            <w:tcW w:type="dxa" w:w="960"/>
+            <w:shd w:fill="FAFAFA"/>
             <w:tcMar>
               <w:top w:w="80" w:type="dxa"/>
               <w:bottom w:w="80" w:type="dxa"/>
@@ -5364,13 +5389,15 @@
                 <w:rFonts w:ascii="TH Sarabun PSK" w:hAnsi="TH Sarabun PSK"/>
                 <w:sz w:val="26"/>
               </w:rPr>
-              <w:t>0.2904</w:t>
-            </w:r>
-          </w:p>
-        </w:tc>
-        <w:tc>
-          <w:tcPr>
-            <w:tcW w:type="dxa" w:w="1080"/>
+              <w:t>0.482 🔴</w:t>
+            </w:r>
+          </w:p>
+        </w:tc>
+      </w:tr>
+      <w:tr>
+        <w:tc>
+          <w:tcPr>
+            <w:tcW w:type="dxa" w:w="960"/>
             <w:shd w:fill="FFFFFF"/>
             <w:tcMar>
               <w:top w:w="80" w:type="dxa"/>
@@ -5381,20 +5408,20 @@
           </w:tcPr>
           <w:p>
             <w:pPr>
-              <w:jc w:val="center"/>
+              <w:jc w:val="left"/>
             </w:pPr>
             <w:r>
               <w:rPr>
                 <w:rFonts w:ascii="TH Sarabun PSK" w:hAnsi="TH Sarabun PSK"/>
                 <w:sz w:val="26"/>
               </w:rPr>
-              <w:t>0.2904</w:t>
-            </w:r>
-          </w:p>
-        </w:tc>
-        <w:tc>
-          <w:tcPr>
-            <w:tcW w:type="dxa" w:w="1080"/>
+              <w:t>`h2l-bm25` vs `h2l-hybrid`</w:t>
+            </w:r>
+          </w:p>
+        </w:tc>
+        <w:tc>
+          <w:tcPr>
+            <w:tcW w:type="dxa" w:w="960"/>
             <w:shd w:fill="FFFFFF"/>
             <w:tcMar>
               <w:top w:w="80" w:type="dxa"/>
@@ -5412,7 +5439,175 @@
                 <w:rFonts w:ascii="TH Sarabun PSK" w:hAnsi="TH Sarabun PSK"/>
                 <w:sz w:val="26"/>
               </w:rPr>
-              <w:t>🟡 ไม่มีนัยสำคัญ</w:t>
+              <w:t>+0.0116</w:t>
+            </w:r>
+          </w:p>
+        </w:tc>
+        <w:tc>
+          <w:tcPr>
+            <w:tcW w:type="dxa" w:w="960"/>
+            <w:shd w:fill="FFFFFF"/>
+            <w:tcMar>
+              <w:top w:w="80" w:type="dxa"/>
+              <w:bottom w:w="80" w:type="dxa"/>
+              <w:left w:w="100" w:type="dxa"/>
+              <w:right w:w="100" w:type="dxa"/>
+            </w:tcMar>
+          </w:tcPr>
+          <w:p>
+            <w:pPr>
+              <w:jc w:val="center"/>
+            </w:pPr>
+            <w:r>
+              <w:rPr>
+                <w:rFonts w:ascii="TH Sarabun PSK" w:hAnsi="TH Sarabun PSK"/>
+                <w:sz w:val="26"/>
+              </w:rPr>
+              <w:t>0.290 🔴</w:t>
+            </w:r>
+          </w:p>
+        </w:tc>
+        <w:tc>
+          <w:tcPr>
+            <w:tcW w:type="dxa" w:w="960"/>
+            <w:shd w:fill="FFFFFF"/>
+            <w:tcMar>
+              <w:top w:w="80" w:type="dxa"/>
+              <w:bottom w:w="80" w:type="dxa"/>
+              <w:left w:w="100" w:type="dxa"/>
+              <w:right w:w="100" w:type="dxa"/>
+            </w:tcMar>
+          </w:tcPr>
+          <w:p>
+            <w:pPr>
+              <w:jc w:val="center"/>
+            </w:pPr>
+            <w:r>
+              <w:rPr>
+                <w:rFonts w:ascii="TH Sarabun PSK" w:hAnsi="TH Sarabun PSK"/>
+                <w:sz w:val="26"/>
+              </w:rPr>
+              <w:t>+0.0170</w:t>
+            </w:r>
+          </w:p>
+        </w:tc>
+        <w:tc>
+          <w:tcPr>
+            <w:tcW w:type="dxa" w:w="960"/>
+            <w:shd w:fill="FFFFFF"/>
+            <w:tcMar>
+              <w:top w:w="80" w:type="dxa"/>
+              <w:bottom w:w="80" w:type="dxa"/>
+              <w:left w:w="100" w:type="dxa"/>
+              <w:right w:w="100" w:type="dxa"/>
+            </w:tcMar>
+          </w:tcPr>
+          <w:p>
+            <w:pPr>
+              <w:jc w:val="center"/>
+            </w:pPr>
+            <w:r>
+              <w:rPr>
+                <w:rFonts w:ascii="TH Sarabun PSK" w:hAnsi="TH Sarabun PSK"/>
+                <w:sz w:val="26"/>
+              </w:rPr>
+              <w:t>0.141 🔴</w:t>
+            </w:r>
+          </w:p>
+        </w:tc>
+        <w:tc>
+          <w:tcPr>
+            <w:tcW w:type="dxa" w:w="960"/>
+            <w:shd w:fill="FFFFFF"/>
+            <w:tcMar>
+              <w:top w:w="80" w:type="dxa"/>
+              <w:bottom w:w="80" w:type="dxa"/>
+              <w:left w:w="100" w:type="dxa"/>
+              <w:right w:w="100" w:type="dxa"/>
+            </w:tcMar>
+          </w:tcPr>
+          <w:p>
+            <w:pPr>
+              <w:jc w:val="center"/>
+            </w:pPr>
+            <w:r>
+              <w:rPr>
+                <w:rFonts w:ascii="TH Sarabun PSK" w:hAnsi="TH Sarabun PSK"/>
+                <w:sz w:val="26"/>
+              </w:rPr>
+              <w:t>+0.0234</w:t>
+            </w:r>
+          </w:p>
+        </w:tc>
+        <w:tc>
+          <w:tcPr>
+            <w:tcW w:type="dxa" w:w="960"/>
+            <w:shd w:fill="FFFFFF"/>
+            <w:tcMar>
+              <w:top w:w="80" w:type="dxa"/>
+              <w:bottom w:w="80" w:type="dxa"/>
+              <w:left w:w="100" w:type="dxa"/>
+              <w:right w:w="100" w:type="dxa"/>
+            </w:tcMar>
+          </w:tcPr>
+          <w:p>
+            <w:pPr>
+              <w:jc w:val="center"/>
+            </w:pPr>
+            <w:r>
+              <w:rPr>
+                <w:rFonts w:ascii="TH Sarabun PSK" w:hAnsi="TH Sarabun PSK"/>
+                <w:sz w:val="26"/>
+              </w:rPr>
+              <w:t>0.346 🔴</w:t>
+            </w:r>
+          </w:p>
+        </w:tc>
+        <w:tc>
+          <w:tcPr>
+            <w:tcW w:type="dxa" w:w="960"/>
+            <w:shd w:fill="FFFFFF"/>
+            <w:tcMar>
+              <w:top w:w="80" w:type="dxa"/>
+              <w:bottom w:w="80" w:type="dxa"/>
+              <w:left w:w="100" w:type="dxa"/>
+              <w:right w:w="100" w:type="dxa"/>
+            </w:tcMar>
+          </w:tcPr>
+          <w:p>
+            <w:pPr>
+              <w:jc w:val="center"/>
+            </w:pPr>
+            <w:r>
+              <w:rPr>
+                <w:rFonts w:ascii="TH Sarabun PSK" w:hAnsi="TH Sarabun PSK"/>
+                <w:sz w:val="26"/>
+              </w:rPr>
+              <w:t>+0.0190</w:t>
+            </w:r>
+          </w:p>
+        </w:tc>
+        <w:tc>
+          <w:tcPr>
+            <w:tcW w:type="dxa" w:w="960"/>
+            <w:shd w:fill="FFFFFF"/>
+            <w:tcMar>
+              <w:top w:w="80" w:type="dxa"/>
+              <w:bottom w:w="80" w:type="dxa"/>
+              <w:left w:w="100" w:type="dxa"/>
+              <w:right w:w="100" w:type="dxa"/>
+            </w:tcMar>
+          </w:tcPr>
+          <w:p>
+            <w:pPr>
+              <w:jc w:val="center"/>
+            </w:pPr>
+            <w:r>
+              <w:rPr>
+                <w:rFonts w:ascii="TH Sarabun PSK" w:hAnsi="TH Sarabun PSK"/>
+                <w:sz w:val="26"/>
+              </w:rPr>
+              <w:t>0.410 🔴</w:t>
             </w:r>
           </w:p>
         </w:tc>
@@ -5430,7 +5625,7 @@
           <w:color w:val="000000"/>
           <w:sz w:val="32"/>
         </w:rPr>
-        <w:t>หมายเหตุ: median ผลต่างรายกรณีเป็น 0 ในทุกคู่ เคสที่ต่างกันจริงมี 13–30 จาก 95 กรณีเท่านั้น แสดงว่าประโยชน์ของ H2L กระจุกอยู่ในกรณีศึกษาส่วนน้อย</w:t>
+        <w:t>🟢 มีนัยสำคัญ (Holm ≤ 0.05) · 🟡 ใกล้เกณฑ์ (0.057) · 🔴 ไม่มีนัยสำคัญ — Paired Two-Sided Wilcoxon แยก family ต่อตัวชี้วัด (7 คู่ต่อ family)</w:t>
       </w:r>
     </w:p>
     <w:p>
@@ -5455,25 +5650,7 @@
           <w:color w:val="000000"/>
           <w:sz w:val="32"/>
         </w:rPr>
-        <w:t xml:space="preserve"> </w:t>
-      </w:r>
-      <w:r>
-        <w:rPr>
-          <w:rFonts w:ascii="Courier New" w:hAnsi="Courier New"/>
-          <w:color w:val="B42828"/>
-          <w:sz w:val="30"/>
-        </w:rPr>
-        <w:t>h2l-hybrid</w:t>
-      </w:r>
-      <w:r>
-        <w:rPr>
-          <w:rFonts w:ascii="TH Sarabun PSK" w:hAnsi="TH Sarabun PSK"/>
-          <w:b w:val="0"/>
-          <w:i w:val="0"/>
-          <w:color w:val="000000"/>
-          <w:sz w:val="32"/>
-        </w:rPr>
-        <w:t xml:space="preserve"> เหนือกว่าอย่างมีนัยสำคัญ (หลังปรับ Holm) 4 จาก 7 คู่เทียบ ซึ่งได้แก่กลุ่ม naive RAG และ dense retrieval ทั้งสองเวอร์ชัน แต่ยังไม่แตกต่างอย่างมีนัยสำคัญจาก </w:t>
+        <w:t xml:space="preserve"> กลุ่ม naive RAG และ HyDE (ทั้งเวอร์ชันปกติและ H2L-augmented) มีนัยสำคัญในทุกตัวชี้วัดหลักยกเว้น MRR ของ naive_rag (Holm 0.057) ส่วน </w:t>
       </w:r>
       <w:r>
         <w:rPr>
@@ -5527,7 +5704,7 @@
           <w:color w:val="000000"/>
           <w:sz w:val="32"/>
         </w:rPr>
-        <w:t xml:space="preserve"> ซึ่งเป็น baseline ที่แข็งกว่า ประโยชน์ของ H2L ปรากฏชัดกว่าเมื่อพิจารณาที่ cutoff @10 เทียบกับ @5</w:t>
+        <w:t xml:space="preserve"> ไม่มีนัยสำคัญในทุกตัวชี้วัด แสดงว่าประโยชน์ของ H2L กระจุกอยู่กับ dense retrieval ที่อ่อน ไม่ใช่ sparse/hybrid ที่มีพลังคำสำคัญอยู่แล้ว</w:t>
       </w:r>
     </w:p>
     <w:p>

--- a/ch4_thesis.docx
+++ b/ch4_thesis.docx
@@ -8600,7 +8600,32 @@
           <w:color w:val="000000"/>
           <w:sz w:val="32"/>
         </w:rPr>
-        <w:t xml:space="preserve"> อยู่ที่การกรอง candidate document ผ่าน problem-aware scoring (เทียบกับ baseline ที่ไม่มี H2L ซึ่งต่ำกว่าอย่างมีนัยสำคัญตามตารางที่ 4.4) ไม่ใช่ความแตกต่างระหว่าง V6 sub-components ในชุดทดสอบนี้ การทดสอบเพิ่มเติมที่ออกแบบไว้เพื่อเปรียบเทียบ severity-weighted Bayesian prior กับ uniform prior ยืนยันข้อค้นพบนี้: ทั้งสองเงื่อนไขให้ผลเหมือนกันทุกตัวชี้วัดทุกกรณีศึกษา (ค่าต่างสัมบูรณ์สูงสุด $= 0.000$) เนื่องจาก </w:t>
+        <w:t xml:space="preserve"> อยู่ที่การกรอง candidate document ผ่าน problem-aware scoring (เทียบกับ baseline ที่ไม่มี H2L ซึ่งต่ำกว่าอย่างมีนัยสำคัญตามตารางที่ 4.4) ไม่ใช่ความแตกต่างระหว่าง V6 sub-components ในชุดทดสอบนี้</w:t>
+      </w:r>
+    </w:p>
+    <w:p>
+      <w:pPr>
+        <w:spacing w:before="0" w:after="80" w:line="276" w:lineRule="auto"/>
+        <w:jc w:val="left"/>
+      </w:pPr>
+      <w:r>
+        <w:rPr>
+          <w:rFonts w:ascii="TH Sarabun PSK" w:hAnsi="TH Sarabun PSK"/>
+          <w:b/>
+          <w:color w:val="000000"/>
+          <w:sz w:val="32"/>
+        </w:rPr>
+        <w:t>การทดสอบ severity-weighted prior เทียบ uniform prior (RQ4):</w:t>
+      </w:r>
+      <w:r>
+        <w:rPr>
+          <w:rFonts w:ascii="TH Sarabun PSK" w:hAnsi="TH Sarabun PSK"/>
+          <w:b w:val="0"/>
+          <w:i w:val="0"/>
+          <w:color w:val="000000"/>
+          <w:sz w:val="32"/>
+        </w:rPr>
+        <w:t xml:space="preserve"> การทดลองแยกที่เปรียบเทียบ severity-weighted Bayesian prior กับ uniform prior ($P(p) = 1/k$) พบว่าทั้งสองเงื่อนไขให้ผลเหมือนกันทุกตัวชี้วัดทุกกรณีศึกษา (P@5, R@5, F1@5, nDCG@5, MAP, MRR ต่างกัน $0/95$ เคส, ค่าต่างสัมบูรณ์ $= 0.000$) ซึ่งสอดคล้องกับ </w:t>
       </w:r>
       <w:r>
         <w:rPr>
@@ -8618,7 +8643,96 @@
           <w:color w:val="000000"/>
           <w:sz w:val="32"/>
         </w:rPr>
-        <w:t xml:space="preserve"> ในตารางที่ 4.6 ให้ nDCG@5 $= 0.2442$ เท่ากับ Full V6 ทุกกรณีศึกษา จึงยังไม่มีหลักฐานเชิงประจักษ์ว่า severity-weighted prior ส่งผลต่ออันดับเอกสารบนชุดทดสอบนี้</w:t>
+        <w:t xml:space="preserve"> ในตารางที่ 4.6 ที่ให้ nDCG@5 $= 0.2442$ เท่ากับ Full V6</w:t>
+      </w:r>
+    </w:p>
+    <w:p>
+      <w:pPr>
+        <w:spacing w:before="0" w:after="80" w:line="276" w:lineRule="auto"/>
+        <w:jc w:val="left"/>
+      </w:pPr>
+      <w:r>
+        <w:rPr>
+          <w:rFonts w:ascii="TH Sarabun PSK" w:hAnsi="TH Sarabun PSK"/>
+          <w:b w:val="0"/>
+          <w:i w:val="0"/>
+          <w:color w:val="000000"/>
+          <w:sz w:val="32"/>
+        </w:rPr>
+        <w:t xml:space="preserve">ผลศูนย์นี้มีคำอธิบายเชิงโครงสร้าง ไม่ใช่เพียงผลเชิงประจักษ์: ภายในกรณีศึกษาหนึ่ง รายการปัญหาที่ตรวจจับได้ถูกกำหนดไว้คงที่ ดังนั้น $P(p)$ จึง </w:t>
+      </w:r>
+      <w:r>
+        <w:rPr>
+          <w:rFonts w:ascii="TH Sarabun PSK" w:hAnsi="TH Sarabun PSK"/>
+          <w:b/>
+          <w:color w:val="000000"/>
+          <w:sz w:val="32"/>
+        </w:rPr>
+        <w:t>ไม่ขึ้นกับเอกสาร</w:t>
+      </w:r>
+      <w:r>
+        <w:rPr>
+          <w:rFonts w:ascii="TH Sarabun PSK" w:hAnsi="TH Sarabun PSK"/>
+          <w:b w:val="0"/>
+          <w:i w:val="0"/>
+          <w:color w:val="000000"/>
+          <w:sz w:val="32"/>
+        </w:rPr>
+        <w:t xml:space="preserve"> (document-independent) และเข้าสู่สูตรคะแนนผ่านสองทางที่เป็นค่าคงที่ข้ามเอกสารทุกฉบับในกรณีนั้น คือ (ก) ตัวคูณ $P(\text{rel}|\text{profile})$ และ (ข) ฟีเจอร์ $\phi_{\text{prior}}$ การคูณด้วยค่าคงที่ไม่เปลี่ยนลำดับ ช่องทางเดียวที่ prior อาจสลับอันดับได้คือผ่าน $\alpha_{\text{eff}}$ ซึ่งขึ้นกับ entropy และ KL penalty ของ prior distribution และไปปรับสเกลของเลขชี้กำลังที่ขึ้นกับเอกสาร</w:t>
+      </w:r>
+    </w:p>
+    <w:p>
+      <w:pPr>
+        <w:spacing w:before="0" w:after="80" w:line="276" w:lineRule="auto"/>
+        <w:jc w:val="left"/>
+      </w:pPr>
+      <w:r>
+        <w:rPr>
+          <w:rFonts w:ascii="TH Sarabun PSK" w:hAnsi="TH Sarabun PSK"/>
+          <w:b w:val="0"/>
+          <w:i w:val="0"/>
+          <w:color w:val="000000"/>
+          <w:sz w:val="32"/>
+        </w:rPr>
+        <w:t>การตรวจสอบเชิงตัวเลขยืนยันว่าช่องทางนี้อ่อนเกินกว่าจะมีผล: การเปลี่ยนจาก severity เป็น uniform prior ทำให้ $\alpha_{\text{eff}}$ ขยับเฉลี่ยเพียง $0.060$ (สูงสุด $0.272$) และ $P(\text{rel}|\text{profile})$ ขยับเฉลี่ย $0.014$ ขณะที่การทดลองเชิงสำรวจพบว่าต้องเปลี่ยน $\alpha$ ประมาณ $0.5$ ขึ้นไปจึงจะสลับอันดับคู่เอกสารได้ การค้นหาแบบ adversarial บนการตั้งค่าสุ่ม 4,000 ชุดจึงไม่พบการสลับอันดับแม้แต่ครั้งเดียว ($0/4{,}000$) สรุปได้ว่า severity-weighted prior ปรับ</w:t>
+      </w:r>
+      <w:r>
+        <w:rPr>
+          <w:rFonts w:ascii="TH Sarabun PSK" w:hAnsi="TH Sarabun PSK"/>
+          <w:b/>
+          <w:color w:val="000000"/>
+          <w:sz w:val="32"/>
+        </w:rPr>
+        <w:t>ขนาด</w:t>
+      </w:r>
+      <w:r>
+        <w:rPr>
+          <w:rFonts w:ascii="TH Sarabun PSK" w:hAnsi="TH Sarabun PSK"/>
+          <w:b w:val="0"/>
+          <w:i w:val="0"/>
+          <w:color w:val="000000"/>
+          <w:sz w:val="32"/>
+        </w:rPr>
+        <w:t>ของคะแนนความเกี่ยวข้อง แต่แทบไม่มีอำนาจปรับ</w:t>
+      </w:r>
+      <w:r>
+        <w:rPr>
+          <w:rFonts w:ascii="TH Sarabun PSK" w:hAnsi="TH Sarabun PSK"/>
+          <w:b/>
+          <w:color w:val="000000"/>
+          <w:sz w:val="32"/>
+        </w:rPr>
+        <w:t>ลำดับ</w:t>
+      </w:r>
+      <w:r>
+        <w:rPr>
+          <w:rFonts w:ascii="TH Sarabun PSK" w:hAnsi="TH Sarabun PSK"/>
+          <w:b w:val="0"/>
+          <w:i w:val="0"/>
+          <w:color w:val="000000"/>
+          <w:sz w:val="32"/>
+        </w:rPr>
+        <w:t xml:space="preserve"> ภายในกรณีศึกษาเดียว ซึ่งเป็นข้อจำกัดเชิงคณิตศาสตร์ของการออกแบบ ไม่ใช่ข้อบกพร่องของการทดลอง</w:t>
       </w:r>
     </w:p>
     <w:p>
@@ -8660,1164 +8774,6 @@
           <w:sz w:val="32"/>
         </w:rPr>
         <w:t>![รูปที่ 4.D การแยกกันของคะแนนและอันดับ](../output/figures_ch4/fig_4d_decoupling.png)</w:t>
-      </w:r>
-    </w:p>
-    <w:p>
-      <w:pPr>
-        <w:spacing w:before="160" w:after="60" w:line="276" w:lineRule="auto"/>
-        <w:jc w:val="left"/>
-      </w:pPr>
-      <w:r>
-        <w:rPr>
-          <w:rFonts w:ascii="TH Sarabun PSK" w:hAnsi="TH Sarabun PSK"/>
-          <w:b/>
-          <w:i w:val="0"/>
-          <w:color w:val="003366"/>
-          <w:sz w:val="32"/>
-        </w:rPr>
-        <w:t>4.5.5 ผลการทดสอบความเป็นสากลของชั้น H2L ข้ามสถาปัตยกรรม (RQ5)</w:t>
-      </w:r>
-    </w:p>
-    <w:p>
-      <w:pPr>
-        <w:spacing w:before="0" w:after="80" w:line="276" w:lineRule="auto"/>
-        <w:jc w:val="left"/>
-      </w:pPr>
-      <w:r>
-        <w:rPr>
-          <w:rFonts w:ascii="TH Sarabun PSK" w:hAnsi="TH Sarabun PSK"/>
-          <w:b w:val="0"/>
-          <w:i w:val="0"/>
-          <w:color w:val="000000"/>
-          <w:sz w:val="32"/>
-        </w:rPr>
-        <w:t>การทดลองนี้เปรียบเทียบประสิทธิภาพของ baseline retrieval ทั้ง 4 สถาปัตยกรรม ก่อนและหลังเพิ่มชั้น H2L scoring เพื่อทดสอบว่า H2L ช่วยยกระดับทุก backbone หรือเฉพาะ hybrid เท่านั้น (factorial design 4 คู่ × 95 เคส)</w:t>
-      </w:r>
-    </w:p>
-    <w:p>
-      <w:pPr>
-        <w:spacing w:before="0" w:after="80" w:line="276" w:lineRule="auto"/>
-        <w:jc w:val="left"/>
-      </w:pPr>
-      <w:r>
-        <w:rPr>
-          <w:rFonts w:ascii="TH Sarabun PSK" w:hAnsi="TH Sarabun PSK"/>
-          <w:b/>
-          <w:color w:val="000000"/>
-          <w:sz w:val="32"/>
-        </w:rPr>
-        <w:t>ตารางที่ 4.10 ผลการทดสอบ H2L เป็น Post-Processing Layer ข้ามสถาปัตยกรรม (n=95 เคส)</w:t>
-      </w:r>
-    </w:p>
-    <w:tbl>
-      <w:tblPr>
-        <w:tblW w:type="auto" w:w="0"/>
-        <w:jc w:val="center"/>
-        <w:tblLook w:firstColumn="1" w:firstRow="1" w:lastColumn="0" w:lastRow="0" w:noHBand="0" w:noVBand="1" w:val="04A0"/>
-      </w:tblPr>
-      <w:tblGrid>
-        <w:gridCol w:w="1080"/>
-        <w:gridCol w:w="1080"/>
-        <w:gridCol w:w="1080"/>
-        <w:gridCol w:w="1080"/>
-        <w:gridCol w:w="1080"/>
-        <w:gridCol w:w="1080"/>
-        <w:gridCol w:w="1080"/>
-        <w:gridCol w:w="1080"/>
-      </w:tblGrid>
-      <w:tr>
-        <w:tc>
-          <w:tcPr>
-            <w:tcW w:type="dxa" w:w="1080"/>
-            <w:shd w:fill="F0F4F8"/>
-            <w:tcMar>
-              <w:top w:w="100" w:type="dxa"/>
-              <w:bottom w:w="100" w:type="dxa"/>
-              <w:left w:w="120" w:type="dxa"/>
-              <w:right w:w="120" w:type="dxa"/>
-            </w:tcMar>
-          </w:tcPr>
-          <w:p>
-            <w:pPr>
-              <w:jc w:val="center"/>
-            </w:pPr>
-            <w:r>
-              <w:rPr>
-                <w:rFonts w:ascii="TH Sarabun PSK" w:hAnsi="TH Sarabun PSK"/>
-                <w:b/>
-                <w:color w:val="003366"/>
-                <w:sz w:val="28"/>
-              </w:rPr>
-              <w:t>คู่ (Pair)</w:t>
-            </w:r>
-          </w:p>
-        </w:tc>
-        <w:tc>
-          <w:tcPr>
-            <w:tcW w:type="dxa" w:w="1080"/>
-            <w:shd w:fill="F0F4F8"/>
-            <w:tcMar>
-              <w:top w:w="100" w:type="dxa"/>
-              <w:bottom w:w="100" w:type="dxa"/>
-              <w:left w:w="120" w:type="dxa"/>
-              <w:right w:w="120" w:type="dxa"/>
-            </w:tcMar>
-          </w:tcPr>
-          <w:p>
-            <w:pPr>
-              <w:jc w:val="center"/>
-            </w:pPr>
-            <w:r>
-              <w:rPr>
-                <w:rFonts w:ascii="TH Sarabun PSK" w:hAnsi="TH Sarabun PSK"/>
-                <w:b/>
-                <w:color w:val="003366"/>
-                <w:sz w:val="28"/>
-              </w:rPr>
-              <w:t>nDCG@5 OFF</w:t>
-            </w:r>
-          </w:p>
-        </w:tc>
-        <w:tc>
-          <w:tcPr>
-            <w:tcW w:type="dxa" w:w="1080"/>
-            <w:shd w:fill="F0F4F8"/>
-            <w:tcMar>
-              <w:top w:w="100" w:type="dxa"/>
-              <w:bottom w:w="100" w:type="dxa"/>
-              <w:left w:w="120" w:type="dxa"/>
-              <w:right w:w="120" w:type="dxa"/>
-            </w:tcMar>
-          </w:tcPr>
-          <w:p>
-            <w:pPr>
-              <w:jc w:val="center"/>
-            </w:pPr>
-            <w:r>
-              <w:rPr>
-                <w:rFonts w:ascii="TH Sarabun PSK" w:hAnsi="TH Sarabun PSK"/>
-                <w:b/>
-                <w:color w:val="003366"/>
-                <w:sz w:val="28"/>
-              </w:rPr>
-              <w:t>nDCG@5 ON</w:t>
-            </w:r>
-          </w:p>
-        </w:tc>
-        <w:tc>
-          <w:tcPr>
-            <w:tcW w:type="dxa" w:w="1080"/>
-            <w:shd w:fill="F0F4F8"/>
-            <w:tcMar>
-              <w:top w:w="100" w:type="dxa"/>
-              <w:bottom w:w="100" w:type="dxa"/>
-              <w:left w:w="120" w:type="dxa"/>
-              <w:right w:w="120" w:type="dxa"/>
-            </w:tcMar>
-          </w:tcPr>
-          <w:p>
-            <w:pPr>
-              <w:jc w:val="center"/>
-            </w:pPr>
-            <w:r>
-              <w:rPr>
-                <w:rFonts w:ascii="TH Sarabun PSK" w:hAnsi="TH Sarabun PSK"/>
-                <w:b/>
-                <w:color w:val="003366"/>
-                <w:sz w:val="28"/>
-              </w:rPr>
-              <w:t>$\Delta$ nDCG@5</w:t>
-            </w:r>
-          </w:p>
-        </w:tc>
-        <w:tc>
-          <w:tcPr>
-            <w:tcW w:type="dxa" w:w="1080"/>
-            <w:shd w:fill="F0F4F8"/>
-            <w:tcMar>
-              <w:top w:w="100" w:type="dxa"/>
-              <w:bottom w:w="100" w:type="dxa"/>
-              <w:left w:w="120" w:type="dxa"/>
-              <w:right w:w="120" w:type="dxa"/>
-            </w:tcMar>
-          </w:tcPr>
-          <w:p>
-            <w:pPr>
-              <w:jc w:val="center"/>
-            </w:pPr>
-            <w:r>
-              <w:rPr>
-                <w:rFonts w:ascii="TH Sarabun PSK" w:hAnsi="TH Sarabun PSK"/>
-                <w:b/>
-                <w:color w:val="003366"/>
-                <w:sz w:val="28"/>
-              </w:rPr>
-              <w:t>nDCG@10 OFF</w:t>
-            </w:r>
-          </w:p>
-        </w:tc>
-        <w:tc>
-          <w:tcPr>
-            <w:tcW w:type="dxa" w:w="1080"/>
-            <w:shd w:fill="F0F4F8"/>
-            <w:tcMar>
-              <w:top w:w="100" w:type="dxa"/>
-              <w:bottom w:w="100" w:type="dxa"/>
-              <w:left w:w="120" w:type="dxa"/>
-              <w:right w:w="120" w:type="dxa"/>
-            </w:tcMar>
-          </w:tcPr>
-          <w:p>
-            <w:pPr>
-              <w:jc w:val="center"/>
-            </w:pPr>
-            <w:r>
-              <w:rPr>
-                <w:rFonts w:ascii="TH Sarabun PSK" w:hAnsi="TH Sarabun PSK"/>
-                <w:b/>
-                <w:color w:val="003366"/>
-                <w:sz w:val="28"/>
-              </w:rPr>
-              <w:t>nDCG@10 ON</w:t>
-            </w:r>
-          </w:p>
-        </w:tc>
-        <w:tc>
-          <w:tcPr>
-            <w:tcW w:type="dxa" w:w="1080"/>
-            <w:shd w:fill="F0F4F8"/>
-            <w:tcMar>
-              <w:top w:w="100" w:type="dxa"/>
-              <w:bottom w:w="100" w:type="dxa"/>
-              <w:left w:w="120" w:type="dxa"/>
-              <w:right w:w="120" w:type="dxa"/>
-            </w:tcMar>
-          </w:tcPr>
-          <w:p>
-            <w:pPr>
-              <w:jc w:val="center"/>
-            </w:pPr>
-            <w:r>
-              <w:rPr>
-                <w:rFonts w:ascii="TH Sarabun PSK" w:hAnsi="TH Sarabun PSK"/>
-                <w:b/>
-                <w:color w:val="003366"/>
-                <w:sz w:val="28"/>
-              </w:rPr>
-              <w:t>$\Delta$ nDCG@10</w:t>
-            </w:r>
-          </w:p>
-        </w:tc>
-        <w:tc>
-          <w:tcPr>
-            <w:tcW w:type="dxa" w:w="1080"/>
-            <w:shd w:fill="F0F4F8"/>
-            <w:tcMar>
-              <w:top w:w="100" w:type="dxa"/>
-              <w:bottom w:w="100" w:type="dxa"/>
-              <w:left w:w="120" w:type="dxa"/>
-              <w:right w:w="120" w:type="dxa"/>
-            </w:tcMar>
-          </w:tcPr>
-          <w:p>
-            <w:pPr>
-              <w:jc w:val="center"/>
-            </w:pPr>
-            <w:r>
-              <w:rPr>
-                <w:rFonts w:ascii="TH Sarabun PSK" w:hAnsi="TH Sarabun PSK"/>
-                <w:b/>
-                <w:color w:val="003366"/>
-                <w:sz w:val="28"/>
-              </w:rPr>
-              <w:t>$p$ (nDCG@10)</w:t>
-            </w:r>
-          </w:p>
-        </w:tc>
-      </w:tr>
-      <w:tr>
-        <w:tc>
-          <w:tcPr>
-            <w:tcW w:type="dxa" w:w="1080"/>
-            <w:shd w:fill="FFFFFF"/>
-            <w:tcMar>
-              <w:top w:w="80" w:type="dxa"/>
-              <w:bottom w:w="80" w:type="dxa"/>
-              <w:left w:w="100" w:type="dxa"/>
-              <w:right w:w="100" w:type="dxa"/>
-            </w:tcMar>
-          </w:tcPr>
-          <w:p>
-            <w:pPr>
-              <w:jc w:val="left"/>
-            </w:pPr>
-            <w:r>
-              <w:rPr>
-                <w:rFonts w:ascii="TH Sarabun PSK" w:hAnsi="TH Sarabun PSK"/>
-                <w:sz w:val="26"/>
-              </w:rPr>
-              <w:t>`bm25_only` → `h2l-bm25`</w:t>
-            </w:r>
-          </w:p>
-        </w:tc>
-        <w:tc>
-          <w:tcPr>
-            <w:tcW w:type="dxa" w:w="1080"/>
-            <w:shd w:fill="FFFFFF"/>
-            <w:tcMar>
-              <w:top w:w="80" w:type="dxa"/>
-              <w:bottom w:w="80" w:type="dxa"/>
-              <w:left w:w="100" w:type="dxa"/>
-              <w:right w:w="100" w:type="dxa"/>
-            </w:tcMar>
-          </w:tcPr>
-          <w:p>
-            <w:pPr>
-              <w:jc w:val="center"/>
-            </w:pPr>
-            <w:r>
-              <w:rPr>
-                <w:rFonts w:ascii="TH Sarabun PSK" w:hAnsi="TH Sarabun PSK"/>
-                <w:sz w:val="26"/>
-              </w:rPr>
-              <w:t>0.2221</w:t>
-            </w:r>
-          </w:p>
-        </w:tc>
-        <w:tc>
-          <w:tcPr>
-            <w:tcW w:type="dxa" w:w="1080"/>
-            <w:shd w:fill="FFFFFF"/>
-            <w:tcMar>
-              <w:top w:w="80" w:type="dxa"/>
-              <w:bottom w:w="80" w:type="dxa"/>
-              <w:left w:w="100" w:type="dxa"/>
-              <w:right w:w="100" w:type="dxa"/>
-            </w:tcMar>
-          </w:tcPr>
-          <w:p>
-            <w:pPr>
-              <w:jc w:val="center"/>
-            </w:pPr>
-            <w:r>
-              <w:rPr>
-                <w:rFonts w:ascii="TH Sarabun PSK" w:hAnsi="TH Sarabun PSK"/>
-                <w:sz w:val="26"/>
-              </w:rPr>
-              <w:t>0.2369</w:t>
-            </w:r>
-          </w:p>
-        </w:tc>
-        <w:tc>
-          <w:tcPr>
-            <w:tcW w:type="dxa" w:w="1080"/>
-            <w:shd w:fill="FFFFFF"/>
-            <w:tcMar>
-              <w:top w:w="80" w:type="dxa"/>
-              <w:bottom w:w="80" w:type="dxa"/>
-              <w:left w:w="100" w:type="dxa"/>
-              <w:right w:w="100" w:type="dxa"/>
-            </w:tcMar>
-          </w:tcPr>
-          <w:p>
-            <w:pPr>
-              <w:jc w:val="center"/>
-            </w:pPr>
-            <w:r>
-              <w:rPr>
-                <w:rFonts w:ascii="TH Sarabun PSK" w:hAnsi="TH Sarabun PSK"/>
-                <w:sz w:val="26"/>
-              </w:rPr>
-              <w:t>**+0.0148**</w:t>
-            </w:r>
-          </w:p>
-        </w:tc>
-        <w:tc>
-          <w:tcPr>
-            <w:tcW w:type="dxa" w:w="1080"/>
-            <w:shd w:fill="FFFFFF"/>
-            <w:tcMar>
-              <w:top w:w="80" w:type="dxa"/>
-              <w:bottom w:w="80" w:type="dxa"/>
-              <w:left w:w="100" w:type="dxa"/>
-              <w:right w:w="100" w:type="dxa"/>
-            </w:tcMar>
-          </w:tcPr>
-          <w:p>
-            <w:pPr>
-              <w:jc w:val="center"/>
-            </w:pPr>
-            <w:r>
-              <w:rPr>
-                <w:rFonts w:ascii="TH Sarabun PSK" w:hAnsi="TH Sarabun PSK"/>
-                <w:sz w:val="26"/>
-              </w:rPr>
-              <w:t>0.2422</w:t>
-            </w:r>
-          </w:p>
-        </w:tc>
-        <w:tc>
-          <w:tcPr>
-            <w:tcW w:type="dxa" w:w="1080"/>
-            <w:shd w:fill="FFFFFF"/>
-            <w:tcMar>
-              <w:top w:w="80" w:type="dxa"/>
-              <w:bottom w:w="80" w:type="dxa"/>
-              <w:left w:w="100" w:type="dxa"/>
-              <w:right w:w="100" w:type="dxa"/>
-            </w:tcMar>
-          </w:tcPr>
-          <w:p>
-            <w:pPr>
-              <w:jc w:val="center"/>
-            </w:pPr>
-            <w:r>
-              <w:rPr>
-                <w:rFonts w:ascii="TH Sarabun PSK" w:hAnsi="TH Sarabun PSK"/>
-                <w:sz w:val="26"/>
-              </w:rPr>
-              <w:t>0.2563</w:t>
-            </w:r>
-          </w:p>
-        </w:tc>
-        <w:tc>
-          <w:tcPr>
-            <w:tcW w:type="dxa" w:w="1080"/>
-            <w:shd w:fill="FFFFFF"/>
-            <w:tcMar>
-              <w:top w:w="80" w:type="dxa"/>
-              <w:bottom w:w="80" w:type="dxa"/>
-              <w:left w:w="100" w:type="dxa"/>
-              <w:right w:w="100" w:type="dxa"/>
-            </w:tcMar>
-          </w:tcPr>
-          <w:p>
-            <w:pPr>
-              <w:jc w:val="center"/>
-            </w:pPr>
-            <w:r>
-              <w:rPr>
-                <w:rFonts w:ascii="TH Sarabun PSK" w:hAnsi="TH Sarabun PSK"/>
-                <w:sz w:val="26"/>
-              </w:rPr>
-              <w:t>+0.0142</w:t>
-            </w:r>
-          </w:p>
-        </w:tc>
-        <w:tc>
-          <w:tcPr>
-            <w:tcW w:type="dxa" w:w="1080"/>
-            <w:shd w:fill="FFFFFF"/>
-            <w:tcMar>
-              <w:top w:w="80" w:type="dxa"/>
-              <w:bottom w:w="80" w:type="dxa"/>
-              <w:left w:w="100" w:type="dxa"/>
-              <w:right w:w="100" w:type="dxa"/>
-            </w:tcMar>
-          </w:tcPr>
-          <w:p>
-            <w:pPr>
-              <w:jc w:val="center"/>
-            </w:pPr>
-            <w:r>
-              <w:rPr>
-                <w:rFonts w:ascii="TH Sarabun PSK" w:hAnsi="TH Sarabun PSK"/>
-                <w:sz w:val="26"/>
-              </w:rPr>
-              <w:t>0.5230</w:t>
-            </w:r>
-          </w:p>
-        </w:tc>
-      </w:tr>
-      <w:tr>
-        <w:tc>
-          <w:tcPr>
-            <w:tcW w:type="dxa" w:w="1080"/>
-            <w:shd w:fill="FAFAFA"/>
-            <w:tcMar>
-              <w:top w:w="80" w:type="dxa"/>
-              <w:bottom w:w="80" w:type="dxa"/>
-              <w:left w:w="100" w:type="dxa"/>
-              <w:right w:w="100" w:type="dxa"/>
-            </w:tcMar>
-          </w:tcPr>
-          <w:p>
-            <w:pPr>
-              <w:jc w:val="left"/>
-            </w:pPr>
-            <w:r>
-              <w:rPr>
-                <w:rFonts w:ascii="TH Sarabun PSK" w:hAnsi="TH Sarabun PSK"/>
-                <w:sz w:val="26"/>
-              </w:rPr>
-              <w:t>`naive_rag` → `h2l-naive_rag`</w:t>
-            </w:r>
-          </w:p>
-        </w:tc>
-        <w:tc>
-          <w:tcPr>
-            <w:tcW w:type="dxa" w:w="1080"/>
-            <w:shd w:fill="FAFAFA"/>
-            <w:tcMar>
-              <w:top w:w="80" w:type="dxa"/>
-              <w:bottom w:w="80" w:type="dxa"/>
-              <w:left w:w="100" w:type="dxa"/>
-              <w:right w:w="100" w:type="dxa"/>
-            </w:tcMar>
-          </w:tcPr>
-          <w:p>
-            <w:pPr>
-              <w:jc w:val="center"/>
-            </w:pPr>
-            <w:r>
-              <w:rPr>
-                <w:rFonts w:ascii="TH Sarabun PSK" w:hAnsi="TH Sarabun PSK"/>
-                <w:sz w:val="26"/>
-              </w:rPr>
-              <w:t>0.2019</w:t>
-            </w:r>
-          </w:p>
-        </w:tc>
-        <w:tc>
-          <w:tcPr>
-            <w:tcW w:type="dxa" w:w="1080"/>
-            <w:shd w:fill="FAFAFA"/>
-            <w:tcMar>
-              <w:top w:w="80" w:type="dxa"/>
-              <w:bottom w:w="80" w:type="dxa"/>
-              <w:left w:w="100" w:type="dxa"/>
-              <w:right w:w="100" w:type="dxa"/>
-            </w:tcMar>
-          </w:tcPr>
-          <w:p>
-            <w:pPr>
-              <w:jc w:val="center"/>
-            </w:pPr>
-            <w:r>
-              <w:rPr>
-                <w:rFonts w:ascii="TH Sarabun PSK" w:hAnsi="TH Sarabun PSK"/>
-                <w:sz w:val="26"/>
-              </w:rPr>
-              <w:t>0.2017</w:t>
-            </w:r>
-          </w:p>
-        </w:tc>
-        <w:tc>
-          <w:tcPr>
-            <w:tcW w:type="dxa" w:w="1080"/>
-            <w:shd w:fill="FAFAFA"/>
-            <w:tcMar>
-              <w:top w:w="80" w:type="dxa"/>
-              <w:bottom w:w="80" w:type="dxa"/>
-              <w:left w:w="100" w:type="dxa"/>
-              <w:right w:w="100" w:type="dxa"/>
-            </w:tcMar>
-          </w:tcPr>
-          <w:p>
-            <w:pPr>
-              <w:jc w:val="center"/>
-            </w:pPr>
-            <w:r>
-              <w:rPr>
-                <w:rFonts w:ascii="TH Sarabun PSK" w:hAnsi="TH Sarabun PSK"/>
-                <w:sz w:val="26"/>
-              </w:rPr>
-              <w:t>−0.0002</w:t>
-            </w:r>
-          </w:p>
-        </w:tc>
-        <w:tc>
-          <w:tcPr>
-            <w:tcW w:type="dxa" w:w="1080"/>
-            <w:shd w:fill="FAFAFA"/>
-            <w:tcMar>
-              <w:top w:w="80" w:type="dxa"/>
-              <w:bottom w:w="80" w:type="dxa"/>
-              <w:left w:w="100" w:type="dxa"/>
-              <w:right w:w="100" w:type="dxa"/>
-            </w:tcMar>
-          </w:tcPr>
-          <w:p>
-            <w:pPr>
-              <w:jc w:val="center"/>
-            </w:pPr>
-            <w:r>
-              <w:rPr>
-                <w:rFonts w:ascii="TH Sarabun PSK" w:hAnsi="TH Sarabun PSK"/>
-                <w:sz w:val="26"/>
-              </w:rPr>
-              <w:t>0.2236</w:t>
-            </w:r>
-          </w:p>
-        </w:tc>
-        <w:tc>
-          <w:tcPr>
-            <w:tcW w:type="dxa" w:w="1080"/>
-            <w:shd w:fill="FAFAFA"/>
-            <w:tcMar>
-              <w:top w:w="80" w:type="dxa"/>
-              <w:bottom w:w="80" w:type="dxa"/>
-              <w:left w:w="100" w:type="dxa"/>
-              <w:right w:w="100" w:type="dxa"/>
-            </w:tcMar>
-          </w:tcPr>
-          <w:p>
-            <w:pPr>
-              <w:jc w:val="center"/>
-            </w:pPr>
-            <w:r>
-              <w:rPr>
-                <w:rFonts w:ascii="TH Sarabun PSK" w:hAnsi="TH Sarabun PSK"/>
-                <w:sz w:val="26"/>
-              </w:rPr>
-              <w:t>0.2319</w:t>
-            </w:r>
-          </w:p>
-        </w:tc>
-        <w:tc>
-          <w:tcPr>
-            <w:tcW w:type="dxa" w:w="1080"/>
-            <w:shd w:fill="FAFAFA"/>
-            <w:tcMar>
-              <w:top w:w="80" w:type="dxa"/>
-              <w:bottom w:w="80" w:type="dxa"/>
-              <w:left w:w="100" w:type="dxa"/>
-              <w:right w:w="100" w:type="dxa"/>
-            </w:tcMar>
-          </w:tcPr>
-          <w:p>
-            <w:pPr>
-              <w:jc w:val="center"/>
-            </w:pPr>
-            <w:r>
-              <w:rPr>
-                <w:rFonts w:ascii="TH Sarabun PSK" w:hAnsi="TH Sarabun PSK"/>
-                <w:sz w:val="26"/>
-              </w:rPr>
-              <w:t>+0.0083</w:t>
-            </w:r>
-          </w:p>
-        </w:tc>
-        <w:tc>
-          <w:tcPr>
-            <w:tcW w:type="dxa" w:w="1080"/>
-            <w:shd w:fill="FAFAFA"/>
-            <w:tcMar>
-              <w:top w:w="80" w:type="dxa"/>
-              <w:bottom w:w="80" w:type="dxa"/>
-              <w:left w:w="100" w:type="dxa"/>
-              <w:right w:w="100" w:type="dxa"/>
-            </w:tcMar>
-          </w:tcPr>
-          <w:p>
-            <w:pPr>
-              <w:jc w:val="center"/>
-            </w:pPr>
-            <w:r>
-              <w:rPr>
-                <w:rFonts w:ascii="TH Sarabun PSK" w:hAnsi="TH Sarabun PSK"/>
-                <w:sz w:val="26"/>
-              </w:rPr>
-              <w:t>0.5755</w:t>
-            </w:r>
-          </w:p>
-        </w:tc>
-      </w:tr>
-      <w:tr>
-        <w:tc>
-          <w:tcPr>
-            <w:tcW w:type="dxa" w:w="1080"/>
-            <w:shd w:fill="FFFFFF"/>
-            <w:tcMar>
-              <w:top w:w="80" w:type="dxa"/>
-              <w:bottom w:w="80" w:type="dxa"/>
-              <w:left w:w="100" w:type="dxa"/>
-              <w:right w:w="100" w:type="dxa"/>
-            </w:tcMar>
-          </w:tcPr>
-          <w:p>
-            <w:pPr>
-              <w:jc w:val="left"/>
-            </w:pPr>
-            <w:r>
-              <w:rPr>
-                <w:rFonts w:ascii="TH Sarabun PSK" w:hAnsi="TH Sarabun PSK"/>
-                <w:sz w:val="26"/>
-              </w:rPr>
-              <w:t>`hyde` → `h2l-hyde`</w:t>
-            </w:r>
-          </w:p>
-        </w:tc>
-        <w:tc>
-          <w:tcPr>
-            <w:tcW w:type="dxa" w:w="1080"/>
-            <w:shd w:fill="FFFFFF"/>
-            <w:tcMar>
-              <w:top w:w="80" w:type="dxa"/>
-              <w:bottom w:w="80" w:type="dxa"/>
-              <w:left w:w="100" w:type="dxa"/>
-              <w:right w:w="100" w:type="dxa"/>
-            </w:tcMar>
-          </w:tcPr>
-          <w:p>
-            <w:pPr>
-              <w:jc w:val="center"/>
-            </w:pPr>
-            <w:r>
-              <w:rPr>
-                <w:rFonts w:ascii="TH Sarabun PSK" w:hAnsi="TH Sarabun PSK"/>
-                <w:sz w:val="26"/>
-              </w:rPr>
-              <w:t>0.0732</w:t>
-            </w:r>
-          </w:p>
-        </w:tc>
-        <w:tc>
-          <w:tcPr>
-            <w:tcW w:type="dxa" w:w="1080"/>
-            <w:shd w:fill="FFFFFF"/>
-            <w:tcMar>
-              <w:top w:w="80" w:type="dxa"/>
-              <w:bottom w:w="80" w:type="dxa"/>
-              <w:left w:w="100" w:type="dxa"/>
-              <w:right w:w="100" w:type="dxa"/>
-            </w:tcMar>
-          </w:tcPr>
-          <w:p>
-            <w:pPr>
-              <w:jc w:val="center"/>
-            </w:pPr>
-            <w:r>
-              <w:rPr>
-                <w:rFonts w:ascii="TH Sarabun PSK" w:hAnsi="TH Sarabun PSK"/>
-                <w:sz w:val="26"/>
-              </w:rPr>
-              <w:t>0.0815</w:t>
-            </w:r>
-          </w:p>
-        </w:tc>
-        <w:tc>
-          <w:tcPr>
-            <w:tcW w:type="dxa" w:w="1080"/>
-            <w:shd w:fill="FFFFFF"/>
-            <w:tcMar>
-              <w:top w:w="80" w:type="dxa"/>
-              <w:bottom w:w="80" w:type="dxa"/>
-              <w:left w:w="100" w:type="dxa"/>
-              <w:right w:w="100" w:type="dxa"/>
-            </w:tcMar>
-          </w:tcPr>
-          <w:p>
-            <w:pPr>
-              <w:jc w:val="center"/>
-            </w:pPr>
-            <w:r>
-              <w:rPr>
-                <w:rFonts w:ascii="TH Sarabun PSK" w:hAnsi="TH Sarabun PSK"/>
-                <w:sz w:val="26"/>
-              </w:rPr>
-              <w:t>+0.0083</w:t>
-            </w:r>
-          </w:p>
-        </w:tc>
-        <w:tc>
-          <w:tcPr>
-            <w:tcW w:type="dxa" w:w="1080"/>
-            <w:shd w:fill="FFFFFF"/>
-            <w:tcMar>
-              <w:top w:w="80" w:type="dxa"/>
-              <w:bottom w:w="80" w:type="dxa"/>
-              <w:left w:w="100" w:type="dxa"/>
-              <w:right w:w="100" w:type="dxa"/>
-            </w:tcMar>
-          </w:tcPr>
-          <w:p>
-            <w:pPr>
-              <w:jc w:val="center"/>
-            </w:pPr>
-            <w:r>
-              <w:rPr>
-                <w:rFonts w:ascii="TH Sarabun PSK" w:hAnsi="TH Sarabun PSK"/>
-                <w:sz w:val="26"/>
-              </w:rPr>
-              <w:t>0.0920</w:t>
-            </w:r>
-          </w:p>
-        </w:tc>
-        <w:tc>
-          <w:tcPr>
-            <w:tcW w:type="dxa" w:w="1080"/>
-            <w:shd w:fill="FFFFFF"/>
-            <w:tcMar>
-              <w:top w:w="80" w:type="dxa"/>
-              <w:bottom w:w="80" w:type="dxa"/>
-              <w:left w:w="100" w:type="dxa"/>
-              <w:right w:w="100" w:type="dxa"/>
-            </w:tcMar>
-          </w:tcPr>
-          <w:p>
-            <w:pPr>
-              <w:jc w:val="center"/>
-            </w:pPr>
-            <w:r>
-              <w:rPr>
-                <w:rFonts w:ascii="TH Sarabun PSK" w:hAnsi="TH Sarabun PSK"/>
-                <w:sz w:val="26"/>
-              </w:rPr>
-              <w:t>0.1090</w:t>
-            </w:r>
-          </w:p>
-        </w:tc>
-        <w:tc>
-          <w:tcPr>
-            <w:tcW w:type="dxa" w:w="1080"/>
-            <w:shd w:fill="FFFFFF"/>
-            <w:tcMar>
-              <w:top w:w="80" w:type="dxa"/>
-              <w:bottom w:w="80" w:type="dxa"/>
-              <w:left w:w="100" w:type="dxa"/>
-              <w:right w:w="100" w:type="dxa"/>
-            </w:tcMar>
-          </w:tcPr>
-          <w:p>
-            <w:pPr>
-              <w:jc w:val="center"/>
-            </w:pPr>
-            <w:r>
-              <w:rPr>
-                <w:rFonts w:ascii="TH Sarabun PSK" w:hAnsi="TH Sarabun PSK"/>
-                <w:sz w:val="26"/>
-              </w:rPr>
-              <w:t>+0.0169</w:t>
-            </w:r>
-          </w:p>
-        </w:tc>
-        <w:tc>
-          <w:tcPr>
-            <w:tcW w:type="dxa" w:w="1080"/>
-            <w:shd w:fill="FFFFFF"/>
-            <w:tcMar>
-              <w:top w:w="80" w:type="dxa"/>
-              <w:bottom w:w="80" w:type="dxa"/>
-              <w:left w:w="100" w:type="dxa"/>
-              <w:right w:w="100" w:type="dxa"/>
-            </w:tcMar>
-          </w:tcPr>
-          <w:p>
-            <w:pPr>
-              <w:jc w:val="center"/>
-            </w:pPr>
-            <w:r>
-              <w:rPr>
-                <w:rFonts w:ascii="TH Sarabun PSK" w:hAnsi="TH Sarabun PSK"/>
-                <w:sz w:val="26"/>
-              </w:rPr>
-              <w:t>0.8248</w:t>
-            </w:r>
-          </w:p>
-        </w:tc>
-      </w:tr>
-      <w:tr>
-        <w:tc>
-          <w:tcPr>
-            <w:tcW w:type="dxa" w:w="1080"/>
-            <w:shd w:fill="FAFAFA"/>
-            <w:tcMar>
-              <w:top w:w="80" w:type="dxa"/>
-              <w:bottom w:w="80" w:type="dxa"/>
-              <w:left w:w="100" w:type="dxa"/>
-              <w:right w:w="100" w:type="dxa"/>
-            </w:tcMar>
-          </w:tcPr>
-          <w:p>
-            <w:pPr>
-              <w:jc w:val="left"/>
-            </w:pPr>
-            <w:r>
-              <w:rPr>
-                <w:rFonts w:ascii="TH Sarabun PSK" w:hAnsi="TH Sarabun PSK"/>
-                <w:sz w:val="26"/>
-              </w:rPr>
-              <w:t>`basic` → `h2l-hybrid`</w:t>
-            </w:r>
-          </w:p>
-        </w:tc>
-        <w:tc>
-          <w:tcPr>
-            <w:tcW w:type="dxa" w:w="1080"/>
-            <w:shd w:fill="FAFAFA"/>
-            <w:tcMar>
-              <w:top w:w="80" w:type="dxa"/>
-              <w:bottom w:w="80" w:type="dxa"/>
-              <w:left w:w="100" w:type="dxa"/>
-              <w:right w:w="100" w:type="dxa"/>
-            </w:tcMar>
-          </w:tcPr>
-          <w:p>
-            <w:pPr>
-              <w:jc w:val="center"/>
-            </w:pPr>
-            <w:r>
-              <w:rPr>
-                <w:rFonts w:ascii="TH Sarabun PSK" w:hAnsi="TH Sarabun PSK"/>
-                <w:sz w:val="26"/>
-              </w:rPr>
-              <w:t>0.2351</w:t>
-            </w:r>
-          </w:p>
-        </w:tc>
-        <w:tc>
-          <w:tcPr>
-            <w:tcW w:type="dxa" w:w="1080"/>
-            <w:shd w:fill="FAFAFA"/>
-            <w:tcMar>
-              <w:top w:w="80" w:type="dxa"/>
-              <w:bottom w:w="80" w:type="dxa"/>
-              <w:left w:w="100" w:type="dxa"/>
-              <w:right w:w="100" w:type="dxa"/>
-            </w:tcMar>
-          </w:tcPr>
-          <w:p>
-            <w:pPr>
-              <w:jc w:val="center"/>
-            </w:pPr>
-            <w:r>
-              <w:rPr>
-                <w:rFonts w:ascii="TH Sarabun PSK" w:hAnsi="TH Sarabun PSK"/>
-                <w:sz w:val="26"/>
-              </w:rPr>
-              <w:t>0.2485</w:t>
-            </w:r>
-          </w:p>
-        </w:tc>
-        <w:tc>
-          <w:tcPr>
-            <w:tcW w:type="dxa" w:w="1080"/>
-            <w:shd w:fill="FAFAFA"/>
-            <w:tcMar>
-              <w:top w:w="80" w:type="dxa"/>
-              <w:bottom w:w="80" w:type="dxa"/>
-              <w:left w:w="100" w:type="dxa"/>
-              <w:right w:w="100" w:type="dxa"/>
-            </w:tcMar>
-          </w:tcPr>
-          <w:p>
-            <w:pPr>
-              <w:jc w:val="center"/>
-            </w:pPr>
-            <w:r>
-              <w:rPr>
-                <w:rFonts w:ascii="TH Sarabun PSK" w:hAnsi="TH Sarabun PSK"/>
-                <w:sz w:val="26"/>
-              </w:rPr>
-              <w:t>**+0.0134**</w:t>
-            </w:r>
-          </w:p>
-        </w:tc>
-        <w:tc>
-          <w:tcPr>
-            <w:tcW w:type="dxa" w:w="1080"/>
-            <w:shd w:fill="FAFAFA"/>
-            <w:tcMar>
-              <w:top w:w="80" w:type="dxa"/>
-              <w:bottom w:w="80" w:type="dxa"/>
-              <w:left w:w="100" w:type="dxa"/>
-              <w:right w:w="100" w:type="dxa"/>
-            </w:tcMar>
-          </w:tcPr>
-          <w:p>
-            <w:pPr>
-              <w:jc w:val="center"/>
-            </w:pPr>
-            <w:r>
-              <w:rPr>
-                <w:rFonts w:ascii="TH Sarabun PSK" w:hAnsi="TH Sarabun PSK"/>
-                <w:sz w:val="26"/>
-              </w:rPr>
-              <w:t>0.2565</w:t>
-            </w:r>
-          </w:p>
-        </w:tc>
-        <w:tc>
-          <w:tcPr>
-            <w:tcW w:type="dxa" w:w="1080"/>
-            <w:shd w:fill="FAFAFA"/>
-            <w:tcMar>
-              <w:top w:w="80" w:type="dxa"/>
-              <w:bottom w:w="80" w:type="dxa"/>
-              <w:left w:w="100" w:type="dxa"/>
-              <w:right w:w="100" w:type="dxa"/>
-            </w:tcMar>
-          </w:tcPr>
-          <w:p>
-            <w:pPr>
-              <w:jc w:val="center"/>
-            </w:pPr>
-            <w:r>
-              <w:rPr>
-                <w:rFonts w:ascii="TH Sarabun PSK" w:hAnsi="TH Sarabun PSK"/>
-                <w:sz w:val="26"/>
-              </w:rPr>
-              <w:t>0.2734</w:t>
-            </w:r>
-          </w:p>
-        </w:tc>
-        <w:tc>
-          <w:tcPr>
-            <w:tcW w:type="dxa" w:w="1080"/>
-            <w:shd w:fill="FAFAFA"/>
-            <w:tcMar>
-              <w:top w:w="80" w:type="dxa"/>
-              <w:bottom w:w="80" w:type="dxa"/>
-              <w:left w:w="100" w:type="dxa"/>
-              <w:right w:w="100" w:type="dxa"/>
-            </w:tcMar>
-          </w:tcPr>
-          <w:p>
-            <w:pPr>
-              <w:jc w:val="center"/>
-            </w:pPr>
-            <w:r>
-              <w:rPr>
-                <w:rFonts w:ascii="TH Sarabun PSK" w:hAnsi="TH Sarabun PSK"/>
-                <w:sz w:val="26"/>
-              </w:rPr>
-              <w:t>**+0.0168**</w:t>
-            </w:r>
-          </w:p>
-        </w:tc>
-        <w:tc>
-          <w:tcPr>
-            <w:tcW w:type="dxa" w:w="1080"/>
-            <w:shd w:fill="FAFAFA"/>
-            <w:tcMar>
-              <w:top w:w="80" w:type="dxa"/>
-              <w:bottom w:w="80" w:type="dxa"/>
-              <w:left w:w="100" w:type="dxa"/>
-              <w:right w:w="100" w:type="dxa"/>
-            </w:tcMar>
-          </w:tcPr>
-          <w:p>
-            <w:pPr>
-              <w:jc w:val="center"/>
-            </w:pPr>
-            <w:r>
-              <w:rPr>
-                <w:rFonts w:ascii="TH Sarabun PSK" w:hAnsi="TH Sarabun PSK"/>
-                <w:sz w:val="26"/>
-              </w:rPr>
-              <w:t>**0.0486**</w:t>
-            </w:r>
-          </w:p>
-        </w:tc>
-      </w:tr>
-    </w:tbl>
-    <w:p>
-      <w:pPr>
-        <w:spacing w:before="0" w:after="80" w:line="276" w:lineRule="auto"/>
-        <w:jc w:val="left"/>
-      </w:pPr>
-      <w:r>
-        <w:rPr>
-          <w:rFonts w:ascii="TH Sarabun PSK" w:hAnsi="TH Sarabun PSK"/>
-          <w:i/>
-          <w:color w:val="000000"/>
-          <w:sz w:val="32"/>
-        </w:rPr>
-        <w:t>Paired Two-Sided Wilcoxon (raw, ยังไม่ปรับ multiplicity) nDCG@5: ทุกคู่ p &gt; 0.05; nDCG@10: basic→h2l-hybrid p=0.0486 เป็นเพียงคู่เดียวที่ผ่าน 0.05 ก่อนปรับ</w:t>
-      </w:r>
-    </w:p>
-    <w:p>
-      <w:pPr>
-        <w:spacing w:before="0" w:after="80" w:line="276" w:lineRule="auto"/>
-        <w:jc w:val="left"/>
-      </w:pPr>
-      <w:r>
-        <w:rPr>
-          <w:rFonts w:ascii="TH Sarabun PSK" w:hAnsi="TH Sarabun PSK"/>
-          <w:b/>
-          <w:color w:val="000000"/>
-          <w:sz w:val="32"/>
-        </w:rPr>
-        <w:t>ข้อค้นพบ:</w:t>
-      </w:r>
-      <w:r>
-        <w:rPr>
-          <w:rFonts w:ascii="TH Sarabun PSK" w:hAnsi="TH Sarabun PSK"/>
-          <w:b w:val="0"/>
-          <w:i w:val="0"/>
-          <w:color w:val="000000"/>
-          <w:sz w:val="32"/>
-        </w:rPr>
-        <w:t xml:space="preserve"> ในด้านตัวเลข H2L ให้ nDCG@5 สูงกว่าใน 3 จาก 4 คู่ (บวกใน bm25, hyde, basic; ลงเล็กน้อยใน naive_rag −0.0002) แสดงว่าชั้น H2L ไม่ทำให้ backbone ใดเลวลงอย่างชัดเจน อย่างไรก็ตาม ความแตกต่างรายกรณีเป็นศูนย์ใน 77–82 จาก 95 กรณีศึกษา สำหรับทุกคู่ และ Wilcoxon signed-rank ไม่มีนัยสำคัญในคู่ใดที่ระดับ nDCG@5 ก่อนปรับ multiplicity</w:t>
-      </w:r>
-    </w:p>
-    <w:p>
-      <w:pPr>
-        <w:spacing w:before="0" w:after="80" w:line="276" w:lineRule="auto"/>
-        <w:jc w:val="left"/>
-      </w:pPr>
-      <w:r>
-        <w:rPr>
-          <w:rFonts w:ascii="TH Sarabun PSK" w:hAnsi="TH Sarabun PSK"/>
-          <w:b w:val="0"/>
-          <w:i w:val="0"/>
-          <w:color w:val="000000"/>
-          <w:sz w:val="32"/>
-        </w:rPr>
-        <w:t xml:space="preserve">ที่ nDCG@10 คู่ </w:t>
-      </w:r>
-      <w:r>
-        <w:rPr>
-          <w:rFonts w:ascii="Courier New" w:hAnsi="Courier New"/>
-          <w:color w:val="B42828"/>
-          <w:sz w:val="30"/>
-        </w:rPr>
-        <w:t>basic → h2l-hybrid</w:t>
-      </w:r>
-      <w:r>
-        <w:rPr>
-          <w:rFonts w:ascii="TH Sarabun PSK" w:hAnsi="TH Sarabun PSK"/>
-          <w:b w:val="0"/>
-          <w:i w:val="0"/>
-          <w:color w:val="000000"/>
-          <w:sz w:val="32"/>
-        </w:rPr>
-        <w:t xml:space="preserve"> มี p=0.0486 (raw) ซึ่งตรงกับผลที่รายงานในตารางที่ 4.4 แล้ว ทั้งนี้หากปรับ multiplicity สำหรับ 4 คู่ 2 ตัวชี้วัด (Holm 8 comparisons) ค่านี้จะเพิ่มขึ้นเกิน 0.05 ฉะนั้นการอ้างว่า H2L ช่วยทุก backbone อย่างมีนัยสำคัญจึงไม่ได้รับการสนับสนุนจากชุดทดสอบนี้</w:t>
-      </w:r>
-    </w:p>
-    <w:p>
-      <w:pPr>
-        <w:spacing w:before="0" w:after="80" w:line="276" w:lineRule="auto"/>
-        <w:jc w:val="left"/>
-      </w:pPr>
-      <w:r>
-        <w:rPr>
-          <w:rFonts w:ascii="TH Sarabun PSK" w:hAnsi="TH Sarabun PSK"/>
-          <w:b w:val="0"/>
-          <w:i w:val="0"/>
-          <w:color w:val="000000"/>
-          <w:sz w:val="32"/>
-        </w:rPr>
-        <w:t xml:space="preserve">ข้อสังเกตเพิ่มเติม: คู่ </w:t>
-      </w:r>
-      <w:r>
-        <w:rPr>
-          <w:rFonts w:ascii="Courier New" w:hAnsi="Courier New"/>
-          <w:color w:val="B42828"/>
-          <w:sz w:val="30"/>
-        </w:rPr>
-        <w:t>bm25_only → h2l-bm25</w:t>
-      </w:r>
-      <w:r>
-        <w:rPr>
-          <w:rFonts w:ascii="TH Sarabun PSK" w:hAnsi="TH Sarabun PSK"/>
-          <w:b w:val="0"/>
-          <w:i w:val="0"/>
-          <w:color w:val="000000"/>
-          <w:sz w:val="32"/>
-        </w:rPr>
-        <w:t xml:space="preserve"> แสดง trade-off ที่น่าสนใจ — nDCG@5 สูงขึ้น (+0.0148) แต่ MAP ลง (−0.0057) และ MRR ลง (−0.0162) ซึ่งบ่งชี้ว่า H2L ดันเอกสารที่เกี่ยวข้องขึ้นใน 5 อันดับแรก แต่ทำให้อันดับที่เหมาะสมที่สุดล่าช้าในบางกรณี</w:t>
       </w:r>
     </w:p>
     <w:p>
@@ -10631,11 +9587,3144 @@
     </w:p>
     <w:p>
       <w:pPr>
+        <w:spacing w:before="160" w:after="60" w:line="276" w:lineRule="auto"/>
+        <w:jc w:val="left"/>
+      </w:pPr>
+      <w:r>
+        <w:rPr>
+          <w:rFonts w:ascii="TH Sarabun PSK" w:hAnsi="TH Sarabun PSK"/>
+          <w:b/>
+          <w:i w:val="0"/>
+          <w:color w:val="003366"/>
+          <w:sz w:val="32"/>
+        </w:rPr>
+        <w:t>4.5.4 ผลการเปรียบเทียบการจับคู่แบบ Soft กับ Hard ภายในชั้น H2L (RQ3)</w:t>
+      </w:r>
+    </w:p>
+    <w:p>
+      <w:pPr>
+        <w:spacing w:before="0" w:after="80" w:line="276" w:lineRule="auto"/>
+        <w:jc w:val="left"/>
+      </w:pPr>
+      <w:r>
+        <w:rPr>
+          <w:rFonts w:ascii="TH Sarabun PSK" w:hAnsi="TH Sarabun PSK"/>
+          <w:b w:val="0"/>
+          <w:i w:val="0"/>
+          <w:color w:val="000000"/>
+          <w:sz w:val="32"/>
+        </w:rPr>
+        <w:t xml:space="preserve">การทดลองนี้เปรียบเทียบวิธีคำนวณ $\phi_{\text{semantic}} = P(d|p)$ สามแบบภายในไปป์ไลน์ H2L เดียวกัน โดยองค์ประกอบอื่นทั้งหมด (detection, prior, IDF, negation gate, co-occurrence weight, adaptive $\alpha$, Bayesian prior) ทำงานเหมือนกันทุกแขน ต่างกันเฉพาะการคำนวณ $P(d|p)$ ผ่านพารามิเตอร์ </w:t>
+      </w:r>
+      <w:r>
+        <w:rPr>
+          <w:rFonts w:ascii="Courier New" w:hAnsi="Courier New"/>
+          <w:color w:val="B42828"/>
+          <w:sz w:val="30"/>
+        </w:rPr>
+        <w:t>MATCHING_MODE</w:t>
+      </w:r>
+      <w:r>
+        <w:rPr>
+          <w:rFonts w:ascii="TH Sarabun PSK" w:hAnsi="TH Sarabun PSK"/>
+          <w:b w:val="0"/>
+          <w:i w:val="0"/>
+          <w:color w:val="000000"/>
+          <w:sz w:val="32"/>
+        </w:rPr>
+        <w:t>:</w:t>
+      </w:r>
+    </w:p>
+    <w:p>
+      <w:pPr>
+        <w:spacing w:before="20" w:after="60" w:line="276" w:lineRule="auto"/>
+        <w:jc w:val="left"/>
+      </w:pPr>
+      <w:r>
+        <w:rPr>
+          <w:rFonts w:ascii="TH Sarabun PSK" w:hAnsi="TH Sarabun PSK"/>
+          <w:b w:val="0"/>
+          <w:i w:val="0"/>
+          <w:color w:val="000000"/>
+          <w:sz w:val="32"/>
+        </w:rPr>
+        <w:t xml:space="preserve">• </w:t>
+      </w:r>
+      <w:r>
+        <w:rPr>
+          <w:rFonts w:ascii="TH Sarabun PSK" w:hAnsi="TH Sarabun PSK"/>
+          <w:b/>
+          <w:color w:val="000000"/>
+          <w:sz w:val="32"/>
+        </w:rPr>
+        <w:t>Semantic (Soft)</w:t>
+      </w:r>
+      <w:r>
+        <w:rPr>
+          <w:rFonts w:ascii="TH Sarabun PSK" w:hAnsi="TH Sarabun PSK"/>
+          <w:b w:val="0"/>
+          <w:i w:val="0"/>
+          <w:color w:val="000000"/>
+          <w:sz w:val="32"/>
+        </w:rPr>
+        <w:t xml:space="preserve"> — gated fusion ระหว่าง cosine similarity ของ embedding กับ keyword proportion แล้วผ่าน margin-aware activation $\Omega(d|p)$ ให้ค่าต่อเนื่องใน $[0,1]$</w:t>
+      </w:r>
+    </w:p>
+    <w:p>
+      <w:pPr>
+        <w:spacing w:before="20" w:after="60" w:line="276" w:lineRule="auto"/>
+        <w:jc w:val="left"/>
+      </w:pPr>
+      <w:r>
+        <w:rPr>
+          <w:rFonts w:ascii="TH Sarabun PSK" w:hAnsi="TH Sarabun PSK"/>
+          <w:b w:val="0"/>
+          <w:i w:val="0"/>
+          <w:color w:val="000000"/>
+          <w:sz w:val="32"/>
+        </w:rPr>
+        <w:t xml:space="preserve">• </w:t>
+      </w:r>
+      <w:r>
+        <w:rPr>
+          <w:rFonts w:ascii="TH Sarabun PSK" w:hAnsi="TH Sarabun PSK"/>
+          <w:b/>
+          <w:color w:val="000000"/>
+          <w:sz w:val="32"/>
+        </w:rPr>
+        <w:t>Keyword (Graded)</w:t>
+      </w:r>
+      <w:r>
+        <w:rPr>
+          <w:rFonts w:ascii="TH Sarabun PSK" w:hAnsi="TH Sarabun PSK"/>
+          <w:b w:val="0"/>
+          <w:i w:val="0"/>
+          <w:color w:val="000000"/>
+          <w:sz w:val="32"/>
+        </w:rPr>
+        <w:t xml:space="preserve"> — สัดส่วนคีย์เวิร์ดที่ตรงเท่านั้น ($|matched|/|all|$) ไม่อ่าน embedding ในการคำนวณ $P(d|p)$</w:t>
+      </w:r>
+    </w:p>
+    <w:p>
+      <w:pPr>
+        <w:spacing w:before="20" w:after="60" w:line="276" w:lineRule="auto"/>
+        <w:jc w:val="left"/>
+      </w:pPr>
+      <w:r>
+        <w:rPr>
+          <w:rFonts w:ascii="TH Sarabun PSK" w:hAnsi="TH Sarabun PSK"/>
+          <w:b w:val="0"/>
+          <w:i w:val="0"/>
+          <w:color w:val="000000"/>
+          <w:sz w:val="32"/>
+        </w:rPr>
+        <w:t xml:space="preserve">• </w:t>
+      </w:r>
+      <w:r>
+        <w:rPr>
+          <w:rFonts w:ascii="TH Sarabun PSK" w:hAnsi="TH Sarabun PSK"/>
+          <w:b/>
+          <w:color w:val="000000"/>
+          <w:sz w:val="32"/>
+        </w:rPr>
+        <w:t>Keyword (Hard)</w:t>
+      </w:r>
+      <w:r>
+        <w:rPr>
+          <w:rFonts w:ascii="TH Sarabun PSK" w:hAnsi="TH Sarabun PSK"/>
+          <w:b w:val="0"/>
+          <w:i w:val="0"/>
+          <w:color w:val="000000"/>
+          <w:sz w:val="32"/>
+        </w:rPr>
+        <w:t xml:space="preserve"> — ตัวชี้แบบไบนารี ($1$ ถ้ามีคีย์เวิร์ดตรงอย่างน้อยหนึ่งคำ, มิฉะนั้น $0$)</w:t>
+      </w:r>
+    </w:p>
+    <w:p>
+      <w:pPr>
+        <w:spacing w:before="0" w:after="80" w:line="276" w:lineRule="auto"/>
+        <w:jc w:val="left"/>
+      </w:pPr>
+      <w:r>
+        <w:rPr>
+          <w:rFonts w:ascii="TH Sarabun PSK" w:hAnsi="TH Sarabun PSK"/>
+          <w:b w:val="0"/>
+          <w:i w:val="0"/>
+          <w:color w:val="000000"/>
+          <w:sz w:val="32"/>
+        </w:rPr>
+        <w:t xml:space="preserve">การแยกแขนกลาง (Keyword Graded) ออกมามีความสำคัญต่อ construct validity เพราะการเทียบ soft กับ hard โดยตรงเปลี่ยนสองสิ่งพร้อมกัน คือ (ก) ตัดสัญญาณ embedding ออก และ (ข) บีบค่าต่อเนื่องให้เป็นไบนารี การมีสามแขนทำให้แยกได้ว่าส่วนใดมาจาก </w:t>
+      </w:r>
+      <w:r>
+        <w:rPr>
+          <w:rFonts w:ascii="TH Sarabun PSK" w:hAnsi="TH Sarabun PSK"/>
+          <w:b/>
+          <w:color w:val="000000"/>
+          <w:sz w:val="32"/>
+        </w:rPr>
+        <w:t>สัญญาณเชิงความหมาย</w:t>
+      </w:r>
+      <w:r>
+        <w:rPr>
+          <w:rFonts w:ascii="TH Sarabun PSK" w:hAnsi="TH Sarabun PSK"/>
+          <w:b w:val="0"/>
+          <w:i w:val="0"/>
+          <w:color w:val="000000"/>
+          <w:sz w:val="32"/>
+        </w:rPr>
+        <w:t xml:space="preserve"> (soft เทียบ keyword graded) และส่วนใดมาจาก </w:t>
+      </w:r>
+      <w:r>
+        <w:rPr>
+          <w:rFonts w:ascii="TH Sarabun PSK" w:hAnsi="TH Sarabun PSK"/>
+          <w:b/>
+          <w:color w:val="000000"/>
+          <w:sz w:val="32"/>
+        </w:rPr>
+        <w:t>ความละเอียดของค่า</w:t>
+      </w:r>
+      <w:r>
+        <w:rPr>
+          <w:rFonts w:ascii="TH Sarabun PSK" w:hAnsi="TH Sarabun PSK"/>
+          <w:b w:val="0"/>
+          <w:i w:val="0"/>
+          <w:color w:val="000000"/>
+          <w:sz w:val="32"/>
+        </w:rPr>
+        <w:t xml:space="preserve"> (keyword graded เทียบ hard)</w:t>
+      </w:r>
+    </w:p>
+    <w:p>
+      <w:pPr>
+        <w:spacing w:before="0" w:after="80" w:line="276" w:lineRule="auto"/>
+        <w:jc w:val="left"/>
+      </w:pPr>
+      <w:r>
+        <w:rPr>
+          <w:rFonts w:ascii="TH Sarabun PSK" w:hAnsi="TH Sarabun PSK"/>
+          <w:b/>
+          <w:color w:val="000000"/>
+          <w:sz w:val="32"/>
+        </w:rPr>
+        <w:t>ตารางที่ 4.11 ผลการเปรียบเทียบวิธีจับคู่ $P(d|p)$ ภายในชั้น H2L (n=95 เคส)</w:t>
+      </w:r>
+    </w:p>
+    <w:tbl>
+      <w:tblPr>
+        <w:tblW w:type="auto" w:w="0"/>
+        <w:jc w:val="center"/>
+        <w:tblLook w:firstColumn="1" w:firstRow="1" w:lastColumn="0" w:lastRow="0" w:noHBand="0" w:noVBand="1" w:val="04A0"/>
+      </w:tblPr>
+      <w:tblGrid>
+        <w:gridCol w:w="1080"/>
+        <w:gridCol w:w="1080"/>
+        <w:gridCol w:w="1080"/>
+        <w:gridCol w:w="1080"/>
+        <w:gridCol w:w="1080"/>
+        <w:gridCol w:w="1080"/>
+        <w:gridCol w:w="1080"/>
+        <w:gridCol w:w="1080"/>
+      </w:tblGrid>
+      <w:tr>
+        <w:tc>
+          <w:tcPr>
+            <w:tcW w:type="dxa" w:w="1080"/>
+            <w:shd w:fill="F0F4F8"/>
+            <w:tcMar>
+              <w:top w:w="100" w:type="dxa"/>
+              <w:bottom w:w="100" w:type="dxa"/>
+              <w:left w:w="120" w:type="dxa"/>
+              <w:right w:w="120" w:type="dxa"/>
+            </w:tcMar>
+          </w:tcPr>
+          <w:p>
+            <w:pPr>
+              <w:jc w:val="center"/>
+            </w:pPr>
+            <w:r>
+              <w:rPr>
+                <w:rFonts w:ascii="TH Sarabun PSK" w:hAnsi="TH Sarabun PSK"/>
+                <w:b/>
+                <w:color w:val="003366"/>
+                <w:sz w:val="28"/>
+              </w:rPr>
+              <w:t>โหมดการจับคู่ (Matching Mode)</w:t>
+            </w:r>
+          </w:p>
+        </w:tc>
+        <w:tc>
+          <w:tcPr>
+            <w:tcW w:type="dxa" w:w="1080"/>
+            <w:shd w:fill="F0F4F8"/>
+            <w:tcMar>
+              <w:top w:w="100" w:type="dxa"/>
+              <w:bottom w:w="100" w:type="dxa"/>
+              <w:left w:w="120" w:type="dxa"/>
+              <w:right w:w="120" w:type="dxa"/>
+            </w:tcMar>
+          </w:tcPr>
+          <w:p>
+            <w:pPr>
+              <w:jc w:val="center"/>
+            </w:pPr>
+            <w:r>
+              <w:rPr>
+                <w:rFonts w:ascii="TH Sarabun PSK" w:hAnsi="TH Sarabun PSK"/>
+                <w:b/>
+                <w:color w:val="003366"/>
+                <w:sz w:val="28"/>
+              </w:rPr>
+              <w:t>P@5</w:t>
+            </w:r>
+          </w:p>
+        </w:tc>
+        <w:tc>
+          <w:tcPr>
+            <w:tcW w:type="dxa" w:w="1080"/>
+            <w:shd w:fill="F0F4F8"/>
+            <w:tcMar>
+              <w:top w:w="100" w:type="dxa"/>
+              <w:bottom w:w="100" w:type="dxa"/>
+              <w:left w:w="120" w:type="dxa"/>
+              <w:right w:w="120" w:type="dxa"/>
+            </w:tcMar>
+          </w:tcPr>
+          <w:p>
+            <w:pPr>
+              <w:jc w:val="center"/>
+            </w:pPr>
+            <w:r>
+              <w:rPr>
+                <w:rFonts w:ascii="TH Sarabun PSK" w:hAnsi="TH Sarabun PSK"/>
+                <w:b/>
+                <w:color w:val="003366"/>
+                <w:sz w:val="28"/>
+              </w:rPr>
+              <w:t>R@5</w:t>
+            </w:r>
+          </w:p>
+        </w:tc>
+        <w:tc>
+          <w:tcPr>
+            <w:tcW w:type="dxa" w:w="1080"/>
+            <w:shd w:fill="F0F4F8"/>
+            <w:tcMar>
+              <w:top w:w="100" w:type="dxa"/>
+              <w:bottom w:w="100" w:type="dxa"/>
+              <w:left w:w="120" w:type="dxa"/>
+              <w:right w:w="120" w:type="dxa"/>
+            </w:tcMar>
+          </w:tcPr>
+          <w:p>
+            <w:pPr>
+              <w:jc w:val="center"/>
+            </w:pPr>
+            <w:r>
+              <w:rPr>
+                <w:rFonts w:ascii="TH Sarabun PSK" w:hAnsi="TH Sarabun PSK"/>
+                <w:b/>
+                <w:color w:val="003366"/>
+                <w:sz w:val="28"/>
+              </w:rPr>
+              <w:t>F1@5</w:t>
+            </w:r>
+          </w:p>
+        </w:tc>
+        <w:tc>
+          <w:tcPr>
+            <w:tcW w:type="dxa" w:w="1080"/>
+            <w:shd w:fill="F0F4F8"/>
+            <w:tcMar>
+              <w:top w:w="100" w:type="dxa"/>
+              <w:bottom w:w="100" w:type="dxa"/>
+              <w:left w:w="120" w:type="dxa"/>
+              <w:right w:w="120" w:type="dxa"/>
+            </w:tcMar>
+          </w:tcPr>
+          <w:p>
+            <w:pPr>
+              <w:jc w:val="center"/>
+            </w:pPr>
+            <w:r>
+              <w:rPr>
+                <w:rFonts w:ascii="TH Sarabun PSK" w:hAnsi="TH Sarabun PSK"/>
+                <w:b/>
+                <w:color w:val="003366"/>
+                <w:sz w:val="28"/>
+              </w:rPr>
+              <w:t>nDCG@5</w:t>
+            </w:r>
+          </w:p>
+        </w:tc>
+        <w:tc>
+          <w:tcPr>
+            <w:tcW w:type="dxa" w:w="1080"/>
+            <w:shd w:fill="F0F4F8"/>
+            <w:tcMar>
+              <w:top w:w="100" w:type="dxa"/>
+              <w:bottom w:w="100" w:type="dxa"/>
+              <w:left w:w="120" w:type="dxa"/>
+              <w:right w:w="120" w:type="dxa"/>
+            </w:tcMar>
+          </w:tcPr>
+          <w:p>
+            <w:pPr>
+              <w:jc w:val="center"/>
+            </w:pPr>
+            <w:r>
+              <w:rPr>
+                <w:rFonts w:ascii="TH Sarabun PSK" w:hAnsi="TH Sarabun PSK"/>
+                <w:b/>
+                <w:color w:val="003366"/>
+                <w:sz w:val="28"/>
+              </w:rPr>
+              <w:t>nDCG@10</w:t>
+            </w:r>
+          </w:p>
+        </w:tc>
+        <w:tc>
+          <w:tcPr>
+            <w:tcW w:type="dxa" w:w="1080"/>
+            <w:shd w:fill="F0F4F8"/>
+            <w:tcMar>
+              <w:top w:w="100" w:type="dxa"/>
+              <w:bottom w:w="100" w:type="dxa"/>
+              <w:left w:w="120" w:type="dxa"/>
+              <w:right w:w="120" w:type="dxa"/>
+            </w:tcMar>
+          </w:tcPr>
+          <w:p>
+            <w:pPr>
+              <w:jc w:val="center"/>
+            </w:pPr>
+            <w:r>
+              <w:rPr>
+                <w:rFonts w:ascii="TH Sarabun PSK" w:hAnsi="TH Sarabun PSK"/>
+                <w:b/>
+                <w:color w:val="003366"/>
+                <w:sz w:val="28"/>
+              </w:rPr>
+              <w:t>MAP</w:t>
+            </w:r>
+          </w:p>
+        </w:tc>
+        <w:tc>
+          <w:tcPr>
+            <w:tcW w:type="dxa" w:w="1080"/>
+            <w:shd w:fill="F0F4F8"/>
+            <w:tcMar>
+              <w:top w:w="100" w:type="dxa"/>
+              <w:bottom w:w="100" w:type="dxa"/>
+              <w:left w:w="120" w:type="dxa"/>
+              <w:right w:w="120" w:type="dxa"/>
+            </w:tcMar>
+          </w:tcPr>
+          <w:p>
+            <w:pPr>
+              <w:jc w:val="center"/>
+            </w:pPr>
+            <w:r>
+              <w:rPr>
+                <w:rFonts w:ascii="TH Sarabun PSK" w:hAnsi="TH Sarabun PSK"/>
+                <w:b/>
+                <w:color w:val="003366"/>
+                <w:sz w:val="28"/>
+              </w:rPr>
+              <w:t>MRR</w:t>
+            </w:r>
+          </w:p>
+        </w:tc>
+      </w:tr>
+      <w:tr>
+        <w:tc>
+          <w:tcPr>
+            <w:tcW w:type="dxa" w:w="1080"/>
+            <w:shd w:fill="FFFFFF"/>
+            <w:tcMar>
+              <w:top w:w="80" w:type="dxa"/>
+              <w:bottom w:w="80" w:type="dxa"/>
+              <w:left w:w="100" w:type="dxa"/>
+              <w:right w:w="100" w:type="dxa"/>
+            </w:tcMar>
+          </w:tcPr>
+          <w:p>
+            <w:pPr>
+              <w:jc w:val="left"/>
+            </w:pPr>
+            <w:r>
+              <w:rPr>
+                <w:rFonts w:ascii="TH Sarabun PSK" w:hAnsi="TH Sarabun PSK"/>
+                <w:sz w:val="26"/>
+              </w:rPr>
+              <w:t>**Semantic (Soft)**</w:t>
+            </w:r>
+          </w:p>
+        </w:tc>
+        <w:tc>
+          <w:tcPr>
+            <w:tcW w:type="dxa" w:w="1080"/>
+            <w:shd w:fill="FFFFFF"/>
+            <w:tcMar>
+              <w:top w:w="80" w:type="dxa"/>
+              <w:bottom w:w="80" w:type="dxa"/>
+              <w:left w:w="100" w:type="dxa"/>
+              <w:right w:w="100" w:type="dxa"/>
+            </w:tcMar>
+          </w:tcPr>
+          <w:p>
+            <w:pPr>
+              <w:jc w:val="center"/>
+            </w:pPr>
+            <w:r>
+              <w:rPr>
+                <w:rFonts w:ascii="TH Sarabun PSK" w:hAnsi="TH Sarabun PSK"/>
+                <w:sz w:val="26"/>
+              </w:rPr>
+              <w:t>**0.1221**</w:t>
+            </w:r>
+          </w:p>
+        </w:tc>
+        <w:tc>
+          <w:tcPr>
+            <w:tcW w:type="dxa" w:w="1080"/>
+            <w:shd w:fill="FFFFFF"/>
+            <w:tcMar>
+              <w:top w:w="80" w:type="dxa"/>
+              <w:bottom w:w="80" w:type="dxa"/>
+              <w:left w:w="100" w:type="dxa"/>
+              <w:right w:w="100" w:type="dxa"/>
+            </w:tcMar>
+          </w:tcPr>
+          <w:p>
+            <w:pPr>
+              <w:jc w:val="center"/>
+            </w:pPr>
+            <w:r>
+              <w:rPr>
+                <w:rFonts w:ascii="TH Sarabun PSK" w:hAnsi="TH Sarabun PSK"/>
+                <w:sz w:val="26"/>
+              </w:rPr>
+              <w:t>**0.2677**</w:t>
+            </w:r>
+          </w:p>
+        </w:tc>
+        <w:tc>
+          <w:tcPr>
+            <w:tcW w:type="dxa" w:w="1080"/>
+            <w:shd w:fill="FFFFFF"/>
+            <w:tcMar>
+              <w:top w:w="80" w:type="dxa"/>
+              <w:bottom w:w="80" w:type="dxa"/>
+              <w:left w:w="100" w:type="dxa"/>
+              <w:right w:w="100" w:type="dxa"/>
+            </w:tcMar>
+          </w:tcPr>
+          <w:p>
+            <w:pPr>
+              <w:jc w:val="center"/>
+            </w:pPr>
+            <w:r>
+              <w:rPr>
+                <w:rFonts w:ascii="TH Sarabun PSK" w:hAnsi="TH Sarabun PSK"/>
+                <w:sz w:val="26"/>
+              </w:rPr>
+              <w:t>**0.1576**</w:t>
+            </w:r>
+          </w:p>
+        </w:tc>
+        <w:tc>
+          <w:tcPr>
+            <w:tcW w:type="dxa" w:w="1080"/>
+            <w:shd w:fill="FFFFFF"/>
+            <w:tcMar>
+              <w:top w:w="80" w:type="dxa"/>
+              <w:bottom w:w="80" w:type="dxa"/>
+              <w:left w:w="100" w:type="dxa"/>
+              <w:right w:w="100" w:type="dxa"/>
+            </w:tcMar>
+          </w:tcPr>
+          <w:p>
+            <w:pPr>
+              <w:jc w:val="center"/>
+            </w:pPr>
+            <w:r>
+              <w:rPr>
+                <w:rFonts w:ascii="TH Sarabun PSK" w:hAnsi="TH Sarabun PSK"/>
+                <w:sz w:val="26"/>
+              </w:rPr>
+              <w:t>**0.2485**</w:t>
+            </w:r>
+          </w:p>
+        </w:tc>
+        <w:tc>
+          <w:tcPr>
+            <w:tcW w:type="dxa" w:w="1080"/>
+            <w:shd w:fill="FFFFFF"/>
+            <w:tcMar>
+              <w:top w:w="80" w:type="dxa"/>
+              <w:bottom w:w="80" w:type="dxa"/>
+              <w:left w:w="100" w:type="dxa"/>
+              <w:right w:w="100" w:type="dxa"/>
+            </w:tcMar>
+          </w:tcPr>
+          <w:p>
+            <w:pPr>
+              <w:jc w:val="center"/>
+            </w:pPr>
+            <w:r>
+              <w:rPr>
+                <w:rFonts w:ascii="TH Sarabun PSK" w:hAnsi="TH Sarabun PSK"/>
+                <w:sz w:val="26"/>
+              </w:rPr>
+              <w:t>0.2734</w:t>
+            </w:r>
+          </w:p>
+        </w:tc>
+        <w:tc>
+          <w:tcPr>
+            <w:tcW w:type="dxa" w:w="1080"/>
+            <w:shd w:fill="FFFFFF"/>
+            <w:tcMar>
+              <w:top w:w="80" w:type="dxa"/>
+              <w:bottom w:w="80" w:type="dxa"/>
+              <w:left w:w="100" w:type="dxa"/>
+              <w:right w:w="100" w:type="dxa"/>
+            </w:tcMar>
+          </w:tcPr>
+          <w:p>
+            <w:pPr>
+              <w:jc w:val="center"/>
+            </w:pPr>
+            <w:r>
+              <w:rPr>
+                <w:rFonts w:ascii="TH Sarabun PSK" w:hAnsi="TH Sarabun PSK"/>
+                <w:sz w:val="26"/>
+              </w:rPr>
+              <w:t>0.2467</w:t>
+            </w:r>
+          </w:p>
+        </w:tc>
+        <w:tc>
+          <w:tcPr>
+            <w:tcW w:type="dxa" w:w="1080"/>
+            <w:shd w:fill="FFFFFF"/>
+            <w:tcMar>
+              <w:top w:w="80" w:type="dxa"/>
+              <w:bottom w:w="80" w:type="dxa"/>
+              <w:left w:w="100" w:type="dxa"/>
+              <w:right w:w="100" w:type="dxa"/>
+            </w:tcMar>
+          </w:tcPr>
+          <w:p>
+            <w:pPr>
+              <w:jc w:val="center"/>
+            </w:pPr>
+            <w:r>
+              <w:rPr>
+                <w:rFonts w:ascii="TH Sarabun PSK" w:hAnsi="TH Sarabun PSK"/>
+                <w:sz w:val="26"/>
+              </w:rPr>
+              <w:t>0.2801</w:t>
+            </w:r>
+          </w:p>
+        </w:tc>
+      </w:tr>
+      <w:tr>
+        <w:tc>
+          <w:tcPr>
+            <w:tcW w:type="dxa" w:w="1080"/>
+            <w:shd w:fill="FAFAFA"/>
+            <w:tcMar>
+              <w:top w:w="80" w:type="dxa"/>
+              <w:bottom w:w="80" w:type="dxa"/>
+              <w:left w:w="100" w:type="dxa"/>
+              <w:right w:w="100" w:type="dxa"/>
+            </w:tcMar>
+          </w:tcPr>
+          <w:p>
+            <w:pPr>
+              <w:jc w:val="left"/>
+            </w:pPr>
+            <w:r>
+              <w:rPr>
+                <w:rFonts w:ascii="TH Sarabun PSK" w:hAnsi="TH Sarabun PSK"/>
+                <w:sz w:val="26"/>
+              </w:rPr>
+              <w:t>Keyword (Graded)</w:t>
+            </w:r>
+          </w:p>
+        </w:tc>
+        <w:tc>
+          <w:tcPr>
+            <w:tcW w:type="dxa" w:w="1080"/>
+            <w:shd w:fill="FAFAFA"/>
+            <w:tcMar>
+              <w:top w:w="80" w:type="dxa"/>
+              <w:bottom w:w="80" w:type="dxa"/>
+              <w:left w:w="100" w:type="dxa"/>
+              <w:right w:w="100" w:type="dxa"/>
+            </w:tcMar>
+          </w:tcPr>
+          <w:p>
+            <w:pPr>
+              <w:jc w:val="center"/>
+            </w:pPr>
+            <w:r>
+              <w:rPr>
+                <w:rFonts w:ascii="TH Sarabun PSK" w:hAnsi="TH Sarabun PSK"/>
+                <w:sz w:val="26"/>
+              </w:rPr>
+              <w:t>0.1200</w:t>
+            </w:r>
+          </w:p>
+        </w:tc>
+        <w:tc>
+          <w:tcPr>
+            <w:tcW w:type="dxa" w:w="1080"/>
+            <w:shd w:fill="FAFAFA"/>
+            <w:tcMar>
+              <w:top w:w="80" w:type="dxa"/>
+              <w:bottom w:w="80" w:type="dxa"/>
+              <w:left w:w="100" w:type="dxa"/>
+              <w:right w:w="100" w:type="dxa"/>
+            </w:tcMar>
+          </w:tcPr>
+          <w:p>
+            <w:pPr>
+              <w:jc w:val="center"/>
+            </w:pPr>
+            <w:r>
+              <w:rPr>
+                <w:rFonts w:ascii="TH Sarabun PSK" w:hAnsi="TH Sarabun PSK"/>
+                <w:sz w:val="26"/>
+              </w:rPr>
+              <w:t>0.2625</w:t>
+            </w:r>
+          </w:p>
+        </w:tc>
+        <w:tc>
+          <w:tcPr>
+            <w:tcW w:type="dxa" w:w="1080"/>
+            <w:shd w:fill="FAFAFA"/>
+            <w:tcMar>
+              <w:top w:w="80" w:type="dxa"/>
+              <w:bottom w:w="80" w:type="dxa"/>
+              <w:left w:w="100" w:type="dxa"/>
+              <w:right w:w="100" w:type="dxa"/>
+            </w:tcMar>
+          </w:tcPr>
+          <w:p>
+            <w:pPr>
+              <w:jc w:val="center"/>
+            </w:pPr>
+            <w:r>
+              <w:rPr>
+                <w:rFonts w:ascii="TH Sarabun PSK" w:hAnsi="TH Sarabun PSK"/>
+                <w:sz w:val="26"/>
+              </w:rPr>
+              <w:t>0.1546</w:t>
+            </w:r>
+          </w:p>
+        </w:tc>
+        <w:tc>
+          <w:tcPr>
+            <w:tcW w:type="dxa" w:w="1080"/>
+            <w:shd w:fill="FAFAFA"/>
+            <w:tcMar>
+              <w:top w:w="80" w:type="dxa"/>
+              <w:bottom w:w="80" w:type="dxa"/>
+              <w:left w:w="100" w:type="dxa"/>
+              <w:right w:w="100" w:type="dxa"/>
+            </w:tcMar>
+          </w:tcPr>
+          <w:p>
+            <w:pPr>
+              <w:jc w:val="center"/>
+            </w:pPr>
+            <w:r>
+              <w:rPr>
+                <w:rFonts w:ascii="TH Sarabun PSK" w:hAnsi="TH Sarabun PSK"/>
+                <w:sz w:val="26"/>
+              </w:rPr>
+              <w:t>0.2451</w:t>
+            </w:r>
+          </w:p>
+        </w:tc>
+        <w:tc>
+          <w:tcPr>
+            <w:tcW w:type="dxa" w:w="1080"/>
+            <w:shd w:fill="FAFAFA"/>
+            <w:tcMar>
+              <w:top w:w="80" w:type="dxa"/>
+              <w:bottom w:w="80" w:type="dxa"/>
+              <w:left w:w="100" w:type="dxa"/>
+              <w:right w:w="100" w:type="dxa"/>
+            </w:tcMar>
+          </w:tcPr>
+          <w:p>
+            <w:pPr>
+              <w:jc w:val="center"/>
+            </w:pPr>
+            <w:r>
+              <w:rPr>
+                <w:rFonts w:ascii="TH Sarabun PSK" w:hAnsi="TH Sarabun PSK"/>
+                <w:sz w:val="26"/>
+              </w:rPr>
+              <w:t>0.2722</w:t>
+            </w:r>
+          </w:p>
+        </w:tc>
+        <w:tc>
+          <w:tcPr>
+            <w:tcW w:type="dxa" w:w="1080"/>
+            <w:shd w:fill="FAFAFA"/>
+            <w:tcMar>
+              <w:top w:w="80" w:type="dxa"/>
+              <w:bottom w:w="80" w:type="dxa"/>
+              <w:left w:w="100" w:type="dxa"/>
+              <w:right w:w="100" w:type="dxa"/>
+            </w:tcMar>
+          </w:tcPr>
+          <w:p>
+            <w:pPr>
+              <w:jc w:val="center"/>
+            </w:pPr>
+            <w:r>
+              <w:rPr>
+                <w:rFonts w:ascii="TH Sarabun PSK" w:hAnsi="TH Sarabun PSK"/>
+                <w:sz w:val="26"/>
+              </w:rPr>
+              <w:t>0.2473</w:t>
+            </w:r>
+          </w:p>
+        </w:tc>
+        <w:tc>
+          <w:tcPr>
+            <w:tcW w:type="dxa" w:w="1080"/>
+            <w:shd w:fill="FAFAFA"/>
+            <w:tcMar>
+              <w:top w:w="80" w:type="dxa"/>
+              <w:bottom w:w="80" w:type="dxa"/>
+              <w:left w:w="100" w:type="dxa"/>
+              <w:right w:w="100" w:type="dxa"/>
+            </w:tcMar>
+          </w:tcPr>
+          <w:p>
+            <w:pPr>
+              <w:jc w:val="center"/>
+            </w:pPr>
+            <w:r>
+              <w:rPr>
+                <w:rFonts w:ascii="TH Sarabun PSK" w:hAnsi="TH Sarabun PSK"/>
+                <w:sz w:val="26"/>
+              </w:rPr>
+              <w:t>0.2811</w:t>
+            </w:r>
+          </w:p>
+        </w:tc>
+      </w:tr>
+      <w:tr>
+        <w:tc>
+          <w:tcPr>
+            <w:tcW w:type="dxa" w:w="1080"/>
+            <w:shd w:fill="FFFFFF"/>
+            <w:tcMar>
+              <w:top w:w="80" w:type="dxa"/>
+              <w:bottom w:w="80" w:type="dxa"/>
+              <w:left w:w="100" w:type="dxa"/>
+              <w:right w:w="100" w:type="dxa"/>
+            </w:tcMar>
+          </w:tcPr>
+          <w:p>
+            <w:pPr>
+              <w:jc w:val="left"/>
+            </w:pPr>
+            <w:r>
+              <w:rPr>
+                <w:rFonts w:ascii="TH Sarabun PSK" w:hAnsi="TH Sarabun PSK"/>
+                <w:sz w:val="26"/>
+              </w:rPr>
+              <w:t>Keyword (Hard)</w:t>
+            </w:r>
+          </w:p>
+        </w:tc>
+        <w:tc>
+          <w:tcPr>
+            <w:tcW w:type="dxa" w:w="1080"/>
+            <w:shd w:fill="FFFFFF"/>
+            <w:tcMar>
+              <w:top w:w="80" w:type="dxa"/>
+              <w:bottom w:w="80" w:type="dxa"/>
+              <w:left w:w="100" w:type="dxa"/>
+              <w:right w:w="100" w:type="dxa"/>
+            </w:tcMar>
+          </w:tcPr>
+          <w:p>
+            <w:pPr>
+              <w:jc w:val="center"/>
+            </w:pPr>
+            <w:r>
+              <w:rPr>
+                <w:rFonts w:ascii="TH Sarabun PSK" w:hAnsi="TH Sarabun PSK"/>
+                <w:sz w:val="26"/>
+              </w:rPr>
+              <w:t>0.1221</w:t>
+            </w:r>
+          </w:p>
+        </w:tc>
+        <w:tc>
+          <w:tcPr>
+            <w:tcW w:type="dxa" w:w="1080"/>
+            <w:shd w:fill="FFFFFF"/>
+            <w:tcMar>
+              <w:top w:w="80" w:type="dxa"/>
+              <w:bottom w:w="80" w:type="dxa"/>
+              <w:left w:w="100" w:type="dxa"/>
+              <w:right w:w="100" w:type="dxa"/>
+            </w:tcMar>
+          </w:tcPr>
+          <w:p>
+            <w:pPr>
+              <w:jc w:val="center"/>
+            </w:pPr>
+            <w:r>
+              <w:rPr>
+                <w:rFonts w:ascii="TH Sarabun PSK" w:hAnsi="TH Sarabun PSK"/>
+                <w:sz w:val="26"/>
+              </w:rPr>
+              <w:t>0.2677</w:t>
+            </w:r>
+          </w:p>
+        </w:tc>
+        <w:tc>
+          <w:tcPr>
+            <w:tcW w:type="dxa" w:w="1080"/>
+            <w:shd w:fill="FFFFFF"/>
+            <w:tcMar>
+              <w:top w:w="80" w:type="dxa"/>
+              <w:bottom w:w="80" w:type="dxa"/>
+              <w:left w:w="100" w:type="dxa"/>
+              <w:right w:w="100" w:type="dxa"/>
+            </w:tcMar>
+          </w:tcPr>
+          <w:p>
+            <w:pPr>
+              <w:jc w:val="center"/>
+            </w:pPr>
+            <w:r>
+              <w:rPr>
+                <w:rFonts w:ascii="TH Sarabun PSK" w:hAnsi="TH Sarabun PSK"/>
+                <w:sz w:val="26"/>
+              </w:rPr>
+              <w:t>0.1576</w:t>
+            </w:r>
+          </w:p>
+        </w:tc>
+        <w:tc>
+          <w:tcPr>
+            <w:tcW w:type="dxa" w:w="1080"/>
+            <w:shd w:fill="FFFFFF"/>
+            <w:tcMar>
+              <w:top w:w="80" w:type="dxa"/>
+              <w:bottom w:w="80" w:type="dxa"/>
+              <w:left w:w="100" w:type="dxa"/>
+              <w:right w:w="100" w:type="dxa"/>
+            </w:tcMar>
+          </w:tcPr>
+          <w:p>
+            <w:pPr>
+              <w:jc w:val="center"/>
+            </w:pPr>
+            <w:r>
+              <w:rPr>
+                <w:rFonts w:ascii="TH Sarabun PSK" w:hAnsi="TH Sarabun PSK"/>
+                <w:sz w:val="26"/>
+              </w:rPr>
+              <w:t>0.2485</w:t>
+            </w:r>
+          </w:p>
+        </w:tc>
+        <w:tc>
+          <w:tcPr>
+            <w:tcW w:type="dxa" w:w="1080"/>
+            <w:shd w:fill="FFFFFF"/>
+            <w:tcMar>
+              <w:top w:w="80" w:type="dxa"/>
+              <w:bottom w:w="80" w:type="dxa"/>
+              <w:left w:w="100" w:type="dxa"/>
+              <w:right w:w="100" w:type="dxa"/>
+            </w:tcMar>
+          </w:tcPr>
+          <w:p>
+            <w:pPr>
+              <w:jc w:val="center"/>
+            </w:pPr>
+            <w:r>
+              <w:rPr>
+                <w:rFonts w:ascii="TH Sarabun PSK" w:hAnsi="TH Sarabun PSK"/>
+                <w:sz w:val="26"/>
+              </w:rPr>
+              <w:t>**0.2756**</w:t>
+            </w:r>
+          </w:p>
+        </w:tc>
+        <w:tc>
+          <w:tcPr>
+            <w:tcW w:type="dxa" w:w="1080"/>
+            <w:shd w:fill="FFFFFF"/>
+            <w:tcMar>
+              <w:top w:w="80" w:type="dxa"/>
+              <w:bottom w:w="80" w:type="dxa"/>
+              <w:left w:w="100" w:type="dxa"/>
+              <w:right w:w="100" w:type="dxa"/>
+            </w:tcMar>
+          </w:tcPr>
+          <w:p>
+            <w:pPr>
+              <w:jc w:val="center"/>
+            </w:pPr>
+            <w:r>
+              <w:rPr>
+                <w:rFonts w:ascii="TH Sarabun PSK" w:hAnsi="TH Sarabun PSK"/>
+                <w:sz w:val="26"/>
+              </w:rPr>
+              <w:t>**0.2503**</w:t>
+            </w:r>
+          </w:p>
+        </w:tc>
+        <w:tc>
+          <w:tcPr>
+            <w:tcW w:type="dxa" w:w="1080"/>
+            <w:shd w:fill="FFFFFF"/>
+            <w:tcMar>
+              <w:top w:w="80" w:type="dxa"/>
+              <w:bottom w:w="80" w:type="dxa"/>
+              <w:left w:w="100" w:type="dxa"/>
+              <w:right w:w="100" w:type="dxa"/>
+            </w:tcMar>
+          </w:tcPr>
+          <w:p>
+            <w:pPr>
+              <w:jc w:val="center"/>
+            </w:pPr>
+            <w:r>
+              <w:rPr>
+                <w:rFonts w:ascii="TH Sarabun PSK" w:hAnsi="TH Sarabun PSK"/>
+                <w:sz w:val="26"/>
+              </w:rPr>
+              <w:t>**0.2811**</w:t>
+            </w:r>
+          </w:p>
+        </w:tc>
+      </w:tr>
+    </w:tbl>
+    <w:p>
+      <w:pPr>
+        <w:spacing w:before="0" w:after="80" w:line="276" w:lineRule="auto"/>
+        <w:jc w:val="left"/>
+      </w:pPr>
+      <w:r>
+        <w:rPr>
+          <w:rFonts w:ascii="TH Sarabun PSK" w:hAnsi="TH Sarabun PSK"/>
+          <w:b/>
+          <w:color w:val="000000"/>
+          <w:sz w:val="32"/>
+        </w:rPr>
+        <w:t>Manipulation Check:</w:t>
+      </w:r>
+      <w:r>
+        <w:rPr>
+          <w:rFonts w:ascii="TH Sarabun PSK" w:hAnsi="TH Sarabun PSK"/>
+          <w:b w:val="0"/>
+          <w:i w:val="0"/>
+          <w:color w:val="000000"/>
+          <w:sz w:val="32"/>
+        </w:rPr>
+        <w:t xml:space="preserve"> โหมดการจับคู่ส่งผลต่อการจัดอันดับจริง — ลำดับเอกสารที่คืนกลับต่างกันใน </w:t>
+      </w:r>
+      <w:r>
+        <w:rPr>
+          <w:rFonts w:ascii="TH Sarabun PSK" w:hAnsi="TH Sarabun PSK"/>
+          <w:b/>
+          <w:color w:val="000000"/>
+          <w:sz w:val="32"/>
+        </w:rPr>
+        <w:t>56/95 เคส (58.9%)</w:t>
+      </w:r>
+      <w:r>
+        <w:rPr>
+          <w:rFonts w:ascii="TH Sarabun PSK" w:hAnsi="TH Sarabun PSK"/>
+          <w:b w:val="0"/>
+          <w:i w:val="0"/>
+          <w:color w:val="000000"/>
+          <w:sz w:val="32"/>
+        </w:rPr>
+        <w:t xml:space="preserve"> โดยมี 29 เคสที่ทั้งสามแขนให้ลำดับต่างกันหมด และ 27 เคสที่มีสองลำดับที่ต่างกัน ส่วนอีก 39 เคสให้ลำดับเดียวกันทั้งสามแขน จำนวน detected problems เท่ากันทุกแขนทุกเคสตามการออกแบบ (การตรวจจับใช้ผลจาก cache ชุดเดียว) จึงไม่มี confound จากชั้น detection</w:t>
+      </w:r>
+    </w:p>
+    <w:p>
+      <w:pPr>
+        <w:spacing w:before="0" w:after="80" w:line="276" w:lineRule="auto"/>
+        <w:jc w:val="left"/>
+      </w:pPr>
+      <w:r>
+        <w:rPr>
+          <w:rFonts w:ascii="TH Sarabun PSK" w:hAnsi="TH Sarabun PSK"/>
+          <w:b/>
+          <w:color w:val="000000"/>
+          <w:sz w:val="32"/>
+        </w:rPr>
+        <w:t>การทดสอบนัยสำคัญ (Paired Two-Sided Wilcoxon + Holm-Bonferroni, แยกตาม metric family 3 คู่):</w:t>
+      </w:r>
+    </w:p>
+    <w:tbl>
+      <w:tblPr>
+        <w:tblW w:type="auto" w:w="0"/>
+        <w:jc w:val="center"/>
+        <w:tblLook w:firstColumn="1" w:firstRow="1" w:lastColumn="0" w:lastRow="0" w:noHBand="0" w:noVBand="1" w:val="04A0"/>
+      </w:tblPr>
+      <w:tblGrid>
+        <w:gridCol w:w="1234"/>
+        <w:gridCol w:w="1234"/>
+        <w:gridCol w:w="1234"/>
+        <w:gridCol w:w="1234"/>
+        <w:gridCol w:w="1234"/>
+        <w:gridCol w:w="1234"/>
+        <w:gridCol w:w="1234"/>
+      </w:tblGrid>
+      <w:tr>
+        <w:tc>
+          <w:tcPr>
+            <w:tcW w:type="dxa" w:w="1234"/>
+            <w:shd w:fill="F0F4F8"/>
+            <w:tcMar>
+              <w:top w:w="100" w:type="dxa"/>
+              <w:bottom w:w="100" w:type="dxa"/>
+              <w:left w:w="120" w:type="dxa"/>
+              <w:right w:w="120" w:type="dxa"/>
+            </w:tcMar>
+          </w:tcPr>
+          <w:p>
+            <w:pPr>
+              <w:jc w:val="center"/>
+            </w:pPr>
+            <w:r>
+              <w:rPr>
+                <w:rFonts w:ascii="TH Sarabun PSK" w:hAnsi="TH Sarabun PSK"/>
+                <w:b/>
+                <w:color w:val="003366"/>
+                <w:sz w:val="28"/>
+              </w:rPr>
+              <w:t>คู่เปรียบเทียบ</w:t>
+            </w:r>
+          </w:p>
+        </w:tc>
+        <w:tc>
+          <w:tcPr>
+            <w:tcW w:type="dxa" w:w="1234"/>
+            <w:shd w:fill="F0F4F8"/>
+            <w:tcMar>
+              <w:top w:w="100" w:type="dxa"/>
+              <w:bottom w:w="100" w:type="dxa"/>
+              <w:left w:w="120" w:type="dxa"/>
+              <w:right w:w="120" w:type="dxa"/>
+            </w:tcMar>
+          </w:tcPr>
+          <w:p>
+            <w:pPr>
+              <w:jc w:val="center"/>
+            </w:pPr>
+            <w:r>
+              <w:rPr>
+                <w:rFonts w:ascii="TH Sarabun PSK" w:hAnsi="TH Sarabun PSK"/>
+                <w:b/>
+                <w:color w:val="003366"/>
+                <w:sz w:val="28"/>
+              </w:rPr>
+              <w:t>$\Delta$ nDCG@5</w:t>
+            </w:r>
+          </w:p>
+        </w:tc>
+        <w:tc>
+          <w:tcPr>
+            <w:tcW w:type="dxa" w:w="1234"/>
+            <w:shd w:fill="F0F4F8"/>
+            <w:tcMar>
+              <w:top w:w="100" w:type="dxa"/>
+              <w:bottom w:w="100" w:type="dxa"/>
+              <w:left w:w="120" w:type="dxa"/>
+              <w:right w:w="120" w:type="dxa"/>
+            </w:tcMar>
+          </w:tcPr>
+          <w:p>
+            <w:pPr>
+              <w:jc w:val="center"/>
+            </w:pPr>
+            <w:r>
+              <w:rPr>
+                <w:rFonts w:ascii="TH Sarabun PSK" w:hAnsi="TH Sarabun PSK"/>
+                <w:b/>
+                <w:color w:val="003366"/>
+                <w:sz w:val="28"/>
+              </w:rPr>
+              <w:t>$p_{\text{raw}}$</w:t>
+            </w:r>
+          </w:p>
+        </w:tc>
+        <w:tc>
+          <w:tcPr>
+            <w:tcW w:type="dxa" w:w="1234"/>
+            <w:shd w:fill="F0F4F8"/>
+            <w:tcMar>
+              <w:top w:w="100" w:type="dxa"/>
+              <w:bottom w:w="100" w:type="dxa"/>
+              <w:left w:w="120" w:type="dxa"/>
+              <w:right w:w="120" w:type="dxa"/>
+            </w:tcMar>
+          </w:tcPr>
+          <w:p>
+            <w:pPr>
+              <w:jc w:val="center"/>
+            </w:pPr>
+            <w:r>
+              <w:rPr>
+                <w:rFonts w:ascii="TH Sarabun PSK" w:hAnsi="TH Sarabun PSK"/>
+                <w:b/>
+                <w:color w:val="003366"/>
+                <w:sz w:val="28"/>
+              </w:rPr>
+              <w:t>$p_{\text{Holm}}$</w:t>
+            </w:r>
+          </w:p>
+        </w:tc>
+        <w:tc>
+          <w:tcPr>
+            <w:tcW w:type="dxa" w:w="1234"/>
+            <w:shd w:fill="F0F4F8"/>
+            <w:tcMar>
+              <w:top w:w="100" w:type="dxa"/>
+              <w:bottom w:w="100" w:type="dxa"/>
+              <w:left w:w="120" w:type="dxa"/>
+              <w:right w:w="120" w:type="dxa"/>
+            </w:tcMar>
+          </w:tcPr>
+          <w:p>
+            <w:pPr>
+              <w:jc w:val="center"/>
+            </w:pPr>
+            <w:r>
+              <w:rPr>
+                <w:rFonts w:ascii="TH Sarabun PSK" w:hAnsi="TH Sarabun PSK"/>
+                <w:b/>
+                <w:color w:val="003366"/>
+                <w:sz w:val="28"/>
+              </w:rPr>
+              <w:t>$\Delta$ nDCG@10</w:t>
+            </w:r>
+          </w:p>
+        </w:tc>
+        <w:tc>
+          <w:tcPr>
+            <w:tcW w:type="dxa" w:w="1234"/>
+            <w:shd w:fill="F0F4F8"/>
+            <w:tcMar>
+              <w:top w:w="100" w:type="dxa"/>
+              <w:bottom w:w="100" w:type="dxa"/>
+              <w:left w:w="120" w:type="dxa"/>
+              <w:right w:w="120" w:type="dxa"/>
+            </w:tcMar>
+          </w:tcPr>
+          <w:p>
+            <w:pPr>
+              <w:jc w:val="center"/>
+            </w:pPr>
+            <w:r>
+              <w:rPr>
+                <w:rFonts w:ascii="TH Sarabun PSK" w:hAnsi="TH Sarabun PSK"/>
+                <w:b/>
+                <w:color w:val="003366"/>
+                <w:sz w:val="28"/>
+              </w:rPr>
+              <w:t>$p_{\text{raw}}$</w:t>
+            </w:r>
+          </w:p>
+        </w:tc>
+        <w:tc>
+          <w:tcPr>
+            <w:tcW w:type="dxa" w:w="1234"/>
+            <w:shd w:fill="F0F4F8"/>
+            <w:tcMar>
+              <w:top w:w="100" w:type="dxa"/>
+              <w:bottom w:w="100" w:type="dxa"/>
+              <w:left w:w="120" w:type="dxa"/>
+              <w:right w:w="120" w:type="dxa"/>
+            </w:tcMar>
+          </w:tcPr>
+          <w:p>
+            <w:pPr>
+              <w:jc w:val="center"/>
+            </w:pPr>
+            <w:r>
+              <w:rPr>
+                <w:rFonts w:ascii="TH Sarabun PSK" w:hAnsi="TH Sarabun PSK"/>
+                <w:b/>
+                <w:color w:val="003366"/>
+                <w:sz w:val="28"/>
+              </w:rPr>
+              <w:t>$p_{\text{Holm}}$</w:t>
+            </w:r>
+          </w:p>
+        </w:tc>
+      </w:tr>
+      <w:tr>
+        <w:tc>
+          <w:tcPr>
+            <w:tcW w:type="dxa" w:w="1234"/>
+            <w:shd w:fill="FFFFFF"/>
+            <w:tcMar>
+              <w:top w:w="80" w:type="dxa"/>
+              <w:bottom w:w="80" w:type="dxa"/>
+              <w:left w:w="100" w:type="dxa"/>
+              <w:right w:w="100" w:type="dxa"/>
+            </w:tcMar>
+          </w:tcPr>
+          <w:p>
+            <w:pPr>
+              <w:jc w:val="left"/>
+            </w:pPr>
+            <w:r>
+              <w:rPr>
+                <w:rFonts w:ascii="TH Sarabun PSK" w:hAnsi="TH Sarabun PSK"/>
+                <w:sz w:val="26"/>
+              </w:rPr>
+              <w:t>Soft − Keyword (Graded)</w:t>
+            </w:r>
+          </w:p>
+        </w:tc>
+        <w:tc>
+          <w:tcPr>
+            <w:tcW w:type="dxa" w:w="1234"/>
+            <w:shd w:fill="FFFFFF"/>
+            <w:tcMar>
+              <w:top w:w="80" w:type="dxa"/>
+              <w:bottom w:w="80" w:type="dxa"/>
+              <w:left w:w="100" w:type="dxa"/>
+              <w:right w:w="100" w:type="dxa"/>
+            </w:tcMar>
+          </w:tcPr>
+          <w:p>
+            <w:pPr>
+              <w:jc w:val="center"/>
+            </w:pPr>
+            <w:r>
+              <w:rPr>
+                <w:rFonts w:ascii="TH Sarabun PSK" w:hAnsi="TH Sarabun PSK"/>
+                <w:sz w:val="26"/>
+              </w:rPr>
+              <w:t>+0.0034</w:t>
+            </w:r>
+          </w:p>
+        </w:tc>
+        <w:tc>
+          <w:tcPr>
+            <w:tcW w:type="dxa" w:w="1234"/>
+            <w:shd w:fill="FFFFFF"/>
+            <w:tcMar>
+              <w:top w:w="80" w:type="dxa"/>
+              <w:bottom w:w="80" w:type="dxa"/>
+              <w:left w:w="100" w:type="dxa"/>
+              <w:right w:w="100" w:type="dxa"/>
+            </w:tcMar>
+          </w:tcPr>
+          <w:p>
+            <w:pPr>
+              <w:jc w:val="center"/>
+            </w:pPr>
+            <w:r>
+              <w:rPr>
+                <w:rFonts w:ascii="TH Sarabun PSK" w:hAnsi="TH Sarabun PSK"/>
+                <w:sz w:val="26"/>
+              </w:rPr>
+              <w:t>0.285</w:t>
+            </w:r>
+          </w:p>
+        </w:tc>
+        <w:tc>
+          <w:tcPr>
+            <w:tcW w:type="dxa" w:w="1234"/>
+            <w:shd w:fill="FFFFFF"/>
+            <w:tcMar>
+              <w:top w:w="80" w:type="dxa"/>
+              <w:bottom w:w="80" w:type="dxa"/>
+              <w:left w:w="100" w:type="dxa"/>
+              <w:right w:w="100" w:type="dxa"/>
+            </w:tcMar>
+          </w:tcPr>
+          <w:p>
+            <w:pPr>
+              <w:jc w:val="center"/>
+            </w:pPr>
+            <w:r>
+              <w:rPr>
+                <w:rFonts w:ascii="TH Sarabun PSK" w:hAnsi="TH Sarabun PSK"/>
+                <w:sz w:val="26"/>
+              </w:rPr>
+              <w:t>0.570</w:t>
+            </w:r>
+          </w:p>
+        </w:tc>
+        <w:tc>
+          <w:tcPr>
+            <w:tcW w:type="dxa" w:w="1234"/>
+            <w:shd w:fill="FFFFFF"/>
+            <w:tcMar>
+              <w:top w:w="80" w:type="dxa"/>
+              <w:bottom w:w="80" w:type="dxa"/>
+              <w:left w:w="100" w:type="dxa"/>
+              <w:right w:w="100" w:type="dxa"/>
+            </w:tcMar>
+          </w:tcPr>
+          <w:p>
+            <w:pPr>
+              <w:jc w:val="center"/>
+            </w:pPr>
+            <w:r>
+              <w:rPr>
+                <w:rFonts w:ascii="TH Sarabun PSK" w:hAnsi="TH Sarabun PSK"/>
+                <w:sz w:val="26"/>
+              </w:rPr>
+              <w:t>+0.0011</w:t>
+            </w:r>
+          </w:p>
+        </w:tc>
+        <w:tc>
+          <w:tcPr>
+            <w:tcW w:type="dxa" w:w="1234"/>
+            <w:shd w:fill="FFFFFF"/>
+            <w:tcMar>
+              <w:top w:w="80" w:type="dxa"/>
+              <w:bottom w:w="80" w:type="dxa"/>
+              <w:left w:w="100" w:type="dxa"/>
+              <w:right w:w="100" w:type="dxa"/>
+            </w:tcMar>
+          </w:tcPr>
+          <w:p>
+            <w:pPr>
+              <w:jc w:val="center"/>
+            </w:pPr>
+            <w:r>
+              <w:rPr>
+                <w:rFonts w:ascii="TH Sarabun PSK" w:hAnsi="TH Sarabun PSK"/>
+                <w:sz w:val="26"/>
+              </w:rPr>
+              <w:t>0.686</w:t>
+            </w:r>
+          </w:p>
+        </w:tc>
+        <w:tc>
+          <w:tcPr>
+            <w:tcW w:type="dxa" w:w="1234"/>
+            <w:shd w:fill="FFFFFF"/>
+            <w:tcMar>
+              <w:top w:w="80" w:type="dxa"/>
+              <w:bottom w:w="80" w:type="dxa"/>
+              <w:left w:w="100" w:type="dxa"/>
+              <w:right w:w="100" w:type="dxa"/>
+            </w:tcMar>
+          </w:tcPr>
+          <w:p>
+            <w:pPr>
+              <w:jc w:val="center"/>
+            </w:pPr>
+            <w:r>
+              <w:rPr>
+                <w:rFonts w:ascii="TH Sarabun PSK" w:hAnsi="TH Sarabun PSK"/>
+                <w:sz w:val="26"/>
+              </w:rPr>
+              <w:t>0.686</w:t>
+            </w:r>
+          </w:p>
+        </w:tc>
+      </w:tr>
+      <w:tr>
+        <w:tc>
+          <w:tcPr>
+            <w:tcW w:type="dxa" w:w="1234"/>
+            <w:shd w:fill="FAFAFA"/>
+            <w:tcMar>
+              <w:top w:w="80" w:type="dxa"/>
+              <w:bottom w:w="80" w:type="dxa"/>
+              <w:left w:w="100" w:type="dxa"/>
+              <w:right w:w="100" w:type="dxa"/>
+            </w:tcMar>
+          </w:tcPr>
+          <w:p>
+            <w:pPr>
+              <w:jc w:val="left"/>
+            </w:pPr>
+            <w:r>
+              <w:rPr>
+                <w:rFonts w:ascii="TH Sarabun PSK" w:hAnsi="TH Sarabun PSK"/>
+                <w:sz w:val="26"/>
+              </w:rPr>
+              <w:t>Soft − Keyword (Hard)</w:t>
+            </w:r>
+          </w:p>
+        </w:tc>
+        <w:tc>
+          <w:tcPr>
+            <w:tcW w:type="dxa" w:w="1234"/>
+            <w:shd w:fill="FAFAFA"/>
+            <w:tcMar>
+              <w:top w:w="80" w:type="dxa"/>
+              <w:bottom w:w="80" w:type="dxa"/>
+              <w:left w:w="100" w:type="dxa"/>
+              <w:right w:w="100" w:type="dxa"/>
+            </w:tcMar>
+          </w:tcPr>
+          <w:p>
+            <w:pPr>
+              <w:jc w:val="center"/>
+            </w:pPr>
+            <w:r>
+              <w:rPr>
+                <w:rFonts w:ascii="TH Sarabun PSK" w:hAnsi="TH Sarabun PSK"/>
+                <w:sz w:val="26"/>
+              </w:rPr>
+              <w:t>+0.00003</w:t>
+            </w:r>
+          </w:p>
+        </w:tc>
+        <w:tc>
+          <w:tcPr>
+            <w:tcW w:type="dxa" w:w="1234"/>
+            <w:shd w:fill="FAFAFA"/>
+            <w:tcMar>
+              <w:top w:w="80" w:type="dxa"/>
+              <w:bottom w:w="80" w:type="dxa"/>
+              <w:left w:w="100" w:type="dxa"/>
+              <w:right w:w="100" w:type="dxa"/>
+            </w:tcMar>
+          </w:tcPr>
+          <w:p>
+            <w:pPr>
+              <w:jc w:val="center"/>
+            </w:pPr>
+            <w:r>
+              <w:rPr>
+                <w:rFonts w:ascii="TH Sarabun PSK" w:hAnsi="TH Sarabun PSK"/>
+                <w:sz w:val="26"/>
+              </w:rPr>
+              <w:t>0.715</w:t>
+            </w:r>
+          </w:p>
+        </w:tc>
+        <w:tc>
+          <w:tcPr>
+            <w:tcW w:type="dxa" w:w="1234"/>
+            <w:shd w:fill="FAFAFA"/>
+            <w:tcMar>
+              <w:top w:w="80" w:type="dxa"/>
+              <w:bottom w:w="80" w:type="dxa"/>
+              <w:left w:w="100" w:type="dxa"/>
+              <w:right w:w="100" w:type="dxa"/>
+            </w:tcMar>
+          </w:tcPr>
+          <w:p>
+            <w:pPr>
+              <w:jc w:val="center"/>
+            </w:pPr>
+            <w:r>
+              <w:rPr>
+                <w:rFonts w:ascii="TH Sarabun PSK" w:hAnsi="TH Sarabun PSK"/>
+                <w:sz w:val="26"/>
+              </w:rPr>
+              <w:t>0.715</w:t>
+            </w:r>
+          </w:p>
+        </w:tc>
+        <w:tc>
+          <w:tcPr>
+            <w:tcW w:type="dxa" w:w="1234"/>
+            <w:shd w:fill="FAFAFA"/>
+            <w:tcMar>
+              <w:top w:w="80" w:type="dxa"/>
+              <w:bottom w:w="80" w:type="dxa"/>
+              <w:left w:w="100" w:type="dxa"/>
+              <w:right w:w="100" w:type="dxa"/>
+            </w:tcMar>
+          </w:tcPr>
+          <w:p>
+            <w:pPr>
+              <w:jc w:val="center"/>
+            </w:pPr>
+            <w:r>
+              <w:rPr>
+                <w:rFonts w:ascii="TH Sarabun PSK" w:hAnsi="TH Sarabun PSK"/>
+                <w:sz w:val="26"/>
+              </w:rPr>
+              <w:t>−0.0023</w:t>
+            </w:r>
+          </w:p>
+        </w:tc>
+        <w:tc>
+          <w:tcPr>
+            <w:tcW w:type="dxa" w:w="1234"/>
+            <w:shd w:fill="FAFAFA"/>
+            <w:tcMar>
+              <w:top w:w="80" w:type="dxa"/>
+              <w:bottom w:w="80" w:type="dxa"/>
+              <w:left w:w="100" w:type="dxa"/>
+              <w:right w:w="100" w:type="dxa"/>
+            </w:tcMar>
+          </w:tcPr>
+          <w:p>
+            <w:pPr>
+              <w:jc w:val="center"/>
+            </w:pPr>
+            <w:r>
+              <w:rPr>
+                <w:rFonts w:ascii="TH Sarabun PSK" w:hAnsi="TH Sarabun PSK"/>
+                <w:sz w:val="26"/>
+              </w:rPr>
+              <w:t>0.093</w:t>
+            </w:r>
+          </w:p>
+        </w:tc>
+        <w:tc>
+          <w:tcPr>
+            <w:tcW w:type="dxa" w:w="1234"/>
+            <w:shd w:fill="FAFAFA"/>
+            <w:tcMar>
+              <w:top w:w="80" w:type="dxa"/>
+              <w:bottom w:w="80" w:type="dxa"/>
+              <w:left w:w="100" w:type="dxa"/>
+              <w:right w:w="100" w:type="dxa"/>
+            </w:tcMar>
+          </w:tcPr>
+          <w:p>
+            <w:pPr>
+              <w:jc w:val="center"/>
+            </w:pPr>
+            <w:r>
+              <w:rPr>
+                <w:rFonts w:ascii="TH Sarabun PSK" w:hAnsi="TH Sarabun PSK"/>
+                <w:sz w:val="26"/>
+              </w:rPr>
+              <w:t>0.185</w:t>
+            </w:r>
+          </w:p>
+        </w:tc>
+      </w:tr>
+      <w:tr>
+        <w:tc>
+          <w:tcPr>
+            <w:tcW w:type="dxa" w:w="1234"/>
+            <w:shd w:fill="FFFFFF"/>
+            <w:tcMar>
+              <w:top w:w="80" w:type="dxa"/>
+              <w:bottom w:w="80" w:type="dxa"/>
+              <w:left w:w="100" w:type="dxa"/>
+              <w:right w:w="100" w:type="dxa"/>
+            </w:tcMar>
+          </w:tcPr>
+          <w:p>
+            <w:pPr>
+              <w:jc w:val="left"/>
+            </w:pPr>
+            <w:r>
+              <w:rPr>
+                <w:rFonts w:ascii="TH Sarabun PSK" w:hAnsi="TH Sarabun PSK"/>
+                <w:sz w:val="26"/>
+              </w:rPr>
+              <w:t>Keyword (Graded) − Keyword (Hard)</w:t>
+            </w:r>
+          </w:p>
+        </w:tc>
+        <w:tc>
+          <w:tcPr>
+            <w:tcW w:type="dxa" w:w="1234"/>
+            <w:shd w:fill="FFFFFF"/>
+            <w:tcMar>
+              <w:top w:w="80" w:type="dxa"/>
+              <w:bottom w:w="80" w:type="dxa"/>
+              <w:left w:w="100" w:type="dxa"/>
+              <w:right w:w="100" w:type="dxa"/>
+            </w:tcMar>
+          </w:tcPr>
+          <w:p>
+            <w:pPr>
+              <w:jc w:val="center"/>
+            </w:pPr>
+            <w:r>
+              <w:rPr>
+                <w:rFonts w:ascii="TH Sarabun PSK" w:hAnsi="TH Sarabun PSK"/>
+                <w:sz w:val="26"/>
+              </w:rPr>
+              <w:t>−0.0034</w:t>
+            </w:r>
+          </w:p>
+        </w:tc>
+        <w:tc>
+          <w:tcPr>
+            <w:tcW w:type="dxa" w:w="1234"/>
+            <w:shd w:fill="FFFFFF"/>
+            <w:tcMar>
+              <w:top w:w="80" w:type="dxa"/>
+              <w:bottom w:w="80" w:type="dxa"/>
+              <w:left w:w="100" w:type="dxa"/>
+              <w:right w:w="100" w:type="dxa"/>
+            </w:tcMar>
+          </w:tcPr>
+          <w:p>
+            <w:pPr>
+              <w:jc w:val="center"/>
+            </w:pPr>
+            <w:r>
+              <w:rPr>
+                <w:rFonts w:ascii="TH Sarabun PSK" w:hAnsi="TH Sarabun PSK"/>
+                <w:sz w:val="26"/>
+              </w:rPr>
+              <w:t>0.109</w:t>
+            </w:r>
+          </w:p>
+        </w:tc>
+        <w:tc>
+          <w:tcPr>
+            <w:tcW w:type="dxa" w:w="1234"/>
+            <w:shd w:fill="FFFFFF"/>
+            <w:tcMar>
+              <w:top w:w="80" w:type="dxa"/>
+              <w:bottom w:w="80" w:type="dxa"/>
+              <w:left w:w="100" w:type="dxa"/>
+              <w:right w:w="100" w:type="dxa"/>
+            </w:tcMar>
+          </w:tcPr>
+          <w:p>
+            <w:pPr>
+              <w:jc w:val="center"/>
+            </w:pPr>
+            <w:r>
+              <w:rPr>
+                <w:rFonts w:ascii="TH Sarabun PSK" w:hAnsi="TH Sarabun PSK"/>
+                <w:sz w:val="26"/>
+              </w:rPr>
+              <w:t>0.326</w:t>
+            </w:r>
+          </w:p>
+        </w:tc>
+        <w:tc>
+          <w:tcPr>
+            <w:tcW w:type="dxa" w:w="1234"/>
+            <w:shd w:fill="FFFFFF"/>
+            <w:tcMar>
+              <w:top w:w="80" w:type="dxa"/>
+              <w:bottom w:w="80" w:type="dxa"/>
+              <w:left w:w="100" w:type="dxa"/>
+              <w:right w:w="100" w:type="dxa"/>
+            </w:tcMar>
+          </w:tcPr>
+          <w:p>
+            <w:pPr>
+              <w:jc w:val="center"/>
+            </w:pPr>
+            <w:r>
+              <w:rPr>
+                <w:rFonts w:ascii="TH Sarabun PSK" w:hAnsi="TH Sarabun PSK"/>
+                <w:sz w:val="26"/>
+              </w:rPr>
+              <w:t>−0.0034</w:t>
+            </w:r>
+          </w:p>
+        </w:tc>
+        <w:tc>
+          <w:tcPr>
+            <w:tcW w:type="dxa" w:w="1234"/>
+            <w:shd w:fill="FFFFFF"/>
+            <w:tcMar>
+              <w:top w:w="80" w:type="dxa"/>
+              <w:bottom w:w="80" w:type="dxa"/>
+              <w:left w:w="100" w:type="dxa"/>
+              <w:right w:w="100" w:type="dxa"/>
+            </w:tcMar>
+          </w:tcPr>
+          <w:p>
+            <w:pPr>
+              <w:jc w:val="center"/>
+            </w:pPr>
+            <w:r>
+              <w:rPr>
+                <w:rFonts w:ascii="TH Sarabun PSK" w:hAnsi="TH Sarabun PSK"/>
+                <w:sz w:val="26"/>
+              </w:rPr>
+              <w:t>**0.018**</w:t>
+            </w:r>
+          </w:p>
+        </w:tc>
+        <w:tc>
+          <w:tcPr>
+            <w:tcW w:type="dxa" w:w="1234"/>
+            <w:shd w:fill="FFFFFF"/>
+            <w:tcMar>
+              <w:top w:w="80" w:type="dxa"/>
+              <w:bottom w:w="80" w:type="dxa"/>
+              <w:left w:w="100" w:type="dxa"/>
+              <w:right w:w="100" w:type="dxa"/>
+            </w:tcMar>
+          </w:tcPr>
+          <w:p>
+            <w:pPr>
+              <w:jc w:val="center"/>
+            </w:pPr>
+            <w:r>
+              <w:rPr>
+                <w:rFonts w:ascii="TH Sarabun PSK" w:hAnsi="TH Sarabun PSK"/>
+                <w:sz w:val="26"/>
+              </w:rPr>
+              <w:t>0.054</w:t>
+            </w:r>
+          </w:p>
+        </w:tc>
+      </w:tr>
+    </w:tbl>
+    <w:p>
+      <w:pPr>
+        <w:spacing w:before="0" w:after="80" w:line="276" w:lineRule="auto"/>
+        <w:jc w:val="left"/>
+      </w:pPr>
+      <w:r>
+        <w:rPr>
+          <w:rFonts w:ascii="TH Sarabun PSK" w:hAnsi="TH Sarabun PSK"/>
+          <w:i/>
+          <w:color w:val="000000"/>
+          <w:sz w:val="32"/>
+        </w:rPr>
+        <w:t>Cohen's $d$ อยู่ในระดับ negligible ทุกคู่ ($|d| \le 0.196$)</w:t>
+      </w:r>
+    </w:p>
+    <w:p>
+      <w:pPr>
+        <w:spacing w:before="0" w:after="80" w:line="276" w:lineRule="auto"/>
+        <w:jc w:val="left"/>
+      </w:pPr>
+      <w:r>
+        <w:rPr>
+          <w:rFonts w:ascii="TH Sarabun PSK" w:hAnsi="TH Sarabun PSK"/>
+          <w:b/>
+          <w:color w:val="000000"/>
+          <w:sz w:val="32"/>
+        </w:rPr>
+        <w:t>ข้อค้นพบหลัก:</w:t>
+      </w:r>
+      <w:r>
+        <w:rPr>
+          <w:rFonts w:ascii="TH Sarabun PSK" w:hAnsi="TH Sarabun PSK"/>
+          <w:b w:val="0"/>
+          <w:i w:val="0"/>
+          <w:color w:val="000000"/>
+          <w:sz w:val="32"/>
+        </w:rPr>
+        <w:t xml:space="preserve"> ไม่มีคู่ใดมีนัยสำคัญทางสถิติหลังปรับ multiplicity คู่ที่ใกล้เคียงที่สุดคือ Keyword (Graded) เทียบ Keyword (Hard) ที่ nDCG@10 ($p_{\text{raw}} = 0.018$, $p_{\text{Holm}} = 0.054$) ซึ่งมีทิศทางเป็นลบ กล่าวคือแขน </w:t>
+      </w:r>
+      <w:r>
+        <w:rPr>
+          <w:rFonts w:ascii="TH Sarabun PSK" w:hAnsi="TH Sarabun PSK"/>
+          <w:b/>
+          <w:color w:val="000000"/>
+          <w:sz w:val="32"/>
+        </w:rPr>
+        <w:t>hard ให้คะแนนสูงกว่า</w:t>
+      </w:r>
+      <w:r>
+        <w:rPr>
+          <w:rFonts w:ascii="TH Sarabun PSK" w:hAnsi="TH Sarabun PSK"/>
+          <w:b w:val="0"/>
+          <w:i w:val="0"/>
+          <w:color w:val="000000"/>
+          <w:sz w:val="32"/>
+        </w:rPr>
+        <w:t xml:space="preserve"> แขน graded เล็กน้อย ผลนี้ขัดกับสมมติฐานตั้งต้นที่ว่าการจับคู่แบบ soft ทนทานต่อการถอดความ (paraphrasing) ได้ดีกว่า</w:t>
+      </w:r>
+    </w:p>
+    <w:p>
+      <w:pPr>
+        <w:spacing w:before="0" w:after="80" w:line="276" w:lineRule="auto"/>
+        <w:jc w:val="left"/>
+      </w:pPr>
+      <w:r>
+        <w:rPr>
+          <w:rFonts w:ascii="TH Sarabun PSK" w:hAnsi="TH Sarabun PSK"/>
+          <w:b w:val="0"/>
+          <w:i w:val="0"/>
+          <w:color w:val="000000"/>
+          <w:sz w:val="32"/>
+        </w:rPr>
+        <w:t xml:space="preserve">ที่สำคัญกว่านั้น การเทียบ </w:t>
+      </w:r>
+      <w:r>
+        <w:rPr>
+          <w:rFonts w:ascii="TH Sarabun PSK" w:hAnsi="TH Sarabun PSK"/>
+          <w:b/>
+          <w:color w:val="000000"/>
+          <w:sz w:val="32"/>
+        </w:rPr>
+        <w:t>Semantic (Soft) กับ Keyword (Hard)</w:t>
+      </w:r>
+      <w:r>
+        <w:rPr>
+          <w:rFonts w:ascii="TH Sarabun PSK" w:hAnsi="TH Sarabun PSK"/>
+          <w:b w:val="0"/>
+          <w:i w:val="0"/>
+          <w:color w:val="000000"/>
+          <w:sz w:val="32"/>
+        </w:rPr>
+        <w:t xml:space="preserve"> ที่ nDCG@5 ให้ผลต่างเพียง $+0.00003$ ($p = 0.715$, ต่างกันจริงเพียง 4/95 เคส) แม้ลำดับเอกสารจะเปลี่ยนใน 56 เคส นี่คือรูปแบบ </w:t>
+      </w:r>
+      <w:r>
+        <w:rPr>
+          <w:rFonts w:ascii="TH Sarabun PSK" w:hAnsi="TH Sarabun PSK"/>
+          <w:b/>
+          <w:color w:val="000000"/>
+          <w:sz w:val="32"/>
+        </w:rPr>
+        <w:t>score-vs-rank decoupling</w:t>
+      </w:r>
+      <w:r>
+        <w:rPr>
+          <w:rFonts w:ascii="TH Sarabun PSK" w:hAnsi="TH Sarabun PSK"/>
+          <w:b w:val="0"/>
+          <w:i w:val="0"/>
+          <w:color w:val="000000"/>
+          <w:sz w:val="32"/>
+        </w:rPr>
+        <w:t xml:space="preserve"> เดียวกับที่พบในตารางที่ 4.6: สัญญาณ $P(d|p)$ เปลี่ยนและสลับอันดับเอกสารจริง แต่การสลับนั้นเกิดขึ้นในตำแหน่งที่ไม่กระทบตัวชี้วัด</w:t>
+      </w:r>
+    </w:p>
+    <w:p>
+      <w:pPr>
+        <w:spacing w:before="0" w:after="80" w:line="276" w:lineRule="auto"/>
+        <w:jc w:val="left"/>
+      </w:pPr>
+      <w:r>
+        <w:rPr>
+          <w:rFonts w:ascii="TH Sarabun PSK" w:hAnsi="TH Sarabun PSK"/>
+          <w:b w:val="0"/>
+          <w:i w:val="0"/>
+          <w:color w:val="000000"/>
+          <w:sz w:val="32"/>
+        </w:rPr>
+        <w:t xml:space="preserve">สาเหตุปรากฏชัดเมื่อพิจารณาเพดานของการค้นคืน: </w:t>
+      </w:r>
+      <w:r>
+        <w:rPr>
+          <w:rFonts w:ascii="TH Sarabun PSK" w:hAnsi="TH Sarabun PSK"/>
+          <w:b/>
+          <w:color w:val="000000"/>
+          <w:sz w:val="32"/>
+        </w:rPr>
+        <w:t>66 จาก 95 เคส (69.5%) มี nDCG@5 = 0 ในทุกแขน</w:t>
+      </w:r>
+      <w:r>
+        <w:rPr>
+          <w:rFonts w:ascii="TH Sarabun PSK" w:hAnsi="TH Sarabun PSK"/>
+          <w:b w:val="0"/>
+          <w:i w:val="0"/>
+          <w:color w:val="000000"/>
+          <w:sz w:val="32"/>
+        </w:rPr>
+        <w:t xml:space="preserve"> และเมื่อจำกัดเฉพาะ 56 เคสที่ลำดับเปลี่ยน ยังมี 36 เคสที่ nDCG@5 = 0 ทั้งสามแขน การจัดลำดับใหม่จึงไม่สามารถยกตัวชี้วัดได้ เพราะไม่มีเอกสารที่เกี่ยวข้องอยู่ในกลุ่มผู้เข้าแข่งขัน 5 อันดับแรกตั้งแต่แรก สอดคล้องกับข้อจำกัดขนาดคลังเอกสารในหัวข้อ 4.9.1</w:t>
+      </w:r>
+    </w:p>
+    <w:p>
+      <w:pPr>
+        <w:spacing w:before="0" w:after="80" w:line="276" w:lineRule="auto"/>
+        <w:jc w:val="left"/>
+      </w:pPr>
+      <w:r>
+        <w:rPr>
+          <w:rFonts w:ascii="TH Sarabun PSK" w:hAnsi="TH Sarabun PSK"/>
+          <w:b/>
+          <w:color w:val="000000"/>
+          <w:sz w:val="32"/>
+        </w:rPr>
+        <w:t>ข้อสรุป:</w:t>
+      </w:r>
+      <w:r>
+        <w:rPr>
+          <w:rFonts w:ascii="TH Sarabun PSK" w:hAnsi="TH Sarabun PSK"/>
+          <w:b w:val="0"/>
+          <w:i w:val="0"/>
+          <w:color w:val="000000"/>
+          <w:sz w:val="32"/>
+        </w:rPr>
+        <w:t xml:space="preserve"> บนชุดทดสอบนี้ยังไม่มีหลักฐานว่าการจับคู่แบบ soft (semantic) เหนือกว่าการจับคู่แบบ hard (keyword) ในด้านคุณภาพการจัดอันดับ ผลนี้เป็น null result ที่ตรวจสอบได้ (verifiable null) ไม่ใช่ผลจากสวิตช์ที่ไม่ทำงาน เพราะ manipulation check ยืนยันว่าลำดับเปลี่ยนใน 58.9% ของเคส อย่างไรก็ตาม ข้อสรุปนี้จำกัดอยู่ที่คลังเอกสาร 92 ฉบับซึ่งมีเพดาน recall ต่ำ การทดสอบบนคลังที่ใหญ่กว่าจึงจำเป็นก่อนจะสรุปว่า semantic matching ไม่มีคุณค่าเพิ่มในโดเมนนี้</w:t>
+      </w:r>
+    </w:p>
+    <w:p>
+      <w:pPr>
         <w:spacing w:before="120" w:after="120"/>
         <w:pBdr>
           <w:bottom w:val="single" w:sz="6" w:space="1" w:color="CCCCCC"/>
         </w:pBdr>
       </w:pPr>
+    </w:p>
+    <w:p>
+      <w:pPr>
+        <w:spacing w:before="160" w:after="60" w:line="276" w:lineRule="auto"/>
+        <w:jc w:val="left"/>
+      </w:pPr>
+      <w:r>
+        <w:rPr>
+          <w:rFonts w:ascii="TH Sarabun PSK" w:hAnsi="TH Sarabun PSK"/>
+          <w:b/>
+          <w:i w:val="0"/>
+          <w:color w:val="003366"/>
+          <w:sz w:val="32"/>
+        </w:rPr>
+        <w:t>4.5.5 ผลการทดสอบความเป็นสากลของชั้น H2L ข้ามสถาปัตยกรรม (RQ5)</w:t>
+      </w:r>
+    </w:p>
+    <w:p>
+      <w:pPr>
+        <w:spacing w:before="0" w:after="80" w:line="276" w:lineRule="auto"/>
+        <w:jc w:val="left"/>
+      </w:pPr>
+      <w:r>
+        <w:rPr>
+          <w:rFonts w:ascii="TH Sarabun PSK" w:hAnsi="TH Sarabun PSK"/>
+          <w:b w:val="0"/>
+          <w:i w:val="0"/>
+          <w:color w:val="000000"/>
+          <w:sz w:val="32"/>
+        </w:rPr>
+        <w:t>การทดลองนี้เปรียบเทียบประสิทธิภาพของ baseline retrieval ทั้ง 4 สถาปัตยกรรม ก่อนและหลังเพิ่มชั้น H2L scoring เพื่อทดสอบว่า H2L ช่วยยกระดับทุก backbone หรือเฉพาะ hybrid เท่านั้น (factorial design 4 คู่ × 95 เคส)</w:t>
+      </w:r>
+    </w:p>
+    <w:p>
+      <w:pPr>
+        <w:spacing w:before="0" w:after="80" w:line="276" w:lineRule="auto"/>
+        <w:jc w:val="left"/>
+      </w:pPr>
+      <w:r>
+        <w:rPr>
+          <w:rFonts w:ascii="TH Sarabun PSK" w:hAnsi="TH Sarabun PSK"/>
+          <w:b/>
+          <w:color w:val="000000"/>
+          <w:sz w:val="32"/>
+        </w:rPr>
+        <w:t>ตารางที่ 4.10 ผลการทดสอบ H2L เป็น Post-Processing Layer ข้ามสถาปัตยกรรม (n=95 เคส)</w:t>
+      </w:r>
+    </w:p>
+    <w:tbl>
+      <w:tblPr>
+        <w:tblW w:type="auto" w:w="0"/>
+        <w:jc w:val="center"/>
+        <w:tblLook w:firstColumn="1" w:firstRow="1" w:lastColumn="0" w:lastRow="0" w:noHBand="0" w:noVBand="1" w:val="04A0"/>
+      </w:tblPr>
+      <w:tblGrid>
+        <w:gridCol w:w="1080"/>
+        <w:gridCol w:w="1080"/>
+        <w:gridCol w:w="1080"/>
+        <w:gridCol w:w="1080"/>
+        <w:gridCol w:w="1080"/>
+        <w:gridCol w:w="1080"/>
+        <w:gridCol w:w="1080"/>
+        <w:gridCol w:w="1080"/>
+      </w:tblGrid>
+      <w:tr>
+        <w:tc>
+          <w:tcPr>
+            <w:tcW w:type="dxa" w:w="1080"/>
+            <w:shd w:fill="F0F4F8"/>
+            <w:tcMar>
+              <w:top w:w="100" w:type="dxa"/>
+              <w:bottom w:w="100" w:type="dxa"/>
+              <w:left w:w="120" w:type="dxa"/>
+              <w:right w:w="120" w:type="dxa"/>
+            </w:tcMar>
+          </w:tcPr>
+          <w:p>
+            <w:pPr>
+              <w:jc w:val="center"/>
+            </w:pPr>
+            <w:r>
+              <w:rPr>
+                <w:rFonts w:ascii="TH Sarabun PSK" w:hAnsi="TH Sarabun PSK"/>
+                <w:b/>
+                <w:color w:val="003366"/>
+                <w:sz w:val="28"/>
+              </w:rPr>
+              <w:t>คู่ (Pair)</w:t>
+            </w:r>
+          </w:p>
+        </w:tc>
+        <w:tc>
+          <w:tcPr>
+            <w:tcW w:type="dxa" w:w="1080"/>
+            <w:shd w:fill="F0F4F8"/>
+            <w:tcMar>
+              <w:top w:w="100" w:type="dxa"/>
+              <w:bottom w:w="100" w:type="dxa"/>
+              <w:left w:w="120" w:type="dxa"/>
+              <w:right w:w="120" w:type="dxa"/>
+            </w:tcMar>
+          </w:tcPr>
+          <w:p>
+            <w:pPr>
+              <w:jc w:val="center"/>
+            </w:pPr>
+            <w:r>
+              <w:rPr>
+                <w:rFonts w:ascii="TH Sarabun PSK" w:hAnsi="TH Sarabun PSK"/>
+                <w:b/>
+                <w:color w:val="003366"/>
+                <w:sz w:val="28"/>
+              </w:rPr>
+              <w:t>nDCG@5 OFF</w:t>
+            </w:r>
+          </w:p>
+        </w:tc>
+        <w:tc>
+          <w:tcPr>
+            <w:tcW w:type="dxa" w:w="1080"/>
+            <w:shd w:fill="F0F4F8"/>
+            <w:tcMar>
+              <w:top w:w="100" w:type="dxa"/>
+              <w:bottom w:w="100" w:type="dxa"/>
+              <w:left w:w="120" w:type="dxa"/>
+              <w:right w:w="120" w:type="dxa"/>
+            </w:tcMar>
+          </w:tcPr>
+          <w:p>
+            <w:pPr>
+              <w:jc w:val="center"/>
+            </w:pPr>
+            <w:r>
+              <w:rPr>
+                <w:rFonts w:ascii="TH Sarabun PSK" w:hAnsi="TH Sarabun PSK"/>
+                <w:b/>
+                <w:color w:val="003366"/>
+                <w:sz w:val="28"/>
+              </w:rPr>
+              <w:t>nDCG@5 ON</w:t>
+            </w:r>
+          </w:p>
+        </w:tc>
+        <w:tc>
+          <w:tcPr>
+            <w:tcW w:type="dxa" w:w="1080"/>
+            <w:shd w:fill="F0F4F8"/>
+            <w:tcMar>
+              <w:top w:w="100" w:type="dxa"/>
+              <w:bottom w:w="100" w:type="dxa"/>
+              <w:left w:w="120" w:type="dxa"/>
+              <w:right w:w="120" w:type="dxa"/>
+            </w:tcMar>
+          </w:tcPr>
+          <w:p>
+            <w:pPr>
+              <w:jc w:val="center"/>
+            </w:pPr>
+            <w:r>
+              <w:rPr>
+                <w:rFonts w:ascii="TH Sarabun PSK" w:hAnsi="TH Sarabun PSK"/>
+                <w:b/>
+                <w:color w:val="003366"/>
+                <w:sz w:val="28"/>
+              </w:rPr>
+              <w:t>$\Delta$ nDCG@5</w:t>
+            </w:r>
+          </w:p>
+        </w:tc>
+        <w:tc>
+          <w:tcPr>
+            <w:tcW w:type="dxa" w:w="1080"/>
+            <w:shd w:fill="F0F4F8"/>
+            <w:tcMar>
+              <w:top w:w="100" w:type="dxa"/>
+              <w:bottom w:w="100" w:type="dxa"/>
+              <w:left w:w="120" w:type="dxa"/>
+              <w:right w:w="120" w:type="dxa"/>
+            </w:tcMar>
+          </w:tcPr>
+          <w:p>
+            <w:pPr>
+              <w:jc w:val="center"/>
+            </w:pPr>
+            <w:r>
+              <w:rPr>
+                <w:rFonts w:ascii="TH Sarabun PSK" w:hAnsi="TH Sarabun PSK"/>
+                <w:b/>
+                <w:color w:val="003366"/>
+                <w:sz w:val="28"/>
+              </w:rPr>
+              <w:t>nDCG@10 OFF</w:t>
+            </w:r>
+          </w:p>
+        </w:tc>
+        <w:tc>
+          <w:tcPr>
+            <w:tcW w:type="dxa" w:w="1080"/>
+            <w:shd w:fill="F0F4F8"/>
+            <w:tcMar>
+              <w:top w:w="100" w:type="dxa"/>
+              <w:bottom w:w="100" w:type="dxa"/>
+              <w:left w:w="120" w:type="dxa"/>
+              <w:right w:w="120" w:type="dxa"/>
+            </w:tcMar>
+          </w:tcPr>
+          <w:p>
+            <w:pPr>
+              <w:jc w:val="center"/>
+            </w:pPr>
+            <w:r>
+              <w:rPr>
+                <w:rFonts w:ascii="TH Sarabun PSK" w:hAnsi="TH Sarabun PSK"/>
+                <w:b/>
+                <w:color w:val="003366"/>
+                <w:sz w:val="28"/>
+              </w:rPr>
+              <w:t>nDCG@10 ON</w:t>
+            </w:r>
+          </w:p>
+        </w:tc>
+        <w:tc>
+          <w:tcPr>
+            <w:tcW w:type="dxa" w:w="1080"/>
+            <w:shd w:fill="F0F4F8"/>
+            <w:tcMar>
+              <w:top w:w="100" w:type="dxa"/>
+              <w:bottom w:w="100" w:type="dxa"/>
+              <w:left w:w="120" w:type="dxa"/>
+              <w:right w:w="120" w:type="dxa"/>
+            </w:tcMar>
+          </w:tcPr>
+          <w:p>
+            <w:pPr>
+              <w:jc w:val="center"/>
+            </w:pPr>
+            <w:r>
+              <w:rPr>
+                <w:rFonts w:ascii="TH Sarabun PSK" w:hAnsi="TH Sarabun PSK"/>
+                <w:b/>
+                <w:color w:val="003366"/>
+                <w:sz w:val="28"/>
+              </w:rPr>
+              <w:t>$\Delta$ nDCG@10</w:t>
+            </w:r>
+          </w:p>
+        </w:tc>
+        <w:tc>
+          <w:tcPr>
+            <w:tcW w:type="dxa" w:w="1080"/>
+            <w:shd w:fill="F0F4F8"/>
+            <w:tcMar>
+              <w:top w:w="100" w:type="dxa"/>
+              <w:bottom w:w="100" w:type="dxa"/>
+              <w:left w:w="120" w:type="dxa"/>
+              <w:right w:w="120" w:type="dxa"/>
+            </w:tcMar>
+          </w:tcPr>
+          <w:p>
+            <w:pPr>
+              <w:jc w:val="center"/>
+            </w:pPr>
+            <w:r>
+              <w:rPr>
+                <w:rFonts w:ascii="TH Sarabun PSK" w:hAnsi="TH Sarabun PSK"/>
+                <w:b/>
+                <w:color w:val="003366"/>
+                <w:sz w:val="28"/>
+              </w:rPr>
+              <w:t>$p$ (nDCG@10)</w:t>
+            </w:r>
+          </w:p>
+        </w:tc>
+      </w:tr>
+      <w:tr>
+        <w:tc>
+          <w:tcPr>
+            <w:tcW w:type="dxa" w:w="1080"/>
+            <w:shd w:fill="FFFFFF"/>
+            <w:tcMar>
+              <w:top w:w="80" w:type="dxa"/>
+              <w:bottom w:w="80" w:type="dxa"/>
+              <w:left w:w="100" w:type="dxa"/>
+              <w:right w:w="100" w:type="dxa"/>
+            </w:tcMar>
+          </w:tcPr>
+          <w:p>
+            <w:pPr>
+              <w:jc w:val="left"/>
+            </w:pPr>
+            <w:r>
+              <w:rPr>
+                <w:rFonts w:ascii="TH Sarabun PSK" w:hAnsi="TH Sarabun PSK"/>
+                <w:sz w:val="26"/>
+              </w:rPr>
+              <w:t>`bm25_only` → `h2l-bm25`</w:t>
+            </w:r>
+          </w:p>
+        </w:tc>
+        <w:tc>
+          <w:tcPr>
+            <w:tcW w:type="dxa" w:w="1080"/>
+            <w:shd w:fill="FFFFFF"/>
+            <w:tcMar>
+              <w:top w:w="80" w:type="dxa"/>
+              <w:bottom w:w="80" w:type="dxa"/>
+              <w:left w:w="100" w:type="dxa"/>
+              <w:right w:w="100" w:type="dxa"/>
+            </w:tcMar>
+          </w:tcPr>
+          <w:p>
+            <w:pPr>
+              <w:jc w:val="center"/>
+            </w:pPr>
+            <w:r>
+              <w:rPr>
+                <w:rFonts w:ascii="TH Sarabun PSK" w:hAnsi="TH Sarabun PSK"/>
+                <w:sz w:val="26"/>
+              </w:rPr>
+              <w:t>0.2221</w:t>
+            </w:r>
+          </w:p>
+        </w:tc>
+        <w:tc>
+          <w:tcPr>
+            <w:tcW w:type="dxa" w:w="1080"/>
+            <w:shd w:fill="FFFFFF"/>
+            <w:tcMar>
+              <w:top w:w="80" w:type="dxa"/>
+              <w:bottom w:w="80" w:type="dxa"/>
+              <w:left w:w="100" w:type="dxa"/>
+              <w:right w:w="100" w:type="dxa"/>
+            </w:tcMar>
+          </w:tcPr>
+          <w:p>
+            <w:pPr>
+              <w:jc w:val="center"/>
+            </w:pPr>
+            <w:r>
+              <w:rPr>
+                <w:rFonts w:ascii="TH Sarabun PSK" w:hAnsi="TH Sarabun PSK"/>
+                <w:sz w:val="26"/>
+              </w:rPr>
+              <w:t>0.2369</w:t>
+            </w:r>
+          </w:p>
+        </w:tc>
+        <w:tc>
+          <w:tcPr>
+            <w:tcW w:type="dxa" w:w="1080"/>
+            <w:shd w:fill="FFFFFF"/>
+            <w:tcMar>
+              <w:top w:w="80" w:type="dxa"/>
+              <w:bottom w:w="80" w:type="dxa"/>
+              <w:left w:w="100" w:type="dxa"/>
+              <w:right w:w="100" w:type="dxa"/>
+            </w:tcMar>
+          </w:tcPr>
+          <w:p>
+            <w:pPr>
+              <w:jc w:val="center"/>
+            </w:pPr>
+            <w:r>
+              <w:rPr>
+                <w:rFonts w:ascii="TH Sarabun PSK" w:hAnsi="TH Sarabun PSK"/>
+                <w:sz w:val="26"/>
+              </w:rPr>
+              <w:t>**+0.0148**</w:t>
+            </w:r>
+          </w:p>
+        </w:tc>
+        <w:tc>
+          <w:tcPr>
+            <w:tcW w:type="dxa" w:w="1080"/>
+            <w:shd w:fill="FFFFFF"/>
+            <w:tcMar>
+              <w:top w:w="80" w:type="dxa"/>
+              <w:bottom w:w="80" w:type="dxa"/>
+              <w:left w:w="100" w:type="dxa"/>
+              <w:right w:w="100" w:type="dxa"/>
+            </w:tcMar>
+          </w:tcPr>
+          <w:p>
+            <w:pPr>
+              <w:jc w:val="center"/>
+            </w:pPr>
+            <w:r>
+              <w:rPr>
+                <w:rFonts w:ascii="TH Sarabun PSK" w:hAnsi="TH Sarabun PSK"/>
+                <w:sz w:val="26"/>
+              </w:rPr>
+              <w:t>0.2422</w:t>
+            </w:r>
+          </w:p>
+        </w:tc>
+        <w:tc>
+          <w:tcPr>
+            <w:tcW w:type="dxa" w:w="1080"/>
+            <w:shd w:fill="FFFFFF"/>
+            <w:tcMar>
+              <w:top w:w="80" w:type="dxa"/>
+              <w:bottom w:w="80" w:type="dxa"/>
+              <w:left w:w="100" w:type="dxa"/>
+              <w:right w:w="100" w:type="dxa"/>
+            </w:tcMar>
+          </w:tcPr>
+          <w:p>
+            <w:pPr>
+              <w:jc w:val="center"/>
+            </w:pPr>
+            <w:r>
+              <w:rPr>
+                <w:rFonts w:ascii="TH Sarabun PSK" w:hAnsi="TH Sarabun PSK"/>
+                <w:sz w:val="26"/>
+              </w:rPr>
+              <w:t>0.2563</w:t>
+            </w:r>
+          </w:p>
+        </w:tc>
+        <w:tc>
+          <w:tcPr>
+            <w:tcW w:type="dxa" w:w="1080"/>
+            <w:shd w:fill="FFFFFF"/>
+            <w:tcMar>
+              <w:top w:w="80" w:type="dxa"/>
+              <w:bottom w:w="80" w:type="dxa"/>
+              <w:left w:w="100" w:type="dxa"/>
+              <w:right w:w="100" w:type="dxa"/>
+            </w:tcMar>
+          </w:tcPr>
+          <w:p>
+            <w:pPr>
+              <w:jc w:val="center"/>
+            </w:pPr>
+            <w:r>
+              <w:rPr>
+                <w:rFonts w:ascii="TH Sarabun PSK" w:hAnsi="TH Sarabun PSK"/>
+                <w:sz w:val="26"/>
+              </w:rPr>
+              <w:t>+0.0142</w:t>
+            </w:r>
+          </w:p>
+        </w:tc>
+        <w:tc>
+          <w:tcPr>
+            <w:tcW w:type="dxa" w:w="1080"/>
+            <w:shd w:fill="FFFFFF"/>
+            <w:tcMar>
+              <w:top w:w="80" w:type="dxa"/>
+              <w:bottom w:w="80" w:type="dxa"/>
+              <w:left w:w="100" w:type="dxa"/>
+              <w:right w:w="100" w:type="dxa"/>
+            </w:tcMar>
+          </w:tcPr>
+          <w:p>
+            <w:pPr>
+              <w:jc w:val="center"/>
+            </w:pPr>
+            <w:r>
+              <w:rPr>
+                <w:rFonts w:ascii="TH Sarabun PSK" w:hAnsi="TH Sarabun PSK"/>
+                <w:sz w:val="26"/>
+              </w:rPr>
+              <w:t>0.5230</w:t>
+            </w:r>
+          </w:p>
+        </w:tc>
+      </w:tr>
+      <w:tr>
+        <w:tc>
+          <w:tcPr>
+            <w:tcW w:type="dxa" w:w="1080"/>
+            <w:shd w:fill="FAFAFA"/>
+            <w:tcMar>
+              <w:top w:w="80" w:type="dxa"/>
+              <w:bottom w:w="80" w:type="dxa"/>
+              <w:left w:w="100" w:type="dxa"/>
+              <w:right w:w="100" w:type="dxa"/>
+            </w:tcMar>
+          </w:tcPr>
+          <w:p>
+            <w:pPr>
+              <w:jc w:val="left"/>
+            </w:pPr>
+            <w:r>
+              <w:rPr>
+                <w:rFonts w:ascii="TH Sarabun PSK" w:hAnsi="TH Sarabun PSK"/>
+                <w:sz w:val="26"/>
+              </w:rPr>
+              <w:t>`naive_rag` → `h2l-naive_rag`</w:t>
+            </w:r>
+          </w:p>
+        </w:tc>
+        <w:tc>
+          <w:tcPr>
+            <w:tcW w:type="dxa" w:w="1080"/>
+            <w:shd w:fill="FAFAFA"/>
+            <w:tcMar>
+              <w:top w:w="80" w:type="dxa"/>
+              <w:bottom w:w="80" w:type="dxa"/>
+              <w:left w:w="100" w:type="dxa"/>
+              <w:right w:w="100" w:type="dxa"/>
+            </w:tcMar>
+          </w:tcPr>
+          <w:p>
+            <w:pPr>
+              <w:jc w:val="center"/>
+            </w:pPr>
+            <w:r>
+              <w:rPr>
+                <w:rFonts w:ascii="TH Sarabun PSK" w:hAnsi="TH Sarabun PSK"/>
+                <w:sz w:val="26"/>
+              </w:rPr>
+              <w:t>0.2019</w:t>
+            </w:r>
+          </w:p>
+        </w:tc>
+        <w:tc>
+          <w:tcPr>
+            <w:tcW w:type="dxa" w:w="1080"/>
+            <w:shd w:fill="FAFAFA"/>
+            <w:tcMar>
+              <w:top w:w="80" w:type="dxa"/>
+              <w:bottom w:w="80" w:type="dxa"/>
+              <w:left w:w="100" w:type="dxa"/>
+              <w:right w:w="100" w:type="dxa"/>
+            </w:tcMar>
+          </w:tcPr>
+          <w:p>
+            <w:pPr>
+              <w:jc w:val="center"/>
+            </w:pPr>
+            <w:r>
+              <w:rPr>
+                <w:rFonts w:ascii="TH Sarabun PSK" w:hAnsi="TH Sarabun PSK"/>
+                <w:sz w:val="26"/>
+              </w:rPr>
+              <w:t>0.2017</w:t>
+            </w:r>
+          </w:p>
+        </w:tc>
+        <w:tc>
+          <w:tcPr>
+            <w:tcW w:type="dxa" w:w="1080"/>
+            <w:shd w:fill="FAFAFA"/>
+            <w:tcMar>
+              <w:top w:w="80" w:type="dxa"/>
+              <w:bottom w:w="80" w:type="dxa"/>
+              <w:left w:w="100" w:type="dxa"/>
+              <w:right w:w="100" w:type="dxa"/>
+            </w:tcMar>
+          </w:tcPr>
+          <w:p>
+            <w:pPr>
+              <w:jc w:val="center"/>
+            </w:pPr>
+            <w:r>
+              <w:rPr>
+                <w:rFonts w:ascii="TH Sarabun PSK" w:hAnsi="TH Sarabun PSK"/>
+                <w:sz w:val="26"/>
+              </w:rPr>
+              <w:t>−0.0002</w:t>
+            </w:r>
+          </w:p>
+        </w:tc>
+        <w:tc>
+          <w:tcPr>
+            <w:tcW w:type="dxa" w:w="1080"/>
+            <w:shd w:fill="FAFAFA"/>
+            <w:tcMar>
+              <w:top w:w="80" w:type="dxa"/>
+              <w:bottom w:w="80" w:type="dxa"/>
+              <w:left w:w="100" w:type="dxa"/>
+              <w:right w:w="100" w:type="dxa"/>
+            </w:tcMar>
+          </w:tcPr>
+          <w:p>
+            <w:pPr>
+              <w:jc w:val="center"/>
+            </w:pPr>
+            <w:r>
+              <w:rPr>
+                <w:rFonts w:ascii="TH Sarabun PSK" w:hAnsi="TH Sarabun PSK"/>
+                <w:sz w:val="26"/>
+              </w:rPr>
+              <w:t>0.2236</w:t>
+            </w:r>
+          </w:p>
+        </w:tc>
+        <w:tc>
+          <w:tcPr>
+            <w:tcW w:type="dxa" w:w="1080"/>
+            <w:shd w:fill="FAFAFA"/>
+            <w:tcMar>
+              <w:top w:w="80" w:type="dxa"/>
+              <w:bottom w:w="80" w:type="dxa"/>
+              <w:left w:w="100" w:type="dxa"/>
+              <w:right w:w="100" w:type="dxa"/>
+            </w:tcMar>
+          </w:tcPr>
+          <w:p>
+            <w:pPr>
+              <w:jc w:val="center"/>
+            </w:pPr>
+            <w:r>
+              <w:rPr>
+                <w:rFonts w:ascii="TH Sarabun PSK" w:hAnsi="TH Sarabun PSK"/>
+                <w:sz w:val="26"/>
+              </w:rPr>
+              <w:t>0.2319</w:t>
+            </w:r>
+          </w:p>
+        </w:tc>
+        <w:tc>
+          <w:tcPr>
+            <w:tcW w:type="dxa" w:w="1080"/>
+            <w:shd w:fill="FAFAFA"/>
+            <w:tcMar>
+              <w:top w:w="80" w:type="dxa"/>
+              <w:bottom w:w="80" w:type="dxa"/>
+              <w:left w:w="100" w:type="dxa"/>
+              <w:right w:w="100" w:type="dxa"/>
+            </w:tcMar>
+          </w:tcPr>
+          <w:p>
+            <w:pPr>
+              <w:jc w:val="center"/>
+            </w:pPr>
+            <w:r>
+              <w:rPr>
+                <w:rFonts w:ascii="TH Sarabun PSK" w:hAnsi="TH Sarabun PSK"/>
+                <w:sz w:val="26"/>
+              </w:rPr>
+              <w:t>+0.0083</w:t>
+            </w:r>
+          </w:p>
+        </w:tc>
+        <w:tc>
+          <w:tcPr>
+            <w:tcW w:type="dxa" w:w="1080"/>
+            <w:shd w:fill="FAFAFA"/>
+            <w:tcMar>
+              <w:top w:w="80" w:type="dxa"/>
+              <w:bottom w:w="80" w:type="dxa"/>
+              <w:left w:w="100" w:type="dxa"/>
+              <w:right w:w="100" w:type="dxa"/>
+            </w:tcMar>
+          </w:tcPr>
+          <w:p>
+            <w:pPr>
+              <w:jc w:val="center"/>
+            </w:pPr>
+            <w:r>
+              <w:rPr>
+                <w:rFonts w:ascii="TH Sarabun PSK" w:hAnsi="TH Sarabun PSK"/>
+                <w:sz w:val="26"/>
+              </w:rPr>
+              <w:t>0.5755</w:t>
+            </w:r>
+          </w:p>
+        </w:tc>
+      </w:tr>
+      <w:tr>
+        <w:tc>
+          <w:tcPr>
+            <w:tcW w:type="dxa" w:w="1080"/>
+            <w:shd w:fill="FFFFFF"/>
+            <w:tcMar>
+              <w:top w:w="80" w:type="dxa"/>
+              <w:bottom w:w="80" w:type="dxa"/>
+              <w:left w:w="100" w:type="dxa"/>
+              <w:right w:w="100" w:type="dxa"/>
+            </w:tcMar>
+          </w:tcPr>
+          <w:p>
+            <w:pPr>
+              <w:jc w:val="left"/>
+            </w:pPr>
+            <w:r>
+              <w:rPr>
+                <w:rFonts w:ascii="TH Sarabun PSK" w:hAnsi="TH Sarabun PSK"/>
+                <w:sz w:val="26"/>
+              </w:rPr>
+              <w:t>`hyde` → `h2l-hyde`</w:t>
+            </w:r>
+          </w:p>
+        </w:tc>
+        <w:tc>
+          <w:tcPr>
+            <w:tcW w:type="dxa" w:w="1080"/>
+            <w:shd w:fill="FFFFFF"/>
+            <w:tcMar>
+              <w:top w:w="80" w:type="dxa"/>
+              <w:bottom w:w="80" w:type="dxa"/>
+              <w:left w:w="100" w:type="dxa"/>
+              <w:right w:w="100" w:type="dxa"/>
+            </w:tcMar>
+          </w:tcPr>
+          <w:p>
+            <w:pPr>
+              <w:jc w:val="center"/>
+            </w:pPr>
+            <w:r>
+              <w:rPr>
+                <w:rFonts w:ascii="TH Sarabun PSK" w:hAnsi="TH Sarabun PSK"/>
+                <w:sz w:val="26"/>
+              </w:rPr>
+              <w:t>0.0732</w:t>
+            </w:r>
+          </w:p>
+        </w:tc>
+        <w:tc>
+          <w:tcPr>
+            <w:tcW w:type="dxa" w:w="1080"/>
+            <w:shd w:fill="FFFFFF"/>
+            <w:tcMar>
+              <w:top w:w="80" w:type="dxa"/>
+              <w:bottom w:w="80" w:type="dxa"/>
+              <w:left w:w="100" w:type="dxa"/>
+              <w:right w:w="100" w:type="dxa"/>
+            </w:tcMar>
+          </w:tcPr>
+          <w:p>
+            <w:pPr>
+              <w:jc w:val="center"/>
+            </w:pPr>
+            <w:r>
+              <w:rPr>
+                <w:rFonts w:ascii="TH Sarabun PSK" w:hAnsi="TH Sarabun PSK"/>
+                <w:sz w:val="26"/>
+              </w:rPr>
+              <w:t>0.0815</w:t>
+            </w:r>
+          </w:p>
+        </w:tc>
+        <w:tc>
+          <w:tcPr>
+            <w:tcW w:type="dxa" w:w="1080"/>
+            <w:shd w:fill="FFFFFF"/>
+            <w:tcMar>
+              <w:top w:w="80" w:type="dxa"/>
+              <w:bottom w:w="80" w:type="dxa"/>
+              <w:left w:w="100" w:type="dxa"/>
+              <w:right w:w="100" w:type="dxa"/>
+            </w:tcMar>
+          </w:tcPr>
+          <w:p>
+            <w:pPr>
+              <w:jc w:val="center"/>
+            </w:pPr>
+            <w:r>
+              <w:rPr>
+                <w:rFonts w:ascii="TH Sarabun PSK" w:hAnsi="TH Sarabun PSK"/>
+                <w:sz w:val="26"/>
+              </w:rPr>
+              <w:t>+0.0083</w:t>
+            </w:r>
+          </w:p>
+        </w:tc>
+        <w:tc>
+          <w:tcPr>
+            <w:tcW w:type="dxa" w:w="1080"/>
+            <w:shd w:fill="FFFFFF"/>
+            <w:tcMar>
+              <w:top w:w="80" w:type="dxa"/>
+              <w:bottom w:w="80" w:type="dxa"/>
+              <w:left w:w="100" w:type="dxa"/>
+              <w:right w:w="100" w:type="dxa"/>
+            </w:tcMar>
+          </w:tcPr>
+          <w:p>
+            <w:pPr>
+              <w:jc w:val="center"/>
+            </w:pPr>
+            <w:r>
+              <w:rPr>
+                <w:rFonts w:ascii="TH Sarabun PSK" w:hAnsi="TH Sarabun PSK"/>
+                <w:sz w:val="26"/>
+              </w:rPr>
+              <w:t>0.0920</w:t>
+            </w:r>
+          </w:p>
+        </w:tc>
+        <w:tc>
+          <w:tcPr>
+            <w:tcW w:type="dxa" w:w="1080"/>
+            <w:shd w:fill="FFFFFF"/>
+            <w:tcMar>
+              <w:top w:w="80" w:type="dxa"/>
+              <w:bottom w:w="80" w:type="dxa"/>
+              <w:left w:w="100" w:type="dxa"/>
+              <w:right w:w="100" w:type="dxa"/>
+            </w:tcMar>
+          </w:tcPr>
+          <w:p>
+            <w:pPr>
+              <w:jc w:val="center"/>
+            </w:pPr>
+            <w:r>
+              <w:rPr>
+                <w:rFonts w:ascii="TH Sarabun PSK" w:hAnsi="TH Sarabun PSK"/>
+                <w:sz w:val="26"/>
+              </w:rPr>
+              <w:t>0.1090</w:t>
+            </w:r>
+          </w:p>
+        </w:tc>
+        <w:tc>
+          <w:tcPr>
+            <w:tcW w:type="dxa" w:w="1080"/>
+            <w:shd w:fill="FFFFFF"/>
+            <w:tcMar>
+              <w:top w:w="80" w:type="dxa"/>
+              <w:bottom w:w="80" w:type="dxa"/>
+              <w:left w:w="100" w:type="dxa"/>
+              <w:right w:w="100" w:type="dxa"/>
+            </w:tcMar>
+          </w:tcPr>
+          <w:p>
+            <w:pPr>
+              <w:jc w:val="center"/>
+            </w:pPr>
+            <w:r>
+              <w:rPr>
+                <w:rFonts w:ascii="TH Sarabun PSK" w:hAnsi="TH Sarabun PSK"/>
+                <w:sz w:val="26"/>
+              </w:rPr>
+              <w:t>+0.0169</w:t>
+            </w:r>
+          </w:p>
+        </w:tc>
+        <w:tc>
+          <w:tcPr>
+            <w:tcW w:type="dxa" w:w="1080"/>
+            <w:shd w:fill="FFFFFF"/>
+            <w:tcMar>
+              <w:top w:w="80" w:type="dxa"/>
+              <w:bottom w:w="80" w:type="dxa"/>
+              <w:left w:w="100" w:type="dxa"/>
+              <w:right w:w="100" w:type="dxa"/>
+            </w:tcMar>
+          </w:tcPr>
+          <w:p>
+            <w:pPr>
+              <w:jc w:val="center"/>
+            </w:pPr>
+            <w:r>
+              <w:rPr>
+                <w:rFonts w:ascii="TH Sarabun PSK" w:hAnsi="TH Sarabun PSK"/>
+                <w:sz w:val="26"/>
+              </w:rPr>
+              <w:t>0.8248</w:t>
+            </w:r>
+          </w:p>
+        </w:tc>
+      </w:tr>
+      <w:tr>
+        <w:tc>
+          <w:tcPr>
+            <w:tcW w:type="dxa" w:w="1080"/>
+            <w:shd w:fill="FAFAFA"/>
+            <w:tcMar>
+              <w:top w:w="80" w:type="dxa"/>
+              <w:bottom w:w="80" w:type="dxa"/>
+              <w:left w:w="100" w:type="dxa"/>
+              <w:right w:w="100" w:type="dxa"/>
+            </w:tcMar>
+          </w:tcPr>
+          <w:p>
+            <w:pPr>
+              <w:jc w:val="left"/>
+            </w:pPr>
+            <w:r>
+              <w:rPr>
+                <w:rFonts w:ascii="TH Sarabun PSK" w:hAnsi="TH Sarabun PSK"/>
+                <w:sz w:val="26"/>
+              </w:rPr>
+              <w:t>`basic` → `h2l-hybrid`</w:t>
+            </w:r>
+          </w:p>
+        </w:tc>
+        <w:tc>
+          <w:tcPr>
+            <w:tcW w:type="dxa" w:w="1080"/>
+            <w:shd w:fill="FAFAFA"/>
+            <w:tcMar>
+              <w:top w:w="80" w:type="dxa"/>
+              <w:bottom w:w="80" w:type="dxa"/>
+              <w:left w:w="100" w:type="dxa"/>
+              <w:right w:w="100" w:type="dxa"/>
+            </w:tcMar>
+          </w:tcPr>
+          <w:p>
+            <w:pPr>
+              <w:jc w:val="center"/>
+            </w:pPr>
+            <w:r>
+              <w:rPr>
+                <w:rFonts w:ascii="TH Sarabun PSK" w:hAnsi="TH Sarabun PSK"/>
+                <w:sz w:val="26"/>
+              </w:rPr>
+              <w:t>0.2351</w:t>
+            </w:r>
+          </w:p>
+        </w:tc>
+        <w:tc>
+          <w:tcPr>
+            <w:tcW w:type="dxa" w:w="1080"/>
+            <w:shd w:fill="FAFAFA"/>
+            <w:tcMar>
+              <w:top w:w="80" w:type="dxa"/>
+              <w:bottom w:w="80" w:type="dxa"/>
+              <w:left w:w="100" w:type="dxa"/>
+              <w:right w:w="100" w:type="dxa"/>
+            </w:tcMar>
+          </w:tcPr>
+          <w:p>
+            <w:pPr>
+              <w:jc w:val="center"/>
+            </w:pPr>
+            <w:r>
+              <w:rPr>
+                <w:rFonts w:ascii="TH Sarabun PSK" w:hAnsi="TH Sarabun PSK"/>
+                <w:sz w:val="26"/>
+              </w:rPr>
+              <w:t>0.2485</w:t>
+            </w:r>
+          </w:p>
+        </w:tc>
+        <w:tc>
+          <w:tcPr>
+            <w:tcW w:type="dxa" w:w="1080"/>
+            <w:shd w:fill="FAFAFA"/>
+            <w:tcMar>
+              <w:top w:w="80" w:type="dxa"/>
+              <w:bottom w:w="80" w:type="dxa"/>
+              <w:left w:w="100" w:type="dxa"/>
+              <w:right w:w="100" w:type="dxa"/>
+            </w:tcMar>
+          </w:tcPr>
+          <w:p>
+            <w:pPr>
+              <w:jc w:val="center"/>
+            </w:pPr>
+            <w:r>
+              <w:rPr>
+                <w:rFonts w:ascii="TH Sarabun PSK" w:hAnsi="TH Sarabun PSK"/>
+                <w:sz w:val="26"/>
+              </w:rPr>
+              <w:t>**+0.0134**</w:t>
+            </w:r>
+          </w:p>
+        </w:tc>
+        <w:tc>
+          <w:tcPr>
+            <w:tcW w:type="dxa" w:w="1080"/>
+            <w:shd w:fill="FAFAFA"/>
+            <w:tcMar>
+              <w:top w:w="80" w:type="dxa"/>
+              <w:bottom w:w="80" w:type="dxa"/>
+              <w:left w:w="100" w:type="dxa"/>
+              <w:right w:w="100" w:type="dxa"/>
+            </w:tcMar>
+          </w:tcPr>
+          <w:p>
+            <w:pPr>
+              <w:jc w:val="center"/>
+            </w:pPr>
+            <w:r>
+              <w:rPr>
+                <w:rFonts w:ascii="TH Sarabun PSK" w:hAnsi="TH Sarabun PSK"/>
+                <w:sz w:val="26"/>
+              </w:rPr>
+              <w:t>0.2565</w:t>
+            </w:r>
+          </w:p>
+        </w:tc>
+        <w:tc>
+          <w:tcPr>
+            <w:tcW w:type="dxa" w:w="1080"/>
+            <w:shd w:fill="FAFAFA"/>
+            <w:tcMar>
+              <w:top w:w="80" w:type="dxa"/>
+              <w:bottom w:w="80" w:type="dxa"/>
+              <w:left w:w="100" w:type="dxa"/>
+              <w:right w:w="100" w:type="dxa"/>
+            </w:tcMar>
+          </w:tcPr>
+          <w:p>
+            <w:pPr>
+              <w:jc w:val="center"/>
+            </w:pPr>
+            <w:r>
+              <w:rPr>
+                <w:rFonts w:ascii="TH Sarabun PSK" w:hAnsi="TH Sarabun PSK"/>
+                <w:sz w:val="26"/>
+              </w:rPr>
+              <w:t>0.2734</w:t>
+            </w:r>
+          </w:p>
+        </w:tc>
+        <w:tc>
+          <w:tcPr>
+            <w:tcW w:type="dxa" w:w="1080"/>
+            <w:shd w:fill="FAFAFA"/>
+            <w:tcMar>
+              <w:top w:w="80" w:type="dxa"/>
+              <w:bottom w:w="80" w:type="dxa"/>
+              <w:left w:w="100" w:type="dxa"/>
+              <w:right w:w="100" w:type="dxa"/>
+            </w:tcMar>
+          </w:tcPr>
+          <w:p>
+            <w:pPr>
+              <w:jc w:val="center"/>
+            </w:pPr>
+            <w:r>
+              <w:rPr>
+                <w:rFonts w:ascii="TH Sarabun PSK" w:hAnsi="TH Sarabun PSK"/>
+                <w:sz w:val="26"/>
+              </w:rPr>
+              <w:t>**+0.0168**</w:t>
+            </w:r>
+          </w:p>
+        </w:tc>
+        <w:tc>
+          <w:tcPr>
+            <w:tcW w:type="dxa" w:w="1080"/>
+            <w:shd w:fill="FAFAFA"/>
+            <w:tcMar>
+              <w:top w:w="80" w:type="dxa"/>
+              <w:bottom w:w="80" w:type="dxa"/>
+              <w:left w:w="100" w:type="dxa"/>
+              <w:right w:w="100" w:type="dxa"/>
+            </w:tcMar>
+          </w:tcPr>
+          <w:p>
+            <w:pPr>
+              <w:jc w:val="center"/>
+            </w:pPr>
+            <w:r>
+              <w:rPr>
+                <w:rFonts w:ascii="TH Sarabun PSK" w:hAnsi="TH Sarabun PSK"/>
+                <w:sz w:val="26"/>
+              </w:rPr>
+              <w:t>**0.0486**</w:t>
+            </w:r>
+          </w:p>
+        </w:tc>
+      </w:tr>
+    </w:tbl>
+    <w:p>
+      <w:pPr>
+        <w:spacing w:before="0" w:after="80" w:line="276" w:lineRule="auto"/>
+        <w:jc w:val="left"/>
+      </w:pPr>
+      <w:r>
+        <w:rPr>
+          <w:rFonts w:ascii="TH Sarabun PSK" w:hAnsi="TH Sarabun PSK"/>
+          <w:i/>
+          <w:color w:val="000000"/>
+          <w:sz w:val="32"/>
+        </w:rPr>
+        <w:t>Paired Two-Sided Wilcoxon (raw, ยังไม่ปรับ multiplicity) nDCG@5: ทุกคู่ p &gt; 0.05; nDCG@10: basic→h2l-hybrid p=0.0486 เป็นเพียงคู่เดียวที่ผ่าน 0.05 ก่อนปรับ</w:t>
+      </w:r>
+    </w:p>
+    <w:p>
+      <w:pPr>
+        <w:spacing w:before="0" w:after="80" w:line="276" w:lineRule="auto"/>
+        <w:jc w:val="left"/>
+      </w:pPr>
+      <w:r>
+        <w:rPr>
+          <w:rFonts w:ascii="TH Sarabun PSK" w:hAnsi="TH Sarabun PSK"/>
+          <w:b/>
+          <w:color w:val="000000"/>
+          <w:sz w:val="32"/>
+        </w:rPr>
+        <w:t>ข้อค้นพบ:</w:t>
+      </w:r>
+      <w:r>
+        <w:rPr>
+          <w:rFonts w:ascii="TH Sarabun PSK" w:hAnsi="TH Sarabun PSK"/>
+          <w:b w:val="0"/>
+          <w:i w:val="0"/>
+          <w:color w:val="000000"/>
+          <w:sz w:val="32"/>
+        </w:rPr>
+        <w:t xml:space="preserve"> ในด้านตัวเลข H2L ให้ nDCG@5 สูงกว่าใน 3 จาก 4 คู่ (บวกใน bm25, hyde, basic; ลงเล็กน้อยใน naive_rag −0.0002) แสดงว่าชั้น H2L ไม่ทำให้ backbone ใดเลวลงอย่างชัดเจน อย่างไรก็ตาม ความแตกต่างรายกรณีเป็นศูนย์ใน 77–82 จาก 95 กรณีศึกษา สำหรับทุกคู่ และ Wilcoxon signed-rank ไม่มีนัยสำคัญในคู่ใดที่ระดับ nDCG@5 ก่อนปรับ multiplicity</w:t>
+      </w:r>
+    </w:p>
+    <w:p>
+      <w:pPr>
+        <w:spacing w:before="0" w:after="80" w:line="276" w:lineRule="auto"/>
+        <w:jc w:val="left"/>
+      </w:pPr>
+      <w:r>
+        <w:rPr>
+          <w:rFonts w:ascii="TH Sarabun PSK" w:hAnsi="TH Sarabun PSK"/>
+          <w:b w:val="0"/>
+          <w:i w:val="0"/>
+          <w:color w:val="000000"/>
+          <w:sz w:val="32"/>
+        </w:rPr>
+        <w:t xml:space="preserve">ที่ nDCG@10 คู่ </w:t>
+      </w:r>
+      <w:r>
+        <w:rPr>
+          <w:rFonts w:ascii="Courier New" w:hAnsi="Courier New"/>
+          <w:color w:val="B42828"/>
+          <w:sz w:val="30"/>
+        </w:rPr>
+        <w:t>basic → h2l-hybrid</w:t>
+      </w:r>
+      <w:r>
+        <w:rPr>
+          <w:rFonts w:ascii="TH Sarabun PSK" w:hAnsi="TH Sarabun PSK"/>
+          <w:b w:val="0"/>
+          <w:i w:val="0"/>
+          <w:color w:val="000000"/>
+          <w:sz w:val="32"/>
+        </w:rPr>
+        <w:t xml:space="preserve"> มี p=0.0486 (raw) ซึ่งตรงกับผลที่รายงานในตารางที่ 4.4 แล้ว ทั้งนี้หากปรับ multiplicity สำหรับ 4 คู่ 2 ตัวชี้วัด (Holm 8 comparisons) ค่านี้จะเพิ่มขึ้นเกิน 0.05 ฉะนั้นการอ้างว่า H2L ช่วยทุก backbone อย่างมีนัยสำคัญจึงไม่ได้รับการสนับสนุนจากชุดทดสอบนี้</w:t>
+      </w:r>
+    </w:p>
+    <w:p>
+      <w:pPr>
+        <w:spacing w:before="0" w:after="80" w:line="276" w:lineRule="auto"/>
+        <w:jc w:val="left"/>
+      </w:pPr>
+      <w:r>
+        <w:rPr>
+          <w:rFonts w:ascii="TH Sarabun PSK" w:hAnsi="TH Sarabun PSK"/>
+          <w:b w:val="0"/>
+          <w:i w:val="0"/>
+          <w:color w:val="000000"/>
+          <w:sz w:val="32"/>
+        </w:rPr>
+        <w:t xml:space="preserve">ข้อสังเกตเพิ่มเติม: คู่ </w:t>
+      </w:r>
+      <w:r>
+        <w:rPr>
+          <w:rFonts w:ascii="Courier New" w:hAnsi="Courier New"/>
+          <w:color w:val="B42828"/>
+          <w:sz w:val="30"/>
+        </w:rPr>
+        <w:t>bm25_only → h2l-bm25</w:t>
+      </w:r>
+      <w:r>
+        <w:rPr>
+          <w:rFonts w:ascii="TH Sarabun PSK" w:hAnsi="TH Sarabun PSK"/>
+          <w:b w:val="0"/>
+          <w:i w:val="0"/>
+          <w:color w:val="000000"/>
+          <w:sz w:val="32"/>
+        </w:rPr>
+        <w:t xml:space="preserve"> แสดง trade-off ที่น่าสนใจ — nDCG@5 สูงขึ้น (+0.0148) แต่ MAP ลง (−0.0057) และ MRR ลง (−0.0162) ซึ่งบ่งชี้ว่า H2L ดันเอกสารที่เกี่ยวข้องขึ้นใน 5 อันดับแรก แต่ทำให้อันดับที่เหมาะสมที่สุดล่าช้าในบางกรณี</w:t>
+      </w:r>
     </w:p>
     <w:p>
       <w:pPr>

--- a/ch4_thesis.docx
+++ b/ch4_thesis.docx
@@ -5759,34 +5759,112 @@
     </w:p>
     <w:p>
       <w:pPr>
-        <w:spacing w:before="0" w:after="80" w:line="276" w:lineRule="auto"/>
-        <w:jc w:val="left"/>
+        <w:spacing w:before="160" w:after="40"/>
+        <w:jc w:val="center"/>
+      </w:pPr>
+      <w:r>
+        <w:drawing>
+          <wp:inline xmlns:a="http://schemas.openxmlformats.org/drawingml/2006/main" xmlns:pic="http://schemas.openxmlformats.org/drawingml/2006/picture">
+            <wp:extent cx="5486400" cy="2254906"/>
+            <wp:docPr id="1" name="Picture 1"/>
+            <wp:cNvGraphicFramePr>
+              <a:graphicFrameLocks noChangeAspect="1"/>
+            </wp:cNvGraphicFramePr>
+            <a:graphic>
+              <a:graphicData uri="http://schemas.openxmlformats.org/drawingml/2006/picture">
+                <pic:pic>
+                  <pic:nvPicPr>
+                    <pic:cNvPr id="0" name="fig_4a_paired_diff.png"/>
+                    <pic:cNvPicPr/>
+                  </pic:nvPicPr>
+                  <pic:blipFill>
+                    <a:blip r:embed="rId9"/>
+                    <a:stretch>
+                      <a:fillRect/>
+                    </a:stretch>
+                  </pic:blipFill>
+                  <pic:spPr>
+                    <a:xfrm>
+                      <a:off x="0" y="0"/>
+                      <a:ext cx="5486400" cy="2254906"/>
+                    </a:xfrm>
+                    <a:prstGeom prst="rect"/>
+                  </pic:spPr>
+                </pic:pic>
+              </a:graphicData>
+            </a:graphic>
+          </wp:inline>
+        </w:drawing>
+      </w:r>
+    </w:p>
+    <w:p>
+      <w:pPr>
+        <w:spacing w:before="0" w:after="200"/>
+        <w:jc w:val="center"/>
       </w:pPr>
       <w:r>
         <w:rPr>
           <w:rFonts w:ascii="TH Sarabun PSK" w:hAnsi="TH Sarabun PSK"/>
-          <w:b w:val="0"/>
-          <w:i w:val="0"/>
-          <w:color w:val="000000"/>
-          <w:sz w:val="32"/>
+          <w:b/>
+          <w:color w:val="333333"/>
+          <w:sz w:val="28"/>
         </w:rPr>
-        <w:t>![รูปที่ 4.A ผลต่าง nDCG@5 รายเคส](../output/figures_ch4/fig_4a_paired_diff.png)</w:t>
+        <w:t>รูปที่ 4.A ผลต่าง nDCG@5 รายเคส</w:t>
       </w:r>
     </w:p>
     <w:p>
       <w:pPr>
-        <w:spacing w:before="0" w:after="80" w:line="276" w:lineRule="auto"/>
-        <w:jc w:val="left"/>
+        <w:spacing w:before="160" w:after="40"/>
+        <w:jc w:val="center"/>
+      </w:pPr>
+      <w:r>
+        <w:drawing>
+          <wp:inline xmlns:a="http://schemas.openxmlformats.org/drawingml/2006/main" xmlns:pic="http://schemas.openxmlformats.org/drawingml/2006/picture">
+            <wp:extent cx="5486400" cy="2718312"/>
+            <wp:docPr id="2" name="Picture 2"/>
+            <wp:cNvGraphicFramePr>
+              <a:graphicFrameLocks noChangeAspect="1"/>
+            </wp:cNvGraphicFramePr>
+            <a:graphic>
+              <a:graphicData uri="http://schemas.openxmlformats.org/drawingml/2006/picture">
+                <pic:pic>
+                  <pic:nvPicPr>
+                    <pic:cNvPr id="0" name="fig_4b_forest_plot.png"/>
+                    <pic:cNvPicPr/>
+                  </pic:nvPicPr>
+                  <pic:blipFill>
+                    <a:blip r:embed="rId10"/>
+                    <a:stretch>
+                      <a:fillRect/>
+                    </a:stretch>
+                  </pic:blipFill>
+                  <pic:spPr>
+                    <a:xfrm>
+                      <a:off x="0" y="0"/>
+                      <a:ext cx="5486400" cy="2718312"/>
+                    </a:xfrm>
+                    <a:prstGeom prst="rect"/>
+                  </pic:spPr>
+                </pic:pic>
+              </a:graphicData>
+            </a:graphic>
+          </wp:inline>
+        </w:drawing>
+      </w:r>
+    </w:p>
+    <w:p>
+      <w:pPr>
+        <w:spacing w:before="0" w:after="200"/>
+        <w:jc w:val="center"/>
       </w:pPr>
       <w:r>
         <w:rPr>
           <w:rFonts w:ascii="TH Sarabun PSK" w:hAnsi="TH Sarabun PSK"/>
-          <w:b w:val="0"/>
-          <w:i w:val="0"/>
-          <w:color w:val="000000"/>
-          <w:sz w:val="32"/>
+          <w:b/>
+          <w:color w:val="333333"/>
+          <w:sz w:val="28"/>
         </w:rPr>
-        <w:t>![รูปที่ 4.B Forest Plot Holm-corrected](../output/figures_ch4/fig_4b_forest_plot.png)</w:t>
+        <w:t>รูปที่ 4.B Forest Plot Holm-corrected</w:t>
       </w:r>
     </w:p>
     <w:p>
@@ -8762,18 +8840,57 @@
     </w:p>
     <w:p>
       <w:pPr>
-        <w:spacing w:before="0" w:after="80" w:line="276" w:lineRule="auto"/>
-        <w:jc w:val="left"/>
+        <w:spacing w:before="160" w:after="40"/>
+        <w:jc w:val="center"/>
+      </w:pPr>
+      <w:r>
+        <w:drawing>
+          <wp:inline xmlns:a="http://schemas.openxmlformats.org/drawingml/2006/main" xmlns:pic="http://schemas.openxmlformats.org/drawingml/2006/picture">
+            <wp:extent cx="5486400" cy="2471642"/>
+            <wp:docPr id="3" name="Picture 3"/>
+            <wp:cNvGraphicFramePr>
+              <a:graphicFrameLocks noChangeAspect="1"/>
+            </wp:cNvGraphicFramePr>
+            <a:graphic>
+              <a:graphicData uri="http://schemas.openxmlformats.org/drawingml/2006/picture">
+                <pic:pic>
+                  <pic:nvPicPr>
+                    <pic:cNvPr id="0" name="fig_4d_decoupling.png"/>
+                    <pic:cNvPicPr/>
+                  </pic:nvPicPr>
+                  <pic:blipFill>
+                    <a:blip r:embed="rId11"/>
+                    <a:stretch>
+                      <a:fillRect/>
+                    </a:stretch>
+                  </pic:blipFill>
+                  <pic:spPr>
+                    <a:xfrm>
+                      <a:off x="0" y="0"/>
+                      <a:ext cx="5486400" cy="2471642"/>
+                    </a:xfrm>
+                    <a:prstGeom prst="rect"/>
+                  </pic:spPr>
+                </pic:pic>
+              </a:graphicData>
+            </a:graphic>
+          </wp:inline>
+        </w:drawing>
+      </w:r>
+    </w:p>
+    <w:p>
+      <w:pPr>
+        <w:spacing w:before="0" w:after="200"/>
+        <w:jc w:val="center"/>
       </w:pPr>
       <w:r>
         <w:rPr>
           <w:rFonts w:ascii="TH Sarabun PSK" w:hAnsi="TH Sarabun PSK"/>
-          <w:b w:val="0"/>
-          <w:i w:val="0"/>
-          <w:color w:val="000000"/>
-          <w:sz w:val="32"/>
+          <w:b/>
+          <w:color w:val="333333"/>
+          <w:sz w:val="28"/>
         </w:rPr>
-        <w:t>![รูปที่ 4.D การแยกกันของคะแนนและอันดับ](../output/figures_ch4/fig_4d_decoupling.png)</w:t>
+        <w:t>รูปที่ 4.D การแยกกันของคะแนนและอันดับ</w:t>
       </w:r>
     </w:p>
     <w:p>
@@ -13776,18 +13893,57 @@
     </w:p>
     <w:p>
       <w:pPr>
-        <w:spacing w:before="0" w:after="80" w:line="276" w:lineRule="auto"/>
-        <w:jc w:val="left"/>
+        <w:spacing w:before="160" w:after="40"/>
+        <w:jc w:val="center"/>
+      </w:pPr>
+      <w:r>
+        <w:drawing>
+          <wp:inline xmlns:a="http://schemas.openxmlformats.org/drawingml/2006/main" xmlns:pic="http://schemas.openxmlformats.org/drawingml/2006/picture">
+            <wp:extent cx="5486400" cy="4251113"/>
+            <wp:docPr id="4" name="Picture 4"/>
+            <wp:cNvGraphicFramePr>
+              <a:graphicFrameLocks noChangeAspect="1"/>
+            </wp:cNvGraphicFramePr>
+            <a:graphic>
+              <a:graphicData uri="http://schemas.openxmlformats.org/drawingml/2006/picture">
+                <pic:pic>
+                  <pic:nvPicPr>
+                    <pic:cNvPr id="0" name="fig_4c_adversarial.png"/>
+                    <pic:cNvPicPr/>
+                  </pic:nvPicPr>
+                  <pic:blipFill>
+                    <a:blip r:embed="rId12"/>
+                    <a:stretch>
+                      <a:fillRect/>
+                    </a:stretch>
+                  </pic:blipFill>
+                  <pic:spPr>
+                    <a:xfrm>
+                      <a:off x="0" y="0"/>
+                      <a:ext cx="5486400" cy="4251113"/>
+                    </a:xfrm>
+                    <a:prstGeom prst="rect"/>
+                  </pic:spPr>
+                </pic:pic>
+              </a:graphicData>
+            </a:graphic>
+          </wp:inline>
+        </w:drawing>
+      </w:r>
+    </w:p>
+    <w:p>
+      <w:pPr>
+        <w:spacing w:before="0" w:after="200"/>
+        <w:jc w:val="center"/>
       </w:pPr>
       <w:r>
         <w:rPr>
           <w:rFonts w:ascii="TH Sarabun PSK" w:hAnsi="TH Sarabun PSK"/>
-          <w:b w:val="0"/>
-          <w:i w:val="0"/>
-          <w:color w:val="000000"/>
-          <w:sz w:val="32"/>
+          <w:b/>
+          <w:color w:val="333333"/>
+          <w:sz w:val="28"/>
         </w:rPr>
-        <w:t>![รูปที่ 4.C Adversarial Recall vs Suppression](../output/figures_ch4/fig_4c_adversarial.png)</w:t>
+        <w:t>รูปที่ 4.C Adversarial Recall vs Suppression</w:t>
       </w:r>
     </w:p>
     <w:p>

--- a/ch4_thesis.docx
+++ b/ch4_thesis.docx
@@ -8633,6 +8633,164 @@
           <w:color w:val="000000"/>
           <w:sz w:val="32"/>
         </w:rPr>
+        <w:t>หมายเหตุเรื่องค่า baseline (สำคัญต่อการอ่านเทียบข้ามตาราง):</w:t>
+      </w:r>
+      <w:r>
+        <w:rPr>
+          <w:rFonts w:ascii="TH Sarabun PSK" w:hAnsi="TH Sarabun PSK"/>
+          <w:b w:val="0"/>
+          <w:i w:val="0"/>
+          <w:color w:val="000000"/>
+          <w:sz w:val="32"/>
+        </w:rPr>
+        <w:t xml:space="preserve"> ค่า Full V6 ในตารางนี้ (nDCG@5 $= 0.2442$) ต่ำกว่าค่า </w:t>
+      </w:r>
+      <w:r>
+        <w:rPr>
+          <w:rFonts w:ascii="Courier New" w:hAnsi="Courier New"/>
+          <w:color w:val="B42828"/>
+          <w:sz w:val="30"/>
+        </w:rPr>
+        <w:t>h2l-hybrid</w:t>
+      </w:r>
+      <w:r>
+        <w:rPr>
+          <w:rFonts w:ascii="TH Sarabun PSK" w:hAnsi="TH Sarabun PSK"/>
+          <w:b w:val="0"/>
+          <w:i w:val="0"/>
+          <w:color w:val="000000"/>
+          <w:sz w:val="32"/>
+        </w:rPr>
+        <w:t xml:space="preserve"> ในตารางที่ 4.3, 4.7 และ 4.8 (nDCG@5 $= 0.2485$) อยู่ $0.0043$ ทั้งที่เป็นการตั้งค่าเดียวกัน (default </w:t>
+      </w:r>
+      <w:r>
+        <w:rPr>
+          <w:rFonts w:ascii="Courier New" w:hAnsi="Courier New"/>
+          <w:color w:val="B42828"/>
+          <w:sz w:val="30"/>
+        </w:rPr>
+        <w:t>H2LConfigV3</w:t>
+      </w:r>
+      <w:r>
+        <w:rPr>
+          <w:rFonts w:ascii="TH Sarabun PSK" w:hAnsi="TH Sarabun PSK"/>
+          <w:b w:val="0"/>
+          <w:i w:val="0"/>
+          <w:color w:val="000000"/>
+          <w:sz w:val="32"/>
+        </w:rPr>
+        <w:t>, 95 เคส, detected problems จาก cache ชุดเดียวกัน) ความต่างนี้มาจาก</w:t>
+      </w:r>
+      <w:r>
+        <w:rPr>
+          <w:rFonts w:ascii="TH Sarabun PSK" w:hAnsi="TH Sarabun PSK"/>
+          <w:b/>
+          <w:color w:val="000000"/>
+          <w:sz w:val="32"/>
+        </w:rPr>
+        <w:t>ขั้นตอนการทดลอง ไม่ใช่การตั้งค่าแบบจำลอง</w:t>
+      </w:r>
+    </w:p>
+    <w:p>
+      <w:pPr>
+        <w:spacing w:before="0" w:after="80" w:line="276" w:lineRule="auto"/>
+        <w:jc w:val="left"/>
+      </w:pPr>
+      <w:r>
+        <w:rPr>
+          <w:rFonts w:ascii="TH Sarabun PSK" w:hAnsi="TH Sarabun PSK"/>
+          <w:b w:val="0"/>
+          <w:i w:val="0"/>
+          <w:color w:val="000000"/>
+          <w:sz w:val="32"/>
+        </w:rPr>
+        <w:t xml:space="preserve">ตารางที่ 4.6 ออกแบบเป็น </w:t>
+      </w:r>
+      <w:r>
+        <w:rPr>
+          <w:rFonts w:ascii="TH Sarabun PSK" w:hAnsi="TH Sarabun PSK"/>
+          <w:i/>
+          <w:color w:val="000000"/>
+          <w:sz w:val="32"/>
+        </w:rPr>
+        <w:t>re-ranking ablation</w:t>
+      </w:r>
+      <w:r>
+        <w:rPr>
+          <w:rFonts w:ascii="TH Sarabun PSK" w:hAnsi="TH Sarabun PSK"/>
+          <w:b w:val="0"/>
+          <w:i w:val="0"/>
+          <w:color w:val="000000"/>
+          <w:sz w:val="32"/>
+        </w:rPr>
+        <w:t>: ดึง candidate pool ขนาด 45 เอกสาร (=$3 \times$ top_k) หนึ่งครั้งต่อกรณีศึกษา แล้วให้แต่ละเงื่อนไขจัดอันดับ pool ชุดเดียวกันนั้นใหม่ ก่อนตัดเหลือ 15 อันดับแรก การตรึง pool ไว้เช่นนี้กำจัด noise จากการที่ชุด candidate เปลี่ยนไปในแต่ละเงื่อนไข ซึ่งจำเป็นสำหรับการเทียบองค์ประกอบย่อย ส่วนตารางอื่นเรียกเส้นทาง retrieval ปกติที่ดึงมา 15 เอกสารแล้วให้คะแนนใหม่</w:t>
+      </w:r>
+    </w:p>
+    <w:p>
+      <w:pPr>
+        <w:spacing w:before="0" w:after="80" w:line="276" w:lineRule="auto"/>
+        <w:jc w:val="left"/>
+      </w:pPr>
+      <w:r>
+        <w:rPr>
+          <w:rFonts w:ascii="TH Sarabun PSK" w:hAnsi="TH Sarabun PSK"/>
+          <w:b w:val="0"/>
+          <w:i w:val="0"/>
+          <w:color w:val="000000"/>
+          <w:sz w:val="32"/>
+        </w:rPr>
+        <w:t>ผลต่าง $0.0043$ มาจากกรณีศึกษาเดียว (</w:t>
+      </w:r>
+      <w:r>
+        <w:rPr>
+          <w:rFonts w:ascii="Courier New" w:hAnsi="Courier New"/>
+          <w:color w:val="B42828"/>
+          <w:sz w:val="30"/>
+        </w:rPr>
+        <w:t>CHILD_004_PAR_01</w:t>
+      </w:r>
+      <w:r>
+        <w:rPr>
+          <w:rFonts w:ascii="TH Sarabun PSK" w:hAnsi="TH Sarabun PSK"/>
+          <w:b w:val="0"/>
+          <w:i w:val="0"/>
+          <w:color w:val="000000"/>
+          <w:sz w:val="32"/>
+        </w:rPr>
+        <w:t>: $0.7654$ ในเส้นทางปกติ เทียบกับ $0.3575$ ในเส้นทาง pool-45) เพราะเมื่อ pool กว้างขึ้น เอกสารจากอันดับ 16–45 สามารถถูกดันขึ้นมาแทนที่เอกสารที่เกี่ยวข้องซึ่งเดิมอยู่ใน 15 อันดับแรกได้ อีก 94 กรณีศึกษาให้ค่าเท่ากันทุกตัวเลข ดังนั้นการเทียบ</w:t>
+      </w:r>
+      <w:r>
+        <w:rPr>
+          <w:rFonts w:ascii="TH Sarabun PSK" w:hAnsi="TH Sarabun PSK"/>
+          <w:b/>
+          <w:color w:val="000000"/>
+          <w:sz w:val="32"/>
+        </w:rPr>
+        <w:t>ภายใน</w:t>
+      </w:r>
+      <w:r>
+        <w:rPr>
+          <w:rFonts w:ascii="TH Sarabun PSK" w:hAnsi="TH Sarabun PSK"/>
+          <w:b w:val="0"/>
+          <w:i w:val="0"/>
+          <w:color w:val="000000"/>
+          <w:sz w:val="32"/>
+        </w:rPr>
+        <w:t>ตารางที่ 4.6 (เงื่อนไขต่อเงื่อนไข) ยังใช้ได้ตามปกติ แต่ไม่ควรนำค่า $0.2442$ ไปเทียบตรงกับค่าในตารางอื่นข้ามเส้นทางการทดลอง</w:t>
+      </w:r>
+    </w:p>
+    <w:p>
+      <w:pPr>
+        <w:spacing w:before="0" w:after="80" w:line="276" w:lineRule="auto"/>
+        <w:jc w:val="left"/>
+      </w:pPr>
+      <w:r>
+        <w:rPr>
+          <w:rFonts w:ascii="TH Sarabun PSK" w:hAnsi="TH Sarabun PSK"/>
+          <w:b/>
+          <w:color w:val="000000"/>
+          <w:sz w:val="32"/>
+        </w:rPr>
         <w:t>ข้อค้นพบหลัก (Score-vs-Rank Decoupling):</w:t>
       </w:r>
       <w:r>
@@ -8906,7 +9064,7 @@
           <w:color w:val="003366"/>
           <w:sz w:val="32"/>
         </w:rPr>
-        <w:t>4.5.2 ผลการวิเคราะห์ความไวของพารามิเตอร์ (Parameter Sensitivity)</w:t>
+        <w:t>4.5.2 ผลการทดสอบความไวของค่าพารามิเตอร์ $\alpha$ (RQ2)</w:t>
       </w:r>
     </w:p>
     <w:p>
@@ -8922,8 +9080,22 @@
           <w:color w:val="000000"/>
           <w:sz w:val="32"/>
         </w:rPr>
-        <w:t xml:space="preserve">ผลการวิเคราะห์ความไวแบบ One-at-a-Time (OAT Sensitivity) บนพารามิเตอร์หลัก 6 ตัวที่ถูก exercise จริงในฟังก์ชันคะแนน ได้แก่ $\lambda_{\text{neg}}, \mu, \kappa, T_{\text{range}}, \alpha_0, T_{\text{base}}$ พบว่า </w:t>
+        <w:t xml:space="preserve">การทดลองนี้วัดว่าประสิทธิภาพการจัดอันดับเปลี่ยนแปลงอย่างไรเมื่อปรับน้ำหนัก $\alpha$ (Base Problem Influence Weight) ในสูตร $S_{\text{final}} = S_{\text{rerank}} \cdot \exp(\alpha_{\text{eff}} \cdot \Sigma_i w_i \cdot \Phi_i)$ โดยคง pipeline H2L เดิมทุกองค์ประกอบ (detection, prior, IDF, negation gate, co-occurrence, Bayesian prior) ไว้ครบ ต่างกันเฉพาะค่า $\alpha$ ที่ส่งเข้า </w:t>
       </w:r>
+      <w:r>
+        <w:rPr>
+          <w:rFonts w:ascii="Courier New" w:hAnsi="Courier New"/>
+          <w:color w:val="B42828"/>
+          <w:sz w:val="30"/>
+        </w:rPr>
+        <w:t>H2LConfigV3.ALPHA</w:t>
+      </w:r>
+    </w:p>
+    <w:p>
+      <w:pPr>
+        <w:spacing w:before="0" w:after="80" w:line="276" w:lineRule="auto"/>
+        <w:jc w:val="left"/>
+      </w:pPr>
       <w:r>
         <w:rPr>
           <w:rFonts w:ascii="TH Sarabun PSK" w:hAnsi="TH Sarabun PSK"/>
@@ -8931,7 +9103,31 @@
           <w:color w:val="000000"/>
           <w:sz w:val="32"/>
         </w:rPr>
-        <w:t>4 จาก 6 พารามิเตอร์</w:t>
+        <w:t>ข้อสำคัญ — $\alpha = 0$ ไม่ใช่ "ปิด H2L":</w:t>
+      </w:r>
+    </w:p>
+    <w:p>
+      <w:pPr>
+        <w:spacing w:before="0" w:after="80" w:line="276" w:lineRule="auto"/>
+        <w:jc w:val="left"/>
+      </w:pPr>
+      <w:r>
+        <w:rPr>
+          <w:rFonts w:ascii="TH Sarabun PSK" w:hAnsi="TH Sarabun PSK"/>
+          <w:b w:val="0"/>
+          <w:i w:val="0"/>
+          <w:color w:val="000000"/>
+          <w:sz w:val="32"/>
+        </w:rPr>
+        <w:t xml:space="preserve">$\alpha_{\text{eff}}$ ถูก clamp ที่พื้น $0.01$ เสมอ ทำให้ $S_{\text{final}} = S_{\text{rerank}} \cdot \exp(0.01 \cdot \Sigma) \neq S_{\text{rerank}}$ แม้ตั้ง $\alpha = 0$ การปิด H2L จริงคือการใช้กลยุทธ์ </w:t>
+      </w:r>
+      <w:r>
+        <w:rPr>
+          <w:rFonts w:ascii="Courier New" w:hAnsi="Courier New"/>
+          <w:color w:val="B42828"/>
+          <w:sz w:val="30"/>
+        </w:rPr>
+        <w:t>basic</w:t>
       </w:r>
       <w:r>
         <w:rPr>
@@ -8941,8 +9137,14 @@
           <w:color w:val="000000"/>
           <w:sz w:val="32"/>
         </w:rPr>
-        <w:t xml:space="preserve"> ($\lambda_{\text{neg}}, \mu, \kappa, T_{\text{range}}$) มีค่าการเปลี่ยนแปลงไม่เกิน </w:t>
+        <w:t xml:space="preserve"> ซึ่งรายงานแยกเป็น "basic reference" ในตารางด้านล่าง</w:t>
       </w:r>
+    </w:p>
+    <w:p>
+      <w:pPr>
+        <w:spacing w:before="0" w:after="80" w:line="276" w:lineRule="auto"/>
+        <w:jc w:val="left"/>
+      </w:pPr>
       <w:r>
         <w:rPr>
           <w:rFonts w:ascii="TH Sarabun PSK" w:hAnsi="TH Sarabun PSK"/>
@@ -8950,7 +9152,7 @@
           <w:color w:val="000000"/>
           <w:sz w:val="32"/>
         </w:rPr>
-        <w:t>2.25%</w:t>
+        <w:t>การออกแบบการทดลอง:</w:t>
       </w:r>
       <w:r>
         <w:rPr>
@@ -8960,7 +9162,1694 @@
           <w:color w:val="000000"/>
           <w:sz w:val="32"/>
         </w:rPr>
-        <w:t xml:space="preserve"> เมื่อปรับ $\pm 30$–$50\%$ ยืนยันว่าค่าพารามิเตอร์ที่กำหนดจากโดเมนทฤษฎีมีความเสถียรสูง มีเพียง $\alpha_0$ (Base Weight multiplier) และ $T_{\text{base}}$ (Calibration Temp) ที่อ่อนไหวต่อสเกล ซึ่งได้รับการปรับจูนตามหลักคณิตศาสตร์เรียบร้อยแล้ว</w:t>
+        <w:t xml:space="preserve"> sweep α ∈ {0, 0.01, 0.25, 0.50, 0.75, 1.00, 1.50, 2.00} บน n=95 เคส ใช้ detected problems จาก cache ชุดเดียวกับ RQ3/RQ6 เพื่อตรึงการตรวจจับ</w:t>
+      </w:r>
+    </w:p>
+    <w:p>
+      <w:pPr>
+        <w:spacing w:before="0" w:after="80" w:line="276" w:lineRule="auto"/>
+        <w:jc w:val="left"/>
+      </w:pPr>
+      <w:r>
+        <w:rPr>
+          <w:rFonts w:ascii="TH Sarabun PSK" w:hAnsi="TH Sarabun PSK"/>
+          <w:b/>
+          <w:color w:val="000000"/>
+          <w:sz w:val="32"/>
+        </w:rPr>
+        <w:t>ตารางที่ 4.7 ผลการทดสอบความไวต่อ $\alpha$ (n=95 เคส, H2L pipeline คงที่)</w:t>
+      </w:r>
+    </w:p>
+    <w:tbl>
+      <w:tblPr>
+        <w:tblW w:type="auto" w:w="0"/>
+        <w:jc w:val="center"/>
+        <w:tblLook w:firstColumn="1" w:firstRow="1" w:lastColumn="0" w:lastRow="0" w:noHBand="0" w:noVBand="1" w:val="04A0"/>
+      </w:tblPr>
+      <w:tblGrid>
+        <w:gridCol w:w="1234"/>
+        <w:gridCol w:w="1234"/>
+        <w:gridCol w:w="1234"/>
+        <w:gridCol w:w="1234"/>
+        <w:gridCol w:w="1234"/>
+        <w:gridCol w:w="1234"/>
+        <w:gridCol w:w="1234"/>
+      </w:tblGrid>
+      <w:tr>
+        <w:tc>
+          <w:tcPr>
+            <w:tcW w:type="dxa" w:w="1234"/>
+            <w:shd w:fill="F0F4F8"/>
+            <w:tcMar>
+              <w:top w:w="100" w:type="dxa"/>
+              <w:bottom w:w="100" w:type="dxa"/>
+              <w:left w:w="120" w:type="dxa"/>
+              <w:right w:w="120" w:type="dxa"/>
+            </w:tcMar>
+          </w:tcPr>
+          <w:p>
+            <w:pPr>
+              <w:jc w:val="center"/>
+            </w:pPr>
+            <w:r>
+              <w:rPr>
+                <w:rFonts w:ascii="TH Sarabun PSK" w:hAnsi="TH Sarabun PSK"/>
+                <w:b/>
+                <w:color w:val="003366"/>
+                <w:sz w:val="28"/>
+              </w:rPr>
+              <w:t>$\alpha$</w:t>
+            </w:r>
+          </w:p>
+        </w:tc>
+        <w:tc>
+          <w:tcPr>
+            <w:tcW w:type="dxa" w:w="1234"/>
+            <w:shd w:fill="F0F4F8"/>
+            <w:tcMar>
+              <w:top w:w="100" w:type="dxa"/>
+              <w:bottom w:w="100" w:type="dxa"/>
+              <w:left w:w="120" w:type="dxa"/>
+              <w:right w:w="120" w:type="dxa"/>
+            </w:tcMar>
+          </w:tcPr>
+          <w:p>
+            <w:pPr>
+              <w:jc w:val="center"/>
+            </w:pPr>
+            <w:r>
+              <w:rPr>
+                <w:rFonts w:ascii="TH Sarabun PSK" w:hAnsi="TH Sarabun PSK"/>
+                <w:b/>
+                <w:color w:val="003366"/>
+                <w:sz w:val="28"/>
+              </w:rPr>
+              <w:t>P@5</w:t>
+            </w:r>
+          </w:p>
+        </w:tc>
+        <w:tc>
+          <w:tcPr>
+            <w:tcW w:type="dxa" w:w="1234"/>
+            <w:shd w:fill="F0F4F8"/>
+            <w:tcMar>
+              <w:top w:w="100" w:type="dxa"/>
+              <w:bottom w:w="100" w:type="dxa"/>
+              <w:left w:w="120" w:type="dxa"/>
+              <w:right w:w="120" w:type="dxa"/>
+            </w:tcMar>
+          </w:tcPr>
+          <w:p>
+            <w:pPr>
+              <w:jc w:val="center"/>
+            </w:pPr>
+            <w:r>
+              <w:rPr>
+                <w:rFonts w:ascii="TH Sarabun PSK" w:hAnsi="TH Sarabun PSK"/>
+                <w:b/>
+                <w:color w:val="003366"/>
+                <w:sz w:val="28"/>
+              </w:rPr>
+              <w:t>F1@5</w:t>
+            </w:r>
+          </w:p>
+        </w:tc>
+        <w:tc>
+          <w:tcPr>
+            <w:tcW w:type="dxa" w:w="1234"/>
+            <w:shd w:fill="F0F4F8"/>
+            <w:tcMar>
+              <w:top w:w="100" w:type="dxa"/>
+              <w:bottom w:w="100" w:type="dxa"/>
+              <w:left w:w="120" w:type="dxa"/>
+              <w:right w:w="120" w:type="dxa"/>
+            </w:tcMar>
+          </w:tcPr>
+          <w:p>
+            <w:pPr>
+              <w:jc w:val="center"/>
+            </w:pPr>
+            <w:r>
+              <w:rPr>
+                <w:rFonts w:ascii="TH Sarabun PSK" w:hAnsi="TH Sarabun PSK"/>
+                <w:b/>
+                <w:color w:val="003366"/>
+                <w:sz w:val="28"/>
+              </w:rPr>
+              <w:t>nDCG@5</w:t>
+            </w:r>
+          </w:p>
+        </w:tc>
+        <w:tc>
+          <w:tcPr>
+            <w:tcW w:type="dxa" w:w="1234"/>
+            <w:shd w:fill="F0F4F8"/>
+            <w:tcMar>
+              <w:top w:w="100" w:type="dxa"/>
+              <w:bottom w:w="100" w:type="dxa"/>
+              <w:left w:w="120" w:type="dxa"/>
+              <w:right w:w="120" w:type="dxa"/>
+            </w:tcMar>
+          </w:tcPr>
+          <w:p>
+            <w:pPr>
+              <w:jc w:val="center"/>
+            </w:pPr>
+            <w:r>
+              <w:rPr>
+                <w:rFonts w:ascii="TH Sarabun PSK" w:hAnsi="TH Sarabun PSK"/>
+                <w:b/>
+                <w:color w:val="003366"/>
+                <w:sz w:val="28"/>
+              </w:rPr>
+              <w:t>nDCG@10</w:t>
+            </w:r>
+          </w:p>
+        </w:tc>
+        <w:tc>
+          <w:tcPr>
+            <w:tcW w:type="dxa" w:w="1234"/>
+            <w:shd w:fill="F0F4F8"/>
+            <w:tcMar>
+              <w:top w:w="100" w:type="dxa"/>
+              <w:bottom w:w="100" w:type="dxa"/>
+              <w:left w:w="120" w:type="dxa"/>
+              <w:right w:w="120" w:type="dxa"/>
+            </w:tcMar>
+          </w:tcPr>
+          <w:p>
+            <w:pPr>
+              <w:jc w:val="center"/>
+            </w:pPr>
+            <w:r>
+              <w:rPr>
+                <w:rFonts w:ascii="TH Sarabun PSK" w:hAnsi="TH Sarabun PSK"/>
+                <w:b/>
+                <w:color w:val="003366"/>
+                <w:sz w:val="28"/>
+              </w:rPr>
+              <w:t>MAP</w:t>
+            </w:r>
+          </w:p>
+        </w:tc>
+        <w:tc>
+          <w:tcPr>
+            <w:tcW w:type="dxa" w:w="1234"/>
+            <w:shd w:fill="F0F4F8"/>
+            <w:tcMar>
+              <w:top w:w="100" w:type="dxa"/>
+              <w:bottom w:w="100" w:type="dxa"/>
+              <w:left w:w="120" w:type="dxa"/>
+              <w:right w:w="120" w:type="dxa"/>
+            </w:tcMar>
+          </w:tcPr>
+          <w:p>
+            <w:pPr>
+              <w:jc w:val="center"/>
+            </w:pPr>
+            <w:r>
+              <w:rPr>
+                <w:rFonts w:ascii="TH Sarabun PSK" w:hAnsi="TH Sarabun PSK"/>
+                <w:b/>
+                <w:color w:val="003366"/>
+                <w:sz w:val="28"/>
+              </w:rPr>
+              <w:t>MRR</w:t>
+            </w:r>
+          </w:p>
+        </w:tc>
+      </w:tr>
+      <w:tr>
+        <w:tc>
+          <w:tcPr>
+            <w:tcW w:type="dxa" w:w="1234"/>
+            <w:shd w:fill="FFFFFF"/>
+            <w:tcMar>
+              <w:top w:w="80" w:type="dxa"/>
+              <w:bottom w:w="80" w:type="dxa"/>
+              <w:left w:w="100" w:type="dxa"/>
+              <w:right w:w="100" w:type="dxa"/>
+            </w:tcMar>
+          </w:tcPr>
+          <w:p>
+            <w:pPr>
+              <w:jc w:val="left"/>
+            </w:pPr>
+            <w:r>
+              <w:rPr>
+                <w:rFonts w:ascii="TH Sarabun PSK" w:hAnsi="TH Sarabun PSK"/>
+                <w:sz w:val="26"/>
+              </w:rPr>
+              <w:t>0.00 ≡ 0.01 (clamp)</w:t>
+            </w:r>
+          </w:p>
+        </w:tc>
+        <w:tc>
+          <w:tcPr>
+            <w:tcW w:type="dxa" w:w="1234"/>
+            <w:shd w:fill="FFFFFF"/>
+            <w:tcMar>
+              <w:top w:w="80" w:type="dxa"/>
+              <w:bottom w:w="80" w:type="dxa"/>
+              <w:left w:w="100" w:type="dxa"/>
+              <w:right w:w="100" w:type="dxa"/>
+            </w:tcMar>
+          </w:tcPr>
+          <w:p>
+            <w:pPr>
+              <w:jc w:val="center"/>
+            </w:pPr>
+            <w:r>
+              <w:rPr>
+                <w:rFonts w:ascii="TH Sarabun PSK" w:hAnsi="TH Sarabun PSK"/>
+                <w:sz w:val="26"/>
+              </w:rPr>
+              <w:t>0.1200</w:t>
+            </w:r>
+          </w:p>
+        </w:tc>
+        <w:tc>
+          <w:tcPr>
+            <w:tcW w:type="dxa" w:w="1234"/>
+            <w:shd w:fill="FFFFFF"/>
+            <w:tcMar>
+              <w:top w:w="80" w:type="dxa"/>
+              <w:bottom w:w="80" w:type="dxa"/>
+              <w:left w:w="100" w:type="dxa"/>
+              <w:right w:w="100" w:type="dxa"/>
+            </w:tcMar>
+          </w:tcPr>
+          <w:p>
+            <w:pPr>
+              <w:jc w:val="center"/>
+            </w:pPr>
+            <w:r>
+              <w:rPr>
+                <w:rFonts w:ascii="TH Sarabun PSK" w:hAnsi="TH Sarabun PSK"/>
+                <w:sz w:val="26"/>
+              </w:rPr>
+              <w:t>0.1546</w:t>
+            </w:r>
+          </w:p>
+        </w:tc>
+        <w:tc>
+          <w:tcPr>
+            <w:tcW w:type="dxa" w:w="1234"/>
+            <w:shd w:fill="FFFFFF"/>
+            <w:tcMar>
+              <w:top w:w="80" w:type="dxa"/>
+              <w:bottom w:w="80" w:type="dxa"/>
+              <w:left w:w="100" w:type="dxa"/>
+              <w:right w:w="100" w:type="dxa"/>
+            </w:tcMar>
+          </w:tcPr>
+          <w:p>
+            <w:pPr>
+              <w:jc w:val="center"/>
+            </w:pPr>
+            <w:r>
+              <w:rPr>
+                <w:rFonts w:ascii="TH Sarabun PSK" w:hAnsi="TH Sarabun PSK"/>
+                <w:sz w:val="26"/>
+              </w:rPr>
+              <w:t>0.2460</w:t>
+            </w:r>
+          </w:p>
+        </w:tc>
+        <w:tc>
+          <w:tcPr>
+            <w:tcW w:type="dxa" w:w="1234"/>
+            <w:shd w:fill="FFFFFF"/>
+            <w:tcMar>
+              <w:top w:w="80" w:type="dxa"/>
+              <w:bottom w:w="80" w:type="dxa"/>
+              <w:left w:w="100" w:type="dxa"/>
+              <w:right w:w="100" w:type="dxa"/>
+            </w:tcMar>
+          </w:tcPr>
+          <w:p>
+            <w:pPr>
+              <w:jc w:val="center"/>
+            </w:pPr>
+            <w:r>
+              <w:rPr>
+                <w:rFonts w:ascii="TH Sarabun PSK" w:hAnsi="TH Sarabun PSK"/>
+                <w:sz w:val="26"/>
+              </w:rPr>
+              <w:t>0.2731</w:t>
+            </w:r>
+          </w:p>
+        </w:tc>
+        <w:tc>
+          <w:tcPr>
+            <w:tcW w:type="dxa" w:w="1234"/>
+            <w:shd w:fill="FFFFFF"/>
+            <w:tcMar>
+              <w:top w:w="80" w:type="dxa"/>
+              <w:bottom w:w="80" w:type="dxa"/>
+              <w:left w:w="100" w:type="dxa"/>
+              <w:right w:w="100" w:type="dxa"/>
+            </w:tcMar>
+          </w:tcPr>
+          <w:p>
+            <w:pPr>
+              <w:jc w:val="center"/>
+            </w:pPr>
+            <w:r>
+              <w:rPr>
+                <w:rFonts w:ascii="TH Sarabun PSK" w:hAnsi="TH Sarabun PSK"/>
+                <w:sz w:val="26"/>
+              </w:rPr>
+              <w:t>0.2463</w:t>
+            </w:r>
+          </w:p>
+        </w:tc>
+        <w:tc>
+          <w:tcPr>
+            <w:tcW w:type="dxa" w:w="1234"/>
+            <w:shd w:fill="FFFFFF"/>
+            <w:tcMar>
+              <w:top w:w="80" w:type="dxa"/>
+              <w:bottom w:w="80" w:type="dxa"/>
+              <w:left w:w="100" w:type="dxa"/>
+              <w:right w:w="100" w:type="dxa"/>
+            </w:tcMar>
+          </w:tcPr>
+          <w:p>
+            <w:pPr>
+              <w:jc w:val="center"/>
+            </w:pPr>
+            <w:r>
+              <w:rPr>
+                <w:rFonts w:ascii="TH Sarabun PSK" w:hAnsi="TH Sarabun PSK"/>
+                <w:sz w:val="26"/>
+              </w:rPr>
+              <w:t>0.2800</w:t>
+            </w:r>
+          </w:p>
+        </w:tc>
+      </w:tr>
+      <w:tr>
+        <w:tc>
+          <w:tcPr>
+            <w:tcW w:type="dxa" w:w="1234"/>
+            <w:shd w:fill="FAFAFA"/>
+            <w:tcMar>
+              <w:top w:w="80" w:type="dxa"/>
+              <w:bottom w:w="80" w:type="dxa"/>
+              <w:left w:w="100" w:type="dxa"/>
+              <w:right w:w="100" w:type="dxa"/>
+            </w:tcMar>
+          </w:tcPr>
+          <w:p>
+            <w:pPr>
+              <w:jc w:val="left"/>
+            </w:pPr>
+            <w:r>
+              <w:rPr>
+                <w:rFonts w:ascii="TH Sarabun PSK" w:hAnsi="TH Sarabun PSK"/>
+                <w:sz w:val="26"/>
+              </w:rPr>
+              <w:t>0.25</w:t>
+            </w:r>
+          </w:p>
+        </w:tc>
+        <w:tc>
+          <w:tcPr>
+            <w:tcW w:type="dxa" w:w="1234"/>
+            <w:shd w:fill="FAFAFA"/>
+            <w:tcMar>
+              <w:top w:w="80" w:type="dxa"/>
+              <w:bottom w:w="80" w:type="dxa"/>
+              <w:left w:w="100" w:type="dxa"/>
+              <w:right w:w="100" w:type="dxa"/>
+            </w:tcMar>
+          </w:tcPr>
+          <w:p>
+            <w:pPr>
+              <w:jc w:val="center"/>
+            </w:pPr>
+            <w:r>
+              <w:rPr>
+                <w:rFonts w:ascii="TH Sarabun PSK" w:hAnsi="TH Sarabun PSK"/>
+                <w:sz w:val="26"/>
+              </w:rPr>
+              <w:t>0.1200</w:t>
+            </w:r>
+          </w:p>
+        </w:tc>
+        <w:tc>
+          <w:tcPr>
+            <w:tcW w:type="dxa" w:w="1234"/>
+            <w:shd w:fill="FAFAFA"/>
+            <w:tcMar>
+              <w:top w:w="80" w:type="dxa"/>
+              <w:bottom w:w="80" w:type="dxa"/>
+              <w:left w:w="100" w:type="dxa"/>
+              <w:right w:w="100" w:type="dxa"/>
+            </w:tcMar>
+          </w:tcPr>
+          <w:p>
+            <w:pPr>
+              <w:jc w:val="center"/>
+            </w:pPr>
+            <w:r>
+              <w:rPr>
+                <w:rFonts w:ascii="TH Sarabun PSK" w:hAnsi="TH Sarabun PSK"/>
+                <w:sz w:val="26"/>
+              </w:rPr>
+              <w:t>0.1546</w:t>
+            </w:r>
+          </w:p>
+        </w:tc>
+        <w:tc>
+          <w:tcPr>
+            <w:tcW w:type="dxa" w:w="1234"/>
+            <w:shd w:fill="FAFAFA"/>
+            <w:tcMar>
+              <w:top w:w="80" w:type="dxa"/>
+              <w:bottom w:w="80" w:type="dxa"/>
+              <w:left w:w="100" w:type="dxa"/>
+              <w:right w:w="100" w:type="dxa"/>
+            </w:tcMar>
+          </w:tcPr>
+          <w:p>
+            <w:pPr>
+              <w:jc w:val="center"/>
+            </w:pPr>
+            <w:r>
+              <w:rPr>
+                <w:rFonts w:ascii="TH Sarabun PSK" w:hAnsi="TH Sarabun PSK"/>
+                <w:sz w:val="26"/>
+              </w:rPr>
+              <w:t>0.2460</w:t>
+            </w:r>
+          </w:p>
+        </w:tc>
+        <w:tc>
+          <w:tcPr>
+            <w:tcW w:type="dxa" w:w="1234"/>
+            <w:shd w:fill="FAFAFA"/>
+            <w:tcMar>
+              <w:top w:w="80" w:type="dxa"/>
+              <w:bottom w:w="80" w:type="dxa"/>
+              <w:left w:w="100" w:type="dxa"/>
+              <w:right w:w="100" w:type="dxa"/>
+            </w:tcMar>
+          </w:tcPr>
+          <w:p>
+            <w:pPr>
+              <w:jc w:val="center"/>
+            </w:pPr>
+            <w:r>
+              <w:rPr>
+                <w:rFonts w:ascii="TH Sarabun PSK" w:hAnsi="TH Sarabun PSK"/>
+                <w:sz w:val="26"/>
+              </w:rPr>
+              <w:t>0.2731</w:t>
+            </w:r>
+          </w:p>
+        </w:tc>
+        <w:tc>
+          <w:tcPr>
+            <w:tcW w:type="dxa" w:w="1234"/>
+            <w:shd w:fill="FAFAFA"/>
+            <w:tcMar>
+              <w:top w:w="80" w:type="dxa"/>
+              <w:bottom w:w="80" w:type="dxa"/>
+              <w:left w:w="100" w:type="dxa"/>
+              <w:right w:w="100" w:type="dxa"/>
+            </w:tcMar>
+          </w:tcPr>
+          <w:p>
+            <w:pPr>
+              <w:jc w:val="center"/>
+            </w:pPr>
+            <w:r>
+              <w:rPr>
+                <w:rFonts w:ascii="TH Sarabun PSK" w:hAnsi="TH Sarabun PSK"/>
+                <w:sz w:val="26"/>
+              </w:rPr>
+              <w:t>0.2463</w:t>
+            </w:r>
+          </w:p>
+        </w:tc>
+        <w:tc>
+          <w:tcPr>
+            <w:tcW w:type="dxa" w:w="1234"/>
+            <w:shd w:fill="FAFAFA"/>
+            <w:tcMar>
+              <w:top w:w="80" w:type="dxa"/>
+              <w:bottom w:w="80" w:type="dxa"/>
+              <w:left w:w="100" w:type="dxa"/>
+              <w:right w:w="100" w:type="dxa"/>
+            </w:tcMar>
+          </w:tcPr>
+          <w:p>
+            <w:pPr>
+              <w:jc w:val="center"/>
+            </w:pPr>
+            <w:r>
+              <w:rPr>
+                <w:rFonts w:ascii="TH Sarabun PSK" w:hAnsi="TH Sarabun PSK"/>
+                <w:sz w:val="26"/>
+              </w:rPr>
+              <w:t>0.2800</w:t>
+            </w:r>
+          </w:p>
+        </w:tc>
+      </w:tr>
+      <w:tr>
+        <w:tc>
+          <w:tcPr>
+            <w:tcW w:type="dxa" w:w="1234"/>
+            <w:shd w:fill="FFFFFF"/>
+            <w:tcMar>
+              <w:top w:w="80" w:type="dxa"/>
+              <w:bottom w:w="80" w:type="dxa"/>
+              <w:left w:w="100" w:type="dxa"/>
+              <w:right w:w="100" w:type="dxa"/>
+            </w:tcMar>
+          </w:tcPr>
+          <w:p>
+            <w:pPr>
+              <w:jc w:val="left"/>
+            </w:pPr>
+            <w:r>
+              <w:rPr>
+                <w:rFonts w:ascii="TH Sarabun PSK" w:hAnsi="TH Sarabun PSK"/>
+                <w:sz w:val="26"/>
+              </w:rPr>
+              <w:t>0.50</w:t>
+            </w:r>
+          </w:p>
+        </w:tc>
+        <w:tc>
+          <w:tcPr>
+            <w:tcW w:type="dxa" w:w="1234"/>
+            <w:shd w:fill="FFFFFF"/>
+            <w:tcMar>
+              <w:top w:w="80" w:type="dxa"/>
+              <w:bottom w:w="80" w:type="dxa"/>
+              <w:left w:w="100" w:type="dxa"/>
+              <w:right w:w="100" w:type="dxa"/>
+            </w:tcMar>
+          </w:tcPr>
+          <w:p>
+            <w:pPr>
+              <w:jc w:val="center"/>
+            </w:pPr>
+            <w:r>
+              <w:rPr>
+                <w:rFonts w:ascii="TH Sarabun PSK" w:hAnsi="TH Sarabun PSK"/>
+                <w:sz w:val="26"/>
+              </w:rPr>
+              <w:t>0.1200</w:t>
+            </w:r>
+          </w:p>
+        </w:tc>
+        <w:tc>
+          <w:tcPr>
+            <w:tcW w:type="dxa" w:w="1234"/>
+            <w:shd w:fill="FFFFFF"/>
+            <w:tcMar>
+              <w:top w:w="80" w:type="dxa"/>
+              <w:bottom w:w="80" w:type="dxa"/>
+              <w:left w:w="100" w:type="dxa"/>
+              <w:right w:w="100" w:type="dxa"/>
+            </w:tcMar>
+          </w:tcPr>
+          <w:p>
+            <w:pPr>
+              <w:jc w:val="center"/>
+            </w:pPr>
+            <w:r>
+              <w:rPr>
+                <w:rFonts w:ascii="TH Sarabun PSK" w:hAnsi="TH Sarabun PSK"/>
+                <w:sz w:val="26"/>
+              </w:rPr>
+              <w:t>0.1546</w:t>
+            </w:r>
+          </w:p>
+        </w:tc>
+        <w:tc>
+          <w:tcPr>
+            <w:tcW w:type="dxa" w:w="1234"/>
+            <w:shd w:fill="FFFFFF"/>
+            <w:tcMar>
+              <w:top w:w="80" w:type="dxa"/>
+              <w:bottom w:w="80" w:type="dxa"/>
+              <w:left w:w="100" w:type="dxa"/>
+              <w:right w:w="100" w:type="dxa"/>
+            </w:tcMar>
+          </w:tcPr>
+          <w:p>
+            <w:pPr>
+              <w:jc w:val="center"/>
+            </w:pPr>
+            <w:r>
+              <w:rPr>
+                <w:rFonts w:ascii="TH Sarabun PSK" w:hAnsi="TH Sarabun PSK"/>
+                <w:sz w:val="26"/>
+              </w:rPr>
+              <w:t>0.2460</w:t>
+            </w:r>
+          </w:p>
+        </w:tc>
+        <w:tc>
+          <w:tcPr>
+            <w:tcW w:type="dxa" w:w="1234"/>
+            <w:shd w:fill="FFFFFF"/>
+            <w:tcMar>
+              <w:top w:w="80" w:type="dxa"/>
+              <w:bottom w:w="80" w:type="dxa"/>
+              <w:left w:w="100" w:type="dxa"/>
+              <w:right w:w="100" w:type="dxa"/>
+            </w:tcMar>
+          </w:tcPr>
+          <w:p>
+            <w:pPr>
+              <w:jc w:val="center"/>
+            </w:pPr>
+            <w:r>
+              <w:rPr>
+                <w:rFonts w:ascii="TH Sarabun PSK" w:hAnsi="TH Sarabun PSK"/>
+                <w:sz w:val="26"/>
+              </w:rPr>
+              <w:t>0.2731</w:t>
+            </w:r>
+          </w:p>
+        </w:tc>
+        <w:tc>
+          <w:tcPr>
+            <w:tcW w:type="dxa" w:w="1234"/>
+            <w:shd w:fill="FFFFFF"/>
+            <w:tcMar>
+              <w:top w:w="80" w:type="dxa"/>
+              <w:bottom w:w="80" w:type="dxa"/>
+              <w:left w:w="100" w:type="dxa"/>
+              <w:right w:w="100" w:type="dxa"/>
+            </w:tcMar>
+          </w:tcPr>
+          <w:p>
+            <w:pPr>
+              <w:jc w:val="center"/>
+            </w:pPr>
+            <w:r>
+              <w:rPr>
+                <w:rFonts w:ascii="TH Sarabun PSK" w:hAnsi="TH Sarabun PSK"/>
+                <w:sz w:val="26"/>
+              </w:rPr>
+              <w:t>0.2463</w:t>
+            </w:r>
+          </w:p>
+        </w:tc>
+        <w:tc>
+          <w:tcPr>
+            <w:tcW w:type="dxa" w:w="1234"/>
+            <w:shd w:fill="FFFFFF"/>
+            <w:tcMar>
+              <w:top w:w="80" w:type="dxa"/>
+              <w:bottom w:w="80" w:type="dxa"/>
+              <w:left w:w="100" w:type="dxa"/>
+              <w:right w:w="100" w:type="dxa"/>
+            </w:tcMar>
+          </w:tcPr>
+          <w:p>
+            <w:pPr>
+              <w:jc w:val="center"/>
+            </w:pPr>
+            <w:r>
+              <w:rPr>
+                <w:rFonts w:ascii="TH Sarabun PSK" w:hAnsi="TH Sarabun PSK"/>
+                <w:sz w:val="26"/>
+              </w:rPr>
+              <w:t>0.2800</w:t>
+            </w:r>
+          </w:p>
+        </w:tc>
+      </w:tr>
+      <w:tr>
+        <w:tc>
+          <w:tcPr>
+            <w:tcW w:type="dxa" w:w="1234"/>
+            <w:shd w:fill="FAFAFA"/>
+            <w:tcMar>
+              <w:top w:w="80" w:type="dxa"/>
+              <w:bottom w:w="80" w:type="dxa"/>
+              <w:left w:w="100" w:type="dxa"/>
+              <w:right w:w="100" w:type="dxa"/>
+            </w:tcMar>
+          </w:tcPr>
+          <w:p>
+            <w:pPr>
+              <w:jc w:val="left"/>
+            </w:pPr>
+            <w:r>
+              <w:rPr>
+                <w:rFonts w:ascii="TH Sarabun PSK" w:hAnsi="TH Sarabun PSK"/>
+                <w:sz w:val="26"/>
+              </w:rPr>
+              <w:t>0.75</w:t>
+            </w:r>
+          </w:p>
+        </w:tc>
+        <w:tc>
+          <w:tcPr>
+            <w:tcW w:type="dxa" w:w="1234"/>
+            <w:shd w:fill="FAFAFA"/>
+            <w:tcMar>
+              <w:top w:w="80" w:type="dxa"/>
+              <w:bottom w:w="80" w:type="dxa"/>
+              <w:left w:w="100" w:type="dxa"/>
+              <w:right w:w="100" w:type="dxa"/>
+            </w:tcMar>
+          </w:tcPr>
+          <w:p>
+            <w:pPr>
+              <w:jc w:val="center"/>
+            </w:pPr>
+            <w:r>
+              <w:rPr>
+                <w:rFonts w:ascii="TH Sarabun PSK" w:hAnsi="TH Sarabun PSK"/>
+                <w:sz w:val="26"/>
+              </w:rPr>
+              <w:t>0.1200</w:t>
+            </w:r>
+          </w:p>
+        </w:tc>
+        <w:tc>
+          <w:tcPr>
+            <w:tcW w:type="dxa" w:w="1234"/>
+            <w:shd w:fill="FAFAFA"/>
+            <w:tcMar>
+              <w:top w:w="80" w:type="dxa"/>
+              <w:bottom w:w="80" w:type="dxa"/>
+              <w:left w:w="100" w:type="dxa"/>
+              <w:right w:w="100" w:type="dxa"/>
+            </w:tcMar>
+          </w:tcPr>
+          <w:p>
+            <w:pPr>
+              <w:jc w:val="center"/>
+            </w:pPr>
+            <w:r>
+              <w:rPr>
+                <w:rFonts w:ascii="TH Sarabun PSK" w:hAnsi="TH Sarabun PSK"/>
+                <w:sz w:val="26"/>
+              </w:rPr>
+              <w:t>0.1546</w:t>
+            </w:r>
+          </w:p>
+        </w:tc>
+        <w:tc>
+          <w:tcPr>
+            <w:tcW w:type="dxa" w:w="1234"/>
+            <w:shd w:fill="FAFAFA"/>
+            <w:tcMar>
+              <w:top w:w="80" w:type="dxa"/>
+              <w:bottom w:w="80" w:type="dxa"/>
+              <w:left w:w="100" w:type="dxa"/>
+              <w:right w:w="100" w:type="dxa"/>
+            </w:tcMar>
+          </w:tcPr>
+          <w:p>
+            <w:pPr>
+              <w:jc w:val="center"/>
+            </w:pPr>
+            <w:r>
+              <w:rPr>
+                <w:rFonts w:ascii="TH Sarabun PSK" w:hAnsi="TH Sarabun PSK"/>
+                <w:sz w:val="26"/>
+              </w:rPr>
+              <w:t>0.2460</w:t>
+            </w:r>
+          </w:p>
+        </w:tc>
+        <w:tc>
+          <w:tcPr>
+            <w:tcW w:type="dxa" w:w="1234"/>
+            <w:shd w:fill="FAFAFA"/>
+            <w:tcMar>
+              <w:top w:w="80" w:type="dxa"/>
+              <w:bottom w:w="80" w:type="dxa"/>
+              <w:left w:w="100" w:type="dxa"/>
+              <w:right w:w="100" w:type="dxa"/>
+            </w:tcMar>
+          </w:tcPr>
+          <w:p>
+            <w:pPr>
+              <w:jc w:val="center"/>
+            </w:pPr>
+            <w:r>
+              <w:rPr>
+                <w:rFonts w:ascii="TH Sarabun PSK" w:hAnsi="TH Sarabun PSK"/>
+                <w:sz w:val="26"/>
+              </w:rPr>
+              <w:t>0.2732</w:t>
+            </w:r>
+          </w:p>
+        </w:tc>
+        <w:tc>
+          <w:tcPr>
+            <w:tcW w:type="dxa" w:w="1234"/>
+            <w:shd w:fill="FAFAFA"/>
+            <w:tcMar>
+              <w:top w:w="80" w:type="dxa"/>
+              <w:bottom w:w="80" w:type="dxa"/>
+              <w:left w:w="100" w:type="dxa"/>
+              <w:right w:w="100" w:type="dxa"/>
+            </w:tcMar>
+          </w:tcPr>
+          <w:p>
+            <w:pPr>
+              <w:jc w:val="center"/>
+            </w:pPr>
+            <w:r>
+              <w:rPr>
+                <w:rFonts w:ascii="TH Sarabun PSK" w:hAnsi="TH Sarabun PSK"/>
+                <w:sz w:val="26"/>
+              </w:rPr>
+              <w:t>0.2463</w:t>
+            </w:r>
+          </w:p>
+        </w:tc>
+        <w:tc>
+          <w:tcPr>
+            <w:tcW w:type="dxa" w:w="1234"/>
+            <w:shd w:fill="FAFAFA"/>
+            <w:tcMar>
+              <w:top w:w="80" w:type="dxa"/>
+              <w:bottom w:w="80" w:type="dxa"/>
+              <w:left w:w="100" w:type="dxa"/>
+              <w:right w:w="100" w:type="dxa"/>
+            </w:tcMar>
+          </w:tcPr>
+          <w:p>
+            <w:pPr>
+              <w:jc w:val="center"/>
+            </w:pPr>
+            <w:r>
+              <w:rPr>
+                <w:rFonts w:ascii="TH Sarabun PSK" w:hAnsi="TH Sarabun PSK"/>
+                <w:sz w:val="26"/>
+              </w:rPr>
+              <w:t>0.2801</w:t>
+            </w:r>
+          </w:p>
+        </w:tc>
+      </w:tr>
+      <w:tr>
+        <w:tc>
+          <w:tcPr>
+            <w:tcW w:type="dxa" w:w="1234"/>
+            <w:shd w:fill="FFFFFF"/>
+            <w:tcMar>
+              <w:top w:w="80" w:type="dxa"/>
+              <w:bottom w:w="80" w:type="dxa"/>
+              <w:left w:w="100" w:type="dxa"/>
+              <w:right w:w="100" w:type="dxa"/>
+            </w:tcMar>
+          </w:tcPr>
+          <w:p>
+            <w:pPr>
+              <w:jc w:val="left"/>
+            </w:pPr>
+            <w:r>
+              <w:rPr>
+                <w:rFonts w:ascii="TH Sarabun PSK" w:hAnsi="TH Sarabun PSK"/>
+                <w:sz w:val="26"/>
+              </w:rPr>
+              <w:t>**1.00 (default)**</w:t>
+            </w:r>
+          </w:p>
+        </w:tc>
+        <w:tc>
+          <w:tcPr>
+            <w:tcW w:type="dxa" w:w="1234"/>
+            <w:shd w:fill="FFFFFF"/>
+            <w:tcMar>
+              <w:top w:w="80" w:type="dxa"/>
+              <w:bottom w:w="80" w:type="dxa"/>
+              <w:left w:w="100" w:type="dxa"/>
+              <w:right w:w="100" w:type="dxa"/>
+            </w:tcMar>
+          </w:tcPr>
+          <w:p>
+            <w:pPr>
+              <w:jc w:val="center"/>
+            </w:pPr>
+            <w:r>
+              <w:rPr>
+                <w:rFonts w:ascii="TH Sarabun PSK" w:hAnsi="TH Sarabun PSK"/>
+                <w:sz w:val="26"/>
+              </w:rPr>
+              <w:t>**0.1221**</w:t>
+            </w:r>
+          </w:p>
+        </w:tc>
+        <w:tc>
+          <w:tcPr>
+            <w:tcW w:type="dxa" w:w="1234"/>
+            <w:shd w:fill="FFFFFF"/>
+            <w:tcMar>
+              <w:top w:w="80" w:type="dxa"/>
+              <w:bottom w:w="80" w:type="dxa"/>
+              <w:left w:w="100" w:type="dxa"/>
+              <w:right w:w="100" w:type="dxa"/>
+            </w:tcMar>
+          </w:tcPr>
+          <w:p>
+            <w:pPr>
+              <w:jc w:val="center"/>
+            </w:pPr>
+            <w:r>
+              <w:rPr>
+                <w:rFonts w:ascii="TH Sarabun PSK" w:hAnsi="TH Sarabun PSK"/>
+                <w:sz w:val="26"/>
+              </w:rPr>
+              <w:t>**0.1576**</w:t>
+            </w:r>
+          </w:p>
+        </w:tc>
+        <w:tc>
+          <w:tcPr>
+            <w:tcW w:type="dxa" w:w="1234"/>
+            <w:shd w:fill="FFFFFF"/>
+            <w:tcMar>
+              <w:top w:w="80" w:type="dxa"/>
+              <w:bottom w:w="80" w:type="dxa"/>
+              <w:left w:w="100" w:type="dxa"/>
+              <w:right w:w="100" w:type="dxa"/>
+            </w:tcMar>
+          </w:tcPr>
+          <w:p>
+            <w:pPr>
+              <w:jc w:val="center"/>
+            </w:pPr>
+            <w:r>
+              <w:rPr>
+                <w:rFonts w:ascii="TH Sarabun PSK" w:hAnsi="TH Sarabun PSK"/>
+                <w:sz w:val="26"/>
+              </w:rPr>
+              <w:t>**0.2485**</w:t>
+            </w:r>
+          </w:p>
+        </w:tc>
+        <w:tc>
+          <w:tcPr>
+            <w:tcW w:type="dxa" w:w="1234"/>
+            <w:shd w:fill="FFFFFF"/>
+            <w:tcMar>
+              <w:top w:w="80" w:type="dxa"/>
+              <w:bottom w:w="80" w:type="dxa"/>
+              <w:left w:w="100" w:type="dxa"/>
+              <w:right w:w="100" w:type="dxa"/>
+            </w:tcMar>
+          </w:tcPr>
+          <w:p>
+            <w:pPr>
+              <w:jc w:val="center"/>
+            </w:pPr>
+            <w:r>
+              <w:rPr>
+                <w:rFonts w:ascii="TH Sarabun PSK" w:hAnsi="TH Sarabun PSK"/>
+                <w:sz w:val="26"/>
+              </w:rPr>
+              <w:t>**0.2734**</w:t>
+            </w:r>
+          </w:p>
+        </w:tc>
+        <w:tc>
+          <w:tcPr>
+            <w:tcW w:type="dxa" w:w="1234"/>
+            <w:shd w:fill="FFFFFF"/>
+            <w:tcMar>
+              <w:top w:w="80" w:type="dxa"/>
+              <w:bottom w:w="80" w:type="dxa"/>
+              <w:left w:w="100" w:type="dxa"/>
+              <w:right w:w="100" w:type="dxa"/>
+            </w:tcMar>
+          </w:tcPr>
+          <w:p>
+            <w:pPr>
+              <w:jc w:val="center"/>
+            </w:pPr>
+            <w:r>
+              <w:rPr>
+                <w:rFonts w:ascii="TH Sarabun PSK" w:hAnsi="TH Sarabun PSK"/>
+                <w:sz w:val="26"/>
+              </w:rPr>
+              <w:t>**0.2467**</w:t>
+            </w:r>
+          </w:p>
+        </w:tc>
+        <w:tc>
+          <w:tcPr>
+            <w:tcW w:type="dxa" w:w="1234"/>
+            <w:shd w:fill="FFFFFF"/>
+            <w:tcMar>
+              <w:top w:w="80" w:type="dxa"/>
+              <w:bottom w:w="80" w:type="dxa"/>
+              <w:left w:w="100" w:type="dxa"/>
+              <w:right w:w="100" w:type="dxa"/>
+            </w:tcMar>
+          </w:tcPr>
+          <w:p>
+            <w:pPr>
+              <w:jc w:val="center"/>
+            </w:pPr>
+            <w:r>
+              <w:rPr>
+                <w:rFonts w:ascii="TH Sarabun PSK" w:hAnsi="TH Sarabun PSK"/>
+                <w:sz w:val="26"/>
+              </w:rPr>
+              <w:t>**0.2801**</w:t>
+            </w:r>
+          </w:p>
+        </w:tc>
+      </w:tr>
+      <w:tr>
+        <w:tc>
+          <w:tcPr>
+            <w:tcW w:type="dxa" w:w="1234"/>
+            <w:shd w:fill="FAFAFA"/>
+            <w:tcMar>
+              <w:top w:w="80" w:type="dxa"/>
+              <w:bottom w:w="80" w:type="dxa"/>
+              <w:left w:w="100" w:type="dxa"/>
+              <w:right w:w="100" w:type="dxa"/>
+            </w:tcMar>
+          </w:tcPr>
+          <w:p>
+            <w:pPr>
+              <w:jc w:val="left"/>
+            </w:pPr>
+            <w:r>
+              <w:rPr>
+                <w:rFonts w:ascii="TH Sarabun PSK" w:hAnsi="TH Sarabun PSK"/>
+                <w:sz w:val="26"/>
+              </w:rPr>
+              <w:t>1.50</w:t>
+            </w:r>
+          </w:p>
+        </w:tc>
+        <w:tc>
+          <w:tcPr>
+            <w:tcW w:type="dxa" w:w="1234"/>
+            <w:shd w:fill="FAFAFA"/>
+            <w:tcMar>
+              <w:top w:w="80" w:type="dxa"/>
+              <w:bottom w:w="80" w:type="dxa"/>
+              <w:left w:w="100" w:type="dxa"/>
+              <w:right w:w="100" w:type="dxa"/>
+            </w:tcMar>
+          </w:tcPr>
+          <w:p>
+            <w:pPr>
+              <w:jc w:val="center"/>
+            </w:pPr>
+            <w:r>
+              <w:rPr>
+                <w:rFonts w:ascii="TH Sarabun PSK" w:hAnsi="TH Sarabun PSK"/>
+                <w:sz w:val="26"/>
+              </w:rPr>
+              <w:t>0.1221</w:t>
+            </w:r>
+          </w:p>
+        </w:tc>
+        <w:tc>
+          <w:tcPr>
+            <w:tcW w:type="dxa" w:w="1234"/>
+            <w:shd w:fill="FAFAFA"/>
+            <w:tcMar>
+              <w:top w:w="80" w:type="dxa"/>
+              <w:bottom w:w="80" w:type="dxa"/>
+              <w:left w:w="100" w:type="dxa"/>
+              <w:right w:w="100" w:type="dxa"/>
+            </w:tcMar>
+          </w:tcPr>
+          <w:p>
+            <w:pPr>
+              <w:jc w:val="center"/>
+            </w:pPr>
+            <w:r>
+              <w:rPr>
+                <w:rFonts w:ascii="TH Sarabun PSK" w:hAnsi="TH Sarabun PSK"/>
+                <w:sz w:val="26"/>
+              </w:rPr>
+              <w:t>0.1576</w:t>
+            </w:r>
+          </w:p>
+        </w:tc>
+        <w:tc>
+          <w:tcPr>
+            <w:tcW w:type="dxa" w:w="1234"/>
+            <w:shd w:fill="FAFAFA"/>
+            <w:tcMar>
+              <w:top w:w="80" w:type="dxa"/>
+              <w:bottom w:w="80" w:type="dxa"/>
+              <w:left w:w="100" w:type="dxa"/>
+              <w:right w:w="100" w:type="dxa"/>
+            </w:tcMar>
+          </w:tcPr>
+          <w:p>
+            <w:pPr>
+              <w:jc w:val="center"/>
+            </w:pPr>
+            <w:r>
+              <w:rPr>
+                <w:rFonts w:ascii="TH Sarabun PSK" w:hAnsi="TH Sarabun PSK"/>
+                <w:sz w:val="26"/>
+              </w:rPr>
+              <w:t>0.2485</w:t>
+            </w:r>
+          </w:p>
+        </w:tc>
+        <w:tc>
+          <w:tcPr>
+            <w:tcW w:type="dxa" w:w="1234"/>
+            <w:shd w:fill="FAFAFA"/>
+            <w:tcMar>
+              <w:top w:w="80" w:type="dxa"/>
+              <w:bottom w:w="80" w:type="dxa"/>
+              <w:left w:w="100" w:type="dxa"/>
+              <w:right w:w="100" w:type="dxa"/>
+            </w:tcMar>
+          </w:tcPr>
+          <w:p>
+            <w:pPr>
+              <w:jc w:val="center"/>
+            </w:pPr>
+            <w:r>
+              <w:rPr>
+                <w:rFonts w:ascii="TH Sarabun PSK" w:hAnsi="TH Sarabun PSK"/>
+                <w:sz w:val="26"/>
+              </w:rPr>
+              <w:t>0.2734</w:t>
+            </w:r>
+          </w:p>
+        </w:tc>
+        <w:tc>
+          <w:tcPr>
+            <w:tcW w:type="dxa" w:w="1234"/>
+            <w:shd w:fill="FAFAFA"/>
+            <w:tcMar>
+              <w:top w:w="80" w:type="dxa"/>
+              <w:bottom w:w="80" w:type="dxa"/>
+              <w:left w:w="100" w:type="dxa"/>
+              <w:right w:w="100" w:type="dxa"/>
+            </w:tcMar>
+          </w:tcPr>
+          <w:p>
+            <w:pPr>
+              <w:jc w:val="center"/>
+            </w:pPr>
+            <w:r>
+              <w:rPr>
+                <w:rFonts w:ascii="TH Sarabun PSK" w:hAnsi="TH Sarabun PSK"/>
+                <w:sz w:val="26"/>
+              </w:rPr>
+              <w:t>0.2467</w:t>
+            </w:r>
+          </w:p>
+        </w:tc>
+        <w:tc>
+          <w:tcPr>
+            <w:tcW w:type="dxa" w:w="1234"/>
+            <w:shd w:fill="FAFAFA"/>
+            <w:tcMar>
+              <w:top w:w="80" w:type="dxa"/>
+              <w:bottom w:w="80" w:type="dxa"/>
+              <w:left w:w="100" w:type="dxa"/>
+              <w:right w:w="100" w:type="dxa"/>
+            </w:tcMar>
+          </w:tcPr>
+          <w:p>
+            <w:pPr>
+              <w:jc w:val="center"/>
+            </w:pPr>
+            <w:r>
+              <w:rPr>
+                <w:rFonts w:ascii="TH Sarabun PSK" w:hAnsi="TH Sarabun PSK"/>
+                <w:sz w:val="26"/>
+              </w:rPr>
+              <w:t>0.2801</w:t>
+            </w:r>
+          </w:p>
+        </w:tc>
+      </w:tr>
+      <w:tr>
+        <w:tc>
+          <w:tcPr>
+            <w:tcW w:type="dxa" w:w="1234"/>
+            <w:shd w:fill="FFFFFF"/>
+            <w:tcMar>
+              <w:top w:w="80" w:type="dxa"/>
+              <w:bottom w:w="80" w:type="dxa"/>
+              <w:left w:w="100" w:type="dxa"/>
+              <w:right w:w="100" w:type="dxa"/>
+            </w:tcMar>
+          </w:tcPr>
+          <w:p>
+            <w:pPr>
+              <w:jc w:val="left"/>
+            </w:pPr>
+            <w:r>
+              <w:rPr>
+                <w:rFonts w:ascii="TH Sarabun PSK" w:hAnsi="TH Sarabun PSK"/>
+                <w:sz w:val="26"/>
+              </w:rPr>
+              <w:t>2.00</w:t>
+            </w:r>
+          </w:p>
+        </w:tc>
+        <w:tc>
+          <w:tcPr>
+            <w:tcW w:type="dxa" w:w="1234"/>
+            <w:shd w:fill="FFFFFF"/>
+            <w:tcMar>
+              <w:top w:w="80" w:type="dxa"/>
+              <w:bottom w:w="80" w:type="dxa"/>
+              <w:left w:w="100" w:type="dxa"/>
+              <w:right w:w="100" w:type="dxa"/>
+            </w:tcMar>
+          </w:tcPr>
+          <w:p>
+            <w:pPr>
+              <w:jc w:val="center"/>
+            </w:pPr>
+            <w:r>
+              <w:rPr>
+                <w:rFonts w:ascii="TH Sarabun PSK" w:hAnsi="TH Sarabun PSK"/>
+                <w:sz w:val="26"/>
+              </w:rPr>
+              <w:t>0.1200</w:t>
+            </w:r>
+          </w:p>
+        </w:tc>
+        <w:tc>
+          <w:tcPr>
+            <w:tcW w:type="dxa" w:w="1234"/>
+            <w:shd w:fill="FFFFFF"/>
+            <w:tcMar>
+              <w:top w:w="80" w:type="dxa"/>
+              <w:bottom w:w="80" w:type="dxa"/>
+              <w:left w:w="100" w:type="dxa"/>
+              <w:right w:w="100" w:type="dxa"/>
+            </w:tcMar>
+          </w:tcPr>
+          <w:p>
+            <w:pPr>
+              <w:jc w:val="center"/>
+            </w:pPr>
+            <w:r>
+              <w:rPr>
+                <w:rFonts w:ascii="TH Sarabun PSK" w:hAnsi="TH Sarabun PSK"/>
+                <w:sz w:val="26"/>
+              </w:rPr>
+              <w:t>0.1546</w:t>
+            </w:r>
+          </w:p>
+        </w:tc>
+        <w:tc>
+          <w:tcPr>
+            <w:tcW w:type="dxa" w:w="1234"/>
+            <w:shd w:fill="FFFFFF"/>
+            <w:tcMar>
+              <w:top w:w="80" w:type="dxa"/>
+              <w:bottom w:w="80" w:type="dxa"/>
+              <w:left w:w="100" w:type="dxa"/>
+              <w:right w:w="100" w:type="dxa"/>
+            </w:tcMar>
+          </w:tcPr>
+          <w:p>
+            <w:pPr>
+              <w:jc w:val="center"/>
+            </w:pPr>
+            <w:r>
+              <w:rPr>
+                <w:rFonts w:ascii="TH Sarabun PSK" w:hAnsi="TH Sarabun PSK"/>
+                <w:sz w:val="26"/>
+              </w:rPr>
+              <w:t>0.2460</w:t>
+            </w:r>
+          </w:p>
+        </w:tc>
+        <w:tc>
+          <w:tcPr>
+            <w:tcW w:type="dxa" w:w="1234"/>
+            <w:shd w:fill="FFFFFF"/>
+            <w:tcMar>
+              <w:top w:w="80" w:type="dxa"/>
+              <w:bottom w:w="80" w:type="dxa"/>
+              <w:left w:w="100" w:type="dxa"/>
+              <w:right w:w="100" w:type="dxa"/>
+            </w:tcMar>
+          </w:tcPr>
+          <w:p>
+            <w:pPr>
+              <w:jc w:val="center"/>
+            </w:pPr>
+            <w:r>
+              <w:rPr>
+                <w:rFonts w:ascii="TH Sarabun PSK" w:hAnsi="TH Sarabun PSK"/>
+                <w:sz w:val="26"/>
+              </w:rPr>
+              <w:t>0.2731</w:t>
+            </w:r>
+          </w:p>
+        </w:tc>
+        <w:tc>
+          <w:tcPr>
+            <w:tcW w:type="dxa" w:w="1234"/>
+            <w:shd w:fill="FFFFFF"/>
+            <w:tcMar>
+              <w:top w:w="80" w:type="dxa"/>
+              <w:bottom w:w="80" w:type="dxa"/>
+              <w:left w:w="100" w:type="dxa"/>
+              <w:right w:w="100" w:type="dxa"/>
+            </w:tcMar>
+          </w:tcPr>
+          <w:p>
+            <w:pPr>
+              <w:jc w:val="center"/>
+            </w:pPr>
+            <w:r>
+              <w:rPr>
+                <w:rFonts w:ascii="TH Sarabun PSK" w:hAnsi="TH Sarabun PSK"/>
+                <w:sz w:val="26"/>
+              </w:rPr>
+              <w:t>0.2463</w:t>
+            </w:r>
+          </w:p>
+        </w:tc>
+        <w:tc>
+          <w:tcPr>
+            <w:tcW w:type="dxa" w:w="1234"/>
+            <w:shd w:fill="FFFFFF"/>
+            <w:tcMar>
+              <w:top w:w="80" w:type="dxa"/>
+              <w:bottom w:w="80" w:type="dxa"/>
+              <w:left w:w="100" w:type="dxa"/>
+              <w:right w:w="100" w:type="dxa"/>
+            </w:tcMar>
+          </w:tcPr>
+          <w:p>
+            <w:pPr>
+              <w:jc w:val="center"/>
+            </w:pPr>
+            <w:r>
+              <w:rPr>
+                <w:rFonts w:ascii="TH Sarabun PSK" w:hAnsi="TH Sarabun PSK"/>
+                <w:sz w:val="26"/>
+              </w:rPr>
+              <w:t>0.2800</w:t>
+            </w:r>
+          </w:p>
+        </w:tc>
+      </w:tr>
+      <w:tr>
+        <w:tc>
+          <w:tcPr>
+            <w:tcW w:type="dxa" w:w="1234"/>
+            <w:shd w:fill="FAFAFA"/>
+            <w:tcMar>
+              <w:top w:w="80" w:type="dxa"/>
+              <w:bottom w:w="80" w:type="dxa"/>
+              <w:left w:w="100" w:type="dxa"/>
+              <w:right w:w="100" w:type="dxa"/>
+            </w:tcMar>
+          </w:tcPr>
+          <w:p>
+            <w:pPr>
+              <w:jc w:val="left"/>
+            </w:pPr>
+            <w:r>
+              <w:rPr>
+                <w:rFonts w:ascii="TH Sarabun PSK" w:hAnsi="TH Sarabun PSK"/>
+                <w:sz w:val="26"/>
+              </w:rPr>
+              <w:t>basic reference (ไม่มีชั้น H2L)</w:t>
+            </w:r>
+          </w:p>
+        </w:tc>
+        <w:tc>
+          <w:tcPr>
+            <w:tcW w:type="dxa" w:w="1234"/>
+            <w:shd w:fill="FAFAFA"/>
+            <w:tcMar>
+              <w:top w:w="80" w:type="dxa"/>
+              <w:bottom w:w="80" w:type="dxa"/>
+              <w:left w:w="100" w:type="dxa"/>
+              <w:right w:w="100" w:type="dxa"/>
+            </w:tcMar>
+          </w:tcPr>
+          <w:p>
+            <w:pPr>
+              <w:jc w:val="center"/>
+            </w:pPr>
+            <w:r>
+              <w:rPr>
+                <w:rFonts w:ascii="TH Sarabun PSK" w:hAnsi="TH Sarabun PSK"/>
+                <w:sz w:val="26"/>
+              </w:rPr>
+              <w:t>0.1200</w:t>
+            </w:r>
+          </w:p>
+        </w:tc>
+        <w:tc>
+          <w:tcPr>
+            <w:tcW w:type="dxa" w:w="1234"/>
+            <w:shd w:fill="FAFAFA"/>
+            <w:tcMar>
+              <w:top w:w="80" w:type="dxa"/>
+              <w:bottom w:w="80" w:type="dxa"/>
+              <w:left w:w="100" w:type="dxa"/>
+              <w:right w:w="100" w:type="dxa"/>
+            </w:tcMar>
+          </w:tcPr>
+          <w:p>
+            <w:pPr>
+              <w:jc w:val="center"/>
+            </w:pPr>
+            <w:r>
+              <w:rPr>
+                <w:rFonts w:ascii="TH Sarabun PSK" w:hAnsi="TH Sarabun PSK"/>
+                <w:sz w:val="26"/>
+              </w:rPr>
+              <w:t>0.1566</w:t>
+            </w:r>
+          </w:p>
+        </w:tc>
+        <w:tc>
+          <w:tcPr>
+            <w:tcW w:type="dxa" w:w="1234"/>
+            <w:shd w:fill="FAFAFA"/>
+            <w:tcMar>
+              <w:top w:w="80" w:type="dxa"/>
+              <w:bottom w:w="80" w:type="dxa"/>
+              <w:left w:w="100" w:type="dxa"/>
+              <w:right w:w="100" w:type="dxa"/>
+            </w:tcMar>
+          </w:tcPr>
+          <w:p>
+            <w:pPr>
+              <w:jc w:val="center"/>
+            </w:pPr>
+            <w:r>
+              <w:rPr>
+                <w:rFonts w:ascii="TH Sarabun PSK" w:hAnsi="TH Sarabun PSK"/>
+                <w:sz w:val="26"/>
+              </w:rPr>
+              <w:t>0.2351</w:t>
+            </w:r>
+          </w:p>
+        </w:tc>
+        <w:tc>
+          <w:tcPr>
+            <w:tcW w:type="dxa" w:w="1234"/>
+            <w:shd w:fill="FAFAFA"/>
+            <w:tcMar>
+              <w:top w:w="80" w:type="dxa"/>
+              <w:bottom w:w="80" w:type="dxa"/>
+              <w:left w:w="100" w:type="dxa"/>
+              <w:right w:w="100" w:type="dxa"/>
+            </w:tcMar>
+          </w:tcPr>
+          <w:p>
+            <w:pPr>
+              <w:jc w:val="center"/>
+            </w:pPr>
+            <w:r>
+              <w:rPr>
+                <w:rFonts w:ascii="TH Sarabun PSK" w:hAnsi="TH Sarabun PSK"/>
+                <w:sz w:val="26"/>
+              </w:rPr>
+              <w:t>—</w:t>
+            </w:r>
+          </w:p>
+        </w:tc>
+        <w:tc>
+          <w:tcPr>
+            <w:tcW w:type="dxa" w:w="1234"/>
+            <w:shd w:fill="FAFAFA"/>
+            <w:tcMar>
+              <w:top w:w="80" w:type="dxa"/>
+              <w:bottom w:w="80" w:type="dxa"/>
+              <w:left w:w="100" w:type="dxa"/>
+              <w:right w:w="100" w:type="dxa"/>
+            </w:tcMar>
+          </w:tcPr>
+          <w:p>
+            <w:pPr>
+              <w:jc w:val="center"/>
+            </w:pPr>
+            <w:r>
+              <w:rPr>
+                <w:rFonts w:ascii="TH Sarabun PSK" w:hAnsi="TH Sarabun PSK"/>
+                <w:sz w:val="26"/>
+              </w:rPr>
+              <w:t>—</w:t>
+            </w:r>
+          </w:p>
+        </w:tc>
+        <w:tc>
+          <w:tcPr>
+            <w:tcW w:type="dxa" w:w="1234"/>
+            <w:shd w:fill="FAFAFA"/>
+            <w:tcMar>
+              <w:top w:w="80" w:type="dxa"/>
+              <w:bottom w:w="80" w:type="dxa"/>
+              <w:left w:w="100" w:type="dxa"/>
+              <w:right w:w="100" w:type="dxa"/>
+            </w:tcMar>
+          </w:tcPr>
+          <w:p>
+            <w:pPr>
+              <w:jc w:val="center"/>
+            </w:pPr>
+            <w:r>
+              <w:rPr>
+                <w:rFonts w:ascii="TH Sarabun PSK" w:hAnsi="TH Sarabun PSK"/>
+                <w:sz w:val="26"/>
+              </w:rPr>
+              <w:t>—</w:t>
+            </w:r>
+          </w:p>
+        </w:tc>
+      </w:tr>
+    </w:tbl>
+    <w:p>
+      <w:pPr>
+        <w:spacing w:before="0" w:after="80" w:line="276" w:lineRule="auto"/>
+        <w:jc w:val="left"/>
+      </w:pPr>
+      <w:r>
+        <w:rPr>
+          <w:rFonts w:ascii="TH Sarabun PSK" w:hAnsi="TH Sarabun PSK"/>
+          <w:i/>
+          <w:color w:val="000000"/>
+          <w:sz w:val="32"/>
+        </w:rPr>
+        <w:t>Manipulation check: Clamp check α=0 ≡ α=0.01 ✓; ranking differs across α in 7/95 cases</w:t>
+      </w:r>
+    </w:p>
+    <w:p>
+      <w:pPr>
+        <w:spacing w:before="0" w:after="80" w:line="276" w:lineRule="auto"/>
+        <w:jc w:val="left"/>
+      </w:pPr>
+      <w:r>
+        <w:rPr>
+          <w:rFonts w:ascii="TH Sarabun PSK" w:hAnsi="TH Sarabun PSK"/>
+          <w:b/>
+          <w:color w:val="000000"/>
+          <w:sz w:val="32"/>
+        </w:rPr>
+        <w:t>ข้อค้นพบ:</w:t>
+      </w:r>
+      <w:r>
+        <w:rPr>
+          <w:rFonts w:ascii="TH Sarabun PSK" w:hAnsi="TH Sarabun PSK"/>
+          <w:b w:val="0"/>
+          <w:i w:val="0"/>
+          <w:color w:val="000000"/>
+          <w:sz w:val="32"/>
+        </w:rPr>
+        <w:t xml:space="preserve"> curve มีลักษณะ </w:t>
+      </w:r>
+      <w:r>
+        <w:rPr>
+          <w:rFonts w:ascii="TH Sarabun PSK" w:hAnsi="TH Sarabun PSK"/>
+          <w:b/>
+          <w:color w:val="000000"/>
+          <w:sz w:val="32"/>
+        </w:rPr>
+        <w:t>plateau คงที่</w:t>
+      </w:r>
+      <w:r>
+        <w:rPr>
+          <w:rFonts w:ascii="TH Sarabun PSK" w:hAnsi="TH Sarabun PSK"/>
+          <w:b w:val="0"/>
+          <w:i w:val="0"/>
+          <w:color w:val="000000"/>
+          <w:sz w:val="32"/>
+        </w:rPr>
+        <w:t xml:space="preserve"> ตั้งแต่ α=0 ถึง α=0.75 จากนั้นยกขึ้น 0.0025 nDCG@5 ที่ α=1.0–1.5 แล้วกลับลงที่ α=2.0 spread รวม </w:t>
+      </w:r>
+      <w:r>
+        <w:rPr>
+          <w:rFonts w:ascii="TH Sarabun PSK" w:hAnsi="TH Sarabun PSK"/>
+          <w:b/>
+          <w:color w:val="000000"/>
+          <w:sz w:val="32"/>
+        </w:rPr>
+        <w:t>0.0025 nDCG@5</w:t>
+      </w:r>
+      <w:r>
+        <w:rPr>
+          <w:rFonts w:ascii="TH Sarabun PSK" w:hAnsi="TH Sarabun PSK"/>
+          <w:b w:val="0"/>
+          <w:i w:val="0"/>
+          <w:color w:val="000000"/>
+          <w:sz w:val="32"/>
+        </w:rPr>
+        <w:t xml:space="preserve"> ใน 7 ค่า α และมีแค่เคสเดียว (</w:t>
+      </w:r>
+      <w:r>
+        <w:rPr>
+          <w:rFonts w:ascii="Courier New" w:hAnsi="Courier New"/>
+          <w:color w:val="B42828"/>
+          <w:sz w:val="30"/>
+        </w:rPr>
+        <w:t>TINY_ABUSE_01</w:t>
+      </w:r>
+      <w:r>
+        <w:rPr>
+          <w:rFonts w:ascii="TH Sarabun PSK" w:hAnsi="TH Sarabun PSK"/>
+          <w:b w:val="0"/>
+          <w:i w:val="0"/>
+          <w:color w:val="000000"/>
+          <w:sz w:val="32"/>
+        </w:rPr>
+        <w:t>) ที่ metric เปลี่ยนจริงข้ามค่า α ทั้งที่ ranking เปลี่ยนใน 7 เคส — รูปแบบ score-vs-rank decoupling เดิม</w:t>
+      </w:r>
+    </w:p>
+    <w:p>
+      <w:pPr>
+        <w:spacing w:before="0" w:after="80" w:line="276" w:lineRule="auto"/>
+        <w:jc w:val="left"/>
+      </w:pPr>
+      <w:r>
+        <w:rPr>
+          <w:rFonts w:ascii="TH Sarabun PSK" w:hAnsi="TH Sarabun PSK"/>
+          <w:b w:val="0"/>
+          <w:i w:val="0"/>
+          <w:color w:val="000000"/>
+          <w:sz w:val="32"/>
+        </w:rPr>
+        <w:t>ค่า default α=1.0 อยู่ที่จุดยอดของ plateau บน (ตรวจสอบแล้วว่า α=1.00 และ α=1.50 ให้ผลเท่ากันทุกตัวชี้วัด) แสดงว่าการปรับ α จาก default ไปในทิศทางใดก็ไม่ให้ประโยชน์บนชุดทดสอบนี้ สอดคล้องกับข้อค้นพบของ RQ6 ที่พบว่า score-vs-rank decoupling เป็นข้อจำกัดหลักของระบบบนคลัง 92 เอกสาร ไม่ใช่การเลือกค่าพารามิเตอร์</w:t>
       </w:r>
     </w:p>
     <w:p>
@@ -8976,7 +10865,7 @@
           <w:color w:val="003366"/>
           <w:sz w:val="32"/>
         </w:rPr>
-        <w:t>4.5.3 ผลการวิเคราะห์ผลกระทบของ L2 Filtering ต่อประสิทธิภาพการค้นคืน (RQ1)</w:t>
+        <w:t>4.5.3 ผลการวิเคราะห์ความไวของพารามิเตอร์อื่น (OAT Sensitivity)</w:t>
       </w:r>
     </w:p>
     <w:p>
@@ -9077,7 +10966,7 @@
           <w:color w:val="000000"/>
           <w:sz w:val="32"/>
         </w:rPr>
-        <w:t>ตารางที่ 4.7 ผลเปรียบเทียบ L1+L2 กับ L1-only (n=95 เคส)</w:t>
+        <w:t>ตารางที่ 4.8 ผลเปรียบเทียบ L1+L2 กับ L1-only (n=95 เคส)</w:t>
       </w:r>
     </w:p>
     <w:tbl>
@@ -9923,7 +11812,7 @@
           <w:color w:val="000000"/>
           <w:sz w:val="32"/>
         </w:rPr>
-        <w:t>ตารางที่ 4.11 ผลการเปรียบเทียบวิธีจับคู่ $P(d|p)$ ภายในชั้น H2L (n=95 เคส)</w:t>
+        <w:t>ตารางที่ 4.9 ผลการเปรียบเทียบวิธีจับคู่ $P(d|p)$ ภายในชั้น H2L (n=95 เคส)</w:t>
       </w:r>
     </w:p>
     <w:tbl>
@@ -11679,6 +13568,168 @@
     </w:p>
     <w:p>
       <w:pPr>
+        <w:spacing w:before="0" w:after="80" w:line="276" w:lineRule="auto"/>
+        <w:jc w:val="left"/>
+      </w:pPr>
+      <w:r>
+        <w:rPr>
+          <w:rFonts w:ascii="TH Sarabun PSK" w:hAnsi="TH Sarabun PSK"/>
+          <w:b/>
+          <w:color w:val="000000"/>
+          <w:sz w:val="32"/>
+        </w:rPr>
+        <w:t>รูปที่ 4.E</w:t>
+      </w:r>
+      <w:r>
+        <w:rPr>
+          <w:rFonts w:ascii="TH Sarabun PSK" w:hAnsi="TH Sarabun PSK"/>
+          <w:b w:val="0"/>
+          <w:i w:val="0"/>
+          <w:color w:val="000000"/>
+          <w:sz w:val="32"/>
+        </w:rPr>
+        <w:t xml:space="preserve"> แสดงการกระจายตัวของ 95 เคสตามผลที่เกิดขึ้นจริง: อันดับเปลี่ยน 56 เคส</w:t>
+      </w:r>
+    </w:p>
+    <w:p>
+      <w:pPr>
+        <w:spacing w:before="0" w:after="80" w:line="276" w:lineRule="auto"/>
+        <w:jc w:val="left"/>
+      </w:pPr>
+      <w:r>
+        <w:rPr>
+          <w:rFonts w:ascii="TH Sarabun PSK" w:hAnsi="TH Sarabun PSK"/>
+          <w:b w:val="0"/>
+          <w:i w:val="0"/>
+          <w:color w:val="000000"/>
+          <w:sz w:val="32"/>
+        </w:rPr>
+        <w:t>แต่ยกตัวชี้วัดได้เพียง 4 เคส เนื่องจาก 36 เคสในนั้นมี nDCG@5 = 0 ในทุกแขนตั้งแต่ต้น</w:t>
+      </w:r>
+    </w:p>
+    <w:p>
+      <w:pPr>
+        <w:spacing w:before="0" w:after="80" w:line="276" w:lineRule="auto"/>
+        <w:jc w:val="left"/>
+      </w:pPr>
+      <w:r>
+        <w:rPr>
+          <w:rFonts w:ascii="TH Sarabun PSK" w:hAnsi="TH Sarabun PSK"/>
+          <w:b w:val="0"/>
+          <w:i w:val="0"/>
+          <w:color w:val="000000"/>
+          <w:sz w:val="32"/>
+        </w:rPr>
+        <w:t>(ไม่มีเอกสารที่เกี่ยวข้องในกลุ่ม top-15) กราฟด้านซ้ายยืนยันว่าตัวชี้วัดเฉลี่ยแทบนิ่ง</w:t>
+      </w:r>
+    </w:p>
+    <w:p>
+      <w:pPr>
+        <w:spacing w:before="0" w:after="80" w:line="276" w:lineRule="auto"/>
+        <w:jc w:val="left"/>
+      </w:pPr>
+      <w:r>
+        <w:rPr>
+          <w:rFonts w:ascii="TH Sarabun PSK" w:hAnsi="TH Sarabun PSK"/>
+          <w:b w:val="0"/>
+          <w:i w:val="0"/>
+          <w:color w:val="000000"/>
+          <w:sz w:val="32"/>
+        </w:rPr>
+        <w:t xml:space="preserve">แม้ </w:t>
+      </w:r>
+      <w:r>
+        <w:rPr>
+          <w:rFonts w:ascii="Courier New" w:hAnsi="Courier New"/>
+          <w:color w:val="B42828"/>
+          <w:sz w:val="30"/>
+        </w:rPr>
+        <w:t>MATCHING_MODE</w:t>
+      </w:r>
+      <w:r>
+        <w:rPr>
+          <w:rFonts w:ascii="TH Sarabun PSK" w:hAnsi="TH Sarabun PSK"/>
+          <w:b w:val="0"/>
+          <w:i w:val="0"/>
+          <w:color w:val="000000"/>
+          <w:sz w:val="32"/>
+        </w:rPr>
+        <w:t xml:space="preserve"> จะเปลี่ยนสัญญาณ P(d|p) จริง ซึ่งเป็น score-vs-rank decoupling</w:t>
+      </w:r>
+    </w:p>
+    <w:p>
+      <w:pPr>
+        <w:spacing w:before="0" w:after="80" w:line="276" w:lineRule="auto"/>
+        <w:jc w:val="left"/>
+      </w:pPr>
+      <w:r>
+        <w:rPr>
+          <w:rFonts w:ascii="TH Sarabun PSK" w:hAnsi="TH Sarabun PSK"/>
+          <w:b w:val="0"/>
+          <w:i w:val="0"/>
+          <w:color w:val="000000"/>
+          <w:sz w:val="32"/>
+        </w:rPr>
+        <w:t>รูปแบบเดียวกับรูปที่ 4.D ในหัวข้อ 4.5.1</w:t>
+      </w:r>
+    </w:p>
+    <w:p>
+      <w:pPr>
+        <w:spacing w:before="160" w:after="40"/>
+        <w:jc w:val="center"/>
+      </w:pPr>
+      <w:r>
+        <w:drawing>
+          <wp:inline xmlns:a="http://schemas.openxmlformats.org/drawingml/2006/main" xmlns:pic="http://schemas.openxmlformats.org/drawingml/2006/picture">
+            <wp:extent cx="5486400" cy="2108682"/>
+            <wp:docPr id="4" name="Picture 4"/>
+            <wp:cNvGraphicFramePr>
+              <a:graphicFrameLocks noChangeAspect="1"/>
+            </wp:cNvGraphicFramePr>
+            <a:graphic>
+              <a:graphicData uri="http://schemas.openxmlformats.org/drawingml/2006/picture">
+                <pic:pic>
+                  <pic:nvPicPr>
+                    <pic:cNvPr id="0" name="fig_4e_rq3_matching.png"/>
+                    <pic:cNvPicPr/>
+                  </pic:nvPicPr>
+                  <pic:blipFill>
+                    <a:blip r:embed="rId12"/>
+                    <a:stretch>
+                      <a:fillRect/>
+                    </a:stretch>
+                  </pic:blipFill>
+                  <pic:spPr>
+                    <a:xfrm>
+                      <a:off x="0" y="0"/>
+                      <a:ext cx="5486400" cy="2108682"/>
+                    </a:xfrm>
+                    <a:prstGeom prst="rect"/>
+                  </pic:spPr>
+                </pic:pic>
+              </a:graphicData>
+            </a:graphic>
+          </wp:inline>
+        </w:drawing>
+      </w:r>
+    </w:p>
+    <w:p>
+      <w:pPr>
+        <w:spacing w:before="0" w:after="200"/>
+        <w:jc w:val="center"/>
+      </w:pPr>
+      <w:r>
+        <w:rPr>
+          <w:rFonts w:ascii="TH Sarabun PSK" w:hAnsi="TH Sarabun PSK"/>
+          <w:b/>
+          <w:color w:val="333333"/>
+          <w:sz w:val="28"/>
+        </w:rPr>
+        <w:t>รูปที่ 4.E RQ3 การจับคู่แบบ Soft/Graded/Hard</w:t>
+      </w:r>
+    </w:p>
+    <w:p>
+      <w:pPr>
         <w:spacing w:before="120" w:after="120"/>
         <w:pBdr>
           <w:bottom w:val="single" w:sz="6" w:space="1" w:color="CCCCCC"/>
@@ -12891,7 +14942,7 @@
           <w:color w:val="000000"/>
           <w:sz w:val="32"/>
         </w:rPr>
-        <w:t xml:space="preserve"> ซึ่งมีคำปฏิเสธ คีย์เวิร์ดลวง และประโยคซับซ้อน ปรากฏผลการทดลองดังตารางที่ 4.8</w:t>
+        <w:t xml:space="preserve"> ซึ่งมีคำปฏิเสธ คีย์เวิร์ดลวง และประโยคซับซ้อน ปรากฏผลการทดลองดังตารางที่ 4.11</w:t>
       </w:r>
     </w:p>
     <w:p>
@@ -12906,7 +14957,7 @@
           <w:color w:val="000000"/>
           <w:sz w:val="32"/>
         </w:rPr>
-        <w:t>ตารางที่ 4.8 ผลการทดสอบความทนทานบน Adversarial Stress-Test Slice (n=20 เคส, qwen2.5:7b)</w:t>
+        <w:t>ตารางที่ 4.11 ผลการทดสอบความทนทานบน Adversarial Stress-Test Slice (n=20 เคส, qwen2.5:7b)</w:t>
       </w:r>
     </w:p>
     <w:tbl>
@@ -13555,7 +15606,7 @@
           <w:color w:val="000000"/>
           <w:sz w:val="32"/>
         </w:rPr>
-        <w:t>ตารางที่ 4.8ข ผลการตรวจจับปัญหาบน Adversarial Slice (Detector metrics, 3 models × 3 repeats = 180 runs)</w:t>
+        <w:t>ตารางที่ 4.11ข ผลการตรวจจับปัญหาบน Adversarial Slice (Detector metrics, 3 models × 3 repeats = 180 runs)</w:t>
       </w:r>
     </w:p>
     <w:tbl>
@@ -13900,7 +15951,7 @@
         <w:drawing>
           <wp:inline xmlns:a="http://schemas.openxmlformats.org/drawingml/2006/main" xmlns:pic="http://schemas.openxmlformats.org/drawingml/2006/picture">
             <wp:extent cx="5486400" cy="4251113"/>
-            <wp:docPr id="4" name="Picture 4"/>
+            <wp:docPr id="5" name="Picture 5"/>
             <wp:cNvGraphicFramePr>
               <a:graphicFrameLocks noChangeAspect="1"/>
             </wp:cNvGraphicFramePr>
@@ -13912,7 +15963,7 @@
                     <pic:cNvPicPr/>
                   </pic:nvPicPr>
                   <pic:blipFill>
-                    <a:blip r:embed="rId12"/>
+                    <a:blip r:embed="rId13"/>
                     <a:stretch>
                       <a:fillRect/>
                     </a:stretch>
@@ -13982,7 +16033,7 @@
           <w:color w:val="000000"/>
           <w:sz w:val="32"/>
         </w:rPr>
-        <w:t>ตารางที่ 4.9 ผล nDCG@10 จำแนกตามระดับความซับซ้อนของเคส (qwen2.5:7b, เฉลี่ย 3 repeats)</w:t>
+        <w:t>ตารางที่ 4.12 ผล nDCG@10 จำแนกตามระดับความซับซ้อนของเคส (qwen2.5:7b, เฉลี่ย 3 repeats)</w:t>
       </w:r>
     </w:p>
     <w:tbl>
@@ -15127,7 +17178,7 @@
                 <w:rFonts w:ascii="TH Sarabun PSK" w:hAnsi="TH Sarabun PSK"/>
                 <w:sz w:val="26"/>
               </w:rPr>
-              <w:t>L2 Filtering (ตารางที่ 4.7)</w:t>
+              <w:t>L2 Filtering (ตารางที่ 4.8)</w:t>
             </w:r>
           </w:p>
         </w:tc>

--- a/ch4_thesis.docx
+++ b/ch4_thesis.docx
@@ -1902,7 +1902,7 @@
           <w:color w:val="000000"/>
           <w:sz w:val="32"/>
         </w:rPr>
-        <w:t>การประเมินประสิทธิภาพการค้นคืนเอกสารอ้างอิงและคู่มือแนวปฏิบัติ ดำเนินการบนชุดทดสอบมาตรฐาน 95 กรณีศึกษา โดยสรุปค่าเฉลี่ยจากการรันประมวลผลซ้ำ 3 รอบ ร่วมกับโมเดลภาษา Qwen 2.5 7B ดึงเอกสารลำดับสูงสุด 15 รายการ ($k=15$) ผลสรุปแสดงในตารางที่ 4.3</w:t>
+        <w:t>การประเมินประสิทธิภาพการค้นคืนเอกสารอ้างอิงและคู่มือแนวปฏิบัติ ดำเนินการบนชุดทดสอบมาตรฐาน 95 กรณีศึกษา ร่วมกับคลังเอกสารขยายใหญ่จำนวน 884 ชิ้น (Expanded Corpus) โดยคำนวณตัวชี้วัดครอบคลุมทุกระดับลำดับการดึงเอกสาร ($k \in \{5, 10, 15\}$) สรุปผลแสดงในตารางที่ 4.3</w:t>
       </w:r>
     </w:p>
     <w:p>
@@ -1917,7 +1917,7 @@
           <w:color w:val="000000"/>
           <w:sz w:val="32"/>
         </w:rPr>
-        <w:t>ตารางที่ 4.3 ผลการประเมินประสิทธิภาพการค้นคืนเอกสารของทั้ง 8 กลยุทธ์ (n=95 เคส, 3 Repeats Mean)</w:t>
+        <w:t>ตารางที่ 4.3 ผลการประเมินประสิทธิภาพการค้นคืนเอกสารของทั้ง 8 กลยุทธ์ (n=95 เคส, คลังเอกสาร 884 ชิ้น)</w:t>
       </w:r>
     </w:p>
     <w:tbl>
@@ -1927,18 +1927,21 @@
         <w:tblLook w:firstColumn="1" w:firstRow="1" w:lastColumn="0" w:lastRow="0" w:noHBand="0" w:noVBand="1" w:val="04A0"/>
       </w:tblPr>
       <w:tblGrid>
-        <w:gridCol w:w="1234"/>
-        <w:gridCol w:w="1234"/>
-        <w:gridCol w:w="1234"/>
-        <w:gridCol w:w="1234"/>
-        <w:gridCol w:w="1234"/>
-        <w:gridCol w:w="1234"/>
-        <w:gridCol w:w="1234"/>
+        <w:gridCol w:w="864"/>
+        <w:gridCol w:w="864"/>
+        <w:gridCol w:w="864"/>
+        <w:gridCol w:w="864"/>
+        <w:gridCol w:w="864"/>
+        <w:gridCol w:w="864"/>
+        <w:gridCol w:w="864"/>
+        <w:gridCol w:w="864"/>
+        <w:gridCol w:w="864"/>
+        <w:gridCol w:w="864"/>
       </w:tblGrid>
       <w:tr>
         <w:tc>
           <w:tcPr>
-            <w:tcW w:type="dxa" w:w="1234"/>
+            <w:tcW w:type="dxa" w:w="864"/>
             <w:shd w:fill="F0F4F8"/>
             <w:tcMar>
               <w:top w:w="100" w:type="dxa"/>
@@ -1964,7 +1967,7 @@
         </w:tc>
         <w:tc>
           <w:tcPr>
-            <w:tcW w:type="dxa" w:w="1234"/>
+            <w:tcW w:type="dxa" w:w="864"/>
             <w:shd w:fill="F0F4F8"/>
             <w:tcMar>
               <w:top w:w="100" w:type="dxa"/>
@@ -1990,7 +1993,7 @@
         </w:tc>
         <w:tc>
           <w:tcPr>
-            <w:tcW w:type="dxa" w:w="1234"/>
+            <w:tcW w:type="dxa" w:w="864"/>
             <w:shd w:fill="F0F4F8"/>
             <w:tcMar>
               <w:top w:w="100" w:type="dxa"/>
@@ -2016,7 +2019,7 @@
         </w:tc>
         <w:tc>
           <w:tcPr>
-            <w:tcW w:type="dxa" w:w="1234"/>
+            <w:tcW w:type="dxa" w:w="864"/>
             <w:shd w:fill="F0F4F8"/>
             <w:tcMar>
               <w:top w:w="100" w:type="dxa"/>
@@ -2042,7 +2045,7 @@
         </w:tc>
         <w:tc>
           <w:tcPr>
-            <w:tcW w:type="dxa" w:w="1234"/>
+            <w:tcW w:type="dxa" w:w="864"/>
             <w:shd w:fill="F0F4F8"/>
             <w:tcMar>
               <w:top w:w="100" w:type="dxa"/>
@@ -2068,7 +2071,7 @@
         </w:tc>
         <w:tc>
           <w:tcPr>
-            <w:tcW w:type="dxa" w:w="1234"/>
+            <w:tcW w:type="dxa" w:w="864"/>
             <w:shd w:fill="F0F4F8"/>
             <w:tcMar>
               <w:top w:w="100" w:type="dxa"/>
@@ -2088,13 +2091,13 @@
                 <w:color w:val="003366"/>
                 <w:sz w:val="28"/>
               </w:rPr>
-              <w:t>P@5 ↑</w:t>
-            </w:r>
-          </w:p>
-        </w:tc>
-        <w:tc>
-          <w:tcPr>
-            <w:tcW w:type="dxa" w:w="1234"/>
+              <w:t>nDCG@15 ↑</w:t>
+            </w:r>
+          </w:p>
+        </w:tc>
+        <w:tc>
+          <w:tcPr>
+            <w:tcW w:type="dxa" w:w="864"/>
             <w:shd w:fill="F0F4F8"/>
             <w:tcMar>
               <w:top w:w="100" w:type="dxa"/>
@@ -2114,7 +2117,85 @@
                 <w:color w:val="003366"/>
                 <w:sz w:val="28"/>
               </w:rPr>
-              <w:t>Median Latency</w:t>
+              <w:t>P@5 ↑</w:t>
+            </w:r>
+          </w:p>
+        </w:tc>
+        <w:tc>
+          <w:tcPr>
+            <w:tcW w:type="dxa" w:w="864"/>
+            <w:shd w:fill="F0F4F8"/>
+            <w:tcMar>
+              <w:top w:w="100" w:type="dxa"/>
+              <w:bottom w:w="100" w:type="dxa"/>
+              <w:left w:w="120" w:type="dxa"/>
+              <w:right w:w="120" w:type="dxa"/>
+            </w:tcMar>
+          </w:tcPr>
+          <w:p>
+            <w:pPr>
+              <w:jc w:val="center"/>
+            </w:pPr>
+            <w:r>
+              <w:rPr>
+                <w:rFonts w:ascii="TH Sarabun PSK" w:hAnsi="TH Sarabun PSK"/>
+                <w:b/>
+                <w:color w:val="003366"/>
+                <w:sz w:val="28"/>
+              </w:rPr>
+              <w:t>P@10 ↑</w:t>
+            </w:r>
+          </w:p>
+        </w:tc>
+        <w:tc>
+          <w:tcPr>
+            <w:tcW w:type="dxa" w:w="864"/>
+            <w:shd w:fill="F0F4F8"/>
+            <w:tcMar>
+              <w:top w:w="100" w:type="dxa"/>
+              <w:bottom w:w="100" w:type="dxa"/>
+              <w:left w:w="120" w:type="dxa"/>
+              <w:right w:w="120" w:type="dxa"/>
+            </w:tcMar>
+          </w:tcPr>
+          <w:p>
+            <w:pPr>
+              <w:jc w:val="center"/>
+            </w:pPr>
+            <w:r>
+              <w:rPr>
+                <w:rFonts w:ascii="TH Sarabun PSK" w:hAnsi="TH Sarabun PSK"/>
+                <w:b/>
+                <w:color w:val="003366"/>
+                <w:sz w:val="28"/>
+              </w:rPr>
+              <w:t>P@15 ↑</w:t>
+            </w:r>
+          </w:p>
+        </w:tc>
+        <w:tc>
+          <w:tcPr>
+            <w:tcW w:type="dxa" w:w="864"/>
+            <w:shd w:fill="F0F4F8"/>
+            <w:tcMar>
+              <w:top w:w="100" w:type="dxa"/>
+              <w:bottom w:w="100" w:type="dxa"/>
+              <w:left w:w="120" w:type="dxa"/>
+              <w:right w:w="120" w:type="dxa"/>
+            </w:tcMar>
+          </w:tcPr>
+          <w:p>
+            <w:pPr>
+              <w:jc w:val="center"/>
+            </w:pPr>
+            <w:r>
+              <w:rPr>
+                <w:rFonts w:ascii="TH Sarabun PSK" w:hAnsi="TH Sarabun PSK"/>
+                <w:b/>
+                <w:color w:val="003366"/>
+                <w:sz w:val="28"/>
+              </w:rPr>
+              <w:t>R@15 ↑</w:t>
             </w:r>
           </w:p>
         </w:tc>
@@ -2122,7 +2203,7 @@
       <w:tr>
         <w:tc>
           <w:tcPr>
-            <w:tcW w:type="dxa" w:w="1234"/>
+            <w:tcW w:type="dxa" w:w="864"/>
             <w:shd w:fill="FFFFFF"/>
             <w:tcMar>
               <w:top w:w="80" w:type="dxa"/>
@@ -2146,7 +2227,7 @@
         </w:tc>
         <w:tc>
           <w:tcPr>
-            <w:tcW w:type="dxa" w:w="1234"/>
+            <w:tcW w:type="dxa" w:w="864"/>
             <w:shd w:fill="FFFFFF"/>
             <w:tcMar>
               <w:top w:w="80" w:type="dxa"/>
@@ -2164,13 +2245,13 @@
                 <w:rFonts w:ascii="TH Sarabun PSK" w:hAnsi="TH Sarabun PSK"/>
                 <w:sz w:val="26"/>
               </w:rPr>
-              <w:t>**0.2467**</w:t>
-            </w:r>
-          </w:p>
-        </w:tc>
-        <w:tc>
-          <w:tcPr>
-            <w:tcW w:type="dxa" w:w="1234"/>
+              <w:t>**0.3517**</w:t>
+            </w:r>
+          </w:p>
+        </w:tc>
+        <w:tc>
+          <w:tcPr>
+            <w:tcW w:type="dxa" w:w="864"/>
             <w:shd w:fill="FFFFFF"/>
             <w:tcMar>
               <w:top w:w="80" w:type="dxa"/>
@@ -2188,13 +2269,13 @@
                 <w:rFonts w:ascii="TH Sarabun PSK" w:hAnsi="TH Sarabun PSK"/>
                 <w:sz w:val="26"/>
               </w:rPr>
-              <w:t>**0.2801**</w:t>
-            </w:r>
-          </w:p>
-        </w:tc>
-        <w:tc>
-          <w:tcPr>
-            <w:tcW w:type="dxa" w:w="1234"/>
+              <w:t>**0.4387**</w:t>
+            </w:r>
+          </w:p>
+        </w:tc>
+        <w:tc>
+          <w:tcPr>
+            <w:tcW w:type="dxa" w:w="864"/>
             <w:shd w:fill="FFFFFF"/>
             <w:tcMar>
               <w:top w:w="80" w:type="dxa"/>
@@ -2212,13 +2293,13 @@
                 <w:rFonts w:ascii="TH Sarabun PSK" w:hAnsi="TH Sarabun PSK"/>
                 <w:sz w:val="26"/>
               </w:rPr>
-              <w:t>**0.2485**</w:t>
-            </w:r>
-          </w:p>
-        </w:tc>
-        <w:tc>
-          <w:tcPr>
-            <w:tcW w:type="dxa" w:w="1234"/>
+              <w:t>**0.3020**</w:t>
+            </w:r>
+          </w:p>
+        </w:tc>
+        <w:tc>
+          <w:tcPr>
+            <w:tcW w:type="dxa" w:w="864"/>
             <w:shd w:fill="FFFFFF"/>
             <w:tcMar>
               <w:top w:w="80" w:type="dxa"/>
@@ -2236,13 +2317,13 @@
                 <w:rFonts w:ascii="TH Sarabun PSK" w:hAnsi="TH Sarabun PSK"/>
                 <w:sz w:val="26"/>
               </w:rPr>
-              <w:t>**0.2734**</w:t>
-            </w:r>
-          </w:p>
-        </w:tc>
-        <w:tc>
-          <w:tcPr>
-            <w:tcW w:type="dxa" w:w="1234"/>
+              <w:t>**0.3982**</w:t>
+            </w:r>
+          </w:p>
+        </w:tc>
+        <w:tc>
+          <w:tcPr>
+            <w:tcW w:type="dxa" w:w="864"/>
             <w:shd w:fill="FFFFFF"/>
             <w:tcMar>
               <w:top w:w="80" w:type="dxa"/>
@@ -2260,13 +2341,13 @@
                 <w:rFonts w:ascii="TH Sarabun PSK" w:hAnsi="TH Sarabun PSK"/>
                 <w:sz w:val="26"/>
               </w:rPr>
-              <w:t>**0.1221**</w:t>
-            </w:r>
-          </w:p>
-        </w:tc>
-        <w:tc>
-          <w:tcPr>
-            <w:tcW w:type="dxa" w:w="1234"/>
+              <w:t>**0.4518**</w:t>
+            </w:r>
+          </w:p>
+        </w:tc>
+        <w:tc>
+          <w:tcPr>
+            <w:tcW w:type="dxa" w:w="864"/>
             <w:shd w:fill="FFFFFF"/>
             <w:tcMar>
               <w:top w:w="80" w:type="dxa"/>
@@ -2284,7 +2365,79 @@
                 <w:rFonts w:ascii="TH Sarabun PSK" w:hAnsi="TH Sarabun PSK"/>
                 <w:sz w:val="26"/>
               </w:rPr>
-              <w:t>**1,043.3 ms**</w:t>
+              <w:t>**0.2168**</w:t>
+            </w:r>
+          </w:p>
+        </w:tc>
+        <w:tc>
+          <w:tcPr>
+            <w:tcW w:type="dxa" w:w="864"/>
+            <w:shd w:fill="FFFFFF"/>
+            <w:tcMar>
+              <w:top w:w="80" w:type="dxa"/>
+              <w:bottom w:w="80" w:type="dxa"/>
+              <w:left w:w="100" w:type="dxa"/>
+              <w:right w:w="100" w:type="dxa"/>
+            </w:tcMar>
+          </w:tcPr>
+          <w:p>
+            <w:pPr>
+              <w:jc w:val="center"/>
+            </w:pPr>
+            <w:r>
+              <w:rPr>
+                <w:rFonts w:ascii="TH Sarabun PSK" w:hAnsi="TH Sarabun PSK"/>
+                <w:sz w:val="26"/>
+              </w:rPr>
+              <w:t>**0.2032**</w:t>
+            </w:r>
+          </w:p>
+        </w:tc>
+        <w:tc>
+          <w:tcPr>
+            <w:tcW w:type="dxa" w:w="864"/>
+            <w:shd w:fill="FFFFFF"/>
+            <w:tcMar>
+              <w:top w:w="80" w:type="dxa"/>
+              <w:bottom w:w="80" w:type="dxa"/>
+              <w:left w:w="100" w:type="dxa"/>
+              <w:right w:w="100" w:type="dxa"/>
+            </w:tcMar>
+          </w:tcPr>
+          <w:p>
+            <w:pPr>
+              <w:jc w:val="center"/>
+            </w:pPr>
+            <w:r>
+              <w:rPr>
+                <w:rFonts w:ascii="TH Sarabun PSK" w:hAnsi="TH Sarabun PSK"/>
+                <w:sz w:val="26"/>
+              </w:rPr>
+              <w:t>**0.1796**</w:t>
+            </w:r>
+          </w:p>
+        </w:tc>
+        <w:tc>
+          <w:tcPr>
+            <w:tcW w:type="dxa" w:w="864"/>
+            <w:shd w:fill="FFFFFF"/>
+            <w:tcMar>
+              <w:top w:w="80" w:type="dxa"/>
+              <w:bottom w:w="80" w:type="dxa"/>
+              <w:left w:w="100" w:type="dxa"/>
+              <w:right w:w="100" w:type="dxa"/>
+            </w:tcMar>
+          </w:tcPr>
+          <w:p>
+            <w:pPr>
+              <w:jc w:val="center"/>
+            </w:pPr>
+            <w:r>
+              <w:rPr>
+                <w:rFonts w:ascii="TH Sarabun PSK" w:hAnsi="TH Sarabun PSK"/>
+                <w:sz w:val="26"/>
+              </w:rPr>
+              <w:t>**0.7158**</w:t>
             </w:r>
           </w:p>
         </w:tc>
@@ -2292,7 +2445,7 @@
       <w:tr>
         <w:tc>
           <w:tcPr>
-            <w:tcW w:type="dxa" w:w="1234"/>
+            <w:tcW w:type="dxa" w:w="864"/>
             <w:shd w:fill="FAFAFA"/>
             <w:tcMar>
               <w:top w:w="80" w:type="dxa"/>
@@ -2310,13 +2463,13 @@
                 <w:rFonts w:ascii="TH Sarabun PSK" w:hAnsi="TH Sarabun PSK"/>
                 <w:sz w:val="26"/>
               </w:rPr>
-              <w:t>🥈 `basic` (Basic Hybrid)</w:t>
-            </w:r>
-          </w:p>
-        </w:tc>
-        <w:tc>
-          <w:tcPr>
-            <w:tcW w:type="dxa" w:w="1234"/>
+              <w:t>🥈 `h2l-bm25`</w:t>
+            </w:r>
+          </w:p>
+        </w:tc>
+        <w:tc>
+          <w:tcPr>
+            <w:tcW w:type="dxa" w:w="864"/>
             <w:shd w:fill="FAFAFA"/>
             <w:tcMar>
               <w:top w:w="80" w:type="dxa"/>
@@ -2334,13 +2487,13 @@
                 <w:rFonts w:ascii="TH Sarabun PSK" w:hAnsi="TH Sarabun PSK"/>
                 <w:sz w:val="26"/>
               </w:rPr>
-              <w:t>0.2346</w:t>
-            </w:r>
-          </w:p>
-        </w:tc>
-        <w:tc>
-          <w:tcPr>
-            <w:tcW w:type="dxa" w:w="1234"/>
+              <w:t>0.3019</w:t>
+            </w:r>
+          </w:p>
+        </w:tc>
+        <w:tc>
+          <w:tcPr>
+            <w:tcW w:type="dxa" w:w="864"/>
             <w:shd w:fill="FAFAFA"/>
             <w:tcMar>
               <w:top w:w="80" w:type="dxa"/>
@@ -2358,13 +2511,13 @@
                 <w:rFonts w:ascii="TH Sarabun PSK" w:hAnsi="TH Sarabun PSK"/>
                 <w:sz w:val="26"/>
               </w:rPr>
-              <w:t>0.2686</w:t>
-            </w:r>
-          </w:p>
-        </w:tc>
-        <w:tc>
-          <w:tcPr>
-            <w:tcW w:type="dxa" w:w="1234"/>
+              <w:t>0.3244</w:t>
+            </w:r>
+          </w:p>
+        </w:tc>
+        <w:tc>
+          <w:tcPr>
+            <w:tcW w:type="dxa" w:w="864"/>
             <w:shd w:fill="FAFAFA"/>
             <w:tcMar>
               <w:top w:w="80" w:type="dxa"/>
@@ -2382,13 +2535,13 @@
                 <w:rFonts w:ascii="TH Sarabun PSK" w:hAnsi="TH Sarabun PSK"/>
                 <w:sz w:val="26"/>
               </w:rPr>
-              <w:t>0.2351</w:t>
-            </w:r>
-          </w:p>
-        </w:tc>
-        <w:tc>
-          <w:tcPr>
-            <w:tcW w:type="dxa" w:w="1234"/>
+              <w:t>0.2487</w:t>
+            </w:r>
+          </w:p>
+        </w:tc>
+        <w:tc>
+          <w:tcPr>
+            <w:tcW w:type="dxa" w:w="864"/>
             <w:shd w:fill="FAFAFA"/>
             <w:tcMar>
               <w:top w:w="80" w:type="dxa"/>
@@ -2406,13 +2559,13 @@
                 <w:rFonts w:ascii="TH Sarabun PSK" w:hAnsi="TH Sarabun PSK"/>
                 <w:sz w:val="26"/>
               </w:rPr>
-              <w:t>0.2565</w:t>
-            </w:r>
-          </w:p>
-        </w:tc>
-        <w:tc>
-          <w:tcPr>
-            <w:tcW w:type="dxa" w:w="1234"/>
+              <w:t>0.3277</w:t>
+            </w:r>
+          </w:p>
+        </w:tc>
+        <w:tc>
+          <w:tcPr>
+            <w:tcW w:type="dxa" w:w="864"/>
             <w:shd w:fill="FAFAFA"/>
             <w:tcMar>
               <w:top w:w="80" w:type="dxa"/>
@@ -2430,13 +2583,13 @@
                 <w:rFonts w:ascii="TH Sarabun PSK" w:hAnsi="TH Sarabun PSK"/>
                 <w:sz w:val="26"/>
               </w:rPr>
-              <w:t>0.1221</w:t>
-            </w:r>
-          </w:p>
-        </w:tc>
-        <w:tc>
-          <w:tcPr>
-            <w:tcW w:type="dxa" w:w="1234"/>
+              <w:t>0.3946</w:t>
+            </w:r>
+          </w:p>
+        </w:tc>
+        <w:tc>
+          <w:tcPr>
+            <w:tcW w:type="dxa" w:w="864"/>
             <w:shd w:fill="FAFAFA"/>
             <w:tcMar>
               <w:top w:w="80" w:type="dxa"/>
@@ -2454,7 +2607,79 @@
                 <w:rFonts w:ascii="TH Sarabun PSK" w:hAnsi="TH Sarabun PSK"/>
                 <w:sz w:val="26"/>
               </w:rPr>
-              <w:t>1,140.9 ms</w:t>
+              <w:t>**0.2168**</w:t>
+            </w:r>
+          </w:p>
+        </w:tc>
+        <w:tc>
+          <w:tcPr>
+            <w:tcW w:type="dxa" w:w="864"/>
+            <w:shd w:fill="FAFAFA"/>
+            <w:tcMar>
+              <w:top w:w="80" w:type="dxa"/>
+              <w:bottom w:w="80" w:type="dxa"/>
+              <w:left w:w="100" w:type="dxa"/>
+              <w:right w:w="100" w:type="dxa"/>
+            </w:tcMar>
+          </w:tcPr>
+          <w:p>
+            <w:pPr>
+              <w:jc w:val="center"/>
+            </w:pPr>
+            <w:r>
+              <w:rPr>
+                <w:rFonts w:ascii="TH Sarabun PSK" w:hAnsi="TH Sarabun PSK"/>
+                <w:sz w:val="26"/>
+              </w:rPr>
+              <w:t>0.1874</w:t>
+            </w:r>
+          </w:p>
+        </w:tc>
+        <w:tc>
+          <w:tcPr>
+            <w:tcW w:type="dxa" w:w="864"/>
+            <w:shd w:fill="FAFAFA"/>
+            <w:tcMar>
+              <w:top w:w="80" w:type="dxa"/>
+              <w:bottom w:w="80" w:type="dxa"/>
+              <w:left w:w="100" w:type="dxa"/>
+              <w:right w:w="100" w:type="dxa"/>
+            </w:tcMar>
+          </w:tcPr>
+          <w:p>
+            <w:pPr>
+              <w:jc w:val="center"/>
+            </w:pPr>
+            <w:r>
+              <w:rPr>
+                <w:rFonts w:ascii="TH Sarabun PSK" w:hAnsi="TH Sarabun PSK"/>
+                <w:sz w:val="26"/>
+              </w:rPr>
+              <w:t>0.1621</w:t>
+            </w:r>
+          </w:p>
+        </w:tc>
+        <w:tc>
+          <w:tcPr>
+            <w:tcW w:type="dxa" w:w="864"/>
+            <w:shd w:fill="FAFAFA"/>
+            <w:tcMar>
+              <w:top w:w="80" w:type="dxa"/>
+              <w:bottom w:w="80" w:type="dxa"/>
+              <w:left w:w="100" w:type="dxa"/>
+              <w:right w:w="100" w:type="dxa"/>
+            </w:tcMar>
+          </w:tcPr>
+          <w:p>
+            <w:pPr>
+              <w:jc w:val="center"/>
+            </w:pPr>
+            <w:r>
+              <w:rPr>
+                <w:rFonts w:ascii="TH Sarabun PSK" w:hAnsi="TH Sarabun PSK"/>
+                <w:sz w:val="26"/>
+              </w:rPr>
+              <w:t>0.6947</w:t>
             </w:r>
           </w:p>
         </w:tc>
@@ -2462,7 +2687,7 @@
       <w:tr>
         <w:tc>
           <w:tcPr>
-            <w:tcW w:type="dxa" w:w="1234"/>
+            <w:tcW w:type="dxa" w:w="864"/>
             <w:shd w:fill="FFFFFF"/>
             <w:tcMar>
               <w:top w:w="80" w:type="dxa"/>
@@ -2480,13 +2705,13 @@
                 <w:rFonts w:ascii="TH Sarabun PSK" w:hAnsi="TH Sarabun PSK"/>
                 <w:sz w:val="26"/>
               </w:rPr>
-              <w:t>🥉 `bm25_only` (Keyword)</w:t>
-            </w:r>
-          </w:p>
-        </w:tc>
-        <w:tc>
-          <w:tcPr>
-            <w:tcW w:type="dxa" w:w="1234"/>
+              <w:t>🥉 `basic` (Basic Hybrid Baseline)</w:t>
+            </w:r>
+          </w:p>
+        </w:tc>
+        <w:tc>
+          <w:tcPr>
+            <w:tcW w:type="dxa" w:w="864"/>
             <w:shd w:fill="FFFFFF"/>
             <w:tcMar>
               <w:top w:w="80" w:type="dxa"/>
@@ -2504,13 +2729,13 @@
                 <w:rFonts w:ascii="TH Sarabun PSK" w:hAnsi="TH Sarabun PSK"/>
                 <w:sz w:val="26"/>
               </w:rPr>
-              <w:t>0.2290</w:t>
-            </w:r>
-          </w:p>
-        </w:tc>
-        <w:tc>
-          <w:tcPr>
-            <w:tcW w:type="dxa" w:w="1234"/>
+              <w:t>0.2934</w:t>
+            </w:r>
+          </w:p>
+        </w:tc>
+        <w:tc>
+          <w:tcPr>
+            <w:tcW w:type="dxa" w:w="864"/>
             <w:shd w:fill="FFFFFF"/>
             <w:tcMar>
               <w:top w:w="80" w:type="dxa"/>
@@ -2528,13 +2753,13 @@
                 <w:rFonts w:ascii="TH Sarabun PSK" w:hAnsi="TH Sarabun PSK"/>
                 <w:sz w:val="26"/>
               </w:rPr>
-              <w:t>0.2773</w:t>
-            </w:r>
-          </w:p>
-        </w:tc>
-        <w:tc>
-          <w:tcPr>
-            <w:tcW w:type="dxa" w:w="1234"/>
+              <w:t>0.3357</w:t>
+            </w:r>
+          </w:p>
+        </w:tc>
+        <w:tc>
+          <w:tcPr>
+            <w:tcW w:type="dxa" w:w="864"/>
             <w:shd w:fill="FFFFFF"/>
             <w:tcMar>
               <w:top w:w="80" w:type="dxa"/>
@@ -2552,13 +2777,13 @@
                 <w:rFonts w:ascii="TH Sarabun PSK" w:hAnsi="TH Sarabun PSK"/>
                 <w:sz w:val="26"/>
               </w:rPr>
-              <w:t>0.2221</w:t>
-            </w:r>
-          </w:p>
-        </w:tc>
-        <w:tc>
-          <w:tcPr>
-            <w:tcW w:type="dxa" w:w="1234"/>
+              <w:t>0.2471</w:t>
+            </w:r>
+          </w:p>
+        </w:tc>
+        <w:tc>
+          <w:tcPr>
+            <w:tcW w:type="dxa" w:w="864"/>
             <w:shd w:fill="FFFFFF"/>
             <w:tcMar>
               <w:top w:w="80" w:type="dxa"/>
@@ -2576,13 +2801,13 @@
                 <w:rFonts w:ascii="TH Sarabun PSK" w:hAnsi="TH Sarabun PSK"/>
                 <w:sz w:val="26"/>
               </w:rPr>
-              <w:t>0.2422</w:t>
-            </w:r>
-          </w:p>
-        </w:tc>
-        <w:tc>
-          <w:tcPr>
-            <w:tcW w:type="dxa" w:w="1234"/>
+              <w:t>0.3141</w:t>
+            </w:r>
+          </w:p>
+        </w:tc>
+        <w:tc>
+          <w:tcPr>
+            <w:tcW w:type="dxa" w:w="864"/>
             <w:shd w:fill="FFFFFF"/>
             <w:tcMar>
               <w:top w:w="80" w:type="dxa"/>
@@ -2600,13 +2825,13 @@
                 <w:rFonts w:ascii="TH Sarabun PSK" w:hAnsi="TH Sarabun PSK"/>
                 <w:sz w:val="26"/>
               </w:rPr>
-              <w:t>0.1095</w:t>
-            </w:r>
-          </w:p>
-        </w:tc>
-        <w:tc>
-          <w:tcPr>
-            <w:tcW w:type="dxa" w:w="1234"/>
+              <w:t>0.3718</w:t>
+            </w:r>
+          </w:p>
+        </w:tc>
+        <w:tc>
+          <w:tcPr>
+            <w:tcW w:type="dxa" w:w="864"/>
             <w:shd w:fill="FFFFFF"/>
             <w:tcMar>
               <w:top w:w="80" w:type="dxa"/>
@@ -2624,7 +2849,79 @@
                 <w:rFonts w:ascii="TH Sarabun PSK" w:hAnsi="TH Sarabun PSK"/>
                 <w:sz w:val="26"/>
               </w:rPr>
-              <w:t>**0.79 ms**</w:t>
+              <w:t>0.1937</w:t>
+            </w:r>
+          </w:p>
+        </w:tc>
+        <w:tc>
+          <w:tcPr>
+            <w:tcW w:type="dxa" w:w="864"/>
+            <w:shd w:fill="FFFFFF"/>
+            <w:tcMar>
+              <w:top w:w="80" w:type="dxa"/>
+              <w:bottom w:w="80" w:type="dxa"/>
+              <w:left w:w="100" w:type="dxa"/>
+              <w:right w:w="100" w:type="dxa"/>
+            </w:tcMar>
+          </w:tcPr>
+          <w:p>
+            <w:pPr>
+              <w:jc w:val="center"/>
+            </w:pPr>
+            <w:r>
+              <w:rPr>
+                <w:rFonts w:ascii="TH Sarabun PSK" w:hAnsi="TH Sarabun PSK"/>
+                <w:sz w:val="26"/>
+              </w:rPr>
+              <w:t>0.1632</w:t>
+            </w:r>
+          </w:p>
+        </w:tc>
+        <w:tc>
+          <w:tcPr>
+            <w:tcW w:type="dxa" w:w="864"/>
+            <w:shd w:fill="FFFFFF"/>
+            <w:tcMar>
+              <w:top w:w="80" w:type="dxa"/>
+              <w:bottom w:w="80" w:type="dxa"/>
+              <w:left w:w="100" w:type="dxa"/>
+              <w:right w:w="100" w:type="dxa"/>
+            </w:tcMar>
+          </w:tcPr>
+          <w:p>
+            <w:pPr>
+              <w:jc w:val="center"/>
+            </w:pPr>
+            <w:r>
+              <w:rPr>
+                <w:rFonts w:ascii="TH Sarabun PSK" w:hAnsi="TH Sarabun PSK"/>
+                <w:sz w:val="26"/>
+              </w:rPr>
+              <w:t>0.1481</w:t>
+            </w:r>
+          </w:p>
+        </w:tc>
+        <w:tc>
+          <w:tcPr>
+            <w:tcW w:type="dxa" w:w="864"/>
+            <w:shd w:fill="FFFFFF"/>
+            <w:tcMar>
+              <w:top w:w="80" w:type="dxa"/>
+              <w:bottom w:w="80" w:type="dxa"/>
+              <w:left w:w="100" w:type="dxa"/>
+              <w:right w:w="100" w:type="dxa"/>
+            </w:tcMar>
+          </w:tcPr>
+          <w:p>
+            <w:pPr>
+              <w:jc w:val="center"/>
+            </w:pPr>
+            <w:r>
+              <w:rPr>
+                <w:rFonts w:ascii="TH Sarabun PSK" w:hAnsi="TH Sarabun PSK"/>
+                <w:sz w:val="26"/>
+              </w:rPr>
+              <w:t>0.6316</w:t>
             </w:r>
           </w:p>
         </w:tc>
@@ -2632,7 +2929,7 @@
       <w:tr>
         <w:tc>
           <w:tcPr>
-            <w:tcW w:type="dxa" w:w="1234"/>
+            <w:tcW w:type="dxa" w:w="864"/>
             <w:shd w:fill="FAFAFA"/>
             <w:tcMar>
               <w:top w:w="80" w:type="dxa"/>
@@ -2650,13 +2947,13 @@
                 <w:rFonts w:ascii="TH Sarabun PSK" w:hAnsi="TH Sarabun PSK"/>
                 <w:sz w:val="26"/>
               </w:rPr>
-              <w:t>4️⃣ `h2l-bm25`</w:t>
-            </w:r>
-          </w:p>
-        </w:tc>
-        <w:tc>
-          <w:tcPr>
-            <w:tcW w:type="dxa" w:w="1234"/>
+              <w:t>4️⃣ `bm25_only` (Lexical Keyword)</w:t>
+            </w:r>
+          </w:p>
+        </w:tc>
+        <w:tc>
+          <w:tcPr>
+            <w:tcW w:type="dxa" w:w="864"/>
             <w:shd w:fill="FAFAFA"/>
             <w:tcMar>
               <w:top w:w="80" w:type="dxa"/>
@@ -2674,13 +2971,13 @@
                 <w:rFonts w:ascii="TH Sarabun PSK" w:hAnsi="TH Sarabun PSK"/>
                 <w:sz w:val="26"/>
               </w:rPr>
-              <w:t>0.2233</w:t>
-            </w:r>
-          </w:p>
-        </w:tc>
-        <w:tc>
-          <w:tcPr>
-            <w:tcW w:type="dxa" w:w="1234"/>
+              <w:t>0.2281</w:t>
+            </w:r>
+          </w:p>
+        </w:tc>
+        <w:tc>
+          <w:tcPr>
+            <w:tcW w:type="dxa" w:w="864"/>
             <w:shd w:fill="FAFAFA"/>
             <w:tcMar>
               <w:top w:w="80" w:type="dxa"/>
@@ -2698,13 +2995,13 @@
                 <w:rFonts w:ascii="TH Sarabun PSK" w:hAnsi="TH Sarabun PSK"/>
                 <w:sz w:val="26"/>
               </w:rPr>
-              <w:t>0.2611</w:t>
-            </w:r>
-          </w:p>
-        </w:tc>
-        <w:tc>
-          <w:tcPr>
-            <w:tcW w:type="dxa" w:w="1234"/>
+              <w:t>0.2669</w:t>
+            </w:r>
+          </w:p>
+        </w:tc>
+        <w:tc>
+          <w:tcPr>
+            <w:tcW w:type="dxa" w:w="864"/>
             <w:shd w:fill="FAFAFA"/>
             <w:tcMar>
               <w:top w:w="80" w:type="dxa"/>
@@ -2722,13 +3019,13 @@
                 <w:rFonts w:ascii="TH Sarabun PSK" w:hAnsi="TH Sarabun PSK"/>
                 <w:sz w:val="26"/>
               </w:rPr>
-              <w:t>0.2369</w:t>
-            </w:r>
-          </w:p>
-        </w:tc>
-        <w:tc>
-          <w:tcPr>
-            <w:tcW w:type="dxa" w:w="1234"/>
+              <w:t>0.1881</w:t>
+            </w:r>
+          </w:p>
+        </w:tc>
+        <w:tc>
+          <w:tcPr>
+            <w:tcW w:type="dxa" w:w="864"/>
             <w:shd w:fill="FAFAFA"/>
             <w:tcMar>
               <w:top w:w="80" w:type="dxa"/>
@@ -2746,13 +3043,13 @@
                 <w:rFonts w:ascii="TH Sarabun PSK" w:hAnsi="TH Sarabun PSK"/>
                 <w:sz w:val="26"/>
               </w:rPr>
-              <w:t>0.2563</w:t>
-            </w:r>
-          </w:p>
-        </w:tc>
-        <w:tc>
-          <w:tcPr>
-            <w:tcW w:type="dxa" w:w="1234"/>
+              <w:t>0.2524</w:t>
+            </w:r>
+          </w:p>
+        </w:tc>
+        <w:tc>
+          <w:tcPr>
+            <w:tcW w:type="dxa" w:w="864"/>
             <w:shd w:fill="FAFAFA"/>
             <w:tcMar>
               <w:top w:w="80" w:type="dxa"/>
@@ -2770,13 +3067,13 @@
                 <w:rFonts w:ascii="TH Sarabun PSK" w:hAnsi="TH Sarabun PSK"/>
                 <w:sz w:val="26"/>
               </w:rPr>
-              <w:t>0.1200</w:t>
-            </w:r>
-          </w:p>
-        </w:tc>
-        <w:tc>
-          <w:tcPr>
-            <w:tcW w:type="dxa" w:w="1234"/>
+              <w:t>0.3064</w:t>
+            </w:r>
+          </w:p>
+        </w:tc>
+        <w:tc>
+          <w:tcPr>
+            <w:tcW w:type="dxa" w:w="864"/>
             <w:shd w:fill="FAFAFA"/>
             <w:tcMar>
               <w:top w:w="80" w:type="dxa"/>
@@ -2794,7 +3091,79 @@
                 <w:rFonts w:ascii="TH Sarabun PSK" w:hAnsi="TH Sarabun PSK"/>
                 <w:sz w:val="26"/>
               </w:rPr>
-              <w:t>1.36 ms</w:t>
+              <w:t>0.1411</w:t>
+            </w:r>
+          </w:p>
+        </w:tc>
+        <w:tc>
+          <w:tcPr>
+            <w:tcW w:type="dxa" w:w="864"/>
+            <w:shd w:fill="FAFAFA"/>
+            <w:tcMar>
+              <w:top w:w="80" w:type="dxa"/>
+              <w:bottom w:w="80" w:type="dxa"/>
+              <w:left w:w="100" w:type="dxa"/>
+              <w:right w:w="100" w:type="dxa"/>
+            </w:tcMar>
+          </w:tcPr>
+          <w:p>
+            <w:pPr>
+              <w:jc w:val="center"/>
+            </w:pPr>
+            <w:r>
+              <w:rPr>
+                <w:rFonts w:ascii="TH Sarabun PSK" w:hAnsi="TH Sarabun PSK"/>
+                <w:sz w:val="26"/>
+              </w:rPr>
+              <w:t>0.1232</w:t>
+            </w:r>
+          </w:p>
+        </w:tc>
+        <w:tc>
+          <w:tcPr>
+            <w:tcW w:type="dxa" w:w="864"/>
+            <w:shd w:fill="FAFAFA"/>
+            <w:tcMar>
+              <w:top w:w="80" w:type="dxa"/>
+              <w:bottom w:w="80" w:type="dxa"/>
+              <w:left w:w="100" w:type="dxa"/>
+              <w:right w:w="100" w:type="dxa"/>
+            </w:tcMar>
+          </w:tcPr>
+          <w:p>
+            <w:pPr>
+              <w:jc w:val="center"/>
+            </w:pPr>
+            <w:r>
+              <w:rPr>
+                <w:rFonts w:ascii="TH Sarabun PSK" w:hAnsi="TH Sarabun PSK"/>
+                <w:sz w:val="26"/>
+              </w:rPr>
+              <w:t>0.1137</w:t>
+            </w:r>
+          </w:p>
+        </w:tc>
+        <w:tc>
+          <w:tcPr>
+            <w:tcW w:type="dxa" w:w="864"/>
+            <w:shd w:fill="FAFAFA"/>
+            <w:tcMar>
+              <w:top w:w="80" w:type="dxa"/>
+              <w:bottom w:w="80" w:type="dxa"/>
+              <w:left w:w="100" w:type="dxa"/>
+              <w:right w:w="100" w:type="dxa"/>
+            </w:tcMar>
+          </w:tcPr>
+          <w:p>
+            <w:pPr>
+              <w:jc w:val="center"/>
+            </w:pPr>
+            <w:r>
+              <w:rPr>
+                <w:rFonts w:ascii="TH Sarabun PSK" w:hAnsi="TH Sarabun PSK"/>
+                <w:sz w:val="26"/>
+              </w:rPr>
+              <w:t>0.5474</w:t>
             </w:r>
           </w:p>
         </w:tc>
@@ -2802,7 +3171,7 @@
       <w:tr>
         <w:tc>
           <w:tcPr>
-            <w:tcW w:type="dxa" w:w="1234"/>
+            <w:tcW w:type="dxa" w:w="864"/>
             <w:shd w:fill="FFFFFF"/>
             <w:tcMar>
               <w:top w:w="80" w:type="dxa"/>
@@ -2826,7 +3195,7 @@
         </w:tc>
         <w:tc>
           <w:tcPr>
-            <w:tcW w:type="dxa" w:w="1234"/>
+            <w:tcW w:type="dxa" w:w="864"/>
             <w:shd w:fill="FFFFFF"/>
             <w:tcMar>
               <w:top w:w="80" w:type="dxa"/>
@@ -2844,13 +3213,13 @@
                 <w:rFonts w:ascii="TH Sarabun PSK" w:hAnsi="TH Sarabun PSK"/>
                 <w:sz w:val="26"/>
               </w:rPr>
-              <w:t>0.1999</w:t>
-            </w:r>
-          </w:p>
-        </w:tc>
-        <w:tc>
-          <w:tcPr>
-            <w:tcW w:type="dxa" w:w="1234"/>
+              <w:t>0.1984</w:t>
+            </w:r>
+          </w:p>
+        </w:tc>
+        <w:tc>
+          <w:tcPr>
+            <w:tcW w:type="dxa" w:w="864"/>
             <w:shd w:fill="FFFFFF"/>
             <w:tcMar>
               <w:top w:w="80" w:type="dxa"/>
@@ -2868,13 +3237,13 @@
                 <w:rFonts w:ascii="TH Sarabun PSK" w:hAnsi="TH Sarabun PSK"/>
                 <w:sz w:val="26"/>
               </w:rPr>
-              <w:t>0.2622</w:t>
-            </w:r>
-          </w:p>
-        </w:tc>
-        <w:tc>
-          <w:tcPr>
-            <w:tcW w:type="dxa" w:w="1234"/>
+              <w:t>0.2203</w:t>
+            </w:r>
+          </w:p>
+        </w:tc>
+        <w:tc>
+          <w:tcPr>
+            <w:tcW w:type="dxa" w:w="864"/>
             <w:shd w:fill="FFFFFF"/>
             <w:tcMar>
               <w:top w:w="80" w:type="dxa"/>
@@ -2892,13 +3261,13 @@
                 <w:rFonts w:ascii="TH Sarabun PSK" w:hAnsi="TH Sarabun PSK"/>
                 <w:sz w:val="26"/>
               </w:rPr>
-              <w:t>0.2017</w:t>
-            </w:r>
-          </w:p>
-        </w:tc>
-        <w:tc>
-          <w:tcPr>
-            <w:tcW w:type="dxa" w:w="1234"/>
+              <w:t>0.1620</w:t>
+            </w:r>
+          </w:p>
+        </w:tc>
+        <w:tc>
+          <w:tcPr>
+            <w:tcW w:type="dxa" w:w="864"/>
             <w:shd w:fill="FFFFFF"/>
             <w:tcMar>
               <w:top w:w="80" w:type="dxa"/>
@@ -2916,13 +3285,13 @@
                 <w:rFonts w:ascii="TH Sarabun PSK" w:hAnsi="TH Sarabun PSK"/>
                 <w:sz w:val="26"/>
               </w:rPr>
-              <w:t>0.2319</w:t>
-            </w:r>
-          </w:p>
-        </w:tc>
-        <w:tc>
-          <w:tcPr>
-            <w:tcW w:type="dxa" w:w="1234"/>
+              <w:t>0.2347</w:t>
+            </w:r>
+          </w:p>
+        </w:tc>
+        <w:tc>
+          <w:tcPr>
+            <w:tcW w:type="dxa" w:w="864"/>
             <w:shd w:fill="FFFFFF"/>
             <w:tcMar>
               <w:top w:w="80" w:type="dxa"/>
@@ -2940,13 +3309,13 @@
                 <w:rFonts w:ascii="TH Sarabun PSK" w:hAnsi="TH Sarabun PSK"/>
                 <w:sz w:val="26"/>
               </w:rPr>
-              <w:t>0.0989</w:t>
-            </w:r>
-          </w:p>
-        </w:tc>
-        <w:tc>
-          <w:tcPr>
-            <w:tcW w:type="dxa" w:w="1234"/>
+              <w:t>0.2649</w:t>
+            </w:r>
+          </w:p>
+        </w:tc>
+        <w:tc>
+          <w:tcPr>
+            <w:tcW w:type="dxa" w:w="864"/>
             <w:shd w:fill="FFFFFF"/>
             <w:tcMar>
               <w:top w:w="80" w:type="dxa"/>
@@ -2964,7 +3333,79 @@
                 <w:rFonts w:ascii="TH Sarabun PSK" w:hAnsi="TH Sarabun PSK"/>
                 <w:sz w:val="26"/>
               </w:rPr>
-              <w:t>18.24 ms</w:t>
+              <w:t>0.1389</w:t>
+            </w:r>
+          </w:p>
+        </w:tc>
+        <w:tc>
+          <w:tcPr>
+            <w:tcW w:type="dxa" w:w="864"/>
+            <w:shd w:fill="FFFFFF"/>
+            <w:tcMar>
+              <w:top w:w="80" w:type="dxa"/>
+              <w:bottom w:w="80" w:type="dxa"/>
+              <w:left w:w="100" w:type="dxa"/>
+              <w:right w:w="100" w:type="dxa"/>
+            </w:tcMar>
+          </w:tcPr>
+          <w:p>
+            <w:pPr>
+              <w:jc w:val="center"/>
+            </w:pPr>
+            <w:r>
+              <w:rPr>
+                <w:rFonts w:ascii="TH Sarabun PSK" w:hAnsi="TH Sarabun PSK"/>
+                <w:sz w:val="26"/>
+              </w:rPr>
+              <w:t>0.1263</w:t>
+            </w:r>
+          </w:p>
+        </w:tc>
+        <w:tc>
+          <w:tcPr>
+            <w:tcW w:type="dxa" w:w="864"/>
+            <w:shd w:fill="FFFFFF"/>
+            <w:tcMar>
+              <w:top w:w="80" w:type="dxa"/>
+              <w:bottom w:w="80" w:type="dxa"/>
+              <w:left w:w="100" w:type="dxa"/>
+              <w:right w:w="100" w:type="dxa"/>
+            </w:tcMar>
+          </w:tcPr>
+          <w:p>
+            <w:pPr>
+              <w:jc w:val="center"/>
+            </w:pPr>
+            <w:r>
+              <w:rPr>
+                <w:rFonts w:ascii="TH Sarabun PSK" w:hAnsi="TH Sarabun PSK"/>
+                <w:sz w:val="26"/>
+              </w:rPr>
+              <w:t>0.1046</w:t>
+            </w:r>
+          </w:p>
+        </w:tc>
+        <w:tc>
+          <w:tcPr>
+            <w:tcW w:type="dxa" w:w="864"/>
+            <w:shd w:fill="FFFFFF"/>
+            <w:tcMar>
+              <w:top w:w="80" w:type="dxa"/>
+              <w:bottom w:w="80" w:type="dxa"/>
+              <w:left w:w="100" w:type="dxa"/>
+              <w:right w:w="100" w:type="dxa"/>
+            </w:tcMar>
+          </w:tcPr>
+          <w:p>
+            <w:pPr>
+              <w:jc w:val="center"/>
+            </w:pPr>
+            <w:r>
+              <w:rPr>
+                <w:rFonts w:ascii="TH Sarabun PSK" w:hAnsi="TH Sarabun PSK"/>
+                <w:sz w:val="26"/>
+              </w:rPr>
+              <w:t>0.5158</w:t>
             </w:r>
           </w:p>
         </w:tc>
@@ -2972,7 +3413,7 @@
       <w:tr>
         <w:tc>
           <w:tcPr>
-            <w:tcW w:type="dxa" w:w="1234"/>
+            <w:tcW w:type="dxa" w:w="864"/>
             <w:shd w:fill="FAFAFA"/>
             <w:tcMar>
               <w:top w:w="80" w:type="dxa"/>
@@ -2990,13 +3431,13 @@
                 <w:rFonts w:ascii="TH Sarabun PSK" w:hAnsi="TH Sarabun PSK"/>
                 <w:sz w:val="26"/>
               </w:rPr>
-              <w:t>6️⃣ `naive_rag` (Baseline)</w:t>
-            </w:r>
-          </w:p>
-        </w:tc>
-        <w:tc>
-          <w:tcPr>
-            <w:tcW w:type="dxa" w:w="1234"/>
+              <w:t>6️⃣ `naive_rag` (Dense Baseline)</w:t>
+            </w:r>
+          </w:p>
+        </w:tc>
+        <w:tc>
+          <w:tcPr>
+            <w:tcW w:type="dxa" w:w="864"/>
             <w:shd w:fill="FAFAFA"/>
             <w:tcMar>
               <w:top w:w="80" w:type="dxa"/>
@@ -3014,13 +3455,13 @@
                 <w:rFonts w:ascii="TH Sarabun PSK" w:hAnsi="TH Sarabun PSK"/>
                 <w:sz w:val="26"/>
               </w:rPr>
-              <w:t>0.1970</w:t>
-            </w:r>
-          </w:p>
-        </w:tc>
-        <w:tc>
-          <w:tcPr>
-            <w:tcW w:type="dxa" w:w="1234"/>
+              <w:t>0.1862</w:t>
+            </w:r>
+          </w:p>
+        </w:tc>
+        <w:tc>
+          <w:tcPr>
+            <w:tcW w:type="dxa" w:w="864"/>
             <w:shd w:fill="FAFAFA"/>
             <w:tcMar>
               <w:top w:w="80" w:type="dxa"/>
@@ -3038,13 +3479,13 @@
                 <w:rFonts w:ascii="TH Sarabun PSK" w:hAnsi="TH Sarabun PSK"/>
                 <w:sz w:val="26"/>
               </w:rPr>
-              <w:t>0.2504</w:t>
-            </w:r>
-          </w:p>
-        </w:tc>
-        <w:tc>
-          <w:tcPr>
-            <w:tcW w:type="dxa" w:w="1234"/>
+              <w:t>0.2213</w:t>
+            </w:r>
+          </w:p>
+        </w:tc>
+        <w:tc>
+          <w:tcPr>
+            <w:tcW w:type="dxa" w:w="864"/>
             <w:shd w:fill="FAFAFA"/>
             <w:tcMar>
               <w:top w:w="80" w:type="dxa"/>
@@ -3062,13 +3503,13 @@
                 <w:rFonts w:ascii="TH Sarabun PSK" w:hAnsi="TH Sarabun PSK"/>
                 <w:sz w:val="26"/>
               </w:rPr>
-              <w:t>0.2019</w:t>
-            </w:r>
-          </w:p>
-        </w:tc>
-        <w:tc>
-          <w:tcPr>
-            <w:tcW w:type="dxa" w:w="1234"/>
+              <w:t>0.1491</w:t>
+            </w:r>
+          </w:p>
+        </w:tc>
+        <w:tc>
+          <w:tcPr>
+            <w:tcW w:type="dxa" w:w="864"/>
             <w:shd w:fill="FAFAFA"/>
             <w:tcMar>
               <w:top w:w="80" w:type="dxa"/>
@@ -3086,13 +3527,13 @@
                 <w:rFonts w:ascii="TH Sarabun PSK" w:hAnsi="TH Sarabun PSK"/>
                 <w:sz w:val="26"/>
               </w:rPr>
-              <w:t>0.2236</w:t>
-            </w:r>
-          </w:p>
-        </w:tc>
-        <w:tc>
-          <w:tcPr>
-            <w:tcW w:type="dxa" w:w="1234"/>
+              <w:t>0.2131</w:t>
+            </w:r>
+          </w:p>
+        </w:tc>
+        <w:tc>
+          <w:tcPr>
+            <w:tcW w:type="dxa" w:w="864"/>
             <w:shd w:fill="FAFAFA"/>
             <w:tcMar>
               <w:top w:w="80" w:type="dxa"/>
@@ -3110,13 +3551,13 @@
                 <w:rFonts w:ascii="TH Sarabun PSK" w:hAnsi="TH Sarabun PSK"/>
                 <w:sz w:val="26"/>
               </w:rPr>
-              <w:t>0.1011</w:t>
-            </w:r>
-          </w:p>
-        </w:tc>
-        <w:tc>
-          <w:tcPr>
-            <w:tcW w:type="dxa" w:w="1234"/>
+              <w:t>0.2615</w:t>
+            </w:r>
+          </w:p>
+        </w:tc>
+        <w:tc>
+          <w:tcPr>
+            <w:tcW w:type="dxa" w:w="864"/>
             <w:shd w:fill="FAFAFA"/>
             <w:tcMar>
               <w:top w:w="80" w:type="dxa"/>
@@ -3134,7 +3575,79 @@
                 <w:rFonts w:ascii="TH Sarabun PSK" w:hAnsi="TH Sarabun PSK"/>
                 <w:sz w:val="26"/>
               </w:rPr>
-              <w:t>38.11 ms</w:t>
+              <w:t>0.1242</w:t>
+            </w:r>
+          </w:p>
+        </w:tc>
+        <w:tc>
+          <w:tcPr>
+            <w:tcW w:type="dxa" w:w="864"/>
+            <w:shd w:fill="FAFAFA"/>
+            <w:tcMar>
+              <w:top w:w="80" w:type="dxa"/>
+              <w:bottom w:w="80" w:type="dxa"/>
+              <w:left w:w="100" w:type="dxa"/>
+              <w:right w:w="100" w:type="dxa"/>
+            </w:tcMar>
+          </w:tcPr>
+          <w:p>
+            <w:pPr>
+              <w:jc w:val="center"/>
+            </w:pPr>
+            <w:r>
+              <w:rPr>
+                <w:rFonts w:ascii="TH Sarabun PSK" w:hAnsi="TH Sarabun PSK"/>
+                <w:sz w:val="26"/>
+              </w:rPr>
+              <w:t>0.1105</w:t>
+            </w:r>
+          </w:p>
+        </w:tc>
+        <w:tc>
+          <w:tcPr>
+            <w:tcW w:type="dxa" w:w="864"/>
+            <w:shd w:fill="FAFAFA"/>
+            <w:tcMar>
+              <w:top w:w="80" w:type="dxa"/>
+              <w:bottom w:w="80" w:type="dxa"/>
+              <w:left w:w="100" w:type="dxa"/>
+              <w:right w:w="100" w:type="dxa"/>
+            </w:tcMar>
+          </w:tcPr>
+          <w:p>
+            <w:pPr>
+              <w:jc w:val="center"/>
+            </w:pPr>
+            <w:r>
+              <w:rPr>
+                <w:rFonts w:ascii="TH Sarabun PSK" w:hAnsi="TH Sarabun PSK"/>
+                <w:sz w:val="26"/>
+              </w:rPr>
+              <w:t>0.1032</w:t>
+            </w:r>
+          </w:p>
+        </w:tc>
+        <w:tc>
+          <w:tcPr>
+            <w:tcW w:type="dxa" w:w="864"/>
+            <w:shd w:fill="FAFAFA"/>
+            <w:tcMar>
+              <w:top w:w="80" w:type="dxa"/>
+              <w:bottom w:w="80" w:type="dxa"/>
+              <w:left w:w="100" w:type="dxa"/>
+              <w:right w:w="100" w:type="dxa"/>
+            </w:tcMar>
+          </w:tcPr>
+          <w:p>
+            <w:pPr>
+              <w:jc w:val="center"/>
+            </w:pPr>
+            <w:r>
+              <w:rPr>
+                <w:rFonts w:ascii="TH Sarabun PSK" w:hAnsi="TH Sarabun PSK"/>
+                <w:sz w:val="26"/>
+              </w:rPr>
+              <w:t>0.5263</w:t>
             </w:r>
           </w:p>
         </w:tc>
@@ -3142,7 +3655,7 @@
       <w:tr>
         <w:tc>
           <w:tcPr>
-            <w:tcW w:type="dxa" w:w="1234"/>
+            <w:tcW w:type="dxa" w:w="864"/>
             <w:shd w:fill="FFFFFF"/>
             <w:tcMar>
               <w:top w:w="80" w:type="dxa"/>
@@ -3166,7 +3679,7 @@
         </w:tc>
         <w:tc>
           <w:tcPr>
-            <w:tcW w:type="dxa" w:w="1234"/>
+            <w:tcW w:type="dxa" w:w="864"/>
             <w:shd w:fill="FFFFFF"/>
             <w:tcMar>
               <w:top w:w="80" w:type="dxa"/>
@@ -3184,13 +3697,13 @@
                 <w:rFonts w:ascii="TH Sarabun PSK" w:hAnsi="TH Sarabun PSK"/>
                 <w:sz w:val="26"/>
               </w:rPr>
-              <w:t>0.0807</w:t>
-            </w:r>
-          </w:p>
-        </w:tc>
-        <w:tc>
-          <w:tcPr>
-            <w:tcW w:type="dxa" w:w="1234"/>
+              <w:t>0.0292</w:t>
+            </w:r>
+          </w:p>
+        </w:tc>
+        <w:tc>
+          <w:tcPr>
+            <w:tcW w:type="dxa" w:w="864"/>
             <w:shd w:fill="FFFFFF"/>
             <w:tcMar>
               <w:top w:w="80" w:type="dxa"/>
@@ -3208,13 +3721,13 @@
                 <w:rFonts w:ascii="TH Sarabun PSK" w:hAnsi="TH Sarabun PSK"/>
                 <w:sz w:val="26"/>
               </w:rPr>
-              <w:t>0.0896</w:t>
-            </w:r>
-          </w:p>
-        </w:tc>
-        <w:tc>
-          <w:tcPr>
-            <w:tcW w:type="dxa" w:w="1234"/>
+              <w:t>0.0284</w:t>
+            </w:r>
+          </w:p>
+        </w:tc>
+        <w:tc>
+          <w:tcPr>
+            <w:tcW w:type="dxa" w:w="864"/>
             <w:shd w:fill="FFFFFF"/>
             <w:tcMar>
               <w:top w:w="80" w:type="dxa"/>
@@ -3232,13 +3745,13 @@
                 <w:rFonts w:ascii="TH Sarabun PSK" w:hAnsi="TH Sarabun PSK"/>
                 <w:sz w:val="26"/>
               </w:rPr>
-              <w:t>0.0722</w:t>
-            </w:r>
-          </w:p>
-        </w:tc>
-        <w:tc>
-          <w:tcPr>
-            <w:tcW w:type="dxa" w:w="1234"/>
+              <w:t>0.0293</w:t>
+            </w:r>
+          </w:p>
+        </w:tc>
+        <w:tc>
+          <w:tcPr>
+            <w:tcW w:type="dxa" w:w="864"/>
             <w:shd w:fill="FFFFFF"/>
             <w:tcMar>
               <w:top w:w="80" w:type="dxa"/>
@@ -3256,13 +3769,13 @@
                 <w:rFonts w:ascii="TH Sarabun PSK" w:hAnsi="TH Sarabun PSK"/>
                 <w:sz w:val="26"/>
               </w:rPr>
-              <w:t>0.1025</w:t>
-            </w:r>
-          </w:p>
-        </w:tc>
-        <w:tc>
-          <w:tcPr>
-            <w:tcW w:type="dxa" w:w="1234"/>
+              <w:t>0.0346</w:t>
+            </w:r>
+          </w:p>
+        </w:tc>
+        <w:tc>
+          <w:tcPr>
+            <w:tcW w:type="dxa" w:w="864"/>
             <w:shd w:fill="FFFFFF"/>
             <w:tcMar>
               <w:top w:w="80" w:type="dxa"/>
@@ -3280,13 +3793,13 @@
                 <w:rFonts w:ascii="TH Sarabun PSK" w:hAnsi="TH Sarabun PSK"/>
                 <w:sz w:val="26"/>
               </w:rPr>
-              <w:t>0.0288</w:t>
-            </w:r>
-          </w:p>
-        </w:tc>
-        <w:tc>
-          <w:tcPr>
-            <w:tcW w:type="dxa" w:w="1234"/>
+              <w:t>0.0463</w:t>
+            </w:r>
+          </w:p>
+        </w:tc>
+        <w:tc>
+          <w:tcPr>
+            <w:tcW w:type="dxa" w:w="864"/>
             <w:shd w:fill="FFFFFF"/>
             <w:tcMar>
               <w:top w:w="80" w:type="dxa"/>
@@ -3304,7 +3817,79 @@
                 <w:rFonts w:ascii="TH Sarabun PSK" w:hAnsi="TH Sarabun PSK"/>
                 <w:sz w:val="26"/>
               </w:rPr>
-              <w:t>4,840.5 ms</w:t>
+              <w:t>0.0105</w:t>
+            </w:r>
+          </w:p>
+        </w:tc>
+        <w:tc>
+          <w:tcPr>
+            <w:tcW w:type="dxa" w:w="864"/>
+            <w:shd w:fill="FFFFFF"/>
+            <w:tcMar>
+              <w:top w:w="80" w:type="dxa"/>
+              <w:bottom w:w="80" w:type="dxa"/>
+              <w:left w:w="100" w:type="dxa"/>
+              <w:right w:w="100" w:type="dxa"/>
+            </w:tcMar>
+          </w:tcPr>
+          <w:p>
+            <w:pPr>
+              <w:jc w:val="center"/>
+            </w:pPr>
+            <w:r>
+              <w:rPr>
+                <w:rFonts w:ascii="TH Sarabun PSK" w:hAnsi="TH Sarabun PSK"/>
+                <w:sz w:val="26"/>
+              </w:rPr>
+              <w:t>0.0074</w:t>
+            </w:r>
+          </w:p>
+        </w:tc>
+        <w:tc>
+          <w:tcPr>
+            <w:tcW w:type="dxa" w:w="864"/>
+            <w:shd w:fill="FFFFFF"/>
+            <w:tcMar>
+              <w:top w:w="80" w:type="dxa"/>
+              <w:bottom w:w="80" w:type="dxa"/>
+              <w:left w:w="100" w:type="dxa"/>
+              <w:right w:w="100" w:type="dxa"/>
+            </w:tcMar>
+          </w:tcPr>
+          <w:p>
+            <w:pPr>
+              <w:jc w:val="center"/>
+            </w:pPr>
+            <w:r>
+              <w:rPr>
+                <w:rFonts w:ascii="TH Sarabun PSK" w:hAnsi="TH Sarabun PSK"/>
+                <w:sz w:val="26"/>
+              </w:rPr>
+              <w:t>0.0084</w:t>
+            </w:r>
+          </w:p>
+        </w:tc>
+        <w:tc>
+          <w:tcPr>
+            <w:tcW w:type="dxa" w:w="864"/>
+            <w:shd w:fill="FFFFFF"/>
+            <w:tcMar>
+              <w:top w:w="80" w:type="dxa"/>
+              <w:bottom w:w="80" w:type="dxa"/>
+              <w:left w:w="100" w:type="dxa"/>
+              <w:right w:w="100" w:type="dxa"/>
+            </w:tcMar>
+          </w:tcPr>
+          <w:p>
+            <w:pPr>
+              <w:jc w:val="center"/>
+            </w:pPr>
+            <w:r>
+              <w:rPr>
+                <w:rFonts w:ascii="TH Sarabun PSK" w:hAnsi="TH Sarabun PSK"/>
+                <w:sz w:val="26"/>
+              </w:rPr>
+              <w:t>0.1053</w:t>
             </w:r>
           </w:p>
         </w:tc>
@@ -3312,7 +3897,7 @@
       <w:tr>
         <w:tc>
           <w:tcPr>
-            <w:tcW w:type="dxa" w:w="1234"/>
+            <w:tcW w:type="dxa" w:w="864"/>
             <w:shd w:fill="FAFAFA"/>
             <w:tcMar>
               <w:top w:w="80" w:type="dxa"/>
@@ -3336,7 +3921,7 @@
         </w:tc>
         <w:tc>
           <w:tcPr>
-            <w:tcW w:type="dxa" w:w="1234"/>
+            <w:tcW w:type="dxa" w:w="864"/>
             <w:shd w:fill="FAFAFA"/>
             <w:tcMar>
               <w:top w:w="80" w:type="dxa"/>
@@ -3354,13 +3939,13 @@
                 <w:rFonts w:ascii="TH Sarabun PSK" w:hAnsi="TH Sarabun PSK"/>
                 <w:sz w:val="26"/>
               </w:rPr>
-              <w:t>0.0700</w:t>
-            </w:r>
-          </w:p>
-        </w:tc>
-        <w:tc>
-          <w:tcPr>
-            <w:tcW w:type="dxa" w:w="1234"/>
+              <w:t>0.0125</w:t>
+            </w:r>
+          </w:p>
+        </w:tc>
+        <w:tc>
+          <w:tcPr>
+            <w:tcW w:type="dxa" w:w="864"/>
             <w:shd w:fill="FAFAFA"/>
             <w:tcMar>
               <w:top w:w="80" w:type="dxa"/>
@@ -3378,13 +3963,13 @@
                 <w:rFonts w:ascii="TH Sarabun PSK" w:hAnsi="TH Sarabun PSK"/>
                 <w:sz w:val="26"/>
               </w:rPr>
-              <w:t>0.0798</w:t>
-            </w:r>
-          </w:p>
-        </w:tc>
-        <w:tc>
-          <w:tcPr>
-            <w:tcW w:type="dxa" w:w="1234"/>
+              <w:t>0.0125</w:t>
+            </w:r>
+          </w:p>
+        </w:tc>
+        <w:tc>
+          <w:tcPr>
+            <w:tcW w:type="dxa" w:w="864"/>
             <w:shd w:fill="FAFAFA"/>
             <w:tcMar>
               <w:top w:w="80" w:type="dxa"/>
@@ -3402,13 +3987,13 @@
                 <w:rFonts w:ascii="TH Sarabun PSK" w:hAnsi="TH Sarabun PSK"/>
                 <w:sz w:val="26"/>
               </w:rPr>
-              <w:t>0.0732</w:t>
-            </w:r>
-          </w:p>
-        </w:tc>
-        <w:tc>
-          <w:tcPr>
-            <w:tcW w:type="dxa" w:w="1234"/>
+              <w:t>0.0045</w:t>
+            </w:r>
+          </w:p>
+        </w:tc>
+        <w:tc>
+          <w:tcPr>
+            <w:tcW w:type="dxa" w:w="864"/>
             <w:shd w:fill="FAFAFA"/>
             <w:tcMar>
               <w:top w:w="80" w:type="dxa"/>
@@ -3426,13 +4011,13 @@
                 <w:rFonts w:ascii="TH Sarabun PSK" w:hAnsi="TH Sarabun PSK"/>
                 <w:sz w:val="26"/>
               </w:rPr>
-              <w:t>0.0920</w:t>
-            </w:r>
-          </w:p>
-        </w:tc>
-        <w:tc>
-          <w:tcPr>
-            <w:tcW w:type="dxa" w:w="1234"/>
+              <w:t>0.0247</w:t>
+            </w:r>
+          </w:p>
+        </w:tc>
+        <w:tc>
+          <w:tcPr>
+            <w:tcW w:type="dxa" w:w="864"/>
             <w:shd w:fill="FAFAFA"/>
             <w:tcMar>
               <w:top w:w="80" w:type="dxa"/>
@@ -3450,13 +4035,13 @@
                 <w:rFonts w:ascii="TH Sarabun PSK" w:hAnsi="TH Sarabun PSK"/>
                 <w:sz w:val="26"/>
               </w:rPr>
-              <w:t>0.0316</w:t>
-            </w:r>
-          </w:p>
-        </w:tc>
-        <w:tc>
-          <w:tcPr>
-            <w:tcW w:type="dxa" w:w="1234"/>
+              <w:t>0.0303</w:t>
+            </w:r>
+          </w:p>
+        </w:tc>
+        <w:tc>
+          <w:tcPr>
+            <w:tcW w:type="dxa" w:w="864"/>
             <w:shd w:fill="FAFAFA"/>
             <w:tcMar>
               <w:top w:w="80" w:type="dxa"/>
@@ -3474,7 +4059,79 @@
                 <w:rFonts w:ascii="TH Sarabun PSK" w:hAnsi="TH Sarabun PSK"/>
                 <w:sz w:val="26"/>
               </w:rPr>
-              <w:t>4,596.0 ms</w:t>
+              <w:t>0.0021</w:t>
+            </w:r>
+          </w:p>
+        </w:tc>
+        <w:tc>
+          <w:tcPr>
+            <w:tcW w:type="dxa" w:w="864"/>
+            <w:shd w:fill="FAFAFA"/>
+            <w:tcMar>
+              <w:top w:w="80" w:type="dxa"/>
+              <w:bottom w:w="80" w:type="dxa"/>
+              <w:left w:w="100" w:type="dxa"/>
+              <w:right w:w="100" w:type="dxa"/>
+            </w:tcMar>
+          </w:tcPr>
+          <w:p>
+            <w:pPr>
+              <w:jc w:val="center"/>
+            </w:pPr>
+            <w:r>
+              <w:rPr>
+                <w:rFonts w:ascii="TH Sarabun PSK" w:hAnsi="TH Sarabun PSK"/>
+                <w:sz w:val="26"/>
+              </w:rPr>
+              <w:t>0.0074</w:t>
+            </w:r>
+          </w:p>
+        </w:tc>
+        <w:tc>
+          <w:tcPr>
+            <w:tcW w:type="dxa" w:w="864"/>
+            <w:shd w:fill="FAFAFA"/>
+            <w:tcMar>
+              <w:top w:w="80" w:type="dxa"/>
+              <w:bottom w:w="80" w:type="dxa"/>
+              <w:left w:w="100" w:type="dxa"/>
+              <w:right w:w="100" w:type="dxa"/>
+            </w:tcMar>
+          </w:tcPr>
+          <w:p>
+            <w:pPr>
+              <w:jc w:val="center"/>
+            </w:pPr>
+            <w:r>
+              <w:rPr>
+                <w:rFonts w:ascii="TH Sarabun PSK" w:hAnsi="TH Sarabun PSK"/>
+                <w:sz w:val="26"/>
+              </w:rPr>
+              <w:t>0.0063</w:t>
+            </w:r>
+          </w:p>
+        </w:tc>
+        <w:tc>
+          <w:tcPr>
+            <w:tcW w:type="dxa" w:w="864"/>
+            <w:shd w:fill="FAFAFA"/>
+            <w:tcMar>
+              <w:top w:w="80" w:type="dxa"/>
+              <w:bottom w:w="80" w:type="dxa"/>
+              <w:left w:w="100" w:type="dxa"/>
+              <w:right w:w="100" w:type="dxa"/>
+            </w:tcMar>
+          </w:tcPr>
+          <w:p>
+            <w:pPr>
+              <w:jc w:val="center"/>
+            </w:pPr>
+            <w:r>
+              <w:rPr>
+                <w:rFonts w:ascii="TH Sarabun PSK" w:hAnsi="TH Sarabun PSK"/>
+                <w:sz w:val="26"/>
+              </w:rPr>
+              <w:t>0.0947</w:t>
             </w:r>
           </w:p>
         </w:tc>
@@ -3517,7 +4174,7 @@
           <w:color w:val="000000"/>
           <w:sz w:val="32"/>
         </w:rPr>
-        <w:t>`h2l-hybrid` ชนะเลิศทุกเมทริกซ์การวัดผลหลัก:</w:t>
+        <w:t>`h2l-hybrid` ชนะเลิศสูงสุดในทุกเมทริกซ์และทุกระดับ Cutoff ($k=5, 10, 15$):</w:t>
       </w:r>
       <w:r>
         <w:rPr>
@@ -3554,7 +4211,7 @@
           <w:color w:val="000000"/>
           <w:sz w:val="32"/>
         </w:rPr>
-        <w:t>MAP = 0.2467</w:t>
+        <w:t>MAP = 0.3517</w:t>
       </w:r>
       <w:r>
         <w:rPr>
@@ -3573,7 +4230,7 @@
           <w:color w:val="000000"/>
           <w:sz w:val="32"/>
         </w:rPr>
-        <w:t>MRR = 0.2801</w:t>
+        <w:t>MRR = 0.4387</w:t>
       </w:r>
       <w:r>
         <w:rPr>
@@ -3592,7 +4249,26 @@
           <w:color w:val="000000"/>
           <w:sz w:val="32"/>
         </w:rPr>
-        <w:t>nDCG@5 = 0.2485</w:t>
+        <w:t>nDCG@10 = 0.3982</w:t>
+      </w:r>
+      <w:r>
+        <w:rPr>
+          <w:rFonts w:ascii="TH Sarabun PSK" w:hAnsi="TH Sarabun PSK"/>
+          <w:b w:val="0"/>
+          <w:i w:val="0"/>
+          <w:color w:val="000000"/>
+          <w:sz w:val="32"/>
+        </w:rPr>
+        <w:t xml:space="preserve">, </w:t>
+      </w:r>
+      <w:r>
+        <w:rPr>
+          <w:rFonts w:ascii="TH Sarabun PSK" w:hAnsi="TH Sarabun PSK"/>
+          <w:b/>
+          <w:color w:val="000000"/>
+          <w:sz w:val="32"/>
+        </w:rPr>
+        <w:t>nDCG@15 = 0.4518</w:t>
       </w:r>
       <w:r>
         <w:rPr>
@@ -3611,7 +4287,7 @@
           <w:color w:val="000000"/>
           <w:sz w:val="32"/>
         </w:rPr>
-        <w:t>nDCG@10 = 0.2734</w:t>
+        <w:t>Recall@15 = 0.7158</w:t>
       </w:r>
       <w:r>
         <w:rPr>
@@ -3621,7 +4297,26 @@
           <w:color w:val="000000"/>
           <w:sz w:val="32"/>
         </w:rPr>
-        <w:t xml:space="preserve"> สูงกว่า Baseline ดั้งเดิมทุกตัวอย่างเห็นได้ชัด</w:t>
+        <w:t xml:space="preserve"> ซึ่งสามารถดึงเอกสารข้อกฎหมายและ SOP ที่เกี่ยวข้องได้ถึง </w:t>
+      </w:r>
+      <w:r>
+        <w:rPr>
+          <w:rFonts w:ascii="TH Sarabun PSK" w:hAnsi="TH Sarabun PSK"/>
+          <w:b/>
+          <w:color w:val="000000"/>
+          <w:sz w:val="32"/>
+        </w:rPr>
+        <w:t>71.58%</w:t>
+      </w:r>
+      <w:r>
+        <w:rPr>
+          <w:rFonts w:ascii="TH Sarabun PSK" w:hAnsi="TH Sarabun PSK"/>
+          <w:b w:val="0"/>
+          <w:i w:val="0"/>
+          <w:color w:val="000000"/>
+          <w:sz w:val="32"/>
+        </w:rPr>
+        <w:t xml:space="preserve"> ของเอกสารเป้าหมายทั้งหมด</w:t>
       </w:r>
     </w:p>
     <w:p>
@@ -3646,7 +4341,7 @@
           <w:color w:val="000000"/>
           <w:sz w:val="32"/>
         </w:rPr>
-        <w:t>การยกระดับประสิทธิภาพจาก H2L Layer:</w:t>
+        <w:t>การยกระดับประสิทธิภาพจาก H2L Layer เหนือ Hybrid Baseline (`basic`):</w:t>
       </w:r>
       <w:r>
         <w:rPr>
@@ -3700,7 +4395,7 @@
           <w:color w:val="B42828"/>
           <w:sz w:val="30"/>
         </w:rPr>
-        <w:t>0.2565</w:t>
+        <w:t>0.3141</w:t>
       </w:r>
       <w:r>
         <w:rPr>
@@ -3718,7 +4413,7 @@
           <w:color w:val="B42828"/>
           <w:sz w:val="30"/>
         </w:rPr>
-        <w:t>0.2734</w:t>
+        <w:t>0.3982</w:t>
       </w:r>
       <w:r>
         <w:rPr>
@@ -3728,7 +4423,7 @@
           <w:color w:val="000000"/>
           <w:sz w:val="32"/>
         </w:rPr>
-        <w:t xml:space="preserve"> (+6.6%) และเพิ่ม MAP จาก </w:t>
+        <w:t xml:space="preserve"> (+26.8%), เพิ่ม nDCG@15 ขึ้นจาก </w:t>
       </w:r>
       <w:r>
         <w:rPr>
@@ -3736,7 +4431,7 @@
           <w:color w:val="B42828"/>
           <w:sz w:val="30"/>
         </w:rPr>
-        <w:t>0.2346</w:t>
+        <w:t>0.3718</w:t>
       </w:r>
       <w:r>
         <w:rPr>
@@ -3754,7 +4449,7 @@
           <w:color w:val="B42828"/>
           <w:sz w:val="30"/>
         </w:rPr>
-        <w:t>0.2467</w:t>
+        <w:t>0.4518</w:t>
       </w:r>
       <w:r>
         <w:rPr>
@@ -3764,7 +4459,79 @@
           <w:color w:val="000000"/>
           <w:sz w:val="32"/>
         </w:rPr>
-        <w:t xml:space="preserve"> (+5.2%)</w:t>
+        <w:t xml:space="preserve"> (+21.5%), เพิ่ม MAP ขึ้นจาก </w:t>
+      </w:r>
+      <w:r>
+        <w:rPr>
+          <w:rFonts w:ascii="Courier New" w:hAnsi="Courier New"/>
+          <w:color w:val="B42828"/>
+          <w:sz w:val="30"/>
+        </w:rPr>
+        <w:t>0.2934</w:t>
+      </w:r>
+      <w:r>
+        <w:rPr>
+          <w:rFonts w:ascii="TH Sarabun PSK" w:hAnsi="TH Sarabun PSK"/>
+          <w:b w:val="0"/>
+          <w:i w:val="0"/>
+          <w:color w:val="000000"/>
+          <w:sz w:val="32"/>
+        </w:rPr>
+        <w:t xml:space="preserve"> เป็น </w:t>
+      </w:r>
+      <w:r>
+        <w:rPr>
+          <w:rFonts w:ascii="Courier New" w:hAnsi="Courier New"/>
+          <w:color w:val="B42828"/>
+          <w:sz w:val="30"/>
+        </w:rPr>
+        <w:t>0.3517</w:t>
+      </w:r>
+      <w:r>
+        <w:rPr>
+          <w:rFonts w:ascii="TH Sarabun PSK" w:hAnsi="TH Sarabun PSK"/>
+          <w:b w:val="0"/>
+          <w:i w:val="0"/>
+          <w:color w:val="000000"/>
+          <w:sz w:val="32"/>
+        </w:rPr>
+        <w:t xml:space="preserve"> (+19.9%) และเพิ่ม MRR ขึ้นจาก </w:t>
+      </w:r>
+      <w:r>
+        <w:rPr>
+          <w:rFonts w:ascii="Courier New" w:hAnsi="Courier New"/>
+          <w:color w:val="B42828"/>
+          <w:sz w:val="30"/>
+        </w:rPr>
+        <w:t>0.3357</w:t>
+      </w:r>
+      <w:r>
+        <w:rPr>
+          <w:rFonts w:ascii="TH Sarabun PSK" w:hAnsi="TH Sarabun PSK"/>
+          <w:b w:val="0"/>
+          <w:i w:val="0"/>
+          <w:color w:val="000000"/>
+          <w:sz w:val="32"/>
+        </w:rPr>
+        <w:t xml:space="preserve"> เป็น </w:t>
+      </w:r>
+      <w:r>
+        <w:rPr>
+          <w:rFonts w:ascii="Courier New" w:hAnsi="Courier New"/>
+          <w:color w:val="B42828"/>
+          <w:sz w:val="30"/>
+        </w:rPr>
+        <w:t>0.4387</w:t>
+      </w:r>
+      <w:r>
+        <w:rPr>
+          <w:rFonts w:ascii="TH Sarabun PSK" w:hAnsi="TH Sarabun PSK"/>
+          <w:b w:val="0"/>
+          <w:i w:val="0"/>
+          <w:color w:val="000000"/>
+          <w:sz w:val="32"/>
+        </w:rPr>
+        <w:t xml:space="preserve"> (+30.7%)</w:t>
       </w:r>
     </w:p>
     <w:p>
@@ -3815,7 +4582,7 @@
           <w:color w:val="000000"/>
           <w:sz w:val="32"/>
         </w:rPr>
-        <w:t xml:space="preserve"> บน $n=95$ กรณีศึกษา ร่วมกับการปรับแก้ Holm-Bonferroni Correction แสดงดังตารางที่ 4.4</w:t>
+        <w:t xml:space="preserve"> บน $n=95$ กรณีศึกษา ร่วมกับการปรับแก้ Holm-Bonferroni Correction บนคลังเอกสาร 884 ชิ้น แสดงดังตารางที่ 4.4</w:t>
       </w:r>
     </w:p>
     <w:p>
@@ -3830,7 +4597,7 @@
           <w:color w:val="000000"/>
           <w:sz w:val="32"/>
         </w:rPr>
-        <w:t>ตารางที่ 4.4 ผลการทดสอบนัยสำคัญทางสถิติแบบคู่ — Holm-Bonferroni (n=95 กรณีศึกษา, 4 ตัวชี้วัด)</w:t>
+        <w:t>ตารางที่ 4.4 ผลการทดสอบนัยสำคัญทางสถิติแบบคู่ — Holm-Bonferroni (n=95 กรณีศึกษา, เปรียบเทียบ `h2l-hybrid` กับ Baseline)</w:t>
       </w:r>
     </w:p>
     <w:tbl>
@@ -3840,20 +4607,21 @@
         <w:tblLook w:firstColumn="1" w:firstRow="1" w:lastColumn="0" w:lastRow="0" w:noHBand="0" w:noVBand="1" w:val="04A0"/>
       </w:tblPr>
       <w:tblGrid>
-        <w:gridCol w:w="960"/>
-        <w:gridCol w:w="960"/>
-        <w:gridCol w:w="960"/>
-        <w:gridCol w:w="960"/>
-        <w:gridCol w:w="960"/>
-        <w:gridCol w:w="960"/>
-        <w:gridCol w:w="960"/>
-        <w:gridCol w:w="960"/>
-        <w:gridCol w:w="960"/>
+        <w:gridCol w:w="864"/>
+        <w:gridCol w:w="864"/>
+        <w:gridCol w:w="864"/>
+        <w:gridCol w:w="864"/>
+        <w:gridCol w:w="864"/>
+        <w:gridCol w:w="864"/>
+        <w:gridCol w:w="864"/>
+        <w:gridCol w:w="864"/>
+        <w:gridCol w:w="864"/>
+        <w:gridCol w:w="864"/>
       </w:tblGrid>
       <w:tr>
         <w:tc>
           <w:tcPr>
-            <w:tcW w:type="dxa" w:w="960"/>
+            <w:tcW w:type="dxa" w:w="864"/>
             <w:shd w:fill="F0F4F8"/>
             <w:tcMar>
               <w:top w:w="100" w:type="dxa"/>
@@ -3873,13 +4641,13 @@
                 <w:color w:val="003366"/>
                 <w:sz w:val="28"/>
               </w:rPr>
-              <w:t>คู่เปรียบเทียบ</w:t>
-            </w:r>
-          </w:p>
-        </w:tc>
-        <w:tc>
-          <w:tcPr>
-            <w:tcW w:type="dxa" w:w="960"/>
+              <w:t>Baseline ที่นำมาเปรียบเทียบ</w:t>
+            </w:r>
+          </w:p>
+        </w:tc>
+        <w:tc>
+          <w:tcPr>
+            <w:tcW w:type="dxa" w:w="864"/>
             <w:shd w:fill="F0F4F8"/>
             <w:tcMar>
               <w:top w:w="100" w:type="dxa"/>
@@ -3899,13 +4667,13 @@
                 <w:color w:val="003366"/>
                 <w:sz w:val="28"/>
               </w:rPr>
-              <w:t>Δ nDCG@5</w:t>
-            </w:r>
-          </w:p>
-        </w:tc>
-        <w:tc>
-          <w:tcPr>
-            <w:tcW w:type="dxa" w:w="960"/>
+              <w:t>Δ nDCG@10</w:t>
+            </w:r>
+          </w:p>
+        </w:tc>
+        <w:tc>
+          <w:tcPr>
+            <w:tcW w:type="dxa" w:w="864"/>
             <w:shd w:fill="F0F4F8"/>
             <w:tcMar>
               <w:top w:w="100" w:type="dxa"/>
@@ -3925,13 +4693,13 @@
                 <w:color w:val="003366"/>
                 <w:sz w:val="28"/>
               </w:rPr>
-              <w:t>Holm (nDCG@5)</w:t>
-            </w:r>
-          </w:p>
-        </w:tc>
-        <w:tc>
-          <w:tcPr>
-            <w:tcW w:type="dxa" w:w="960"/>
+              <w:t>p-value (nDCG@10)</w:t>
+            </w:r>
+          </w:p>
+        </w:tc>
+        <w:tc>
+          <w:tcPr>
+            <w:tcW w:type="dxa" w:w="864"/>
             <w:shd w:fill="F0F4F8"/>
             <w:tcMar>
               <w:top w:w="100" w:type="dxa"/>
@@ -3951,13 +4719,13 @@
                 <w:color w:val="003366"/>
                 <w:sz w:val="28"/>
               </w:rPr>
-              <w:t>Δ nDCG@10</w:t>
-            </w:r>
-          </w:p>
-        </w:tc>
-        <w:tc>
-          <w:tcPr>
-            <w:tcW w:type="dxa" w:w="960"/>
+              <w:t>Δ nDCG@15</w:t>
+            </w:r>
+          </w:p>
+        </w:tc>
+        <w:tc>
+          <w:tcPr>
+            <w:tcW w:type="dxa" w:w="864"/>
             <w:shd w:fill="F0F4F8"/>
             <w:tcMar>
               <w:top w:w="100" w:type="dxa"/>
@@ -3977,13 +4745,13 @@
                 <w:color w:val="003366"/>
                 <w:sz w:val="28"/>
               </w:rPr>
-              <w:t>Holm (nDCG@10)</w:t>
-            </w:r>
-          </w:p>
-        </w:tc>
-        <w:tc>
-          <w:tcPr>
-            <w:tcW w:type="dxa" w:w="960"/>
+              <w:t>p-value (nDCG@15)</w:t>
+            </w:r>
+          </w:p>
+        </w:tc>
+        <w:tc>
+          <w:tcPr>
+            <w:tcW w:type="dxa" w:w="864"/>
             <w:shd w:fill="F0F4F8"/>
             <w:tcMar>
               <w:top w:w="100" w:type="dxa"/>
@@ -4003,13 +4771,13 @@
                 <w:color w:val="003366"/>
                 <w:sz w:val="28"/>
               </w:rPr>
-              <w:t>Δ MAP</w:t>
-            </w:r>
-          </w:p>
-        </w:tc>
-        <w:tc>
-          <w:tcPr>
-            <w:tcW w:type="dxa" w:w="960"/>
+              <w:t>Δ P@15</w:t>
+            </w:r>
+          </w:p>
+        </w:tc>
+        <w:tc>
+          <w:tcPr>
+            <w:tcW w:type="dxa" w:w="864"/>
             <w:shd w:fill="F0F4F8"/>
             <w:tcMar>
               <w:top w:w="100" w:type="dxa"/>
@@ -4029,13 +4797,13 @@
                 <w:color w:val="003366"/>
                 <w:sz w:val="28"/>
               </w:rPr>
-              <w:t>Holm (MAP)</w:t>
-            </w:r>
-          </w:p>
-        </w:tc>
-        <w:tc>
-          <w:tcPr>
-            <w:tcW w:type="dxa" w:w="960"/>
+              <w:t>p-value (P@15)</w:t>
+            </w:r>
+          </w:p>
+        </w:tc>
+        <w:tc>
+          <w:tcPr>
+            <w:tcW w:type="dxa" w:w="864"/>
             <w:shd w:fill="F0F4F8"/>
             <w:tcMar>
               <w:top w:w="100" w:type="dxa"/>
@@ -4055,13 +4823,13 @@
                 <w:color w:val="003366"/>
                 <w:sz w:val="28"/>
               </w:rPr>
-              <w:t>Δ MRR</w:t>
-            </w:r>
-          </w:p>
-        </w:tc>
-        <w:tc>
-          <w:tcPr>
-            <w:tcW w:type="dxa" w:w="960"/>
+              <w:t>Δ R@15</w:t>
+            </w:r>
+          </w:p>
+        </w:tc>
+        <w:tc>
+          <w:tcPr>
+            <w:tcW w:type="dxa" w:w="864"/>
             <w:shd w:fill="F0F4F8"/>
             <w:tcMar>
               <w:top w:w="100" w:type="dxa"/>
@@ -4081,7 +4849,33 @@
                 <w:color w:val="003366"/>
                 <w:sz w:val="28"/>
               </w:rPr>
-              <w:t>Holm (MRR)</w:t>
+              <w:t>p-value (R@15)</w:t>
+            </w:r>
+          </w:p>
+        </w:tc>
+        <w:tc>
+          <w:tcPr>
+            <w:tcW w:type="dxa" w:w="864"/>
+            <w:shd w:fill="F0F4F8"/>
+            <w:tcMar>
+              <w:top w:w="100" w:type="dxa"/>
+              <w:bottom w:w="100" w:type="dxa"/>
+              <w:left w:w="120" w:type="dxa"/>
+              <w:right w:w="120" w:type="dxa"/>
+            </w:tcMar>
+          </w:tcPr>
+          <w:p>
+            <w:pPr>
+              <w:jc w:val="center"/>
+            </w:pPr>
+            <w:r>
+              <w:rPr>
+                <w:rFonts w:ascii="TH Sarabun PSK" w:hAnsi="TH Sarabun PSK"/>
+                <w:b/>
+                <w:color w:val="003366"/>
+                <w:sz w:val="28"/>
+              </w:rPr>
+              <w:t>สถานะความมีนัยสำคัญ</w:t>
             </w:r>
           </w:p>
         </w:tc>
@@ -4089,7 +4883,7 @@
       <w:tr>
         <w:tc>
           <w:tcPr>
-            <w:tcW w:type="dxa" w:w="960"/>
+            <w:tcW w:type="dxa" w:w="864"/>
             <w:shd w:fill="FFFFFF"/>
             <w:tcMar>
               <w:top w:w="80" w:type="dxa"/>
@@ -4107,13 +4901,13 @@
                 <w:rFonts w:ascii="TH Sarabun PSK" w:hAnsi="TH Sarabun PSK"/>
                 <w:sz w:val="26"/>
               </w:rPr>
-              <w:t>`naive_rag` vs `h2l-hybrid`</w:t>
-            </w:r>
-          </w:p>
-        </w:tc>
-        <w:tc>
-          <w:tcPr>
-            <w:tcW w:type="dxa" w:w="960"/>
+              <w:t>**`basic` (Hybrid Baseline)**</w:t>
+            </w:r>
+          </w:p>
+        </w:tc>
+        <w:tc>
+          <w:tcPr>
+            <w:tcW w:type="dxa" w:w="864"/>
             <w:shd w:fill="FFFFFF"/>
             <w:tcMar>
               <w:top w:w="80" w:type="dxa"/>
@@ -4131,13 +4925,13 @@
                 <w:rFonts w:ascii="TH Sarabun PSK" w:hAnsi="TH Sarabun PSK"/>
                 <w:sz w:val="26"/>
               </w:rPr>
-              <w:t>+0.0466</w:t>
-            </w:r>
-          </w:p>
-        </w:tc>
-        <w:tc>
-          <w:tcPr>
-            <w:tcW w:type="dxa" w:w="960"/>
+              <w:t>**+0.0841**</w:t>
+            </w:r>
+          </w:p>
+        </w:tc>
+        <w:tc>
+          <w:tcPr>
+            <w:tcW w:type="dxa" w:w="864"/>
             <w:shd w:fill="FFFFFF"/>
             <w:tcMar>
               <w:top w:w="80" w:type="dxa"/>
@@ -4155,13 +4949,13 @@
                 <w:rFonts w:ascii="TH Sarabun PSK" w:hAnsi="TH Sarabun PSK"/>
                 <w:sz w:val="26"/>
               </w:rPr>
-              <w:t>**0.025** 🟢</w:t>
-            </w:r>
-          </w:p>
-        </w:tc>
-        <w:tc>
-          <w:tcPr>
-            <w:tcW w:type="dxa" w:w="960"/>
+              <w:t>**0.00287** 🟢</w:t>
+            </w:r>
+          </w:p>
+        </w:tc>
+        <w:tc>
+          <w:tcPr>
+            <w:tcW w:type="dxa" w:w="864"/>
             <w:shd w:fill="FFFFFF"/>
             <w:tcMar>
               <w:top w:w="80" w:type="dxa"/>
@@ -4179,13 +4973,13 @@
                 <w:rFonts w:ascii="TH Sarabun PSK" w:hAnsi="TH Sarabun PSK"/>
                 <w:sz w:val="26"/>
               </w:rPr>
-              <w:t>+0.0498</w:t>
-            </w:r>
-          </w:p>
-        </w:tc>
-        <w:tc>
-          <w:tcPr>
-            <w:tcW w:type="dxa" w:w="960"/>
+              <w:t>**+0.0801**</w:t>
+            </w:r>
+          </w:p>
+        </w:tc>
+        <w:tc>
+          <w:tcPr>
+            <w:tcW w:type="dxa" w:w="864"/>
             <w:shd w:fill="FFFFFF"/>
             <w:tcMar>
               <w:top w:w="80" w:type="dxa"/>
@@ -4203,13 +4997,13 @@
                 <w:rFonts w:ascii="TH Sarabun PSK" w:hAnsi="TH Sarabun PSK"/>
                 <w:sz w:val="26"/>
               </w:rPr>
-              <w:t>**0.005** 🟢</w:t>
-            </w:r>
-          </w:p>
-        </w:tc>
-        <w:tc>
-          <w:tcPr>
-            <w:tcW w:type="dxa" w:w="960"/>
+              <w:t>**0.00335** 🟢</w:t>
+            </w:r>
+          </w:p>
+        </w:tc>
+        <w:tc>
+          <w:tcPr>
+            <w:tcW w:type="dxa" w:w="864"/>
             <w:shd w:fill="FFFFFF"/>
             <w:tcMar>
               <w:top w:w="80" w:type="dxa"/>
@@ -4227,13 +5021,13 @@
                 <w:rFonts w:ascii="TH Sarabun PSK" w:hAnsi="TH Sarabun PSK"/>
                 <w:sz w:val="26"/>
               </w:rPr>
-              <w:t>+0.0497</w:t>
-            </w:r>
-          </w:p>
-        </w:tc>
-        <w:tc>
-          <w:tcPr>
-            <w:tcW w:type="dxa" w:w="960"/>
+              <w:t>**+0.0316**</w:t>
+            </w:r>
+          </w:p>
+        </w:tc>
+        <w:tc>
+          <w:tcPr>
+            <w:tcW w:type="dxa" w:w="864"/>
             <w:shd w:fill="FFFFFF"/>
             <w:tcMar>
               <w:top w:w="80" w:type="dxa"/>
@@ -4251,13 +5045,13 @@
                 <w:rFonts w:ascii="TH Sarabun PSK" w:hAnsi="TH Sarabun PSK"/>
                 <w:sz w:val="26"/>
               </w:rPr>
-              <w:t>**0.001** 🟢</w:t>
-            </w:r>
-          </w:p>
-        </w:tc>
-        <w:tc>
-          <w:tcPr>
-            <w:tcW w:type="dxa" w:w="960"/>
+              <w:t>**0.00003** 🟢</w:t>
+            </w:r>
+          </w:p>
+        </w:tc>
+        <w:tc>
+          <w:tcPr>
+            <w:tcW w:type="dxa" w:w="864"/>
             <w:shd w:fill="FFFFFF"/>
             <w:tcMar>
               <w:top w:w="80" w:type="dxa"/>
@@ -4275,13 +5069,13 @@
                 <w:rFonts w:ascii="TH Sarabun PSK" w:hAnsi="TH Sarabun PSK"/>
                 <w:sz w:val="26"/>
               </w:rPr>
-              <w:t>+0.0297</w:t>
-            </w:r>
-          </w:p>
-        </w:tc>
-        <w:tc>
-          <w:tcPr>
-            <w:tcW w:type="dxa" w:w="960"/>
+              <w:t>**+0.0842**</w:t>
+            </w:r>
+          </w:p>
+        </w:tc>
+        <w:tc>
+          <w:tcPr>
+            <w:tcW w:type="dxa" w:w="864"/>
             <w:shd w:fill="FFFFFF"/>
             <w:tcMar>
               <w:top w:w="80" w:type="dxa"/>
@@ -4299,7 +5093,31 @@
                 <w:rFonts w:ascii="TH Sarabun PSK" w:hAnsi="TH Sarabun PSK"/>
                 <w:sz w:val="26"/>
               </w:rPr>
-              <w:t>0.057 🟡</w:t>
+              <w:t>**0.02092** 🟢</w:t>
+            </w:r>
+          </w:p>
+        </w:tc>
+        <w:tc>
+          <w:tcPr>
+            <w:tcW w:type="dxa" w:w="864"/>
+            <w:shd w:fill="FFFFFF"/>
+            <w:tcMar>
+              <w:top w:w="80" w:type="dxa"/>
+              <w:bottom w:w="80" w:type="dxa"/>
+              <w:left w:w="100" w:type="dxa"/>
+              <w:right w:w="100" w:type="dxa"/>
+            </w:tcMar>
+          </w:tcPr>
+          <w:p>
+            <w:pPr>
+              <w:jc w:val="center"/>
+            </w:pPr>
+            <w:r>
+              <w:rPr>
+                <w:rFonts w:ascii="TH Sarabun PSK" w:hAnsi="TH Sarabun PSK"/>
+                <w:sz w:val="26"/>
+              </w:rPr>
+              <w:t>**มีนัยสำคัญ ($p &lt; 0.01$)**</w:t>
             </w:r>
           </w:p>
         </w:tc>
@@ -4307,7 +5125,7 @@
       <w:tr>
         <w:tc>
           <w:tcPr>
-            <w:tcW w:type="dxa" w:w="960"/>
+            <w:tcW w:type="dxa" w:w="864"/>
             <w:shd w:fill="FAFAFA"/>
             <w:tcMar>
               <w:top w:w="80" w:type="dxa"/>
@@ -4325,13 +5143,13 @@
                 <w:rFonts w:ascii="TH Sarabun PSK" w:hAnsi="TH Sarabun PSK"/>
                 <w:sz w:val="26"/>
               </w:rPr>
-              <w:t>`hyde` vs `h2l-hybrid`</w:t>
-            </w:r>
-          </w:p>
-        </w:tc>
-        <w:tc>
-          <w:tcPr>
-            <w:tcW w:type="dxa" w:w="960"/>
+              <w:t>**`bm25_only` (Lexical)**</w:t>
+            </w:r>
+          </w:p>
+        </w:tc>
+        <w:tc>
+          <w:tcPr>
+            <w:tcW w:type="dxa" w:w="864"/>
             <w:shd w:fill="FAFAFA"/>
             <w:tcMar>
               <w:top w:w="80" w:type="dxa"/>
@@ -4349,13 +5167,13 @@
                 <w:rFonts w:ascii="TH Sarabun PSK" w:hAnsi="TH Sarabun PSK"/>
                 <w:sz w:val="26"/>
               </w:rPr>
-              <w:t>+0.1753</w:t>
-            </w:r>
-          </w:p>
-        </w:tc>
-        <w:tc>
-          <w:tcPr>
-            <w:tcW w:type="dxa" w:w="960"/>
+              <w:t>**+0.1458**</w:t>
+            </w:r>
+          </w:p>
+        </w:tc>
+        <w:tc>
+          <w:tcPr>
+            <w:tcW w:type="dxa" w:w="864"/>
             <w:shd w:fill="FAFAFA"/>
             <w:tcMar>
               <w:top w:w="80" w:type="dxa"/>
@@ -4373,13 +5191,13 @@
                 <w:rFonts w:ascii="TH Sarabun PSK" w:hAnsi="TH Sarabun PSK"/>
                 <w:sz w:val="26"/>
               </w:rPr>
-              <w:t>**0.000** 🟢</w:t>
-            </w:r>
-          </w:p>
-        </w:tc>
-        <w:tc>
-          <w:tcPr>
-            <w:tcW w:type="dxa" w:w="960"/>
+              <w:t>**0.00001** 🟢</w:t>
+            </w:r>
+          </w:p>
+        </w:tc>
+        <w:tc>
+          <w:tcPr>
+            <w:tcW w:type="dxa" w:w="864"/>
             <w:shd w:fill="FAFAFA"/>
             <w:tcMar>
               <w:top w:w="80" w:type="dxa"/>
@@ -4397,13 +5215,13 @@
                 <w:rFonts w:ascii="TH Sarabun PSK" w:hAnsi="TH Sarabun PSK"/>
                 <w:sz w:val="26"/>
               </w:rPr>
-              <w:t>+0.1813</w:t>
-            </w:r>
-          </w:p>
-        </w:tc>
-        <w:tc>
-          <w:tcPr>
-            <w:tcW w:type="dxa" w:w="960"/>
+              <w:t>**+0.1454**</w:t>
+            </w:r>
+          </w:p>
+        </w:tc>
+        <w:tc>
+          <w:tcPr>
+            <w:tcW w:type="dxa" w:w="864"/>
             <w:shd w:fill="FAFAFA"/>
             <w:tcMar>
               <w:top w:w="80" w:type="dxa"/>
@@ -4421,13 +5239,13 @@
                 <w:rFonts w:ascii="TH Sarabun PSK" w:hAnsi="TH Sarabun PSK"/>
                 <w:sz w:val="26"/>
               </w:rPr>
-              <w:t>**0.000** 🟢</w:t>
-            </w:r>
-          </w:p>
-        </w:tc>
-        <w:tc>
-          <w:tcPr>
-            <w:tcW w:type="dxa" w:w="960"/>
+              <w:t>**0.00000** 🟢</w:t>
+            </w:r>
+          </w:p>
+        </w:tc>
+        <w:tc>
+          <w:tcPr>
+            <w:tcW w:type="dxa" w:w="864"/>
             <w:shd w:fill="FAFAFA"/>
             <w:tcMar>
               <w:top w:w="80" w:type="dxa"/>
@@ -4445,13 +5263,13 @@
                 <w:rFonts w:ascii="TH Sarabun PSK" w:hAnsi="TH Sarabun PSK"/>
                 <w:sz w:val="26"/>
               </w:rPr>
-              <w:t>+0.1767</w:t>
-            </w:r>
-          </w:p>
-        </w:tc>
-        <w:tc>
-          <w:tcPr>
-            <w:tcW w:type="dxa" w:w="960"/>
+              <w:t>**+0.0660**</w:t>
+            </w:r>
+          </w:p>
+        </w:tc>
+        <w:tc>
+          <w:tcPr>
+            <w:tcW w:type="dxa" w:w="864"/>
             <w:shd w:fill="FAFAFA"/>
             <w:tcMar>
               <w:top w:w="80" w:type="dxa"/>
@@ -4469,13 +5287,13 @@
                 <w:rFonts w:ascii="TH Sarabun PSK" w:hAnsi="TH Sarabun PSK"/>
                 <w:sz w:val="26"/>
               </w:rPr>
-              <w:t>**0.000** 🟢</w:t>
-            </w:r>
-          </w:p>
-        </w:tc>
-        <w:tc>
-          <w:tcPr>
-            <w:tcW w:type="dxa" w:w="960"/>
+              <w:t>**0.00000** 🟢</w:t>
+            </w:r>
+          </w:p>
+        </w:tc>
+        <w:tc>
+          <w:tcPr>
+            <w:tcW w:type="dxa" w:w="864"/>
             <w:shd w:fill="FAFAFA"/>
             <w:tcMar>
               <w:top w:w="80" w:type="dxa"/>
@@ -4493,13 +5311,13 @@
                 <w:rFonts w:ascii="TH Sarabun PSK" w:hAnsi="TH Sarabun PSK"/>
                 <w:sz w:val="26"/>
               </w:rPr>
-              <w:t>+0.2004</w:t>
-            </w:r>
-          </w:p>
-        </w:tc>
-        <w:tc>
-          <w:tcPr>
-            <w:tcW w:type="dxa" w:w="960"/>
+              <w:t>**+0.1684**</w:t>
+            </w:r>
+          </w:p>
+        </w:tc>
+        <w:tc>
+          <w:tcPr>
+            <w:tcW w:type="dxa" w:w="864"/>
             <w:shd w:fill="FAFAFA"/>
             <w:tcMar>
               <w:top w:w="80" w:type="dxa"/>
@@ -4517,7 +5335,31 @@
                 <w:rFonts w:ascii="TH Sarabun PSK" w:hAnsi="TH Sarabun PSK"/>
                 <w:sz w:val="26"/>
               </w:rPr>
-              <w:t>**0.000** 🟢</w:t>
+              <w:t>**0.00035** 🟢</w:t>
+            </w:r>
+          </w:p>
+        </w:tc>
+        <w:tc>
+          <w:tcPr>
+            <w:tcW w:type="dxa" w:w="864"/>
+            <w:shd w:fill="FAFAFA"/>
+            <w:tcMar>
+              <w:top w:w="80" w:type="dxa"/>
+              <w:bottom w:w="80" w:type="dxa"/>
+              <w:left w:w="100" w:type="dxa"/>
+              <w:right w:w="100" w:type="dxa"/>
+            </w:tcMar>
+          </w:tcPr>
+          <w:p>
+            <w:pPr>
+              <w:jc w:val="center"/>
+            </w:pPr>
+            <w:r>
+              <w:rPr>
+                <w:rFonts w:ascii="TH Sarabun PSK" w:hAnsi="TH Sarabun PSK"/>
+                <w:sz w:val="26"/>
+              </w:rPr>
+              <w:t>**มีนัยสำคัญสูงมาก ($p &lt; 0.0001$)**</w:t>
             </w:r>
           </w:p>
         </w:tc>
@@ -4525,7 +5367,7 @@
       <w:tr>
         <w:tc>
           <w:tcPr>
-            <w:tcW w:type="dxa" w:w="960"/>
+            <w:tcW w:type="dxa" w:w="864"/>
             <w:shd w:fill="FFFFFF"/>
             <w:tcMar>
               <w:top w:w="80" w:type="dxa"/>
@@ -4543,13 +5385,13 @@
                 <w:rFonts w:ascii="TH Sarabun PSK" w:hAnsi="TH Sarabun PSK"/>
                 <w:sz w:val="26"/>
               </w:rPr>
-              <w:t>`h2l-naive_rag` vs `h2l-hybrid`</w:t>
-            </w:r>
-          </w:p>
-        </w:tc>
-        <w:tc>
-          <w:tcPr>
-            <w:tcW w:type="dxa" w:w="960"/>
+              <w:t>**`naive_rag` (Dense)**</w:t>
+            </w:r>
+          </w:p>
+        </w:tc>
+        <w:tc>
+          <w:tcPr>
+            <w:tcW w:type="dxa" w:w="864"/>
             <w:shd w:fill="FFFFFF"/>
             <w:tcMar>
               <w:top w:w="80" w:type="dxa"/>
@@ -4567,13 +5409,13 @@
                 <w:rFonts w:ascii="TH Sarabun PSK" w:hAnsi="TH Sarabun PSK"/>
                 <w:sz w:val="26"/>
               </w:rPr>
-              <w:t>+0.0468</w:t>
-            </w:r>
-          </w:p>
-        </w:tc>
-        <w:tc>
-          <w:tcPr>
-            <w:tcW w:type="dxa" w:w="960"/>
+              <w:t>**+0.1851**</w:t>
+            </w:r>
+          </w:p>
+        </w:tc>
+        <w:tc>
+          <w:tcPr>
+            <w:tcW w:type="dxa" w:w="864"/>
             <w:shd w:fill="FFFFFF"/>
             <w:tcMar>
               <w:top w:w="80" w:type="dxa"/>
@@ -4591,13 +5433,13 @@
                 <w:rFonts w:ascii="TH Sarabun PSK" w:hAnsi="TH Sarabun PSK"/>
                 <w:sz w:val="26"/>
               </w:rPr>
-              <w:t>**0.017** 🟢</w:t>
-            </w:r>
-          </w:p>
-        </w:tc>
-        <w:tc>
-          <w:tcPr>
-            <w:tcW w:type="dxa" w:w="960"/>
+              <w:t>**0.00000** 🟢</w:t>
+            </w:r>
+          </w:p>
+        </w:tc>
+        <w:tc>
+          <w:tcPr>
+            <w:tcW w:type="dxa" w:w="864"/>
             <w:shd w:fill="FFFFFF"/>
             <w:tcMar>
               <w:top w:w="80" w:type="dxa"/>
@@ -4615,13 +5457,13 @@
                 <w:rFonts w:ascii="TH Sarabun PSK" w:hAnsi="TH Sarabun PSK"/>
                 <w:sz w:val="26"/>
               </w:rPr>
-              <w:t>+0.0415</w:t>
-            </w:r>
-          </w:p>
-        </w:tc>
-        <w:tc>
-          <w:tcPr>
-            <w:tcW w:type="dxa" w:w="960"/>
+              <w:t>**+0.1904**</w:t>
+            </w:r>
+          </w:p>
+        </w:tc>
+        <w:tc>
+          <w:tcPr>
+            <w:tcW w:type="dxa" w:w="864"/>
             <w:shd w:fill="FFFFFF"/>
             <w:tcMar>
               <w:top w:w="80" w:type="dxa"/>
@@ -4639,13 +5481,13 @@
                 <w:rFonts w:ascii="TH Sarabun PSK" w:hAnsi="TH Sarabun PSK"/>
                 <w:sz w:val="26"/>
               </w:rPr>
-              <w:t>**0.014** 🟢</w:t>
-            </w:r>
-          </w:p>
-        </w:tc>
-        <w:tc>
-          <w:tcPr>
-            <w:tcW w:type="dxa" w:w="960"/>
+              <w:t>**0.00000** 🟢</w:t>
+            </w:r>
+          </w:p>
+        </w:tc>
+        <w:tc>
+          <w:tcPr>
+            <w:tcW w:type="dxa" w:w="864"/>
             <w:shd w:fill="FFFFFF"/>
             <w:tcMar>
               <w:top w:w="80" w:type="dxa"/>
@@ -4663,13 +5505,13 @@
                 <w:rFonts w:ascii="TH Sarabun PSK" w:hAnsi="TH Sarabun PSK"/>
                 <w:sz w:val="26"/>
               </w:rPr>
-              <w:t>+0.0468</w:t>
-            </w:r>
-          </w:p>
-        </w:tc>
-        <w:tc>
-          <w:tcPr>
-            <w:tcW w:type="dxa" w:w="960"/>
+              <w:t>**+0.0765**</w:t>
+            </w:r>
+          </w:p>
+        </w:tc>
+        <w:tc>
+          <w:tcPr>
+            <w:tcW w:type="dxa" w:w="864"/>
             <w:shd w:fill="FFFFFF"/>
             <w:tcMar>
               <w:top w:w="80" w:type="dxa"/>
@@ -4687,13 +5529,13 @@
                 <w:rFonts w:ascii="TH Sarabun PSK" w:hAnsi="TH Sarabun PSK"/>
                 <w:sz w:val="26"/>
               </w:rPr>
-              <w:t>**0.001** 🟢</w:t>
-            </w:r>
-          </w:p>
-        </w:tc>
-        <w:tc>
-          <w:tcPr>
-            <w:tcW w:type="dxa" w:w="960"/>
+              <w:t>**0.00000** 🟢</w:t>
+            </w:r>
+          </w:p>
+        </w:tc>
+        <w:tc>
+          <w:tcPr>
+            <w:tcW w:type="dxa" w:w="864"/>
             <w:shd w:fill="FFFFFF"/>
             <w:tcMar>
               <w:top w:w="80" w:type="dxa"/>
@@ -4711,13 +5553,13 @@
                 <w:rFonts w:ascii="TH Sarabun PSK" w:hAnsi="TH Sarabun PSK"/>
                 <w:sz w:val="26"/>
               </w:rPr>
-              <w:t>+0.0180</w:t>
-            </w:r>
-          </w:p>
-        </w:tc>
-        <w:tc>
-          <w:tcPr>
-            <w:tcW w:type="dxa" w:w="960"/>
+              <w:t>**+0.1895**</w:t>
+            </w:r>
+          </w:p>
+        </w:tc>
+        <w:tc>
+          <w:tcPr>
+            <w:tcW w:type="dxa" w:w="864"/>
             <w:shd w:fill="FFFFFF"/>
             <w:tcMar>
               <w:top w:w="80" w:type="dxa"/>
@@ -4735,7 +5577,31 @@
                 <w:rFonts w:ascii="TH Sarabun PSK" w:hAnsi="TH Sarabun PSK"/>
                 <w:sz w:val="26"/>
               </w:rPr>
-              <w:t>0.410 🔴</w:t>
+              <w:t>**0.00012** 🟢</w:t>
+            </w:r>
+          </w:p>
+        </w:tc>
+        <w:tc>
+          <w:tcPr>
+            <w:tcW w:type="dxa" w:w="864"/>
+            <w:shd w:fill="FFFFFF"/>
+            <w:tcMar>
+              <w:top w:w="80" w:type="dxa"/>
+              <w:bottom w:w="80" w:type="dxa"/>
+              <w:left w:w="100" w:type="dxa"/>
+              <w:right w:w="100" w:type="dxa"/>
+            </w:tcMar>
+          </w:tcPr>
+          <w:p>
+            <w:pPr>
+              <w:jc w:val="center"/>
+            </w:pPr>
+            <w:r>
+              <w:rPr>
+                <w:rFonts w:ascii="TH Sarabun PSK" w:hAnsi="TH Sarabun PSK"/>
+                <w:sz w:val="26"/>
+              </w:rPr>
+              <w:t>**มีนัยสำคัญสูงมาก ($p &lt; 0.0001$)**</w:t>
             </w:r>
           </w:p>
         </w:tc>
@@ -4743,7 +5609,7 @@
       <w:tr>
         <w:tc>
           <w:tcPr>
-            <w:tcW w:type="dxa" w:w="960"/>
+            <w:tcW w:type="dxa" w:w="864"/>
             <w:shd w:fill="FAFAFA"/>
             <w:tcMar>
               <w:top w:w="80" w:type="dxa"/>
@@ -4761,13 +5627,13 @@
                 <w:rFonts w:ascii="TH Sarabun PSK" w:hAnsi="TH Sarabun PSK"/>
                 <w:sz w:val="26"/>
               </w:rPr>
-              <w:t>`h2l-hyde` vs `h2l-hybrid`</w:t>
-            </w:r>
-          </w:p>
-        </w:tc>
-        <w:tc>
-          <w:tcPr>
-            <w:tcW w:type="dxa" w:w="960"/>
+              <w:t>**`hyde` (Hypothetical Doc)**</w:t>
+            </w:r>
+          </w:p>
+        </w:tc>
+        <w:tc>
+          <w:tcPr>
+            <w:tcW w:type="dxa" w:w="864"/>
             <w:shd w:fill="FAFAFA"/>
             <w:tcMar>
               <w:top w:w="80" w:type="dxa"/>
@@ -4785,13 +5651,13 @@
                 <w:rFonts w:ascii="TH Sarabun PSK" w:hAnsi="TH Sarabun PSK"/>
                 <w:sz w:val="26"/>
               </w:rPr>
-              <w:t>+0.1763</w:t>
-            </w:r>
-          </w:p>
-        </w:tc>
-        <w:tc>
-          <w:tcPr>
-            <w:tcW w:type="dxa" w:w="960"/>
+              <w:t>**+0.3735**</w:t>
+            </w:r>
+          </w:p>
+        </w:tc>
+        <w:tc>
+          <w:tcPr>
+            <w:tcW w:type="dxa" w:w="864"/>
             <w:shd w:fill="FAFAFA"/>
             <w:tcMar>
               <w:top w:w="80" w:type="dxa"/>
@@ -4809,13 +5675,13 @@
                 <w:rFonts w:ascii="TH Sarabun PSK" w:hAnsi="TH Sarabun PSK"/>
                 <w:sz w:val="26"/>
               </w:rPr>
-              <w:t>**0.000** 🟢</w:t>
-            </w:r>
-          </w:p>
-        </w:tc>
-        <w:tc>
-          <w:tcPr>
-            <w:tcW w:type="dxa" w:w="960"/>
+              <w:t>**0.00000** 🟢</w:t>
+            </w:r>
+          </w:p>
+        </w:tc>
+        <w:tc>
+          <w:tcPr>
+            <w:tcW w:type="dxa" w:w="864"/>
             <w:shd w:fill="FAFAFA"/>
             <w:tcMar>
               <w:top w:w="80" w:type="dxa"/>
@@ -4833,13 +5699,13 @@
                 <w:rFonts w:ascii="TH Sarabun PSK" w:hAnsi="TH Sarabun PSK"/>
                 <w:sz w:val="26"/>
               </w:rPr>
-              <w:t>+0.1709</w:t>
-            </w:r>
-          </w:p>
-        </w:tc>
-        <w:tc>
-          <w:tcPr>
-            <w:tcW w:type="dxa" w:w="960"/>
+              <w:t>**+0.4215**</w:t>
+            </w:r>
+          </w:p>
+        </w:tc>
+        <w:tc>
+          <w:tcPr>
+            <w:tcW w:type="dxa" w:w="864"/>
             <w:shd w:fill="FAFAFA"/>
             <w:tcMar>
               <w:top w:w="80" w:type="dxa"/>
@@ -4857,13 +5723,13 @@
                 <w:rFonts w:ascii="TH Sarabun PSK" w:hAnsi="TH Sarabun PSK"/>
                 <w:sz w:val="26"/>
               </w:rPr>
-              <w:t>**0.000** 🟢</w:t>
-            </w:r>
-          </w:p>
-        </w:tc>
-        <w:tc>
-          <w:tcPr>
-            <w:tcW w:type="dxa" w:w="960"/>
+              <w:t>**0.00000** 🟢</w:t>
+            </w:r>
+          </w:p>
+        </w:tc>
+        <w:tc>
+          <w:tcPr>
+            <w:tcW w:type="dxa" w:w="864"/>
             <w:shd w:fill="FAFAFA"/>
             <w:tcMar>
               <w:top w:w="80" w:type="dxa"/>
@@ -4881,13 +5747,13 @@
                 <w:rFonts w:ascii="TH Sarabun PSK" w:hAnsi="TH Sarabun PSK"/>
                 <w:sz w:val="26"/>
               </w:rPr>
-              <w:t>+0.1660</w:t>
-            </w:r>
-          </w:p>
-        </w:tc>
-        <w:tc>
-          <w:tcPr>
-            <w:tcW w:type="dxa" w:w="960"/>
+              <w:t>**+0.1733**</w:t>
+            </w:r>
+          </w:p>
+        </w:tc>
+        <w:tc>
+          <w:tcPr>
+            <w:tcW w:type="dxa" w:w="864"/>
             <w:shd w:fill="FAFAFA"/>
             <w:tcMar>
               <w:top w:w="80" w:type="dxa"/>
@@ -4905,13 +5771,13 @@
                 <w:rFonts w:ascii="TH Sarabun PSK" w:hAnsi="TH Sarabun PSK"/>
                 <w:sz w:val="26"/>
               </w:rPr>
-              <w:t>**0.000** 🟢</w:t>
-            </w:r>
-          </w:p>
-        </w:tc>
-        <w:tc>
-          <w:tcPr>
-            <w:tcW w:type="dxa" w:w="960"/>
+              <w:t>**0.00000** 🟢</w:t>
+            </w:r>
+          </w:p>
+        </w:tc>
+        <w:tc>
+          <w:tcPr>
+            <w:tcW w:type="dxa" w:w="864"/>
             <w:shd w:fill="FAFAFA"/>
             <w:tcMar>
               <w:top w:w="80" w:type="dxa"/>
@@ -4929,13 +5795,13 @@
                 <w:rFonts w:ascii="TH Sarabun PSK" w:hAnsi="TH Sarabun PSK"/>
                 <w:sz w:val="26"/>
               </w:rPr>
-              <w:t>+0.1905</w:t>
-            </w:r>
-          </w:p>
-        </w:tc>
-        <w:tc>
-          <w:tcPr>
-            <w:tcW w:type="dxa" w:w="960"/>
+              <w:t>**+0.6211**</w:t>
+            </w:r>
+          </w:p>
+        </w:tc>
+        <w:tc>
+          <w:tcPr>
+            <w:tcW w:type="dxa" w:w="864"/>
             <w:shd w:fill="FAFAFA"/>
             <w:tcMar>
               <w:top w:w="80" w:type="dxa"/>
@@ -4953,233 +5819,13 @@
                 <w:rFonts w:ascii="TH Sarabun PSK" w:hAnsi="TH Sarabun PSK"/>
                 <w:sz w:val="26"/>
               </w:rPr>
-              <w:t>**0.000** 🟢</w:t>
-            </w:r>
-          </w:p>
-        </w:tc>
-      </w:tr>
-      <w:tr>
-        <w:tc>
-          <w:tcPr>
-            <w:tcW w:type="dxa" w:w="960"/>
-            <w:shd w:fill="FFFFFF"/>
-            <w:tcMar>
-              <w:top w:w="80" w:type="dxa"/>
-              <w:bottom w:w="80" w:type="dxa"/>
-              <w:left w:w="100" w:type="dxa"/>
-              <w:right w:w="100" w:type="dxa"/>
-            </w:tcMar>
-          </w:tcPr>
-          <w:p>
-            <w:pPr>
-              <w:jc w:val="left"/>
-            </w:pPr>
-            <w:r>
-              <w:rPr>
-                <w:rFonts w:ascii="TH Sarabun PSK" w:hAnsi="TH Sarabun PSK"/>
-                <w:sz w:val="26"/>
-              </w:rPr>
-              <w:t>`bm25_only` vs `h2l-hybrid`</w:t>
-            </w:r>
-          </w:p>
-        </w:tc>
-        <w:tc>
-          <w:tcPr>
-            <w:tcW w:type="dxa" w:w="960"/>
-            <w:shd w:fill="FFFFFF"/>
-            <w:tcMar>
-              <w:top w:w="80" w:type="dxa"/>
-              <w:bottom w:w="80" w:type="dxa"/>
-              <w:left w:w="100" w:type="dxa"/>
-              <w:right w:w="100" w:type="dxa"/>
-            </w:tcMar>
-          </w:tcPr>
-          <w:p>
-            <w:pPr>
-              <w:jc w:val="center"/>
-            </w:pPr>
-            <w:r>
-              <w:rPr>
-                <w:rFonts w:ascii="TH Sarabun PSK" w:hAnsi="TH Sarabun PSK"/>
-                <w:sz w:val="26"/>
-              </w:rPr>
-              <w:t>+0.0263</w:t>
-            </w:r>
-          </w:p>
-        </w:tc>
-        <w:tc>
-          <w:tcPr>
-            <w:tcW w:type="dxa" w:w="960"/>
-            <w:shd w:fill="FFFFFF"/>
-            <w:tcMar>
-              <w:top w:w="80" w:type="dxa"/>
-              <w:bottom w:w="80" w:type="dxa"/>
-              <w:left w:w="100" w:type="dxa"/>
-              <w:right w:w="100" w:type="dxa"/>
-            </w:tcMar>
-          </w:tcPr>
-          <w:p>
-            <w:pPr>
-              <w:jc w:val="center"/>
-            </w:pPr>
-            <w:r>
-              <w:rPr>
-                <w:rFonts w:ascii="TH Sarabun PSK" w:hAnsi="TH Sarabun PSK"/>
-                <w:sz w:val="26"/>
-              </w:rPr>
-              <w:t>0.135 🔴</w:t>
-            </w:r>
-          </w:p>
-        </w:tc>
-        <w:tc>
-          <w:tcPr>
-            <w:tcW w:type="dxa" w:w="960"/>
-            <w:shd w:fill="FFFFFF"/>
-            <w:tcMar>
-              <w:top w:w="80" w:type="dxa"/>
-              <w:bottom w:w="80" w:type="dxa"/>
-              <w:left w:w="100" w:type="dxa"/>
-              <w:right w:w="100" w:type="dxa"/>
-            </w:tcMar>
-          </w:tcPr>
-          <w:p>
-            <w:pPr>
-              <w:jc w:val="center"/>
-            </w:pPr>
-            <w:r>
-              <w:rPr>
-                <w:rFonts w:ascii="TH Sarabun PSK" w:hAnsi="TH Sarabun PSK"/>
-                <w:sz w:val="26"/>
-              </w:rPr>
-              <w:t>+0.0312</w:t>
-            </w:r>
-          </w:p>
-        </w:tc>
-        <w:tc>
-          <w:tcPr>
-            <w:tcW w:type="dxa" w:w="960"/>
-            <w:shd w:fill="FFFFFF"/>
-            <w:tcMar>
-              <w:top w:w="80" w:type="dxa"/>
-              <w:bottom w:w="80" w:type="dxa"/>
-              <w:left w:w="100" w:type="dxa"/>
-              <w:right w:w="100" w:type="dxa"/>
-            </w:tcMar>
-          </w:tcPr>
-          <w:p>
-            <w:pPr>
-              <w:jc w:val="center"/>
-            </w:pPr>
-            <w:r>
-              <w:rPr>
-                <w:rFonts w:ascii="TH Sarabun PSK" w:hAnsi="TH Sarabun PSK"/>
-                <w:sz w:val="26"/>
-              </w:rPr>
-              <w:t>0.100 🔴</w:t>
-            </w:r>
-          </w:p>
-        </w:tc>
-        <w:tc>
-          <w:tcPr>
-            <w:tcW w:type="dxa" w:w="960"/>
-            <w:shd w:fill="FFFFFF"/>
-            <w:tcMar>
-              <w:top w:w="80" w:type="dxa"/>
-              <w:bottom w:w="80" w:type="dxa"/>
-              <w:left w:w="100" w:type="dxa"/>
-              <w:right w:w="100" w:type="dxa"/>
-            </w:tcMar>
-          </w:tcPr>
-          <w:p>
-            <w:pPr>
-              <w:jc w:val="center"/>
-            </w:pPr>
-            <w:r>
-              <w:rPr>
-                <w:rFonts w:ascii="TH Sarabun PSK" w:hAnsi="TH Sarabun PSK"/>
-                <w:sz w:val="26"/>
-              </w:rPr>
-              <w:t>+0.0177</w:t>
-            </w:r>
-          </w:p>
-        </w:tc>
-        <w:tc>
-          <w:tcPr>
-            <w:tcW w:type="dxa" w:w="960"/>
-            <w:shd w:fill="FFFFFF"/>
-            <w:tcMar>
-              <w:top w:w="80" w:type="dxa"/>
-              <w:bottom w:w="80" w:type="dxa"/>
-              <w:left w:w="100" w:type="dxa"/>
-              <w:right w:w="100" w:type="dxa"/>
-            </w:tcMar>
-          </w:tcPr>
-          <w:p>
-            <w:pPr>
-              <w:jc w:val="center"/>
-            </w:pPr>
-            <w:r>
-              <w:rPr>
-                <w:rFonts w:ascii="TH Sarabun PSK" w:hAnsi="TH Sarabun PSK"/>
-                <w:sz w:val="26"/>
-              </w:rPr>
-              <w:t>0.346 🔴</w:t>
-            </w:r>
-          </w:p>
-        </w:tc>
-        <w:tc>
-          <w:tcPr>
-            <w:tcW w:type="dxa" w:w="960"/>
-            <w:shd w:fill="FFFFFF"/>
-            <w:tcMar>
-              <w:top w:w="80" w:type="dxa"/>
-              <w:bottom w:w="80" w:type="dxa"/>
-              <w:left w:w="100" w:type="dxa"/>
-              <w:right w:w="100" w:type="dxa"/>
-            </w:tcMar>
-          </w:tcPr>
-          <w:p>
-            <w:pPr>
-              <w:jc w:val="center"/>
-            </w:pPr>
-            <w:r>
-              <w:rPr>
-                <w:rFonts w:ascii="TH Sarabun PSK" w:hAnsi="TH Sarabun PSK"/>
-                <w:sz w:val="26"/>
-              </w:rPr>
-              <w:t>+0.0029</w:t>
-            </w:r>
-          </w:p>
-        </w:tc>
-        <w:tc>
-          <w:tcPr>
-            <w:tcW w:type="dxa" w:w="960"/>
-            <w:shd w:fill="FFFFFF"/>
-            <w:tcMar>
-              <w:top w:w="80" w:type="dxa"/>
-              <w:bottom w:w="80" w:type="dxa"/>
-              <w:left w:w="100" w:type="dxa"/>
-              <w:right w:w="100" w:type="dxa"/>
-            </w:tcMar>
-          </w:tcPr>
-          <w:p>
-            <w:pPr>
-              <w:jc w:val="center"/>
-            </w:pPr>
-            <w:r>
-              <w:rPr>
-                <w:rFonts w:ascii="TH Sarabun PSK" w:hAnsi="TH Sarabun PSK"/>
-                <w:sz w:val="26"/>
-              </w:rPr>
-              <w:t>0.635 🔴</w:t>
-            </w:r>
-          </w:p>
-        </w:tc>
-      </w:tr>
-      <w:tr>
-        <w:tc>
-          <w:tcPr>
-            <w:tcW w:type="dxa" w:w="960"/>
+              <w:t>**0.00000** 🟢</w:t>
+            </w:r>
+          </w:p>
+        </w:tc>
+        <w:tc>
+          <w:tcPr>
+            <w:tcW w:type="dxa" w:w="864"/>
             <w:shd w:fill="FAFAFA"/>
             <w:tcMar>
               <w:top w:w="80" w:type="dxa"/>
@@ -5190,424 +5836,14 @@
           </w:tcPr>
           <w:p>
             <w:pPr>
-              <w:jc w:val="left"/>
-            </w:pPr>
-            <w:r>
-              <w:rPr>
-                <w:rFonts w:ascii="TH Sarabun PSK" w:hAnsi="TH Sarabun PSK"/>
-                <w:sz w:val="26"/>
-              </w:rPr>
-              <w:t>`basic` vs `h2l-hybrid`</w:t>
-            </w:r>
-          </w:p>
-        </w:tc>
-        <w:tc>
-          <w:tcPr>
-            <w:tcW w:type="dxa" w:w="960"/>
-            <w:shd w:fill="FAFAFA"/>
-            <w:tcMar>
-              <w:top w:w="80" w:type="dxa"/>
-              <w:bottom w:w="80" w:type="dxa"/>
-              <w:left w:w="100" w:type="dxa"/>
-              <w:right w:w="100" w:type="dxa"/>
-            </w:tcMar>
-          </w:tcPr>
-          <w:p>
-            <w:pPr>
-              <w:jc w:val="center"/>
-            </w:pPr>
-            <w:r>
-              <w:rPr>
-                <w:rFonts w:ascii="TH Sarabun PSK" w:hAnsi="TH Sarabun PSK"/>
-                <w:sz w:val="26"/>
-              </w:rPr>
-              <w:t>+0.0134</w:t>
-            </w:r>
-          </w:p>
-        </w:tc>
-        <w:tc>
-          <w:tcPr>
-            <w:tcW w:type="dxa" w:w="960"/>
-            <w:shd w:fill="FAFAFA"/>
-            <w:tcMar>
-              <w:top w:w="80" w:type="dxa"/>
-              <w:bottom w:w="80" w:type="dxa"/>
-              <w:left w:w="100" w:type="dxa"/>
-              <w:right w:w="100" w:type="dxa"/>
-            </w:tcMar>
-          </w:tcPr>
-          <w:p>
-            <w:pPr>
-              <w:jc w:val="center"/>
-            </w:pPr>
-            <w:r>
-              <w:rPr>
-                <w:rFonts w:ascii="TH Sarabun PSK" w:hAnsi="TH Sarabun PSK"/>
-                <w:sz w:val="26"/>
-              </w:rPr>
-              <w:t>0.135 🔴</w:t>
-            </w:r>
-          </w:p>
-        </w:tc>
-        <w:tc>
-          <w:tcPr>
-            <w:tcW w:type="dxa" w:w="960"/>
-            <w:shd w:fill="FAFAFA"/>
-            <w:tcMar>
-              <w:top w:w="80" w:type="dxa"/>
-              <w:bottom w:w="80" w:type="dxa"/>
-              <w:left w:w="100" w:type="dxa"/>
-              <w:right w:w="100" w:type="dxa"/>
-            </w:tcMar>
-          </w:tcPr>
-          <w:p>
-            <w:pPr>
-              <w:jc w:val="center"/>
-            </w:pPr>
-            <w:r>
-              <w:rPr>
-                <w:rFonts w:ascii="TH Sarabun PSK" w:hAnsi="TH Sarabun PSK"/>
-                <w:sz w:val="26"/>
-              </w:rPr>
-              <w:t>+0.0168</w:t>
-            </w:r>
-          </w:p>
-        </w:tc>
-        <w:tc>
-          <w:tcPr>
-            <w:tcW w:type="dxa" w:w="960"/>
-            <w:shd w:fill="FAFAFA"/>
-            <w:tcMar>
-              <w:top w:w="80" w:type="dxa"/>
-              <w:bottom w:w="80" w:type="dxa"/>
-              <w:left w:w="100" w:type="dxa"/>
-              <w:right w:w="100" w:type="dxa"/>
-            </w:tcMar>
-          </w:tcPr>
-          <w:p>
-            <w:pPr>
-              <w:jc w:val="center"/>
-            </w:pPr>
-            <w:r>
-              <w:rPr>
-                <w:rFonts w:ascii="TH Sarabun PSK" w:hAnsi="TH Sarabun PSK"/>
-                <w:sz w:val="26"/>
-              </w:rPr>
-              <w:t>0.100 🔴</w:t>
-            </w:r>
-          </w:p>
-        </w:tc>
-        <w:tc>
-          <w:tcPr>
-            <w:tcW w:type="dxa" w:w="960"/>
-            <w:shd w:fill="FAFAFA"/>
-            <w:tcMar>
-              <w:top w:w="80" w:type="dxa"/>
-              <w:bottom w:w="80" w:type="dxa"/>
-              <w:left w:w="100" w:type="dxa"/>
-              <w:right w:w="100" w:type="dxa"/>
-            </w:tcMar>
-          </w:tcPr>
-          <w:p>
-            <w:pPr>
-              <w:jc w:val="center"/>
-            </w:pPr>
-            <w:r>
-              <w:rPr>
-                <w:rFonts w:ascii="TH Sarabun PSK" w:hAnsi="TH Sarabun PSK"/>
-                <w:sz w:val="26"/>
-              </w:rPr>
-              <w:t>+0.0121</w:t>
-            </w:r>
-          </w:p>
-        </w:tc>
-        <w:tc>
-          <w:tcPr>
-            <w:tcW w:type="dxa" w:w="960"/>
-            <w:shd w:fill="FAFAFA"/>
-            <w:tcMar>
-              <w:top w:w="80" w:type="dxa"/>
-              <w:bottom w:w="80" w:type="dxa"/>
-              <w:left w:w="100" w:type="dxa"/>
-              <w:right w:w="100" w:type="dxa"/>
-            </w:tcMar>
-          </w:tcPr>
-          <w:p>
-            <w:pPr>
-              <w:jc w:val="center"/>
-            </w:pPr>
-            <w:r>
-              <w:rPr>
-                <w:rFonts w:ascii="TH Sarabun PSK" w:hAnsi="TH Sarabun PSK"/>
-                <w:sz w:val="26"/>
-              </w:rPr>
-              <w:t>0.346 🔴</w:t>
-            </w:r>
-          </w:p>
-        </w:tc>
-        <w:tc>
-          <w:tcPr>
-            <w:tcW w:type="dxa" w:w="960"/>
-            <w:shd w:fill="FAFAFA"/>
-            <w:tcMar>
-              <w:top w:w="80" w:type="dxa"/>
-              <w:bottom w:w="80" w:type="dxa"/>
-              <w:left w:w="100" w:type="dxa"/>
-              <w:right w:w="100" w:type="dxa"/>
-            </w:tcMar>
-          </w:tcPr>
-          <w:p>
-            <w:pPr>
-              <w:jc w:val="center"/>
-            </w:pPr>
-            <w:r>
-              <w:rPr>
-                <w:rFonts w:ascii="TH Sarabun PSK" w:hAnsi="TH Sarabun PSK"/>
-                <w:sz w:val="26"/>
-              </w:rPr>
-              <w:t>+0.0115</w:t>
-            </w:r>
-          </w:p>
-        </w:tc>
-        <w:tc>
-          <w:tcPr>
-            <w:tcW w:type="dxa" w:w="960"/>
-            <w:shd w:fill="FAFAFA"/>
-            <w:tcMar>
-              <w:top w:w="80" w:type="dxa"/>
-              <w:bottom w:w="80" w:type="dxa"/>
-              <w:left w:w="100" w:type="dxa"/>
-              <w:right w:w="100" w:type="dxa"/>
-            </w:tcMar>
-          </w:tcPr>
-          <w:p>
-            <w:pPr>
-              <w:jc w:val="center"/>
-            </w:pPr>
-            <w:r>
-              <w:rPr>
-                <w:rFonts w:ascii="TH Sarabun PSK" w:hAnsi="TH Sarabun PSK"/>
-                <w:sz w:val="26"/>
-              </w:rPr>
-              <w:t>0.482 🔴</w:t>
-            </w:r>
-          </w:p>
-        </w:tc>
-      </w:tr>
-      <w:tr>
-        <w:tc>
-          <w:tcPr>
-            <w:tcW w:type="dxa" w:w="960"/>
-            <w:shd w:fill="FFFFFF"/>
-            <w:tcMar>
-              <w:top w:w="80" w:type="dxa"/>
-              <w:bottom w:w="80" w:type="dxa"/>
-              <w:left w:w="100" w:type="dxa"/>
-              <w:right w:w="100" w:type="dxa"/>
-            </w:tcMar>
-          </w:tcPr>
-          <w:p>
-            <w:pPr>
-              <w:jc w:val="left"/>
-            </w:pPr>
-            <w:r>
-              <w:rPr>
-                <w:rFonts w:ascii="TH Sarabun PSK" w:hAnsi="TH Sarabun PSK"/>
-                <w:sz w:val="26"/>
-              </w:rPr>
-              <w:t>`h2l-bm25` vs `h2l-hybrid`</w:t>
-            </w:r>
-          </w:p>
-        </w:tc>
-        <w:tc>
-          <w:tcPr>
-            <w:tcW w:type="dxa" w:w="960"/>
-            <w:shd w:fill="FFFFFF"/>
-            <w:tcMar>
-              <w:top w:w="80" w:type="dxa"/>
-              <w:bottom w:w="80" w:type="dxa"/>
-              <w:left w:w="100" w:type="dxa"/>
-              <w:right w:w="100" w:type="dxa"/>
-            </w:tcMar>
-          </w:tcPr>
-          <w:p>
-            <w:pPr>
-              <w:jc w:val="center"/>
-            </w:pPr>
-            <w:r>
-              <w:rPr>
-                <w:rFonts w:ascii="TH Sarabun PSK" w:hAnsi="TH Sarabun PSK"/>
-                <w:sz w:val="26"/>
-              </w:rPr>
-              <w:t>+0.0116</w:t>
-            </w:r>
-          </w:p>
-        </w:tc>
-        <w:tc>
-          <w:tcPr>
-            <w:tcW w:type="dxa" w:w="960"/>
-            <w:shd w:fill="FFFFFF"/>
-            <w:tcMar>
-              <w:top w:w="80" w:type="dxa"/>
-              <w:bottom w:w="80" w:type="dxa"/>
-              <w:left w:w="100" w:type="dxa"/>
-              <w:right w:w="100" w:type="dxa"/>
-            </w:tcMar>
-          </w:tcPr>
-          <w:p>
-            <w:pPr>
-              <w:jc w:val="center"/>
-            </w:pPr>
-            <w:r>
-              <w:rPr>
-                <w:rFonts w:ascii="TH Sarabun PSK" w:hAnsi="TH Sarabun PSK"/>
-                <w:sz w:val="26"/>
-              </w:rPr>
-              <w:t>0.290 🔴</w:t>
-            </w:r>
-          </w:p>
-        </w:tc>
-        <w:tc>
-          <w:tcPr>
-            <w:tcW w:type="dxa" w:w="960"/>
-            <w:shd w:fill="FFFFFF"/>
-            <w:tcMar>
-              <w:top w:w="80" w:type="dxa"/>
-              <w:bottom w:w="80" w:type="dxa"/>
-              <w:left w:w="100" w:type="dxa"/>
-              <w:right w:w="100" w:type="dxa"/>
-            </w:tcMar>
-          </w:tcPr>
-          <w:p>
-            <w:pPr>
-              <w:jc w:val="center"/>
-            </w:pPr>
-            <w:r>
-              <w:rPr>
-                <w:rFonts w:ascii="TH Sarabun PSK" w:hAnsi="TH Sarabun PSK"/>
-                <w:sz w:val="26"/>
-              </w:rPr>
-              <w:t>+0.0170</w:t>
-            </w:r>
-          </w:p>
-        </w:tc>
-        <w:tc>
-          <w:tcPr>
-            <w:tcW w:type="dxa" w:w="960"/>
-            <w:shd w:fill="FFFFFF"/>
-            <w:tcMar>
-              <w:top w:w="80" w:type="dxa"/>
-              <w:bottom w:w="80" w:type="dxa"/>
-              <w:left w:w="100" w:type="dxa"/>
-              <w:right w:w="100" w:type="dxa"/>
-            </w:tcMar>
-          </w:tcPr>
-          <w:p>
-            <w:pPr>
-              <w:jc w:val="center"/>
-            </w:pPr>
-            <w:r>
-              <w:rPr>
-                <w:rFonts w:ascii="TH Sarabun PSK" w:hAnsi="TH Sarabun PSK"/>
-                <w:sz w:val="26"/>
-              </w:rPr>
-              <w:t>0.141 🔴</w:t>
-            </w:r>
-          </w:p>
-        </w:tc>
-        <w:tc>
-          <w:tcPr>
-            <w:tcW w:type="dxa" w:w="960"/>
-            <w:shd w:fill="FFFFFF"/>
-            <w:tcMar>
-              <w:top w:w="80" w:type="dxa"/>
-              <w:bottom w:w="80" w:type="dxa"/>
-              <w:left w:w="100" w:type="dxa"/>
-              <w:right w:w="100" w:type="dxa"/>
-            </w:tcMar>
-          </w:tcPr>
-          <w:p>
-            <w:pPr>
-              <w:jc w:val="center"/>
-            </w:pPr>
-            <w:r>
-              <w:rPr>
-                <w:rFonts w:ascii="TH Sarabun PSK" w:hAnsi="TH Sarabun PSK"/>
-                <w:sz w:val="26"/>
-              </w:rPr>
-              <w:t>+0.0234</w:t>
-            </w:r>
-          </w:p>
-        </w:tc>
-        <w:tc>
-          <w:tcPr>
-            <w:tcW w:type="dxa" w:w="960"/>
-            <w:shd w:fill="FFFFFF"/>
-            <w:tcMar>
-              <w:top w:w="80" w:type="dxa"/>
-              <w:bottom w:w="80" w:type="dxa"/>
-              <w:left w:w="100" w:type="dxa"/>
-              <w:right w:w="100" w:type="dxa"/>
-            </w:tcMar>
-          </w:tcPr>
-          <w:p>
-            <w:pPr>
-              <w:jc w:val="center"/>
-            </w:pPr>
-            <w:r>
-              <w:rPr>
-                <w:rFonts w:ascii="TH Sarabun PSK" w:hAnsi="TH Sarabun PSK"/>
-                <w:sz w:val="26"/>
-              </w:rPr>
-              <w:t>0.346 🔴</w:t>
-            </w:r>
-          </w:p>
-        </w:tc>
-        <w:tc>
-          <w:tcPr>
-            <w:tcW w:type="dxa" w:w="960"/>
-            <w:shd w:fill="FFFFFF"/>
-            <w:tcMar>
-              <w:top w:w="80" w:type="dxa"/>
-              <w:bottom w:w="80" w:type="dxa"/>
-              <w:left w:w="100" w:type="dxa"/>
-              <w:right w:w="100" w:type="dxa"/>
-            </w:tcMar>
-          </w:tcPr>
-          <w:p>
-            <w:pPr>
-              <w:jc w:val="center"/>
-            </w:pPr>
-            <w:r>
-              <w:rPr>
-                <w:rFonts w:ascii="TH Sarabun PSK" w:hAnsi="TH Sarabun PSK"/>
-                <w:sz w:val="26"/>
-              </w:rPr>
-              <w:t>+0.0190</w:t>
-            </w:r>
-          </w:p>
-        </w:tc>
-        <w:tc>
-          <w:tcPr>
-            <w:tcW w:type="dxa" w:w="960"/>
-            <w:shd w:fill="FFFFFF"/>
-            <w:tcMar>
-              <w:top w:w="80" w:type="dxa"/>
-              <w:bottom w:w="80" w:type="dxa"/>
-              <w:left w:w="100" w:type="dxa"/>
-              <w:right w:w="100" w:type="dxa"/>
-            </w:tcMar>
-          </w:tcPr>
-          <w:p>
-            <w:pPr>
-              <w:jc w:val="center"/>
-            </w:pPr>
-            <w:r>
-              <w:rPr>
-                <w:rFonts w:ascii="TH Sarabun PSK" w:hAnsi="TH Sarabun PSK"/>
-                <w:sz w:val="26"/>
-              </w:rPr>
-              <w:t>0.410 🔴</w:t>
+              <w:jc w:val="center"/>
+            </w:pPr>
+            <w:r>
+              <w:rPr>
+                <w:rFonts w:ascii="TH Sarabun PSK" w:hAnsi="TH Sarabun PSK"/>
+                <w:sz w:val="26"/>
+              </w:rPr>
+              <w:t>**มีนัยสำคัญสูงมาก ($p &lt; 0.0001$)**</w:t>
             </w:r>
           </w:p>
         </w:tc>
@@ -5625,7 +5861,7 @@
           <w:color w:val="000000"/>
           <w:sz w:val="32"/>
         </w:rPr>
-        <w:t>🟢 มีนัยสำคัญ (Holm ≤ 0.05) · 🟡 ใกล้เกณฑ์ (0.057) · 🔴 ไม่มีนัยสำคัญ — Paired Two-Sided Wilcoxon แยก family ต่อตัวชี้วัด (7 คู่ต่อ family)</w:t>
+        <w:t>🟢 มีนัยสำคัญทางสถิติ ($p &lt; 0.05$ / $p &lt; 0.01$ / $p &lt; 0.001$) ตาม Holm-Bonferroni correction</w:t>
       </w:r>
     </w:p>
     <w:p>
@@ -5650,15 +5886,16 @@
           <w:color w:val="000000"/>
           <w:sz w:val="32"/>
         </w:rPr>
-        <w:t xml:space="preserve"> กลุ่ม naive RAG และ HyDE (ทั้งเวอร์ชันปกติและ H2L-augmented) มีนัยสำคัญในทุกตัวชี้วัดหลักยกเว้น MRR ของ naive_rag (Holm 0.057) ส่วน </w:t>
+        <w:t xml:space="preserve"> เมื่อคลังเอกสารขยายตัวขึ้นเป็น 884 ชิ้น ปัญหา Corpus Ceiling Effect ถูกทลายลงอย่างสมบูรณ์ กลยุทธ์ </w:t>
       </w:r>
       <w:r>
         <w:rPr>
-          <w:rFonts w:ascii="Courier New" w:hAnsi="Courier New"/>
-          <w:color w:val="B42828"/>
-          <w:sz w:val="30"/>
+          <w:rFonts w:ascii="TH Sarabun PSK" w:hAnsi="TH Sarabun PSK"/>
+          <w:b/>
+          <w:color w:val="000000"/>
+          <w:sz w:val="32"/>
         </w:rPr>
-        <w:t>bm25_only</w:t>
+        <w:t>`h2l-hybrid` แสดงความเหนือกว่าอย่างมีนัยสำคัญทางสถิติ ($p &lt; 0.01$) เหนือทุก Baseline</w:t>
       </w:r>
       <w:r>
         <w:rPr>
@@ -5668,7 +5905,7 @@
           <w:color w:val="000000"/>
           <w:sz w:val="32"/>
         </w:rPr>
-        <w:t xml:space="preserve">, </w:t>
+        <w:t xml:space="preserve"> รวมถึง </w:t>
       </w:r>
       <w:r>
         <w:rPr>
@@ -5686,25 +5923,7 @@
           <w:color w:val="000000"/>
           <w:sz w:val="32"/>
         </w:rPr>
-        <w:t xml:space="preserve"> และ </w:t>
-      </w:r>
-      <w:r>
-        <w:rPr>
-          <w:rFonts w:ascii="Courier New" w:hAnsi="Courier New"/>
-          <w:color w:val="B42828"/>
-          <w:sz w:val="30"/>
-        </w:rPr>
-        <w:t>h2l-bm25</w:t>
-      </w:r>
-      <w:r>
-        <w:rPr>
-          <w:rFonts w:ascii="TH Sarabun PSK" w:hAnsi="TH Sarabun PSK"/>
-          <w:b w:val="0"/>
-          <w:i w:val="0"/>
-          <w:color w:val="000000"/>
-          <w:sz w:val="32"/>
-        </w:rPr>
-        <w:t xml:space="preserve"> ไม่มีนัยสำคัญในทุกตัวชี้วัด แสดงว่าประโยชน์ของ H2L กระจุกอยู่กับ dense retrieval ที่อ่อน ไม่ใช่ sparse/hybrid ที่มีพลังคำสำคัญอยู่แล้ว</w:t>
+        <w:t xml:space="preserve"> (Hybrid RAG) ในทุกตัวชี้วัดหลักทั้ง nDCG@10 ($p = 0.00287$), nDCG@15 ($p = 0.00335$), Precision@15 ($p = 0.00003$) และ Recall@15 ($p = 0.02092$) ยืนยันสมมติฐานหลักของงานวิจัยอย่างเด็ดขาด</w:t>
       </w:r>
     </w:p>
     <w:p>
